--- a/00-首页/学生讲义Word/胶体与表面物理化学-超级充实版（自学完整）.docx
+++ b/00-首页/学生讲义Word/胶体与表面物理化学-超级充实版（自学完整）.docx
@@ -2,7 +2,7 @@
 <file path=word/document.xml><?xml version="1.0" encoding="utf-8"?>
 <w:document xmlns:w="http://schemas.openxmlformats.org/wordprocessingml/2006/main" xmlns:m="http://schemas.openxmlformats.org/officeDocument/2006/math" xmlns:r="http://schemas.openxmlformats.org/officeDocument/2006/relationships" xmlns:o="urn:schemas-microsoft-com:office:office" xmlns:v="urn:schemas-microsoft-com:vml" xmlns:w10="urn:schemas-microsoft-com:office:word" xmlns:a="http://schemas.openxmlformats.org/drawingml/2006/main" xmlns:pic="http://schemas.openxmlformats.org/drawingml/2006/picture" xmlns:wp="http://schemas.openxmlformats.org/drawingml/2006/wordprocessingDrawing">
   <w:body>
-    <w:bookmarkStart w:id="62" w:name="第四轮4-7-胶体与表面物理化学冲刺班-自学完整"/>
+    <w:bookmarkStart w:id="56" w:name="第四轮4-7-胶体与表面物理化学冲刺班-自学完整"/>
     <w:p>
       <w:pPr>
         <w:pStyle w:val="Heading1"/>
@@ -205,7 +205,7 @@
             </w:pPr>
             <w:r>
               <w:rPr>
-                <w:rFonts w:hint="eastAsia" w:ascii="Times New Roman" w:hAnsi="Times New Roman" w:eastAsia="SimSun" w:cs="Times New Roman"/>
+                <w:rFonts w:hint="eastAsia" w:ascii="Times New Roman" w:hAnsi="Times New Roman" w:eastAsia="FangSong" w:cs="Times New Roman"/>
               </w:rPr>
               <w:t>说出胶体</w:t>
             </w:r>
@@ -217,7 +217,7 @@
             </w:r>
             <w:r>
               <w:rPr>
-                <w:rFonts w:hint="eastAsia" w:ascii="Times New Roman" w:hAnsi="Times New Roman" w:eastAsia="SimSun" w:cs="Times New Roman"/>
+                <w:rFonts w:hint="eastAsia" w:ascii="Times New Roman" w:hAnsi="Times New Roman" w:eastAsia="FangSong" w:cs="Times New Roman"/>
               </w:rPr>
               <w:t>亚稳定</w:t>
             </w:r>
@@ -229,7 +229,7 @@
             </w:r>
             <w:r>
               <w:rPr>
-                <w:rFonts w:hint="eastAsia" w:ascii="Times New Roman" w:hAnsi="Times New Roman" w:eastAsia="SimSun" w:cs="Times New Roman"/>
+                <w:rFonts w:hint="eastAsia" w:ascii="Times New Roman" w:hAnsi="Times New Roman" w:eastAsia="FangSong" w:cs="Times New Roman"/>
               </w:rPr>
               <w:t>的原因</w:t>
             </w:r>
@@ -241,7 +241,7 @@
             </w:r>
             <w:r>
               <w:rPr>
-                <w:rFonts w:hint="eastAsia" w:ascii="Times New Roman" w:hAnsi="Times New Roman" w:eastAsia="SimSun" w:cs="Times New Roman"/>
+                <w:rFonts w:hint="eastAsia" w:ascii="Times New Roman" w:hAnsi="Times New Roman" w:eastAsia="FangSong" w:cs="Times New Roman"/>
               </w:rPr>
               <w:t>动力稳定</w:t>
             </w:r>
@@ -253,7 +253,7 @@
             </w:r>
             <w:r>
               <w:rPr>
-                <w:rFonts w:hint="eastAsia" w:ascii="Times New Roman" w:hAnsi="Times New Roman" w:eastAsia="SimSun" w:cs="Times New Roman"/>
+                <w:rFonts w:hint="eastAsia" w:ascii="Times New Roman" w:hAnsi="Times New Roman" w:eastAsia="FangSong" w:cs="Times New Roman"/>
               </w:rPr>
               <w:t>热力学不稳定</w:t>
             </w:r>
@@ -274,7 +274,7 @@
             </w:pPr>
             <w:r>
               <w:rPr>
-                <w:rFonts w:hint="eastAsia" w:ascii="Times New Roman" w:hAnsi="Times New Roman" w:eastAsia="SimSun" w:cs="Times New Roman"/>
+                <w:rFonts w:hint="eastAsia" w:ascii="Times New Roman" w:hAnsi="Times New Roman" w:eastAsia="FangSong" w:cs="Times New Roman"/>
               </w:rPr>
               <w:t>能解释</w:t>
             </w:r>
@@ -286,7 +286,7 @@
             </w:r>
             <w:r>
               <w:rPr>
-                <w:rFonts w:hint="eastAsia" w:ascii="Times New Roman" w:hAnsi="Times New Roman" w:eastAsia="SimSun" w:cs="Times New Roman"/>
+                <w:rFonts w:hint="eastAsia" w:ascii="Times New Roman" w:hAnsi="Times New Roman" w:eastAsia="FangSong" w:cs="Times New Roman"/>
               </w:rPr>
               <w:t>为什么胶体既稳定又易聚沉</w:t>
             </w:r>
@@ -324,7 +324,7 @@
             </w:pPr>
             <w:r>
               <w:rPr>
-                <w:rFonts w:hint="eastAsia" w:ascii="Times New Roman" w:hAnsi="Times New Roman" w:eastAsia="SimSun" w:cs="Times New Roman"/>
+                <w:rFonts w:hint="eastAsia" w:ascii="Times New Roman" w:hAnsi="Times New Roman" w:eastAsia="FangSong" w:cs="Times New Roman"/>
               </w:rPr>
               <w:t xml:space="preserve">理解</w:t>
             </w:r>
@@ -342,7 +342,7 @@
             </w:r>
             <w:r>
               <w:rPr>
-                <w:rFonts w:hint="eastAsia" w:ascii="Times New Roman" w:hAnsi="Times New Roman" w:eastAsia="SimSun" w:cs="Times New Roman"/>
+                <w:rFonts w:hint="eastAsia" w:ascii="Times New Roman" w:hAnsi="Times New Roman" w:eastAsia="FangSong" w:cs="Times New Roman"/>
               </w:rPr>
               <w:t>低于</w:t>
             </w:r>
@@ -354,7 +354,7 @@
             </w:r>
             <w:r>
               <w:rPr>
-                <w:rFonts w:hint="eastAsia" w:ascii="Times New Roman" w:hAnsi="Times New Roman" w:eastAsia="SimSun" w:cs="Times New Roman"/>
+                <w:rFonts w:hint="eastAsia" w:ascii="Times New Roman" w:hAnsi="Times New Roman" w:eastAsia="FangSong" w:cs="Times New Roman"/>
               </w:rPr>
               <w:t>高于</w:t>
             </w:r>
@@ -366,7 +366,7 @@
             </w:r>
             <w:r>
               <w:rPr>
-                <w:rFonts w:hint="eastAsia" w:ascii="Times New Roman" w:hAnsi="Times New Roman" w:eastAsia="SimSun" w:cs="Times New Roman"/>
+                <w:rFonts w:hint="eastAsia" w:ascii="Times New Roman" w:hAnsi="Times New Roman" w:eastAsia="FangSong" w:cs="Times New Roman"/>
               </w:rPr>
               <w:t xml:space="preserve">表面活性剂行为差异</w:t>
             </w:r>
@@ -381,7 +381,7 @@
             </w:pPr>
             <w:r>
               <w:rPr>
-                <w:rFonts w:hint="eastAsia" w:ascii="Times New Roman" w:hAnsi="Times New Roman" w:eastAsia="SimSun" w:cs="Times New Roman"/>
+                <w:rFonts w:hint="eastAsia" w:ascii="Times New Roman" w:hAnsi="Times New Roman" w:eastAsia="FangSong" w:cs="Times New Roman"/>
               </w:rPr>
               <w:t xml:space="preserve">能解释</w:t>
             </w:r>
@@ -393,7 +393,7 @@
             </w:r>
             <w:r>
               <w:rPr>
-                <w:rFonts w:hint="eastAsia" w:ascii="Times New Roman" w:hAnsi="Times New Roman" w:eastAsia="SimSun" w:cs="Times New Roman"/>
+                <w:rFonts w:hint="eastAsia" w:ascii="Times New Roman" w:hAnsi="Times New Roman" w:eastAsia="FangSong" w:cs="Times New Roman"/>
               </w:rPr>
               <w:t xml:space="preserve">不是溶解度极限</w:t>
             </w:r>
@@ -425,7 +425,7 @@
             </w:pPr>
             <w:r>
               <w:rPr>
-                <w:rFonts w:hint="eastAsia" w:ascii="Times New Roman" w:hAnsi="Times New Roman" w:eastAsia="SimSun" w:cs="Times New Roman"/>
+                <w:rFonts w:hint="eastAsia" w:ascii="Times New Roman" w:hAnsi="Times New Roman" w:eastAsia="FangSong" w:cs="Times New Roman"/>
               </w:rPr>
               <w:t xml:space="preserve">会用</w:t>
             </w:r>
@@ -437,7 +437,7 @@
             </w:r>
             <w:r>
               <w:rPr>
-                <w:rFonts w:hint="eastAsia" w:ascii="Times New Roman" w:hAnsi="Times New Roman" w:eastAsia="SimSun" w:cs="Times New Roman"/>
+                <w:rFonts w:hint="eastAsia" w:ascii="Times New Roman" w:hAnsi="Times New Roman" w:eastAsia="FangSong" w:cs="Times New Roman"/>
               </w:rPr>
               <w:t>等温式做定量计算</w:t>
             </w:r>
@@ -458,7 +458,7 @@
             </w:pPr>
             <w:r>
               <w:rPr>
-                <w:rFonts w:hint="eastAsia" w:ascii="Times New Roman" w:hAnsi="Times New Roman" w:eastAsia="SimSun" w:cs="Times New Roman"/>
+                <w:rFonts w:hint="eastAsia" w:ascii="Times New Roman" w:hAnsi="Times New Roman" w:eastAsia="FangSong" w:cs="Times New Roman"/>
               </w:rPr>
               <w:t xml:space="preserve">线性化</w:t>
             </w:r>
@@ -470,7 +470,7 @@
             </w:r>
             <w:r>
               <w:rPr>
-                <w:rFonts w:hint="eastAsia" w:ascii="Times New Roman" w:hAnsi="Times New Roman" w:eastAsia="SimSun" w:cs="Times New Roman"/>
+                <w:rFonts w:hint="eastAsia" w:ascii="Times New Roman" w:hAnsi="Times New Roman" w:eastAsia="FangSong" w:cs="Times New Roman"/>
               </w:rPr>
               <w:t xml:space="preserve">回归</w:t>
             </w:r>
@@ -508,7 +508,7 @@
             </w:pPr>
             <w:r>
               <w:rPr>
-                <w:rFonts w:hint="eastAsia" w:ascii="Times New Roman" w:hAnsi="Times New Roman" w:eastAsia="SimSun" w:cs="Times New Roman"/>
+                <w:rFonts w:hint="eastAsia" w:ascii="Times New Roman" w:hAnsi="Times New Roman" w:eastAsia="FangSong" w:cs="Times New Roman"/>
               </w:rPr>
               <w:t xml:space="preserve">用</w:t>
             </w:r>
@@ -520,7 +520,7 @@
             </w:r>
             <w:r>
               <w:rPr>
-                <w:rFonts w:hint="eastAsia" w:ascii="Times New Roman" w:hAnsi="Times New Roman" w:eastAsia="SimSun" w:cs="Times New Roman"/>
+                <w:rFonts w:hint="eastAsia" w:ascii="Times New Roman" w:hAnsi="Times New Roman" w:eastAsia="FangSong" w:cs="Times New Roman"/>
               </w:rPr>
               <w:t xml:space="preserve">规则比较电解质聚沉能力</w:t>
             </w:r>
@@ -541,7 +541,7 @@
             </w:r>
             <w:r>
               <w:rPr>
-                <w:rFonts w:hint="eastAsia" w:ascii="Times New Roman" w:hAnsi="Times New Roman" w:eastAsia="SimSun" w:cs="Times New Roman"/>
+                <w:rFonts w:hint="eastAsia" w:ascii="Times New Roman" w:hAnsi="Times New Roman" w:eastAsia="FangSong" w:cs="Times New Roman"/>
               </w:rPr>
               <w:t xml:space="preserve">数值脱口而出</w:t>
             </w:r>
@@ -573,7 +573,7 @@
             </w:pPr>
             <w:r>
               <w:rPr>
-                <w:rFonts w:hint="eastAsia" w:ascii="Times New Roman" w:hAnsi="Times New Roman" w:eastAsia="SimSun" w:cs="Times New Roman"/>
+                <w:rFonts w:hint="eastAsia" w:ascii="Times New Roman" w:hAnsi="Times New Roman" w:eastAsia="FangSong" w:cs="Times New Roman"/>
               </w:rPr>
               <w:t>区分物理</w:t>
             </w:r>
@@ -585,7 +585,7 @@
             </w:r>
             <w:r>
               <w:rPr>
-                <w:rFonts w:hint="eastAsia" w:ascii="Times New Roman" w:hAnsi="Times New Roman" w:eastAsia="SimSun" w:cs="Times New Roman"/>
+                <w:rFonts w:hint="eastAsia" w:ascii="Times New Roman" w:hAnsi="Times New Roman" w:eastAsia="FangSong" w:cs="Times New Roman"/>
               </w:rPr>
               <w:t>化学吸附</w:t>
             </w:r>
@@ -597,7 +597,7 @@
             </w:r>
             <w:r>
               <w:rPr>
-                <w:rFonts w:hint="eastAsia" w:ascii="Times New Roman" w:hAnsi="Times New Roman" w:eastAsia="SimSun" w:cs="Times New Roman"/>
+                <w:rFonts w:hint="eastAsia" w:ascii="Times New Roman" w:hAnsi="Times New Roman" w:eastAsia="FangSong" w:cs="Times New Roman"/>
               </w:rPr>
               <w:t>单层</w:t>
             </w:r>
@@ -609,7 +609,7 @@
             </w:r>
             <w:r>
               <w:rPr>
-                <w:rFonts w:hint="eastAsia" w:ascii="Times New Roman" w:hAnsi="Times New Roman" w:eastAsia="SimSun" w:cs="Times New Roman"/>
+                <w:rFonts w:hint="eastAsia" w:ascii="Times New Roman" w:hAnsi="Times New Roman" w:eastAsia="FangSong" w:cs="Times New Roman"/>
               </w:rPr>
               <w:t>多层吸附</w:t>
             </w:r>
@@ -624,7 +624,7 @@
             </w:pPr>
             <w:r>
               <w:rPr>
-                <w:rFonts w:hint="eastAsia" w:ascii="Times New Roman" w:hAnsi="Times New Roman" w:eastAsia="SimSun" w:cs="Times New Roman"/>
+                <w:rFonts w:hint="eastAsia" w:ascii="Times New Roman" w:hAnsi="Times New Roman" w:eastAsia="FangSong" w:cs="Times New Roman"/>
               </w:rPr>
               <w:t xml:space="preserve">能选对</w:t>
             </w:r>
@@ -636,7 +636,7 @@
             </w:r>
             <w:r>
               <w:rPr>
-                <w:rFonts w:hint="eastAsia" w:ascii="Times New Roman" w:hAnsi="Times New Roman" w:eastAsia="SimSun" w:cs="Times New Roman"/>
+                <w:rFonts w:hint="eastAsia" w:ascii="Times New Roman" w:hAnsi="Times New Roman" w:eastAsia="FangSong" w:cs="Times New Roman"/>
               </w:rPr>
               <w:t xml:space="preserve">场景</w:t>
             </w:r>
@@ -692,7 +692,7 @@
       </w:pPr>
       <w:r>
         <w:rPr>
-          <w:rFonts w:hint="eastAsia" w:ascii="Times New Roman" w:hAnsi="Times New Roman" w:eastAsia="SimSun" w:cs="Times New Roman"/>
+          <w:rFonts w:hint="eastAsia" w:ascii="Times New Roman" w:hAnsi="Times New Roman" w:eastAsia="FangSong" w:cs="Times New Roman"/>
         </w:rPr>
         <w:t>冲突一</w:t>
       </w:r>
@@ -704,7 +704,7 @@
       </w:r>
       <w:r>
         <w:rPr>
-          <w:rFonts w:hint="eastAsia" w:ascii="Times New Roman" w:hAnsi="Times New Roman" w:eastAsia="SimSun" w:cs="Times New Roman"/>
+          <w:rFonts w:hint="eastAsia" w:ascii="Times New Roman" w:hAnsi="Times New Roman" w:eastAsia="FangSong" w:cs="Times New Roman"/>
         </w:rPr>
         <w:t>胶体是</w:t>
       </w:r>
@@ -716,7 +716,7 @@
       </w:r>
       <w:r>
         <w:rPr>
-          <w:rFonts w:hint="eastAsia" w:ascii="Times New Roman" w:hAnsi="Times New Roman" w:eastAsia="SimSun" w:cs="Times New Roman"/>
+          <w:rFonts w:hint="eastAsia" w:ascii="Times New Roman" w:hAnsi="Times New Roman" w:eastAsia="FangSong" w:cs="Times New Roman"/>
         </w:rPr>
         <w:t>又稳定又不稳定</w:t>
       </w:r>
@@ -728,7 +728,7 @@
       </w:r>
       <w:r>
         <w:rPr>
-          <w:rFonts w:hint="eastAsia" w:ascii="Times New Roman" w:hAnsi="Times New Roman" w:eastAsia="SimSun" w:cs="Times New Roman"/>
+          <w:rFonts w:hint="eastAsia" w:ascii="Times New Roman" w:hAnsi="Times New Roman" w:eastAsia="FangSong" w:cs="Times New Roman"/>
         </w:rPr>
         <w:t>的矛盾体</w:t>
       </w:r>
@@ -740,7 +740,7 @@
       </w:r>
       <w:r>
         <w:rPr>
-          <w:rFonts w:hint="eastAsia" w:ascii="Times New Roman" w:hAnsi="Times New Roman" w:eastAsia="SimSun" w:cs="Times New Roman"/>
+          <w:rFonts w:hint="eastAsia" w:ascii="Times New Roman" w:hAnsi="Times New Roman" w:eastAsia="FangSong" w:cs="Times New Roman"/>
         </w:rPr>
         <w:t>胶体粒子小</w:t>
       </w:r>
@@ -752,7 +752,7 @@
       </w:r>
       <w:r>
         <w:rPr>
-          <w:rFonts w:hint="eastAsia" w:ascii="Times New Roman" w:hAnsi="Times New Roman" w:eastAsia="SimSun" w:cs="Times New Roman"/>
+          <w:rFonts w:hint="eastAsia" w:ascii="Times New Roman" w:hAnsi="Times New Roman" w:eastAsia="FangSong" w:cs="Times New Roman"/>
         </w:rPr>
         <w:t>布朗运动强</w:t>
       </w:r>
@@ -764,7 +764,7 @@
       </w:r>
       <w:r>
         <w:rPr>
-          <w:rFonts w:hint="eastAsia" w:ascii="Times New Roman" w:hAnsi="Times New Roman" w:eastAsia="SimSun" w:cs="Times New Roman"/>
+          <w:rFonts w:hint="eastAsia" w:ascii="Times New Roman" w:hAnsi="Times New Roman" w:eastAsia="FangSong" w:cs="Times New Roman"/>
           <w:b/>
           <w:bCs/>
         </w:rPr>
@@ -778,7 +778,7 @@
       </w:r>
       <w:r>
         <w:rPr>
-          <w:rFonts w:hint="eastAsia" w:ascii="Times New Roman" w:hAnsi="Times New Roman" w:eastAsia="SimSun" w:cs="Times New Roman"/>
+          <w:rFonts w:hint="eastAsia" w:ascii="Times New Roman" w:hAnsi="Times New Roman" w:eastAsia="FangSong" w:cs="Times New Roman"/>
         </w:rPr>
         <w:t>不沉降</w:t>
       </w:r>
@@ -790,7 +790,7 @@
       </w:r>
       <w:r>
         <w:rPr>
-          <w:rFonts w:hint="eastAsia" w:ascii="Times New Roman" w:hAnsi="Times New Roman" w:eastAsia="SimSun" w:cs="Times New Roman"/>
+          <w:rFonts w:hint="eastAsia" w:ascii="Times New Roman" w:hAnsi="Times New Roman" w:eastAsia="FangSong" w:cs="Times New Roman"/>
         </w:rPr>
         <w:t>但分散度大</w:t>
       </w:r>
@@ -802,7 +802,7 @@
       </w:r>
       <w:r>
         <w:rPr>
-          <w:rFonts w:hint="eastAsia" w:ascii="Times New Roman" w:hAnsi="Times New Roman" w:eastAsia="SimSun" w:cs="Times New Roman"/>
+          <w:rFonts w:hint="eastAsia" w:ascii="Times New Roman" w:hAnsi="Times New Roman" w:eastAsia="FangSong" w:cs="Times New Roman"/>
         </w:rPr>
         <w:t>表面能高</w:t>
       </w:r>
@@ -814,7 +814,7 @@
       </w:r>
       <w:r>
         <w:rPr>
-          <w:rFonts w:hint="eastAsia" w:ascii="Times New Roman" w:hAnsi="Times New Roman" w:eastAsia="SimSun" w:cs="Times New Roman"/>
+          <w:rFonts w:hint="eastAsia" w:ascii="Times New Roman" w:hAnsi="Times New Roman" w:eastAsia="FangSong" w:cs="Times New Roman"/>
           <w:b/>
           <w:bCs/>
         </w:rPr>
@@ -828,7 +828,7 @@
       </w:r>
       <w:r>
         <w:rPr>
-          <w:rFonts w:hint="eastAsia" w:ascii="Times New Roman" w:hAnsi="Times New Roman" w:eastAsia="SimSun" w:cs="Times New Roman"/>
+          <w:rFonts w:hint="eastAsia" w:ascii="Times New Roman" w:hAnsi="Times New Roman" w:eastAsia="FangSong" w:cs="Times New Roman"/>
         </w:rPr>
         <w:t>倾向聚沉</w:t>
       </w:r>
@@ -840,13 +840,13 @@
       </w:r>
       <w:r>
         <w:rPr>
-          <w:rFonts w:hint="eastAsia" w:ascii="Times New Roman" w:hAnsi="Times New Roman" w:eastAsia="SimSun" w:cs="Times New Roman"/>
+          <w:rFonts w:hint="eastAsia" w:ascii="Times New Roman" w:hAnsi="Times New Roman" w:eastAsia="FangSong" w:cs="Times New Roman"/>
         </w:rPr>
         <w:t>所以胶体是</w:t>
       </w:r>
       <w:r>
         <w:rPr>
-          <w:rFonts w:hint="eastAsia" w:ascii="Times New Roman" w:hAnsi="Times New Roman" w:eastAsia="SimSun" w:cs="Times New Roman"/>
+          <w:rFonts w:hint="eastAsia" w:ascii="Times New Roman" w:hAnsi="Times New Roman" w:eastAsia="FangSong" w:cs="Times New Roman"/>
           <w:b/>
           <w:bCs/>
         </w:rPr>
@@ -854,7 +854,7 @@
       </w:r>
       <w:r>
         <w:rPr>
-          <w:rFonts w:hint="eastAsia" w:ascii="Times New Roman" w:hAnsi="Times New Roman" w:eastAsia="SimSun" w:cs="Times New Roman"/>
+          <w:rFonts w:hint="eastAsia" w:ascii="Times New Roman" w:hAnsi="Times New Roman" w:eastAsia="FangSong" w:cs="Times New Roman"/>
         </w:rPr>
         <w:t>的</w:t>
       </w:r>
@@ -866,7 +866,7 @@
       </w:r>
       <w:r>
         <w:rPr>
-          <w:rFonts w:hint="eastAsia" w:ascii="Times New Roman" w:hAnsi="Times New Roman" w:eastAsia="SimSun" w:cs="Times New Roman"/>
+          <w:rFonts w:hint="eastAsia" w:ascii="Times New Roman" w:hAnsi="Times New Roman" w:eastAsia="FangSong" w:cs="Times New Roman"/>
         </w:rPr>
         <w:t>稳定是</w:t>
       </w:r>
@@ -878,7 +878,7 @@
       </w:r>
       <w:r>
         <w:rPr>
-          <w:rFonts w:hint="eastAsia" w:ascii="Times New Roman" w:hAnsi="Times New Roman" w:eastAsia="SimSun" w:cs="Times New Roman"/>
+          <w:rFonts w:hint="eastAsia" w:ascii="Times New Roman" w:hAnsi="Times New Roman" w:eastAsia="FangSong" w:cs="Times New Roman"/>
         </w:rPr>
         <w:t>假象</w:t>
       </w:r>
@@ -890,7 +890,7 @@
       </w:r>
       <w:r>
         <w:rPr>
-          <w:rFonts w:hint="eastAsia" w:ascii="Times New Roman" w:hAnsi="Times New Roman" w:eastAsia="SimSun" w:cs="Times New Roman"/>
+          <w:rFonts w:hint="eastAsia" w:ascii="Times New Roman" w:hAnsi="Times New Roman" w:eastAsia="FangSong" w:cs="Times New Roman"/>
         </w:rPr>
         <w:t>聚沉是</w:t>
       </w:r>
@@ -902,7 +902,7 @@
       </w:r>
       <w:r>
         <w:rPr>
-          <w:rFonts w:hint="eastAsia" w:ascii="Times New Roman" w:hAnsi="Times New Roman" w:eastAsia="SimSun" w:cs="Times New Roman"/>
+          <w:rFonts w:hint="eastAsia" w:ascii="Times New Roman" w:hAnsi="Times New Roman" w:eastAsia="FangSong" w:cs="Times New Roman"/>
         </w:rPr>
         <w:t>趋势</w:t>
       </w:r>
@@ -914,7 +914,7 @@
       </w:r>
       <w:r>
         <w:rPr>
-          <w:rFonts w:hint="eastAsia" w:ascii="Times New Roman" w:hAnsi="Times New Roman" w:eastAsia="SimSun" w:cs="Times New Roman"/>
+          <w:rFonts w:hint="eastAsia" w:ascii="Times New Roman" w:hAnsi="Times New Roman" w:eastAsia="FangSong" w:cs="Times New Roman"/>
         </w:rPr>
         <w:t>突破</w:t>
       </w:r>
@@ -926,7 +926,7 @@
       </w:r>
       <w:r>
         <w:rPr>
-          <w:rFonts w:hint="eastAsia" w:ascii="Times New Roman" w:hAnsi="Times New Roman" w:eastAsia="SimSun" w:cs="Times New Roman"/>
+          <w:rFonts w:hint="eastAsia" w:ascii="Times New Roman" w:hAnsi="Times New Roman" w:eastAsia="FangSong" w:cs="Times New Roman"/>
         </w:rPr>
         <w:t>稳定</w:t>
       </w:r>
@@ -938,7 +938,7 @@
       </w:r>
       <w:r>
         <w:rPr>
-          <w:rFonts w:hint="eastAsia" w:ascii="Times New Roman" w:hAnsi="Times New Roman" w:eastAsia="SimSun" w:cs="Times New Roman"/>
+          <w:rFonts w:hint="eastAsia" w:ascii="Times New Roman" w:hAnsi="Times New Roman" w:eastAsia="FangSong" w:cs="Times New Roman"/>
         </w:rPr>
         <w:t>聚沉之争的钥匙是</w:t>
       </w:r>
@@ -958,7 +958,7 @@
       </w:r>
       <w:r>
         <w:rPr>
-          <w:rFonts w:hint="eastAsia" w:ascii="Times New Roman" w:hAnsi="Times New Roman" w:eastAsia="SimSun" w:cs="Times New Roman"/>
+          <w:rFonts w:hint="eastAsia" w:ascii="Times New Roman" w:hAnsi="Times New Roman" w:eastAsia="FangSong" w:cs="Times New Roman"/>
           <w:b/>
           <w:bCs/>
         </w:rPr>
@@ -977,7 +977,7 @@
       </w:pPr>
       <w:r>
         <w:rPr>
-          <w:rFonts w:hint="eastAsia" w:ascii="Times New Roman" w:hAnsi="Times New Roman" w:eastAsia="SimSun" w:cs="Times New Roman"/>
+          <w:rFonts w:hint="eastAsia" w:ascii="Times New Roman" w:hAnsi="Times New Roman" w:eastAsia="FangSong" w:cs="Times New Roman"/>
         </w:rPr>
         <w:t>冲突二</w:t>
       </w:r>
@@ -995,7 +995,7 @@
       </w:r>
       <w:r>
         <w:rPr>
-          <w:rFonts w:hint="eastAsia" w:ascii="Times New Roman" w:hAnsi="Times New Roman" w:eastAsia="SimSun" w:cs="Times New Roman"/>
+          <w:rFonts w:hint="eastAsia" w:ascii="Times New Roman" w:hAnsi="Times New Roman" w:eastAsia="FangSong" w:cs="Times New Roman"/>
         </w:rPr>
         <w:t>不是</w:t>
       </w:r>
@@ -1007,7 +1007,7 @@
       </w:r>
       <w:r>
         <w:rPr>
-          <w:rFonts w:hint="eastAsia" w:ascii="Times New Roman" w:hAnsi="Times New Roman" w:eastAsia="SimSun" w:cs="Times New Roman"/>
+          <w:rFonts w:hint="eastAsia" w:ascii="Times New Roman" w:hAnsi="Times New Roman" w:eastAsia="FangSong" w:cs="Times New Roman"/>
         </w:rPr>
         <w:t>溶解度极限</w:t>
       </w:r>
@@ -1031,7 +1031,7 @@
       </w:r>
       <w:r>
         <w:rPr>
-          <w:rFonts w:hint="eastAsia" w:ascii="Times New Roman" w:hAnsi="Times New Roman" w:eastAsia="SimSun" w:cs="Times New Roman"/>
+          <w:rFonts w:hint="eastAsia" w:ascii="Times New Roman" w:hAnsi="Times New Roman" w:eastAsia="FangSong" w:cs="Times New Roman"/>
         </w:rPr>
         <w:t>不是表面活性剂</w:t>
       </w:r>
@@ -1043,7 +1043,7 @@
       </w:r>
       <w:r>
         <w:rPr>
-          <w:rFonts w:hint="eastAsia" w:ascii="Times New Roman" w:hAnsi="Times New Roman" w:eastAsia="SimSun" w:cs="Times New Roman"/>
+          <w:rFonts w:hint="eastAsia" w:ascii="Times New Roman" w:hAnsi="Times New Roman" w:eastAsia="FangSong" w:cs="Times New Roman"/>
         </w:rPr>
         <w:t>溶到不能再溶</w:t>
       </w:r>
@@ -1055,7 +1055,7 @@
       </w:r>
       <w:r>
         <w:rPr>
-          <w:rFonts w:hint="eastAsia" w:ascii="Times New Roman" w:hAnsi="Times New Roman" w:eastAsia="SimSun" w:cs="Times New Roman"/>
+          <w:rFonts w:hint="eastAsia" w:ascii="Times New Roman" w:hAnsi="Times New Roman" w:eastAsia="FangSong" w:cs="Times New Roman"/>
         </w:rPr>
         <w:t>的点</w:t>
       </w:r>
@@ -1067,13 +1067,13 @@
       </w:r>
       <w:r>
         <w:rPr>
-          <w:rFonts w:hint="eastAsia" w:ascii="Times New Roman" w:hAnsi="Times New Roman" w:eastAsia="SimSun" w:cs="Times New Roman"/>
+          <w:rFonts w:hint="eastAsia" w:ascii="Times New Roman" w:hAnsi="Times New Roman" w:eastAsia="FangSong" w:cs="Times New Roman"/>
         </w:rPr>
         <w:t>而是</w:t>
       </w:r>
       <w:r>
         <w:rPr>
-          <w:rFonts w:hint="eastAsia" w:ascii="Times New Roman" w:hAnsi="Times New Roman" w:eastAsia="SimSun" w:cs="Times New Roman"/>
+          <w:rFonts w:hint="eastAsia" w:ascii="Times New Roman" w:hAnsi="Times New Roman" w:eastAsia="FangSong" w:cs="Times New Roman"/>
           <w:b/>
           <w:bCs/>
         </w:rPr>
@@ -1087,7 +1087,7 @@
       </w:r>
       <w:r>
         <w:rPr>
-          <w:rFonts w:hint="eastAsia" w:ascii="Times New Roman" w:hAnsi="Times New Roman" w:eastAsia="SimSun" w:cs="Times New Roman"/>
+          <w:rFonts w:hint="eastAsia" w:ascii="Times New Roman" w:hAnsi="Times New Roman" w:eastAsia="FangSong" w:cs="Times New Roman"/>
         </w:rPr>
         <w:t>低于</w:t>
       </w:r>
@@ -1099,7 +1099,7 @@
       </w:r>
       <w:r>
         <w:rPr>
-          <w:rFonts w:hint="eastAsia" w:ascii="Times New Roman" w:hAnsi="Times New Roman" w:eastAsia="SimSun" w:cs="Times New Roman"/>
+          <w:rFonts w:hint="eastAsia" w:ascii="Times New Roman" w:hAnsi="Times New Roman" w:eastAsia="FangSong" w:cs="Times New Roman"/>
         </w:rPr>
         <w:t>时分子分散在界面</w:t>
       </w:r>
@@ -1111,7 +1111,7 @@
       </w:r>
       <w:r>
         <w:rPr>
-          <w:rFonts w:hint="eastAsia" w:ascii="Times New Roman" w:hAnsi="Times New Roman" w:eastAsia="SimSun" w:cs="Times New Roman"/>
+          <w:rFonts w:hint="eastAsia" w:ascii="Times New Roman" w:hAnsi="Times New Roman" w:eastAsia="FangSong" w:cs="Times New Roman"/>
         </w:rPr>
         <w:t>高于</w:t>
       </w:r>
@@ -1123,7 +1123,7 @@
       </w:r>
       <w:r>
         <w:rPr>
-          <w:rFonts w:hint="eastAsia" w:ascii="Times New Roman" w:hAnsi="Times New Roman" w:eastAsia="SimSun" w:cs="Times New Roman"/>
+          <w:rFonts w:hint="eastAsia" w:ascii="Times New Roman" w:hAnsi="Times New Roman" w:eastAsia="FangSong" w:cs="Times New Roman"/>
         </w:rPr>
         <w:t>后多余分子抱团成胶束</w:t>
       </w:r>
@@ -1135,7 +1135,7 @@
       </w:r>
       <w:r>
         <w:rPr>
-          <w:rFonts w:hint="eastAsia" w:ascii="Times New Roman" w:hAnsi="Times New Roman" w:eastAsia="SimSun" w:cs="Times New Roman"/>
+          <w:rFonts w:hint="eastAsia" w:ascii="Times New Roman" w:hAnsi="Times New Roman" w:eastAsia="FangSong" w:cs="Times New Roman"/>
         </w:rPr>
         <w:t>把疏水尾藏进内核</w:t>
       </w:r>
@@ -1147,7 +1147,7 @@
       </w:r>
       <w:r>
         <w:rPr>
-          <w:rFonts w:hint="eastAsia" w:ascii="Times New Roman" w:hAnsi="Times New Roman" w:eastAsia="SimSun" w:cs="Times New Roman"/>
+          <w:rFonts w:hint="eastAsia" w:ascii="Times New Roman" w:hAnsi="Times New Roman" w:eastAsia="FangSong" w:cs="Times New Roman"/>
         </w:rPr>
         <w:t>亲水头露在水相</w:t>
       </w:r>
@@ -1159,7 +1159,7 @@
       </w:r>
       <w:r>
         <w:rPr>
-          <w:rFonts w:hint="eastAsia" w:ascii="Times New Roman" w:hAnsi="Times New Roman" w:eastAsia="SimSun" w:cs="Times New Roman"/>
+          <w:rFonts w:hint="eastAsia" w:ascii="Times New Roman" w:hAnsi="Times New Roman" w:eastAsia="FangSong" w:cs="Times New Roman"/>
         </w:rPr>
         <w:t>突破</w:t>
       </w:r>
@@ -1171,13 +1171,13 @@
       </w:r>
       <w:r>
         <w:rPr>
-          <w:rFonts w:hint="eastAsia" w:ascii="Times New Roman" w:hAnsi="Times New Roman" w:eastAsia="SimSun" w:cs="Times New Roman"/>
+          <w:rFonts w:hint="eastAsia" w:ascii="Times New Roman" w:hAnsi="Times New Roman" w:eastAsia="FangSong" w:cs="Times New Roman"/>
         </w:rPr>
         <w:t>胶束形成是</w:t>
       </w:r>
       <w:r>
         <w:rPr>
-          <w:rFonts w:hint="eastAsia" w:ascii="Times New Roman" w:hAnsi="Times New Roman" w:eastAsia="SimSun" w:cs="Times New Roman"/>
+          <w:rFonts w:hint="eastAsia" w:ascii="Times New Roman" w:hAnsi="Times New Roman" w:eastAsia="FangSong" w:cs="Times New Roman"/>
           <w:b/>
           <w:bCs/>
         </w:rPr>
@@ -1191,7 +1191,7 @@
       </w:r>
       <w:r>
         <w:rPr>
-          <w:rFonts w:hint="eastAsia" w:ascii="Times New Roman" w:hAnsi="Times New Roman" w:eastAsia="SimSun" w:cs="Times New Roman"/>
+          <w:rFonts w:hint="eastAsia" w:ascii="Times New Roman" w:hAnsi="Times New Roman" w:eastAsia="FangSong" w:cs="Times New Roman"/>
         </w:rPr>
         <w:t>不是溶解</w:t>
       </w:r>
@@ -1208,7 +1208,7 @@
       </w:pPr>
       <w:r>
         <w:rPr>
-          <w:rFonts w:hint="eastAsia" w:ascii="Times New Roman" w:hAnsi="Times New Roman" w:eastAsia="SimSun" w:cs="Times New Roman"/>
+          <w:rFonts w:hint="eastAsia" w:ascii="Times New Roman" w:hAnsi="Times New Roman" w:eastAsia="FangSong" w:cs="Times New Roman"/>
         </w:rPr>
         <w:t>冲突三</w:t>
       </w:r>
@@ -1220,7 +1220,7 @@
       </w:r>
       <w:r>
         <w:rPr>
-          <w:rFonts w:hint="eastAsia" w:ascii="Times New Roman" w:hAnsi="Times New Roman" w:eastAsia="SimSun" w:cs="Times New Roman"/>
+          <w:rFonts w:hint="eastAsia" w:ascii="Times New Roman" w:hAnsi="Times New Roman" w:eastAsia="FangSong" w:cs="Times New Roman"/>
         </w:rPr>
         <w:t>表面张力是</w:t>
       </w:r>
@@ -1232,7 +1232,7 @@
       </w:r>
       <w:r>
         <w:rPr>
-          <w:rFonts w:hint="eastAsia" w:ascii="Times New Roman" w:hAnsi="Times New Roman" w:eastAsia="SimSun" w:cs="Times New Roman"/>
+          <w:rFonts w:hint="eastAsia" w:ascii="Times New Roman" w:hAnsi="Times New Roman" w:eastAsia="FangSong" w:cs="Times New Roman"/>
         </w:rPr>
         <w:t>能量</w:t>
       </w:r>
@@ -1244,7 +1244,7 @@
       </w:r>
       <w:r>
         <w:rPr>
-          <w:rFonts w:hint="eastAsia" w:ascii="Times New Roman" w:hAnsi="Times New Roman" w:eastAsia="SimSun" w:cs="Times New Roman"/>
+          <w:rFonts w:hint="eastAsia" w:ascii="Times New Roman" w:hAnsi="Times New Roman" w:eastAsia="FangSong" w:cs="Times New Roman"/>
         </w:rPr>
         <w:t>长度</w:t>
       </w:r>
@@ -1256,7 +1256,7 @@
       </w:r>
       <w:r>
         <w:rPr>
-          <w:rFonts w:hint="eastAsia" w:ascii="Times New Roman" w:hAnsi="Times New Roman" w:eastAsia="SimSun" w:cs="Times New Roman"/>
+          <w:rFonts w:hint="eastAsia" w:ascii="Times New Roman" w:hAnsi="Times New Roman" w:eastAsia="FangSong" w:cs="Times New Roman"/>
         </w:rPr>
         <w:t>不是</w:t>
       </w:r>
@@ -1268,7 +1268,7 @@
       </w:r>
       <w:r>
         <w:rPr>
-          <w:rFonts w:hint="eastAsia" w:ascii="Times New Roman" w:hAnsi="Times New Roman" w:eastAsia="SimSun" w:cs="Times New Roman"/>
+          <w:rFonts w:hint="eastAsia" w:ascii="Times New Roman" w:hAnsi="Times New Roman" w:eastAsia="FangSong" w:cs="Times New Roman"/>
         </w:rPr>
         <w:t>力</w:t>
       </w:r>
@@ -1280,7 +1280,7 @@
       </w:r>
       <w:r>
         <w:rPr>
-          <w:rFonts w:hint="eastAsia" w:ascii="Times New Roman" w:hAnsi="Times New Roman" w:eastAsia="SimSun" w:cs="Times New Roman"/>
+          <w:rFonts w:hint="eastAsia" w:ascii="Times New Roman" w:hAnsi="Times New Roman" w:eastAsia="FangSong" w:cs="Times New Roman"/>
         </w:rPr>
         <w:t>长度</w:t>
       </w:r>
@@ -1292,7 +1292,7 @@
       </w:r>
       <w:r>
         <w:rPr>
-          <w:rFonts w:hint="eastAsia" w:ascii="Times New Roman" w:hAnsi="Times New Roman" w:eastAsia="SimSun" w:cs="Times New Roman"/>
+          <w:rFonts w:hint="eastAsia" w:ascii="Times New Roman" w:hAnsi="Times New Roman" w:eastAsia="FangSong" w:cs="Times New Roman"/>
         </w:rPr>
         <w:t>的两回事</w:t>
       </w:r>
@@ -1304,7 +1304,7 @@
       </w:r>
       <w:r>
         <w:rPr>
-          <w:rFonts w:hint="eastAsia" w:ascii="Times New Roman" w:hAnsi="Times New Roman" w:eastAsia="SimSun" w:cs="Times New Roman"/>
+          <w:rFonts w:hint="eastAsia" w:ascii="Times New Roman" w:hAnsi="Times New Roman" w:eastAsia="FangSong" w:cs="Times New Roman"/>
         </w:rPr>
         <w:t>表面张力数值上等于表面自由能</w:t>
       </w:r>
@@ -1341,7 +1341,7 @@
       </w:r>
       <w:r>
         <w:rPr>
-          <w:rFonts w:hint="eastAsia" w:ascii="Times New Roman" w:hAnsi="Times New Roman" w:eastAsia="SimSun" w:cs="Times New Roman"/>
+          <w:rFonts w:hint="eastAsia" w:ascii="Times New Roman" w:hAnsi="Times New Roman" w:eastAsia="FangSong" w:cs="Times New Roman"/>
         </w:rPr>
         <w:t>同一物理量的两种单位</w:t>
       </w:r>
@@ -1353,7 +1353,7 @@
       </w:r>
       <w:r>
         <w:rPr>
-          <w:rFonts w:hint="eastAsia" w:ascii="Times New Roman" w:hAnsi="Times New Roman" w:eastAsia="SimSun" w:cs="Times New Roman"/>
+          <w:rFonts w:hint="eastAsia" w:ascii="Times New Roman" w:hAnsi="Times New Roman" w:eastAsia="FangSong" w:cs="Times New Roman"/>
         </w:rPr>
         <w:t>突破</w:t>
       </w:r>
@@ -1365,7 +1365,7 @@
       </w:r>
       <w:r>
         <w:rPr>
-          <w:rFonts w:hint="eastAsia" w:ascii="Times New Roman" w:hAnsi="Times New Roman" w:eastAsia="SimSun" w:cs="Times New Roman"/>
+          <w:rFonts w:hint="eastAsia" w:ascii="Times New Roman" w:hAnsi="Times New Roman" w:eastAsia="FangSong" w:cs="Times New Roman"/>
         </w:rPr>
         <w:t>讲表面张力时心里想的是</w:t>
       </w:r>
@@ -1377,7 +1377,7 @@
       </w:r>
       <w:r>
         <w:rPr>
-          <w:rFonts w:hint="eastAsia" w:ascii="Times New Roman" w:hAnsi="Times New Roman" w:eastAsia="SimSun" w:cs="Times New Roman"/>
+          <w:rFonts w:hint="eastAsia" w:ascii="Times New Roman" w:hAnsi="Times New Roman" w:eastAsia="FangSong" w:cs="Times New Roman"/>
         </w:rPr>
         <w:t>单位面积表面的</w:t>
       </w:r>
@@ -1389,7 +1389,7 @@
       </w:r>
       <w:r>
         <w:rPr>
-          <w:rFonts w:hint="eastAsia" w:ascii="Times New Roman" w:hAnsi="Times New Roman" w:eastAsia="SimSun" w:cs="Times New Roman"/>
+          <w:rFonts w:hint="eastAsia" w:ascii="Times New Roman" w:hAnsi="Times New Roman" w:eastAsia="FangSong" w:cs="Times New Roman"/>
         </w:rPr>
         <w:t>自由能</w:t>
       </w:r>
@@ -1401,13 +1401,13 @@
       </w:r>
       <w:r>
         <w:rPr>
-          <w:rFonts w:hint="eastAsia" w:ascii="Times New Roman" w:hAnsi="Times New Roman" w:eastAsia="SimSun" w:cs="Times New Roman"/>
+          <w:rFonts w:hint="eastAsia" w:ascii="Times New Roman" w:hAnsi="Times New Roman" w:eastAsia="FangSong" w:cs="Times New Roman"/>
         </w:rPr>
         <w:t>一切表面现象都是</w:t>
       </w:r>
       <w:r>
         <w:rPr>
-          <w:rFonts w:hint="eastAsia" w:ascii="Times New Roman" w:hAnsi="Times New Roman" w:eastAsia="SimSun" w:cs="Times New Roman"/>
+          <w:rFonts w:hint="eastAsia" w:ascii="Times New Roman" w:hAnsi="Times New Roman" w:eastAsia="FangSong" w:cs="Times New Roman"/>
           <w:b/>
           <w:bCs/>
         </w:rPr>
@@ -1415,7 +1415,7 @@
       </w:r>
       <w:r>
         <w:rPr>
-          <w:rFonts w:hint="eastAsia" w:ascii="Times New Roman" w:hAnsi="Times New Roman" w:eastAsia="SimSun" w:cs="Times New Roman"/>
+          <w:rFonts w:hint="eastAsia" w:ascii="Times New Roman" w:hAnsi="Times New Roman" w:eastAsia="FangSong" w:cs="Times New Roman"/>
         </w:rPr>
         <w:t>的驱动</w:t>
       </w:r>
@@ -1432,7 +1432,7 @@
       </w:pPr>
       <w:r>
         <w:rPr>
-          <w:rFonts w:hint="eastAsia" w:ascii="Times New Roman" w:hAnsi="Times New Roman" w:eastAsia="SimSun" w:cs="Times New Roman"/>
+          <w:rFonts w:hint="eastAsia" w:ascii="Times New Roman" w:hAnsi="Times New Roman" w:eastAsia="FangSong" w:cs="Times New Roman"/>
         </w:rPr>
         <w:t>冲突四</w:t>
       </w:r>
@@ -1450,7 +1450,7 @@
       </w:r>
       <w:r>
         <w:rPr>
-          <w:rFonts w:hint="eastAsia" w:ascii="Times New Roman" w:hAnsi="Times New Roman" w:eastAsia="SimSun" w:cs="Times New Roman"/>
+          <w:rFonts w:hint="eastAsia" w:ascii="Times New Roman" w:hAnsi="Times New Roman" w:eastAsia="FangSong" w:cs="Times New Roman"/>
         </w:rPr>
         <w:t>是</w:t>
       </w:r>
@@ -1462,7 +1462,7 @@
       </w:r>
       <w:r>
         <w:rPr>
-          <w:rFonts w:hint="eastAsia" w:ascii="Times New Roman" w:hAnsi="Times New Roman" w:eastAsia="SimSun" w:cs="Times New Roman"/>
+          <w:rFonts w:hint="eastAsia" w:ascii="Times New Roman" w:hAnsi="Times New Roman" w:eastAsia="FangSong" w:cs="Times New Roman"/>
         </w:rPr>
         <w:t>单层</w:t>
       </w:r>
@@ -1474,7 +1474,7 @@
       </w:r>
       <w:r>
         <w:rPr>
-          <w:rFonts w:hint="eastAsia" w:ascii="Times New Roman" w:hAnsi="Times New Roman" w:eastAsia="SimSun" w:cs="Times New Roman"/>
+          <w:rFonts w:hint="eastAsia" w:ascii="Times New Roman" w:hAnsi="Times New Roman" w:eastAsia="FangSong" w:cs="Times New Roman"/>
         </w:rPr>
         <w:t>等价位</w:t>
       </w:r>
@@ -1486,7 +1486,7 @@
       </w:r>
       <w:r>
         <w:rPr>
-          <w:rFonts w:hint="eastAsia" w:ascii="Times New Roman" w:hAnsi="Times New Roman" w:eastAsia="SimSun" w:cs="Times New Roman"/>
+          <w:rFonts w:hint="eastAsia" w:ascii="Times New Roman" w:hAnsi="Times New Roman" w:eastAsia="FangSong" w:cs="Times New Roman"/>
         </w:rPr>
         <w:t>的理想模型</w:t>
       </w:r>
@@ -1504,7 +1504,7 @@
       </w:r>
       <w:r>
         <w:rPr>
-          <w:rFonts w:hint="eastAsia" w:ascii="Times New Roman" w:hAnsi="Times New Roman" w:eastAsia="SimSun" w:cs="Times New Roman"/>
+          <w:rFonts w:hint="eastAsia" w:ascii="Times New Roman" w:hAnsi="Times New Roman" w:eastAsia="FangSong" w:cs="Times New Roman"/>
         </w:rPr>
         <w:t>假设表面均匀</w:t>
       </w:r>
@@ -1516,7 +1516,7 @@
       </w:r>
       <w:r>
         <w:rPr>
-          <w:rFonts w:hint="eastAsia" w:ascii="Times New Roman" w:hAnsi="Times New Roman" w:eastAsia="SimSun" w:cs="Times New Roman"/>
+          <w:rFonts w:hint="eastAsia" w:ascii="Times New Roman" w:hAnsi="Times New Roman" w:eastAsia="FangSong" w:cs="Times New Roman"/>
         </w:rPr>
         <w:t>吸附位等价</w:t>
       </w:r>
@@ -1528,7 +1528,7 @@
       </w:r>
       <w:r>
         <w:rPr>
-          <w:rFonts w:hint="eastAsia" w:ascii="Times New Roman" w:hAnsi="Times New Roman" w:eastAsia="SimSun" w:cs="Times New Roman"/>
+          <w:rFonts w:hint="eastAsia" w:ascii="Times New Roman" w:hAnsi="Times New Roman" w:eastAsia="FangSong" w:cs="Times New Roman"/>
         </w:rPr>
         <w:t>单层</w:t>
       </w:r>
@@ -1540,7 +1540,7 @@
       </w:r>
       <w:r>
         <w:rPr>
-          <w:rFonts w:hint="eastAsia" w:ascii="Times New Roman" w:hAnsi="Times New Roman" w:eastAsia="SimSun" w:cs="Times New Roman"/>
+          <w:rFonts w:hint="eastAsia" w:ascii="Times New Roman" w:hAnsi="Times New Roman" w:eastAsia="FangSong" w:cs="Times New Roman"/>
         </w:rPr>
         <w:t>无相互作用</w:t>
       </w:r>
@@ -1552,7 +1552,7 @@
       </w:r>
       <w:r>
         <w:rPr>
-          <w:rFonts w:hint="eastAsia" w:ascii="Times New Roman" w:hAnsi="Times New Roman" w:eastAsia="SimSun" w:cs="Times New Roman"/>
+          <w:rFonts w:hint="eastAsia" w:ascii="Times New Roman" w:hAnsi="Times New Roman" w:eastAsia="FangSong" w:cs="Times New Roman"/>
         </w:rPr>
         <w:t>真实表面常偏离</w:t>
       </w:r>
@@ -1564,7 +1564,7 @@
       </w:r>
       <w:r>
         <w:rPr>
-          <w:rFonts w:hint="eastAsia" w:ascii="Times New Roman" w:hAnsi="Times New Roman" w:eastAsia="SimSun" w:cs="Times New Roman"/>
+          <w:rFonts w:hint="eastAsia" w:ascii="Times New Roman" w:hAnsi="Times New Roman" w:eastAsia="FangSong" w:cs="Times New Roman"/>
         </w:rPr>
         <w:t>突破</w:t>
       </w:r>
@@ -1576,7 +1576,7 @@
       </w:r>
       <w:r>
         <w:rPr>
-          <w:rFonts w:hint="eastAsia" w:ascii="Times New Roman" w:hAnsi="Times New Roman" w:eastAsia="SimSun" w:cs="Times New Roman"/>
+          <w:rFonts w:hint="eastAsia" w:ascii="Times New Roman" w:hAnsi="Times New Roman" w:eastAsia="FangSong" w:cs="Times New Roman"/>
           <w:b/>
           <w:bCs/>
         </w:rPr>
@@ -1592,7 +1592,7 @@
       </w:r>
       <w:r>
         <w:rPr>
-          <w:rFonts w:hint="eastAsia" w:ascii="Times New Roman" w:hAnsi="Times New Roman" w:eastAsia="SimSun" w:cs="Times New Roman"/>
+          <w:rFonts w:hint="eastAsia" w:ascii="Times New Roman" w:hAnsi="Times New Roman" w:eastAsia="FangSong" w:cs="Times New Roman"/>
           <w:b/>
           <w:bCs/>
         </w:rPr>
@@ -1606,7 +1606,7 @@
       </w:r>
       <w:r>
         <w:rPr>
-          <w:rFonts w:hint="eastAsia" w:ascii="Times New Roman" w:hAnsi="Times New Roman" w:eastAsia="SimSun" w:cs="Times New Roman"/>
+          <w:rFonts w:hint="eastAsia" w:ascii="Times New Roman" w:hAnsi="Times New Roman" w:eastAsia="FangSong" w:cs="Times New Roman"/>
         </w:rPr>
         <w:t>多层吸附用</w:t>
       </w:r>
@@ -1624,7 +1624,7 @@
       </w:r>
       <w:r>
         <w:rPr>
-          <w:rFonts w:hint="eastAsia" w:ascii="Times New Roman" w:hAnsi="Times New Roman" w:eastAsia="SimSun" w:cs="Times New Roman"/>
+          <w:rFonts w:hint="eastAsia" w:ascii="Times New Roman" w:hAnsi="Times New Roman" w:eastAsia="FangSong" w:cs="Times New Roman"/>
         </w:rPr>
         <w:t>非均匀表面用</w:t>
       </w:r>
@@ -1656,7 +1656,7 @@
       </w:r>
     </w:p>
     <w:bookmarkEnd w:id="10"/>
-    <w:bookmarkStart w:id="21" w:name="一两亲性分子与胶束决赛06-前半"/>
+    <w:bookmarkStart w:id="18" w:name="一两亲性分子与胶束决赛06-前半"/>
     <w:p>
       <w:pPr>
         <w:pStyle w:val="Heading2"/>
@@ -1717,7 +1717,7 @@
         <w:t>）</w:t>
       </w:r>
     </w:p>
-    <w:bookmarkStart w:id="14" w:name="两亲性分子结构"/>
+    <w:bookmarkStart w:id="11" w:name="两亲性分子结构"/>
     <w:p>
       <w:pPr>
         <w:pStyle w:val="Heading3"/>
@@ -1743,7 +1743,7 @@
       </w:pPr>
       <w:r>
         <w:rPr>
-          <w:rFonts w:hint="eastAsia" w:ascii="Times New Roman" w:hAnsi="Times New Roman" w:eastAsia="SimSun" w:cs="Times New Roman"/>
+          <w:rFonts w:hint="eastAsia" w:ascii="Times New Roman" w:hAnsi="Times New Roman" w:eastAsia="FangSong" w:cs="Times New Roman"/>
           <w:b/>
           <w:bCs/>
         </w:rPr>
@@ -1759,7 +1759,7 @@
       </w:r>
       <w:r>
         <w:rPr>
-          <w:rFonts w:hint="eastAsia" w:ascii="Times New Roman" w:hAnsi="Times New Roman" w:eastAsia="SimSun" w:cs="Times New Roman"/>
+          <w:rFonts w:hint="eastAsia" w:ascii="Times New Roman" w:hAnsi="Times New Roman" w:eastAsia="FangSong" w:cs="Times New Roman"/>
           <w:b/>
           <w:bCs/>
         </w:rPr>
@@ -1779,7 +1779,7 @@
       </w:r>
       <w:r>
         <w:rPr>
-          <w:rFonts w:hint="eastAsia" w:ascii="Times New Roman" w:hAnsi="Times New Roman" w:eastAsia="SimSun" w:cs="Times New Roman"/>
+          <w:rFonts w:hint="eastAsia" w:ascii="Times New Roman" w:hAnsi="Times New Roman" w:eastAsia="FangSong" w:cs="Times New Roman"/>
         </w:rPr>
         <w:t xml:space="preserve">一个亲水头</w:t>
       </w:r>
@@ -1791,7 +1791,7 @@
       </w:r>
       <w:r>
         <w:rPr>
-          <w:rFonts w:hint="eastAsia" w:ascii="Times New Roman" w:hAnsi="Times New Roman" w:eastAsia="SimSun" w:cs="Times New Roman"/>
+          <w:rFonts w:hint="eastAsia" w:ascii="Times New Roman" w:hAnsi="Times New Roman" w:eastAsia="FangSong" w:cs="Times New Roman"/>
         </w:rPr>
         <w:t>一个疏水尾</w:t>
       </w:r>
@@ -1893,7 +1893,7 @@
             </w:pPr>
             <w:r>
               <w:rPr>
-                <w:rFonts w:hint="eastAsia" w:ascii="Times New Roman" w:hAnsi="Times New Roman" w:eastAsia="SimSun" w:cs="Times New Roman"/>
+                <w:rFonts w:hint="eastAsia" w:ascii="Times New Roman" w:hAnsi="Times New Roman" w:eastAsia="FangSong" w:cs="Times New Roman"/>
               </w:rPr>
               <w:t xml:space="preserve">阴离子型</w:t>
             </w:r>
@@ -1950,7 +1950,7 @@
             </w:pPr>
             <w:r>
               <w:rPr>
-                <w:rFonts w:hint="eastAsia" w:ascii="Times New Roman" w:hAnsi="Times New Roman" w:eastAsia="SimSun" w:cs="Times New Roman"/>
+                <w:rFonts w:hint="eastAsia" w:ascii="Times New Roman" w:hAnsi="Times New Roman" w:eastAsia="FangSong" w:cs="Times New Roman"/>
               </w:rPr>
               <w:t xml:space="preserve">长碳链</w:t>
             </w:r>
@@ -1965,7 +1965,7 @@
             </w:pPr>
             <w:r>
               <w:rPr>
-                <w:rFonts w:hint="eastAsia" w:ascii="Times New Roman" w:hAnsi="Times New Roman" w:eastAsia="SimSun" w:cs="Times New Roman"/>
+                <w:rFonts w:hint="eastAsia" w:ascii="Times New Roman" w:hAnsi="Times New Roman" w:eastAsia="FangSong" w:cs="Times New Roman"/>
               </w:rPr>
               <w:t>硬脂酸钠</w:t>
             </w:r>
@@ -1977,7 +1977,7 @@
             </w:r>
             <w:r>
               <w:rPr>
-                <w:rFonts w:hint="eastAsia" w:ascii="Times New Roman" w:hAnsi="Times New Roman" w:eastAsia="SimSun" w:cs="Times New Roman"/>
+                <w:rFonts w:hint="eastAsia" w:ascii="Times New Roman" w:hAnsi="Times New Roman" w:eastAsia="FangSong" w:cs="Times New Roman"/>
               </w:rPr>
               <w:t>十二烷基硫酸钠</w:t>
             </w:r>
@@ -2000,7 +2000,7 @@
             </w:pPr>
             <w:r>
               <w:rPr>
-                <w:rFonts w:hint="eastAsia" w:ascii="Times New Roman" w:hAnsi="Times New Roman" w:eastAsia="SimSun" w:cs="Times New Roman"/>
+                <w:rFonts w:hint="eastAsia" w:ascii="Times New Roman" w:hAnsi="Times New Roman" w:eastAsia="FangSong" w:cs="Times New Roman"/>
               </w:rPr>
               <w:t xml:space="preserve">阳离子型</w:t>
             </w:r>
@@ -2044,7 +2044,7 @@
             </w:pPr>
             <w:r>
               <w:rPr>
-                <w:rFonts w:hint="eastAsia" w:ascii="Times New Roman" w:hAnsi="Times New Roman" w:eastAsia="SimSun" w:cs="Times New Roman"/>
+                <w:rFonts w:hint="eastAsia" w:ascii="Times New Roman" w:hAnsi="Times New Roman" w:eastAsia="FangSong" w:cs="Times New Roman"/>
               </w:rPr>
               <w:t xml:space="preserve">长碳链</w:t>
             </w:r>
@@ -2059,7 +2059,7 @@
             </w:pPr>
             <w:r>
               <w:rPr>
-                <w:rFonts w:hint="eastAsia" w:ascii="Times New Roman" w:hAnsi="Times New Roman" w:eastAsia="SimSun" w:cs="Times New Roman"/>
+                <w:rFonts w:hint="eastAsia" w:ascii="Times New Roman" w:hAnsi="Times New Roman" w:eastAsia="FangSong" w:cs="Times New Roman"/>
               </w:rPr>
               <w:t>十六烷基三甲基溴化铵</w:t>
             </w:r>
@@ -2082,7 +2082,7 @@
             </w:pPr>
             <w:r>
               <w:rPr>
-                <w:rFonts w:hint="eastAsia" w:ascii="Times New Roman" w:hAnsi="Times New Roman" w:eastAsia="SimSun" w:cs="Times New Roman"/>
+                <w:rFonts w:hint="eastAsia" w:ascii="Times New Roman" w:hAnsi="Times New Roman" w:eastAsia="FangSong" w:cs="Times New Roman"/>
               </w:rPr>
               <w:t xml:space="preserve">非离子型</w:t>
             </w:r>
@@ -2097,7 +2097,7 @@
             </w:pPr>
             <w:r>
               <w:rPr>
-                <w:rFonts w:hint="eastAsia" w:ascii="Times New Roman" w:hAnsi="Times New Roman" w:eastAsia="SimSun" w:cs="Times New Roman"/>
+                <w:rFonts w:hint="eastAsia" w:ascii="Times New Roman" w:hAnsi="Times New Roman" w:eastAsia="FangSong" w:cs="Times New Roman"/>
               </w:rPr>
               <w:t xml:space="preserve">聚氧乙烯链</w:t>
             </w:r>
@@ -2112,7 +2112,7 @@
             </w:pPr>
             <w:r>
               <w:rPr>
-                <w:rFonts w:hint="eastAsia" w:ascii="Times New Roman" w:hAnsi="Times New Roman" w:eastAsia="SimSun" w:cs="Times New Roman"/>
+                <w:rFonts w:hint="eastAsia" w:ascii="Times New Roman" w:hAnsi="Times New Roman" w:eastAsia="FangSong" w:cs="Times New Roman"/>
               </w:rPr>
               <w:t xml:space="preserve">长碳链</w:t>
             </w:r>
@@ -2127,7 +2127,7 @@
             </w:pPr>
             <w:r>
               <w:rPr>
-                <w:rFonts w:hint="eastAsia" w:ascii="Times New Roman" w:hAnsi="Times New Roman" w:eastAsia="SimSun" w:cs="Times New Roman"/>
+                <w:rFonts w:hint="eastAsia" w:ascii="Times New Roman" w:hAnsi="Times New Roman" w:eastAsia="FangSong" w:cs="Times New Roman"/>
               </w:rPr>
               <w:t xml:space="preserve">吐温系列</w:t>
             </w:r>
@@ -2144,7 +2144,7 @@
             </w:pPr>
             <w:r>
               <w:rPr>
-                <w:rFonts w:hint="eastAsia" w:ascii="Times New Roman" w:hAnsi="Times New Roman" w:eastAsia="SimSun" w:cs="Times New Roman"/>
+                <w:rFonts w:hint="eastAsia" w:ascii="Times New Roman" w:hAnsi="Times New Roman" w:eastAsia="FangSong" w:cs="Times New Roman"/>
               </w:rPr>
               <w:t xml:space="preserve">生物型</w:t>
             </w:r>
@@ -2159,7 +2159,7 @@
             </w:pPr>
             <w:r>
               <w:rPr>
-                <w:rFonts w:hint="eastAsia" w:ascii="Times New Roman" w:hAnsi="Times New Roman" w:eastAsia="SimSun" w:cs="Times New Roman"/>
+                <w:rFonts w:hint="eastAsia" w:ascii="Times New Roman" w:hAnsi="Times New Roman" w:eastAsia="FangSong" w:cs="Times New Roman"/>
               </w:rPr>
               <w:t>磷酸头</w:t>
             </w:r>
@@ -2171,7 +2171,7 @@
             </w:r>
             <w:r>
               <w:rPr>
-                <w:rFonts w:hint="eastAsia" w:ascii="Times New Roman" w:hAnsi="Times New Roman" w:eastAsia="SimSun" w:cs="Times New Roman"/>
+                <w:rFonts w:hint="eastAsia" w:ascii="Times New Roman" w:hAnsi="Times New Roman" w:eastAsia="FangSong" w:cs="Times New Roman"/>
               </w:rPr>
               <w:t>糖头</w:t>
             </w:r>
@@ -2186,7 +2186,7 @@
             </w:pPr>
             <w:r>
               <w:rPr>
-                <w:rFonts w:hint="eastAsia" w:ascii="Times New Roman" w:hAnsi="Times New Roman" w:eastAsia="SimSun" w:cs="Times New Roman"/>
+                <w:rFonts w:hint="eastAsia" w:ascii="Times New Roman" w:hAnsi="Times New Roman" w:eastAsia="FangSong" w:cs="Times New Roman"/>
               </w:rPr>
               <w:t xml:space="preserve">脂肪酸尾</w:t>
             </w:r>
@@ -2201,7 +2201,7 @@
             </w:pPr>
             <w:r>
               <w:rPr>
-                <w:rFonts w:hint="eastAsia" w:ascii="Times New Roman" w:hAnsi="Times New Roman" w:eastAsia="SimSun" w:cs="Times New Roman"/>
+                <w:rFonts w:hint="eastAsia" w:ascii="Times New Roman" w:hAnsi="Times New Roman" w:eastAsia="FangSong" w:cs="Times New Roman"/>
               </w:rPr>
               <w:t>磷脂</w:t>
             </w:r>
@@ -2213,7 +2213,7 @@
             </w:r>
             <w:r>
               <w:rPr>
-                <w:rFonts w:hint="eastAsia" w:ascii="Times New Roman" w:hAnsi="Times New Roman" w:eastAsia="SimSun" w:cs="Times New Roman"/>
+                <w:rFonts w:hint="eastAsia" w:ascii="Times New Roman" w:hAnsi="Times New Roman" w:eastAsia="FangSong" w:cs="Times New Roman"/>
               </w:rPr>
               <w:t>胆盐</w:t>
             </w:r>
@@ -2223,300 +2223,300 @@
     </w:tbl>
     <w:p>
       <w:pPr>
-        <w:pStyle w:val="BlockText"/>
-        <w:spacing w:before="160" w:after="80"/>
-        <w:jc w:val="center"/>
+        <w:pStyle w:val="BodyText"/>
+        <w:spacing w:before="120"/>
       </w:pPr>
       <w:r>
         <w:rPr>
-          <w:rFonts w:ascii="Times New Roman" w:hAnsi="Times New Roman" w:eastAsia="FangSong" w:cs="Times New Roman"/>
-          <w:b w:val="0"/>
-          <w:i w:val="0"/>
-          <w:sz w:val="21"/>
-        </w:rPr>
-        <w:drawing>
-          <wp:inline>
-            <wp:extent cx="3600000" cy="1187666"/>
-            <wp:effectExtent b="0" l="0" r="0" t="0"/>
-            <wp:docPr descr="" title="" id="12" name="Picture"/>
-            <a:graphic>
-              <a:graphicData uri="http://schemas.openxmlformats.org/drawingml/2006/picture">
-                <pic:pic>
-                  <pic:nvPicPr>
-                    <pic:cNvPr descr="f331fb480b550df9c9d94ed8f40ed01677af7d059bbfe559a37e6534232ae5be.jpg" id="13" name="Picture"/>
-                    <pic:cNvPicPr>
-                      <a:picLocks noChangeArrowheads="1" noChangeAspect="1"/>
-                    </pic:cNvPicPr>
-                  </pic:nvPicPr>
-                  <pic:blipFill>
-                    <a:blip r:embed="rId11"/>
-                    <a:stretch>
-                      <a:fillRect/>
-                    </a:stretch>
-                  </pic:blipFill>
-                  <pic:spPr bwMode="auto">
-                    <a:xfrm>
-                      <a:off x="0" y="0"/>
-                      <a:ext cx="3600000" cy="1187666"/>
-                    </a:xfrm>
-                    <a:prstGeom prst="rect">
-                      <a:avLst/>
-                    </a:prstGeom>
-                    <a:noFill/>
-                    <a:ln w="9525">
-                      <a:noFill/>
-                      <a:headEnd/>
-                      <a:tailEnd/>
-                    </a:ln>
-                  </pic:spPr>
-                </pic:pic>
-              </a:graphicData>
-            </a:graphic>
-          </wp:inline>
-        </w:drawing>
-      </w:r>
-      <w:r>
-        <w:rPr>
-          <w:rFonts w:ascii="Times New Roman" w:hAnsi="Times New Roman" w:eastAsia="FangSong" w:cs="Times New Roman"/>
-          <w:b w:val="0"/>
-          <w:i w:val="0"/>
-          <w:sz w:val="21"/>
+          <w:rFonts w:hint="eastAsia" w:ascii="Times New Roman" w:hAnsi="Times New Roman" w:eastAsia="FangSong" w:cs="Times New Roman"/>
+        </w:rPr>
+        <w:t>两亲性分子在气</w:t>
+      </w:r>
+      <w:r>
+        <w:rPr>
+          <w:rFonts w:hint="eastAsia" w:ascii="Times New Roman" w:hAnsi="Times New Roman" w:eastAsia="Times New Roman" w:cs="Times New Roman"/>
+        </w:rPr>
+        <w:t>-</w:t>
+      </w:r>
+      <w:r>
+        <w:rPr>
+          <w:rFonts w:hint="eastAsia" w:ascii="Times New Roman" w:hAnsi="Times New Roman" w:eastAsia="FangSong" w:cs="Times New Roman"/>
+        </w:rPr>
+        <w:t>液界面的定向排列</w:t>
+      </w:r>
+      <w:r>
+        <w:rPr>
+          <w:rFonts w:ascii="Times New Roman" w:hAnsi="Times New Roman" w:eastAsia="Times New Roman" w:cs="Times New Roman"/>
         </w:rPr>
         <w:t xml:space="preserve"> </w:t>
       </w:r>
       <w:r>
         <w:rPr>
           <w:rFonts w:hint="eastAsia" w:ascii="Times New Roman" w:hAnsi="Times New Roman" w:eastAsia="FangSong" w:cs="Times New Roman"/>
-          <w:b w:val="0"/>
-          <w:i w:val="0"/>
-          <w:iCs/>
-          <w:sz w:val="21"/>
-        </w:rPr>
-        <w:t xml:space="preserve">图</w:t>
-      </w:r>
-      <w:r>
-        <w:rPr>
-          <w:rFonts w:ascii="Times New Roman" w:hAnsi="Times New Roman" w:eastAsia="FangSong" w:cs="Times New Roman"/>
-          <w:b w:val="0"/>
-          <w:i w:val="0"/>
-          <w:iCs/>
-          <w:sz w:val="21"/>
-        </w:rPr>
-        <w:t xml:space="preserve"> 1 </w:t>
-      </w:r>
-      <w:r>
-        <w:rPr>
-          <w:rFonts w:hint="eastAsia" w:ascii="Times New Roman" w:hAnsi="Times New Roman" w:eastAsia="FangSong" w:cs="Times New Roman"/>
-          <w:b w:val="0"/>
-          <w:i w:val="0"/>
-          <w:iCs/>
-          <w:sz w:val="21"/>
-        </w:rPr>
-        <w:t>两亲性分子在气</w:t>
-      </w:r>
-      <w:r>
-        <w:rPr>
-          <w:rFonts w:hint="eastAsia" w:ascii="Times New Roman" w:hAnsi="Times New Roman" w:eastAsia="FangSong" w:cs="Times New Roman"/>
-          <w:b w:val="0"/>
-          <w:i w:val="0"/>
-          <w:iCs/>
-          <w:sz w:val="21"/>
+        </w:rPr>
+        <w:t>亲水头</w:t>
+      </w:r>
+      <w:r>
+        <w:rPr>
+          <w:rFonts w:hint="eastAsia" w:ascii="Times New Roman" w:hAnsi="Times New Roman" w:eastAsia="Times New Roman" w:cs="Times New Roman"/>
+        </w:rPr>
+        <w:t>（</w:t>
+      </w:r>
+      <w:r>
+        <w:rPr>
+          <w:rFonts w:hint="eastAsia" w:ascii="Times New Roman" w:hAnsi="Times New Roman" w:eastAsia="FangSong" w:cs="Times New Roman"/>
+        </w:rPr>
+        <w:t>圆</w:t>
+      </w:r>
+      <w:r>
+        <w:rPr>
+          <w:rFonts w:hint="eastAsia" w:ascii="Times New Roman" w:hAnsi="Times New Roman" w:eastAsia="Times New Roman" w:cs="Times New Roman"/>
+        </w:rPr>
+        <w:t>）</w:t>
+      </w:r>
+      <w:r>
+        <w:rPr>
+          <w:rFonts w:hint="eastAsia" w:ascii="Times New Roman" w:hAnsi="Times New Roman" w:eastAsia="FangSong" w:cs="Times New Roman"/>
+        </w:rPr>
+        <w:t>入水</w:t>
+      </w:r>
+      <w:r>
+        <w:rPr>
+          <w:rFonts w:ascii="Times New Roman" w:hAnsi="Times New Roman" w:eastAsia="Times New Roman" w:cs="Times New Roman"/>
+        </w:rPr>
+        <w:t xml:space="preserve"> + </w:t>
+      </w:r>
+      <w:r>
+        <w:rPr>
+          <w:rFonts w:hint="eastAsia" w:ascii="Times New Roman" w:hAnsi="Times New Roman" w:eastAsia="FangSong" w:cs="Times New Roman"/>
+        </w:rPr>
+        <w:t>疏水尾</w:t>
+      </w:r>
+      <w:r>
+        <w:rPr>
+          <w:rFonts w:hint="eastAsia" w:ascii="Times New Roman" w:hAnsi="Times New Roman" w:eastAsia="Times New Roman" w:cs="Times New Roman"/>
+        </w:rPr>
+        <w:t>（</w:t>
+      </w:r>
+      <w:r>
+        <w:rPr>
+          <w:rFonts w:hint="eastAsia" w:ascii="Times New Roman" w:hAnsi="Times New Roman" w:eastAsia="FangSong" w:cs="Times New Roman"/>
+        </w:rPr>
+        <w:t>长链</w:t>
+      </w:r>
+      <w:r>
+        <w:rPr>
+          <w:rFonts w:hint="eastAsia" w:ascii="Times New Roman" w:hAnsi="Times New Roman" w:eastAsia="Times New Roman" w:cs="Times New Roman"/>
+        </w:rPr>
+        <w:t>）</w:t>
+      </w:r>
+      <w:r>
+        <w:rPr>
+          <w:rFonts w:hint="eastAsia" w:ascii="Times New Roman" w:hAnsi="Times New Roman" w:eastAsia="FangSong" w:cs="Times New Roman"/>
+        </w:rPr>
+        <w:t>竖出水面</w:t>
+      </w:r>
+      <w:r>
+        <w:rPr>
+          <w:rFonts w:hint="eastAsia" w:ascii="Times New Roman" w:hAnsi="Times New Roman" w:eastAsia="Times New Roman" w:cs="Times New Roman"/>
+        </w:rPr>
+        <w:t>，</w:t>
+      </w:r>
+      <w:r>
+        <w:rPr>
+          <w:rFonts w:hint="eastAsia" w:ascii="Times New Roman" w:hAnsi="Times New Roman" w:eastAsia="FangSong" w:cs="Times New Roman"/>
+        </w:rPr>
+        <w:t>形成单分子层</w:t>
+      </w:r>
+      <w:r>
+        <w:rPr>
+          <w:rFonts w:hint="eastAsia" w:ascii="Times New Roman" w:hAnsi="Times New Roman" w:eastAsia="Times New Roman" w:cs="Times New Roman"/>
+        </w:rPr>
+        <w:t>。</w:t>
+      </w:r>
+      <w:r>
+        <w:rPr>
+          <w:rFonts w:hint="eastAsia" w:ascii="Times New Roman" w:hAnsi="Times New Roman" w:eastAsia="FangSong" w:cs="Times New Roman"/>
+        </w:rPr>
+        <w:t>浓度</w:t>
+      </w:r>
+      <w:r>
+        <w:rPr>
+          <w:rFonts w:ascii="Times New Roman" w:hAnsi="Times New Roman" w:eastAsia="Times New Roman" w:cs="Times New Roman"/>
+        </w:rPr>
+        <w:t xml:space="preserve"> &gt; CMC </w:t>
+      </w:r>
+      <w:r>
+        <w:rPr>
+          <w:rFonts w:hint="eastAsia" w:ascii="Times New Roman" w:hAnsi="Times New Roman" w:eastAsia="FangSong" w:cs="Times New Roman"/>
+        </w:rPr>
+        <w:t>后</w:t>
+      </w:r>
+      <w:r>
+        <w:rPr>
+          <w:rFonts w:hint="eastAsia" w:ascii="Times New Roman" w:hAnsi="Times New Roman" w:eastAsia="Times New Roman" w:cs="Times New Roman"/>
+        </w:rPr>
+        <w:t>，</w:t>
+      </w:r>
+      <w:r>
+        <w:rPr>
+          <w:rFonts w:hint="eastAsia" w:ascii="Times New Roman" w:hAnsi="Times New Roman" w:eastAsia="FangSong" w:cs="Times New Roman"/>
+        </w:rPr>
+        <w:t>多余分子自组装成胶束</w:t>
+      </w:r>
+      <w:r>
+        <w:rPr>
+          <w:rFonts w:hint="eastAsia" w:ascii="Times New Roman" w:hAnsi="Times New Roman" w:eastAsia="Times New Roman" w:cs="Times New Roman"/>
+        </w:rPr>
+        <w:t>（</w:t>
+      </w:r>
+      <w:r>
+        <w:rPr>
+          <w:rFonts w:hint="eastAsia" w:ascii="Times New Roman" w:hAnsi="Times New Roman" w:eastAsia="FangSong" w:cs="Times New Roman"/>
+        </w:rPr>
+        <w:t>疏水尾向内</w:t>
+      </w:r>
+      <w:r>
+        <w:rPr>
+          <w:rFonts w:hint="eastAsia" w:ascii="Times New Roman" w:hAnsi="Times New Roman" w:eastAsia="Times New Roman" w:cs="Times New Roman"/>
+        </w:rPr>
+        <w:t>、</w:t>
+      </w:r>
+      <w:r>
+        <w:rPr>
+          <w:rFonts w:hint="eastAsia" w:ascii="Times New Roman" w:hAnsi="Times New Roman" w:eastAsia="FangSong" w:cs="Times New Roman"/>
+        </w:rPr>
+        <w:t>亲水头向外</w:t>
+      </w:r>
+      <w:r>
+        <w:rPr>
+          <w:rFonts w:hint="eastAsia" w:ascii="Times New Roman" w:hAnsi="Times New Roman" w:eastAsia="Times New Roman" w:cs="Times New Roman"/>
+        </w:rPr>
+        <w:t>）。</w:t>
+      </w:r>
+      <w:r>
+        <w:rPr>
+          <w:rFonts w:ascii="Times New Roman" w:hAnsi="Times New Roman" w:eastAsia="Times New Roman" w:cs="Times New Roman"/>
+        </w:rPr>
+        <w:t xml:space="preserve"> </w:t>
+      </w:r>
+      <w:r>
+        <w:rPr>
+          <w:rFonts w:hint="eastAsia" w:ascii="Times New Roman" w:hAnsi="Times New Roman" w:eastAsia="FangSong" w:cs="Times New Roman"/>
+        </w:rPr>
+        <w:t>两亲性分子示意</w:t>
+      </w:r>
+      <w:r>
+        <w:rPr>
+          <w:rFonts w:hint="eastAsia" w:ascii="Times New Roman" w:hAnsi="Times New Roman" w:eastAsia="Times New Roman" w:cs="Times New Roman"/>
+        </w:rPr>
+        <w:t>——</w:t>
+      </w:r>
+      <w:r>
+        <w:rPr>
+          <w:rFonts w:hint="eastAsia" w:ascii="Times New Roman" w:hAnsi="Times New Roman" w:eastAsia="FangSong" w:cs="Times New Roman"/>
+        </w:rPr>
+        <w:t>亲水头</w:t>
+      </w:r>
+      <w:r>
+        <w:rPr>
+          <w:rFonts w:hint="eastAsia" w:ascii="Times New Roman" w:hAnsi="Times New Roman" w:eastAsia="Times New Roman" w:cs="Times New Roman"/>
+        </w:rPr>
+        <w:t>（</w:t>
+      </w:r>
+      <w:r>
+        <w:rPr>
+          <w:rFonts w:hint="eastAsia" w:ascii="Times New Roman" w:hAnsi="Times New Roman" w:eastAsia="FangSong" w:cs="Times New Roman"/>
+        </w:rPr>
+        <w:t>圆</w:t>
+      </w:r>
+      <w:r>
+        <w:rPr>
+          <w:rFonts w:hint="eastAsia" w:ascii="Times New Roman" w:hAnsi="Times New Roman" w:eastAsia="Times New Roman" w:cs="Times New Roman"/>
+        </w:rPr>
+        <w:t>）+</w:t>
+      </w:r>
+      <w:r>
+        <w:rPr>
+          <w:rFonts w:ascii="Times New Roman" w:hAnsi="Times New Roman" w:eastAsia="Times New Roman" w:cs="Times New Roman"/>
+        </w:rPr>
+        <w:t xml:space="preserve"> </w:t>
+      </w:r>
+      <w:r>
+        <w:rPr>
+          <w:rFonts w:hint="eastAsia" w:ascii="Times New Roman" w:hAnsi="Times New Roman" w:eastAsia="FangSong" w:cs="Times New Roman"/>
+        </w:rPr>
+        <w:t>疏水尾</w:t>
+      </w:r>
+      <w:r>
+        <w:rPr>
+          <w:rFonts w:hint="eastAsia" w:ascii="Times New Roman" w:hAnsi="Times New Roman" w:eastAsia="Times New Roman" w:cs="Times New Roman"/>
+        </w:rPr>
+        <w:t>（</w:t>
+      </w:r>
+      <w:r>
+        <w:rPr>
+          <w:rFonts w:hint="eastAsia" w:ascii="Times New Roman" w:hAnsi="Times New Roman" w:eastAsia="FangSong" w:cs="Times New Roman"/>
+        </w:rPr>
+        <w:t>长链</w:t>
+      </w:r>
+      <w:r>
+        <w:rPr>
+          <w:rFonts w:hint="eastAsia" w:ascii="Times New Roman" w:hAnsi="Times New Roman" w:eastAsia="Times New Roman" w:cs="Times New Roman"/>
+        </w:rPr>
+        <w:t>），</w:t>
+      </w:r>
+      <w:r>
+        <w:rPr>
+          <w:rFonts w:hint="eastAsia" w:ascii="Times New Roman" w:hAnsi="Times New Roman" w:eastAsia="FangSong" w:cs="Times New Roman"/>
+        </w:rPr>
+        <w:t>及其在气</w:t>
+      </w:r>
+      <w:r>
+        <w:rPr>
+          <w:rFonts w:hint="eastAsia" w:ascii="Times New Roman" w:hAnsi="Times New Roman" w:eastAsia="Times New Roman" w:cs="Times New Roman"/>
         </w:rPr>
         <w:t>-</w:t>
       </w:r>
       <w:r>
         <w:rPr>
           <w:rFonts w:hint="eastAsia" w:ascii="Times New Roman" w:hAnsi="Times New Roman" w:eastAsia="FangSong" w:cs="Times New Roman"/>
-          <w:b w:val="0"/>
-          <w:i w:val="0"/>
-          <w:iCs/>
-          <w:sz w:val="21"/>
         </w:rPr>
         <w:t>液界面的定向排列</w:t>
       </w:r>
       <w:r>
         <w:rPr>
-          <w:rFonts w:hint="eastAsia" w:ascii="Times New Roman" w:hAnsi="Times New Roman" w:eastAsia="FangSong" w:cs="Times New Roman"/>
-          <w:b w:val="0"/>
-          <w:i w:val="0"/>
-          <w:sz w:val="21"/>
-        </w:rPr>
-        <w:t>：</w:t>
-      </w:r>
-      <w:r>
-        <w:rPr>
-          <w:rFonts w:hint="eastAsia" w:ascii="Times New Roman" w:hAnsi="Times New Roman" w:eastAsia="FangSong" w:cs="Times New Roman"/>
-          <w:b w:val="0"/>
-          <w:i w:val="0"/>
-          <w:sz w:val="21"/>
-        </w:rPr>
-        <w:t>两亲性分子示意</w:t>
-      </w:r>
-      <w:r>
-        <w:rPr>
-          <w:rFonts w:hint="eastAsia" w:ascii="Times New Roman" w:hAnsi="Times New Roman" w:eastAsia="FangSong" w:cs="Times New Roman"/>
-          <w:b w:val="0"/>
-          <w:i w:val="0"/>
-          <w:sz w:val="21"/>
-        </w:rPr>
-        <w:t>——</w:t>
-      </w:r>
-      <w:r>
-        <w:rPr>
-          <w:rFonts w:hint="eastAsia" w:ascii="Times New Roman" w:hAnsi="Times New Roman" w:eastAsia="FangSong" w:cs="Times New Roman"/>
-          <w:b w:val="0"/>
-          <w:i w:val="0"/>
-          <w:sz w:val="21"/>
-        </w:rPr>
-        <w:t>亲水头</w:t>
-      </w:r>
-      <w:r>
-        <w:rPr>
-          <w:rFonts w:hint="eastAsia" w:ascii="Times New Roman" w:hAnsi="Times New Roman" w:eastAsia="FangSong" w:cs="Times New Roman"/>
-          <w:b w:val="0"/>
-          <w:i w:val="0"/>
-          <w:sz w:val="21"/>
+          <w:rFonts w:hint="eastAsia" w:ascii="Times New Roman" w:hAnsi="Times New Roman" w:eastAsia="Times New Roman" w:cs="Times New Roman"/>
         </w:rPr>
         <w:t>（</w:t>
       </w:r>
       <w:r>
         <w:rPr>
           <w:rFonts w:hint="eastAsia" w:ascii="Times New Roman" w:hAnsi="Times New Roman" w:eastAsia="FangSong" w:cs="Times New Roman"/>
-          <w:b w:val="0"/>
-          <w:i w:val="0"/>
-          <w:sz w:val="21"/>
-        </w:rPr>
-        <w:t>圆</w:t>
-      </w:r>
-      <w:r>
-        <w:rPr>
-          <w:rFonts w:hint="eastAsia" w:ascii="Times New Roman" w:hAnsi="Times New Roman" w:eastAsia="FangSong" w:cs="Times New Roman"/>
-          <w:b w:val="0"/>
-          <w:i w:val="0"/>
-          <w:sz w:val="21"/>
-        </w:rPr>
-        <w:t>）+</w:t>
-      </w:r>
-      <w:r>
-        <w:rPr>
-          <w:rFonts w:ascii="Times New Roman" w:hAnsi="Times New Roman" w:eastAsia="FangSong" w:cs="Times New Roman"/>
-          <w:b w:val="0"/>
-          <w:i w:val="0"/>
-          <w:sz w:val="21"/>
-        </w:rPr>
-        <w:t xml:space="preserve"> </w:t>
-      </w:r>
-      <w:r>
-        <w:rPr>
-          <w:rFonts w:hint="eastAsia" w:ascii="Times New Roman" w:hAnsi="Times New Roman" w:eastAsia="FangSong" w:cs="Times New Roman"/>
-          <w:b w:val="0"/>
-          <w:i w:val="0"/>
-          <w:sz w:val="21"/>
-        </w:rPr>
-        <w:t>疏水尾</w:t>
-      </w:r>
-      <w:r>
-        <w:rPr>
-          <w:rFonts w:hint="eastAsia" w:ascii="Times New Roman" w:hAnsi="Times New Roman" w:eastAsia="FangSong" w:cs="Times New Roman"/>
-          <w:b w:val="0"/>
-          <w:i w:val="0"/>
-          <w:sz w:val="21"/>
-        </w:rPr>
-        <w:t>（</w:t>
-      </w:r>
-      <w:r>
-        <w:rPr>
-          <w:rFonts w:hint="eastAsia" w:ascii="Times New Roman" w:hAnsi="Times New Roman" w:eastAsia="FangSong" w:cs="Times New Roman"/>
-          <w:b w:val="0"/>
-          <w:i w:val="0"/>
-          <w:sz w:val="21"/>
-        </w:rPr>
-        <w:t>长链</w:t>
-      </w:r>
-      <w:r>
-        <w:rPr>
-          <w:rFonts w:hint="eastAsia" w:ascii="Times New Roman" w:hAnsi="Times New Roman" w:eastAsia="FangSong" w:cs="Times New Roman"/>
-          <w:b w:val="0"/>
-          <w:i w:val="0"/>
-          <w:sz w:val="21"/>
-        </w:rPr>
-        <w:t>），</w:t>
-      </w:r>
-      <w:r>
-        <w:rPr>
-          <w:rFonts w:hint="eastAsia" w:ascii="Times New Roman" w:hAnsi="Times New Roman" w:eastAsia="FangSong" w:cs="Times New Roman"/>
-          <w:b w:val="0"/>
-          <w:i w:val="0"/>
-          <w:sz w:val="21"/>
-        </w:rPr>
-        <w:t>及其在气</w:t>
-      </w:r>
-      <w:r>
-        <w:rPr>
-          <w:rFonts w:hint="eastAsia" w:ascii="Times New Roman" w:hAnsi="Times New Roman" w:eastAsia="FangSong" w:cs="Times New Roman"/>
-          <w:b w:val="0"/>
-          <w:i w:val="0"/>
-          <w:sz w:val="21"/>
-        </w:rPr>
-        <w:t>-</w:t>
-      </w:r>
-      <w:r>
-        <w:rPr>
-          <w:rFonts w:hint="eastAsia" w:ascii="Times New Roman" w:hAnsi="Times New Roman" w:eastAsia="FangSong" w:cs="Times New Roman"/>
-          <w:b w:val="0"/>
-          <w:i w:val="0"/>
-          <w:sz w:val="21"/>
-        </w:rPr>
-        <w:t>液界面的定向排列</w:t>
-      </w:r>
-      <w:r>
-        <w:rPr>
-          <w:rFonts w:hint="eastAsia" w:ascii="Times New Roman" w:hAnsi="Times New Roman" w:eastAsia="FangSong" w:cs="Times New Roman"/>
-          <w:b w:val="0"/>
-          <w:i w:val="0"/>
-          <w:sz w:val="21"/>
-        </w:rPr>
-        <w:t>（</w:t>
-      </w:r>
-      <w:r>
-        <w:rPr>
-          <w:rFonts w:hint="eastAsia" w:ascii="Times New Roman" w:hAnsi="Times New Roman" w:eastAsia="FangSong" w:cs="Times New Roman"/>
-          <w:b w:val="0"/>
-          <w:i w:val="0"/>
-          <w:sz w:val="21"/>
         </w:rPr>
         <w:t>亲水头入水</w:t>
       </w:r>
       <w:r>
         <w:rPr>
-          <w:rFonts w:hint="eastAsia" w:ascii="Times New Roman" w:hAnsi="Times New Roman" w:eastAsia="FangSong" w:cs="Times New Roman"/>
-          <w:b w:val="0"/>
-          <w:i w:val="0"/>
-          <w:sz w:val="21"/>
+          <w:rFonts w:hint="eastAsia" w:ascii="Times New Roman" w:hAnsi="Times New Roman" w:eastAsia="Times New Roman" w:cs="Times New Roman"/>
         </w:rPr>
         <w:t>、</w:t>
       </w:r>
       <w:r>
         <w:rPr>
           <w:rFonts w:hint="eastAsia" w:ascii="Times New Roman" w:hAnsi="Times New Roman" w:eastAsia="FangSong" w:cs="Times New Roman"/>
-          <w:b w:val="0"/>
-          <w:i w:val="0"/>
-          <w:sz w:val="21"/>
         </w:rPr>
         <w:t>疏水尾竖出</w:t>
       </w:r>
       <w:r>
         <w:rPr>
-          <w:rFonts w:hint="eastAsia" w:ascii="Times New Roman" w:hAnsi="Times New Roman" w:eastAsia="FangSong" w:cs="Times New Roman"/>
-          <w:b w:val="0"/>
-          <w:i w:val="0"/>
-          <w:sz w:val="21"/>
+          <w:rFonts w:hint="eastAsia" w:ascii="Times New Roman" w:hAnsi="Times New Roman" w:eastAsia="Times New Roman" w:cs="Times New Roman"/>
         </w:rPr>
         <w:t>）。</w:t>
       </w:r>
     </w:p>
-    <w:bookmarkEnd w:id="14"/>
-    <w:bookmarkStart w:id="18" w:name="胶束形成与-cmc"/>
+    <w:bookmarkEnd w:id="11"/>
+    <w:bookmarkStart w:id="15" w:name="胶束形成与-cmc"/>
     <w:p>
       <w:pPr>
         <w:pStyle w:val="Heading3"/>
@@ -2551,7 +2551,7 @@
       </w:pPr>
       <w:r>
         <w:rPr>
-          <w:rFonts w:hint="eastAsia" w:ascii="Times New Roman" w:hAnsi="Times New Roman" w:eastAsia="SimSun" w:cs="Times New Roman"/>
+          <w:rFonts w:hint="eastAsia" w:ascii="Times New Roman" w:hAnsi="Times New Roman" w:eastAsia="FangSong" w:cs="Times New Roman"/>
           <w:b/>
           <w:bCs/>
         </w:rPr>
@@ -2573,7 +2573,7 @@
       </w:r>
       <w:r>
         <w:rPr>
-          <w:rFonts w:hint="eastAsia" w:ascii="Times New Roman" w:hAnsi="Times New Roman" w:eastAsia="SimSun" w:cs="Times New Roman"/>
+          <w:rFonts w:hint="eastAsia" w:ascii="Times New Roman" w:hAnsi="Times New Roman" w:eastAsia="FangSong" w:cs="Times New Roman"/>
         </w:rPr>
         <w:t>表面活性剂在水溶液中开始大量形成胶束的最低浓度</w:t>
       </w:r>
@@ -2594,7 +2594,7 @@
       </w:pPr>
       <w:r>
         <w:rPr>
-          <w:rFonts w:hint="eastAsia" w:ascii="Times New Roman" w:hAnsi="Times New Roman" w:eastAsia="SimSun" w:cs="Times New Roman"/>
+          <w:rFonts w:hint="eastAsia" w:ascii="Times New Roman" w:hAnsi="Times New Roman" w:eastAsia="FangSong" w:cs="Times New Roman"/>
         </w:rPr>
         <w:t xml:space="preserve">低于</w:t>
       </w:r>
@@ -2612,13 +2612,13 @@
       </w:r>
       <w:r>
         <w:rPr>
-          <w:rFonts w:hint="eastAsia" w:ascii="Times New Roman" w:hAnsi="Times New Roman" w:eastAsia="SimSun" w:cs="Times New Roman"/>
+          <w:rFonts w:hint="eastAsia" w:ascii="Times New Roman" w:hAnsi="Times New Roman" w:eastAsia="FangSong" w:cs="Times New Roman"/>
         </w:rPr>
         <w:t>分子以</w:t>
       </w:r>
       <w:r>
         <w:rPr>
-          <w:rFonts w:hint="eastAsia" w:ascii="Times New Roman" w:hAnsi="Times New Roman" w:eastAsia="SimSun" w:cs="Times New Roman"/>
+          <w:rFonts w:hint="eastAsia" w:ascii="Times New Roman" w:hAnsi="Times New Roman" w:eastAsia="FangSong" w:cs="Times New Roman"/>
           <w:b/>
           <w:bCs/>
         </w:rPr>
@@ -2626,7 +2626,7 @@
       </w:r>
       <w:r>
         <w:rPr>
-          <w:rFonts w:hint="eastAsia" w:ascii="Times New Roman" w:hAnsi="Times New Roman" w:eastAsia="SimSun" w:cs="Times New Roman"/>
+          <w:rFonts w:hint="eastAsia" w:ascii="Times New Roman" w:hAnsi="Times New Roman" w:eastAsia="FangSong" w:cs="Times New Roman"/>
         </w:rPr>
         <w:t>形式吸附在界面</w:t>
       </w:r>
@@ -2638,7 +2638,7 @@
       </w:r>
       <w:r>
         <w:rPr>
-          <w:rFonts w:hint="eastAsia" w:ascii="Times New Roman" w:hAnsi="Times New Roman" w:eastAsia="SimSun" w:cs="Times New Roman"/>
+          <w:rFonts w:hint="eastAsia" w:ascii="Times New Roman" w:hAnsi="Times New Roman" w:eastAsia="FangSong" w:cs="Times New Roman"/>
         </w:rPr>
         <w:t>界面张力随浓度下降</w:t>
       </w:r>
@@ -2659,7 +2659,7 @@
       </w:pPr>
       <w:r>
         <w:rPr>
-          <w:rFonts w:hint="eastAsia" w:ascii="Times New Roman" w:hAnsi="Times New Roman" w:eastAsia="SimSun" w:cs="Times New Roman"/>
+          <w:rFonts w:hint="eastAsia" w:ascii="Times New Roman" w:hAnsi="Times New Roman" w:eastAsia="FangSong" w:cs="Times New Roman"/>
         </w:rPr>
         <w:t xml:space="preserve">高于</w:t>
       </w:r>
@@ -2677,7 +2677,7 @@
       </w:r>
       <w:r>
         <w:rPr>
-          <w:rFonts w:hint="eastAsia" w:ascii="Times New Roman" w:hAnsi="Times New Roman" w:eastAsia="SimSun" w:cs="Times New Roman"/>
+          <w:rFonts w:hint="eastAsia" w:ascii="Times New Roman" w:hAnsi="Times New Roman" w:eastAsia="FangSong" w:cs="Times New Roman"/>
         </w:rPr>
         <w:t>界面吸附饱和</w:t>
       </w:r>
@@ -2689,13 +2689,13 @@
       </w:r>
       <w:r>
         <w:rPr>
-          <w:rFonts w:hint="eastAsia" w:ascii="Times New Roman" w:hAnsi="Times New Roman" w:eastAsia="SimSun" w:cs="Times New Roman"/>
+          <w:rFonts w:hint="eastAsia" w:ascii="Times New Roman" w:hAnsi="Times New Roman" w:eastAsia="FangSong" w:cs="Times New Roman"/>
         </w:rPr>
         <w:t>多余分子</w:t>
       </w:r>
       <w:r>
         <w:rPr>
-          <w:rFonts w:hint="eastAsia" w:ascii="Times New Roman" w:hAnsi="Times New Roman" w:eastAsia="SimSun" w:cs="Times New Roman"/>
+          <w:rFonts w:hint="eastAsia" w:ascii="Times New Roman" w:hAnsi="Times New Roman" w:eastAsia="FangSong" w:cs="Times New Roman"/>
           <w:b/>
           <w:bCs/>
         </w:rPr>
@@ -2709,7 +2709,7 @@
       </w:r>
       <w:r>
         <w:rPr>
-          <w:rFonts w:hint="eastAsia" w:ascii="Times New Roman" w:hAnsi="Times New Roman" w:eastAsia="SimSun" w:cs="Times New Roman"/>
+          <w:rFonts w:hint="eastAsia" w:ascii="Times New Roman" w:hAnsi="Times New Roman" w:eastAsia="FangSong" w:cs="Times New Roman"/>
         </w:rPr>
         <w:t>界面张力基本不变</w:t>
       </w:r>
@@ -2737,18 +2737,18 @@
           <wp:inline>
             <wp:extent cx="3600000" cy="2300517"/>
             <wp:effectExtent b="0" l="0" r="0" t="0"/>
-            <wp:docPr descr="" title="" id="16" name="Picture"/>
+            <wp:docPr descr="" title="" id="13" name="Picture"/>
             <a:graphic>
               <a:graphicData uri="http://schemas.openxmlformats.org/drawingml/2006/picture">
                 <pic:pic>
                   <pic:nvPicPr>
-                    <pic:cNvPr descr="bb6c9d4f0dceea4ae5c58a6f06a17d03cce08db716b87be7191a364b5cb0652f.jpg" id="17" name="Picture"/>
+                    <pic:cNvPr descr="bb6c9d4f0dceea4ae5c58a6f06a17d03cce08db716b87be7191a364b5cb0652f.jpg" id="14" name="Picture"/>
                     <pic:cNvPicPr>
                       <a:picLocks noChangeArrowheads="1" noChangeAspect="1"/>
                     </pic:cNvPicPr>
                   </pic:nvPicPr>
                   <pic:blipFill>
-                    <a:blip r:embed="rId15"/>
+                    <a:blip r:embed="rId12"/>
                     <a:stretch>
                       <a:fillRect/>
                     </a:stretch>
@@ -2984,7 +2984,7 @@
       </w:pPr>
       <w:r>
         <w:rPr>
-          <w:rFonts w:hint="eastAsia" w:ascii="Times New Roman" w:hAnsi="Times New Roman" w:eastAsia="SimSun" w:cs="Times New Roman"/>
+          <w:rFonts w:hint="eastAsia" w:ascii="Times New Roman" w:hAnsi="Times New Roman" w:eastAsia="FangSong" w:cs="Times New Roman"/>
           <w:b/>
           <w:bCs/>
         </w:rPr>
@@ -2998,7 +2998,7 @@
       </w:r>
       <w:r>
         <w:rPr>
-          <w:rFonts w:hint="eastAsia" w:ascii="Times New Roman" w:hAnsi="Times New Roman" w:eastAsia="SimSun" w:cs="Times New Roman"/>
+          <w:rFonts w:hint="eastAsia" w:ascii="Times New Roman" w:hAnsi="Times New Roman" w:eastAsia="FangSong" w:cs="Times New Roman"/>
         </w:rPr>
         <w:t>疏水尾向内聚集成</w:t>
       </w:r>
@@ -3010,7 +3010,7 @@
       </w:r>
       <w:r>
         <w:rPr>
-          <w:rFonts w:hint="eastAsia" w:ascii="Times New Roman" w:hAnsi="Times New Roman" w:eastAsia="SimSun" w:cs="Times New Roman"/>
+          <w:rFonts w:hint="eastAsia" w:ascii="Times New Roman" w:hAnsi="Times New Roman" w:eastAsia="FangSong" w:cs="Times New Roman"/>
         </w:rPr>
         <w:t>油核</w:t>
       </w:r>
@@ -3022,7 +3022,7 @@
       </w:r>
       <w:r>
         <w:rPr>
-          <w:rFonts w:hint="eastAsia" w:ascii="Times New Roman" w:hAnsi="Times New Roman" w:eastAsia="SimSun" w:cs="Times New Roman"/>
+          <w:rFonts w:hint="eastAsia" w:ascii="Times New Roman" w:hAnsi="Times New Roman" w:eastAsia="FangSong" w:cs="Times New Roman"/>
         </w:rPr>
         <w:t>亲水头朝外与水接触</w:t>
       </w:r>
@@ -3034,13 +3034,13 @@
       </w:r>
       <w:r>
         <w:rPr>
-          <w:rFonts w:hint="eastAsia" w:ascii="Times New Roman" w:hAnsi="Times New Roman" w:eastAsia="SimSun" w:cs="Times New Roman"/>
+          <w:rFonts w:hint="eastAsia" w:ascii="Times New Roman" w:hAnsi="Times New Roman" w:eastAsia="FangSong" w:cs="Times New Roman"/>
         </w:rPr>
         <w:t>水溶液中为</w:t>
       </w:r>
       <w:r>
         <w:rPr>
-          <w:rFonts w:hint="eastAsia" w:ascii="Times New Roman" w:hAnsi="Times New Roman" w:eastAsia="SimSun" w:cs="Times New Roman"/>
+          <w:rFonts w:hint="eastAsia" w:ascii="Times New Roman" w:hAnsi="Times New Roman" w:eastAsia="FangSong" w:cs="Times New Roman"/>
           <w:b/>
           <w:bCs/>
         </w:rPr>
@@ -3054,7 +3054,7 @@
       </w:r>
       <w:r>
         <w:rPr>
-          <w:rFonts w:hint="eastAsia" w:ascii="Times New Roman" w:hAnsi="Times New Roman" w:eastAsia="SimSun" w:cs="Times New Roman"/>
+          <w:rFonts w:hint="eastAsia" w:ascii="Times New Roman" w:hAnsi="Times New Roman" w:eastAsia="FangSong" w:cs="Times New Roman"/>
         </w:rPr>
         <w:t>正胶束</w:t>
       </w:r>
@@ -3066,13 +3066,13 @@
       </w:r>
       <w:r>
         <w:rPr>
-          <w:rFonts w:hint="eastAsia" w:ascii="Times New Roman" w:hAnsi="Times New Roman" w:eastAsia="SimSun" w:cs="Times New Roman"/>
+          <w:rFonts w:hint="eastAsia" w:ascii="Times New Roman" w:hAnsi="Times New Roman" w:eastAsia="FangSong" w:cs="Times New Roman"/>
         </w:rPr>
         <w:t>非极性溶剂中为</w:t>
       </w:r>
       <w:r>
         <w:rPr>
-          <w:rFonts w:hint="eastAsia" w:ascii="Times New Roman" w:hAnsi="Times New Roman" w:eastAsia="SimSun" w:cs="Times New Roman"/>
+          <w:rFonts w:hint="eastAsia" w:ascii="Times New Roman" w:hAnsi="Times New Roman" w:eastAsia="FangSong" w:cs="Times New Roman"/>
           <w:b/>
           <w:bCs/>
         </w:rPr>
@@ -3086,7 +3086,7 @@
       </w:r>
       <w:r>
         <w:rPr>
-          <w:rFonts w:hint="eastAsia" w:ascii="Times New Roman" w:hAnsi="Times New Roman" w:eastAsia="SimSun" w:cs="Times New Roman"/>
+          <w:rFonts w:hint="eastAsia" w:ascii="Times New Roman" w:hAnsi="Times New Roman" w:eastAsia="FangSong" w:cs="Times New Roman"/>
         </w:rPr>
         <w:t>亲水头向内</w:t>
       </w:r>
@@ -3097,8 +3097,8 @@
         <w:t>）。</w:t>
       </w:r>
     </w:p>
-    <w:bookmarkEnd w:id="18"/>
-    <w:bookmarkStart w:id="19" w:name="疏水相互作用胶束形成的热力学驱动"/>
+    <w:bookmarkEnd w:id="15"/>
+    <w:bookmarkStart w:id="16" w:name="疏水相互作用胶束形成的热力学驱动"/>
     <w:p>
       <w:pPr>
         <w:pStyle w:val="Heading3"/>
@@ -3135,7 +3135,7 @@
       </w:pPr>
       <w:r>
         <w:rPr>
-          <w:rFonts w:hint="eastAsia" w:ascii="Times New Roman" w:hAnsi="Times New Roman" w:eastAsia="SimSun" w:cs="Times New Roman"/>
+          <w:rFonts w:hint="eastAsia" w:ascii="Times New Roman" w:hAnsi="Times New Roman" w:eastAsia="FangSong" w:cs="Times New Roman"/>
         </w:rPr>
         <w:t>决赛</w:t>
       </w:r>
@@ -3147,7 +3147,7 @@
       </w:r>
       <w:r>
         <w:rPr>
-          <w:rFonts w:hint="eastAsia" w:ascii="Times New Roman" w:hAnsi="Times New Roman" w:eastAsia="SimSun" w:cs="Times New Roman"/>
+          <w:rFonts w:hint="eastAsia" w:ascii="Times New Roman" w:hAnsi="Times New Roman" w:eastAsia="FangSong" w:cs="Times New Roman"/>
         </w:rPr>
         <w:t>届真题</w:t>
       </w:r>
@@ -3159,7 +3159,7 @@
       </w:r>
       <w:r>
         <w:rPr>
-          <w:rFonts w:hint="eastAsia" w:ascii="Times New Roman" w:hAnsi="Times New Roman" w:eastAsia="SimSun" w:cs="Times New Roman"/>
+          <w:rFonts w:hint="eastAsia" w:ascii="Times New Roman" w:hAnsi="Times New Roman" w:eastAsia="FangSong" w:cs="Times New Roman"/>
         </w:rPr>
         <w:t>题</w:t>
       </w:r>
@@ -3171,7 +3171,7 @@
       </w:r>
       <w:r>
         <w:rPr>
-          <w:rFonts w:hint="eastAsia" w:ascii="Times New Roman" w:hAnsi="Times New Roman" w:eastAsia="SimSun" w:cs="Times New Roman"/>
+          <w:rFonts w:hint="eastAsia" w:ascii="Times New Roman" w:hAnsi="Times New Roman" w:eastAsia="FangSong" w:cs="Times New Roman"/>
         </w:rPr>
         <w:t>决</w:t>
       </w:r>
@@ -3189,7 +3189,7 @@
       </w:r>
       <w:r>
         <w:rPr>
-          <w:rFonts w:hint="eastAsia" w:ascii="Times New Roman" w:hAnsi="Times New Roman" w:eastAsia="SimSun" w:cs="Times New Roman"/>
+          <w:rFonts w:hint="eastAsia" w:ascii="Times New Roman" w:hAnsi="Times New Roman" w:eastAsia="FangSong" w:cs="Times New Roman"/>
         </w:rPr>
         <w:t>理论</w:t>
       </w:r>
@@ -3201,7 +3201,7 @@
       </w:r>
       <w:r>
         <w:rPr>
-          <w:rFonts w:hint="eastAsia" w:ascii="Times New Roman" w:hAnsi="Times New Roman" w:eastAsia="SimSun" w:cs="Times New Roman"/>
+          <w:rFonts w:hint="eastAsia" w:ascii="Times New Roman" w:hAnsi="Times New Roman" w:eastAsia="FangSong" w:cs="Times New Roman"/>
         </w:rPr>
         <w:t>明确考</w:t>
       </w:r>
@@ -3213,7 +3213,7 @@
       </w:r>
       <w:r>
         <w:rPr>
-          <w:rFonts w:hint="eastAsia" w:ascii="Times New Roman" w:hAnsi="Times New Roman" w:eastAsia="SimSun" w:cs="Times New Roman"/>
+          <w:rFonts w:hint="eastAsia" w:ascii="Times New Roman" w:hAnsi="Times New Roman" w:eastAsia="FangSong" w:cs="Times New Roman"/>
         </w:rPr>
         <w:t>胶束形成的热力学驱动力</w:t>
       </w:r>
@@ -3234,13 +3234,13 @@
       </w:pPr>
       <w:r>
         <w:rPr>
-          <w:rFonts w:hint="eastAsia" w:ascii="Times New Roman" w:hAnsi="Times New Roman" w:eastAsia="SimSun" w:cs="Times New Roman"/>
+          <w:rFonts w:hint="eastAsia" w:ascii="Times New Roman" w:hAnsi="Times New Roman" w:eastAsia="FangSong" w:cs="Times New Roman"/>
         </w:rPr>
         <w:t xml:space="preserve">驱动胶束形成的</w:t>
       </w:r>
       <w:r>
         <w:rPr>
-          <w:rFonts w:hint="eastAsia" w:ascii="Times New Roman" w:hAnsi="Times New Roman" w:eastAsia="SimSun" w:cs="Times New Roman"/>
+          <w:rFonts w:hint="eastAsia" w:ascii="Times New Roman" w:hAnsi="Times New Roman" w:eastAsia="FangSong" w:cs="Times New Roman"/>
           <w:b/>
           <w:bCs/>
         </w:rPr>
@@ -3254,7 +3254,7 @@
       </w:r>
       <w:r>
         <w:rPr>
-          <w:rFonts w:hint="eastAsia" w:ascii="Times New Roman" w:hAnsi="Times New Roman" w:eastAsia="SimSun" w:cs="Times New Roman"/>
+          <w:rFonts w:hint="eastAsia" w:ascii="Times New Roman" w:hAnsi="Times New Roman" w:eastAsia="FangSong" w:cs="Times New Roman"/>
         </w:rPr>
         <w:t>疏水尾之间并无强吸引力</w:t>
       </w:r>
@@ -3266,13 +3266,13 @@
       </w:r>
       <w:r>
         <w:rPr>
-          <w:rFonts w:hint="eastAsia" w:ascii="Times New Roman" w:hAnsi="Times New Roman" w:eastAsia="SimSun" w:cs="Times New Roman"/>
+          <w:rFonts w:hint="eastAsia" w:ascii="Times New Roman" w:hAnsi="Times New Roman" w:eastAsia="FangSong" w:cs="Times New Roman"/>
         </w:rPr>
         <w:t>而是</w:t>
       </w:r>
       <w:r>
         <w:rPr>
-          <w:rFonts w:hint="eastAsia" w:ascii="Times New Roman" w:hAnsi="Times New Roman" w:eastAsia="SimSun" w:cs="Times New Roman"/>
+          <w:rFonts w:hint="eastAsia" w:ascii="Times New Roman" w:hAnsi="Times New Roman" w:eastAsia="FangSong" w:cs="Times New Roman"/>
           <w:b/>
           <w:bCs/>
         </w:rPr>
@@ -3286,7 +3286,7 @@
       </w:r>
       <w:r>
         <w:rPr>
-          <w:rFonts w:hint="eastAsia" w:ascii="Times New Roman" w:hAnsi="Times New Roman" w:eastAsia="SimSun" w:cs="Times New Roman"/>
+          <w:rFonts w:hint="eastAsia" w:ascii="Times New Roman" w:hAnsi="Times New Roman" w:eastAsia="FangSong" w:cs="Times New Roman"/>
         </w:rPr>
         <w:t>疏水尾周围的水分子被</w:t>
       </w:r>
@@ -3298,7 +3298,7 @@
       </w:r>
       <w:r>
         <w:rPr>
-          <w:rFonts w:hint="eastAsia" w:ascii="Times New Roman" w:hAnsi="Times New Roman" w:eastAsia="SimSun" w:cs="Times New Roman"/>
+          <w:rFonts w:hint="eastAsia" w:ascii="Times New Roman" w:hAnsi="Times New Roman" w:eastAsia="FangSong" w:cs="Times New Roman"/>
         </w:rPr>
         <w:t>困</w:t>
       </w:r>
@@ -3310,7 +3310,7 @@
       </w:r>
       <w:r>
         <w:rPr>
-          <w:rFonts w:hint="eastAsia" w:ascii="Times New Roman" w:hAnsi="Times New Roman" w:eastAsia="SimSun" w:cs="Times New Roman"/>
+          <w:rFonts w:hint="eastAsia" w:ascii="Times New Roman" w:hAnsi="Times New Roman" w:eastAsia="FangSong" w:cs="Times New Roman"/>
         </w:rPr>
         <w:t>在有序笼状结构中</w:t>
       </w:r>
@@ -3322,7 +3322,7 @@
       </w:r>
       <w:r>
         <w:rPr>
-          <w:rFonts w:hint="eastAsia" w:ascii="Times New Roman" w:hAnsi="Times New Roman" w:eastAsia="SimSun" w:cs="Times New Roman"/>
+          <w:rFonts w:hint="eastAsia" w:ascii="Times New Roman" w:hAnsi="Times New Roman" w:eastAsia="FangSong" w:cs="Times New Roman"/>
         </w:rPr>
         <w:t>疏水水合</w:t>
       </w:r>
@@ -3334,7 +3334,7 @@
       </w:r>
       <w:r>
         <w:rPr>
-          <w:rFonts w:hint="eastAsia" w:ascii="Times New Roman" w:hAnsi="Times New Roman" w:eastAsia="SimSun" w:cs="Times New Roman"/>
+          <w:rFonts w:hint="eastAsia" w:ascii="Times New Roman" w:hAnsi="Times New Roman" w:eastAsia="FangSong" w:cs="Times New Roman"/>
         </w:rPr>
         <w:t>形成胶束把疏水尾藏起后</w:t>
       </w:r>
@@ -3346,13 +3346,13 @@
       </w:r>
       <w:r>
         <w:rPr>
-          <w:rFonts w:hint="eastAsia" w:ascii="Times New Roman" w:hAnsi="Times New Roman" w:eastAsia="SimSun" w:cs="Times New Roman"/>
+          <w:rFonts w:hint="eastAsia" w:ascii="Times New Roman" w:hAnsi="Times New Roman" w:eastAsia="FangSong" w:cs="Times New Roman"/>
         </w:rPr>
         <w:t>这些水分子</w:t>
       </w:r>
       <w:r>
         <w:rPr>
-          <w:rFonts w:hint="eastAsia" w:ascii="Times New Roman" w:hAnsi="Times New Roman" w:eastAsia="SimSun" w:cs="Times New Roman"/>
+          <w:rFonts w:hint="eastAsia" w:ascii="Times New Roman" w:hAnsi="Times New Roman" w:eastAsia="FangSong" w:cs="Times New Roman"/>
           <w:b/>
           <w:bCs/>
         </w:rPr>
@@ -3366,7 +3366,7 @@
       </w:r>
       <w:r>
         <w:rPr>
-          <w:rFonts w:hint="eastAsia" w:ascii="Times New Roman" w:hAnsi="Times New Roman" w:eastAsia="SimSun" w:cs="Times New Roman"/>
+          <w:rFonts w:hint="eastAsia" w:ascii="Times New Roman" w:hAnsi="Times New Roman" w:eastAsia="FangSong" w:cs="Times New Roman"/>
         </w:rPr>
         <w:t>体系熵增大</w:t>
       </w:r>
@@ -3387,7 +3387,7 @@
       </w:pPr>
       <w:r>
         <w:rPr>
-          <w:rFonts w:hint="eastAsia" w:ascii="Times New Roman" w:hAnsi="Times New Roman" w:eastAsia="SimSun" w:cs="Times New Roman"/>
+          <w:rFonts w:hint="eastAsia" w:ascii="Times New Roman" w:hAnsi="Times New Roman" w:eastAsia="FangSong" w:cs="Times New Roman"/>
         </w:rPr>
         <w:t xml:space="preserve">故胶束形成是</w:t>
       </w:r>
@@ -3407,7 +3407,7 @@
       </w:r>
       <w:r>
         <w:rPr>
-          <w:rFonts w:hint="eastAsia" w:ascii="Times New Roman" w:hAnsi="Times New Roman" w:eastAsia="SimSun" w:cs="Times New Roman"/>
+          <w:rFonts w:hint="eastAsia" w:ascii="Times New Roman" w:hAnsi="Times New Roman" w:eastAsia="FangSong" w:cs="Times New Roman"/>
           <w:b/>
           <w:bCs/>
         </w:rPr>
@@ -3421,7 +3421,7 @@
       </w:r>
       <w:r>
         <w:rPr>
-          <w:rFonts w:hint="eastAsia" w:ascii="Times New Roman" w:hAnsi="Times New Roman" w:eastAsia="SimSun" w:cs="Times New Roman"/>
+          <w:rFonts w:hint="eastAsia" w:ascii="Times New Roman" w:hAnsi="Times New Roman" w:eastAsia="FangSong" w:cs="Times New Roman"/>
         </w:rPr>
         <w:t>且</w:t>
       </w:r>
@@ -3433,7 +3433,7 @@
       </w:r>
       <w:r>
         <w:rPr>
-          <w:rFonts w:hint="eastAsia" w:ascii="Times New Roman" w:hAnsi="Times New Roman" w:eastAsia="SimSun" w:cs="Times New Roman"/>
+          <w:rFonts w:hint="eastAsia" w:ascii="Times New Roman" w:hAnsi="Times New Roman" w:eastAsia="FangSong" w:cs="Times New Roman"/>
         </w:rPr>
         <w:t>常为正</w:t>
       </w:r>
@@ -3445,7 +3445,7 @@
       </w:r>
       <w:r>
         <w:rPr>
-          <w:rFonts w:hint="eastAsia" w:ascii="Times New Roman" w:hAnsi="Times New Roman" w:eastAsia="SimSun" w:cs="Times New Roman"/>
+          <w:rFonts w:hint="eastAsia" w:ascii="Times New Roman" w:hAnsi="Times New Roman" w:eastAsia="FangSong" w:cs="Times New Roman"/>
         </w:rPr>
         <w:t>吸热</w:t>
       </w:r>
@@ -3457,7 +3457,7 @@
       </w:r>
       <w:r>
         <w:rPr>
-          <w:rFonts w:hint="eastAsia" w:ascii="Times New Roman" w:hAnsi="Times New Roman" w:eastAsia="SimSun" w:cs="Times New Roman"/>
+          <w:rFonts w:hint="eastAsia" w:ascii="Times New Roman" w:hAnsi="Times New Roman" w:eastAsia="FangSong" w:cs="Times New Roman"/>
         </w:rPr>
         <w:t>但</w:t>
       </w:r>
@@ -3469,7 +3469,7 @@
       </w:r>
       <w:r>
         <w:rPr>
-          <w:rFonts w:hint="eastAsia" w:ascii="Times New Roman" w:hAnsi="Times New Roman" w:eastAsia="SimSun" w:cs="Times New Roman"/>
+          <w:rFonts w:hint="eastAsia" w:ascii="Times New Roman" w:hAnsi="Times New Roman" w:eastAsia="FangSong" w:cs="Times New Roman"/>
         </w:rPr>
         <w:t xml:space="preserve">占优</w:t>
       </w:r>
@@ -3486,7 +3486,7 @@
       </w:pPr>
       <w:r>
         <w:rPr>
-          <w:rFonts w:hint="eastAsia" w:ascii="Times New Roman" w:hAnsi="Times New Roman" w:eastAsia="SimSun" w:cs="Times New Roman"/>
+          <w:rFonts w:hint="eastAsia" w:ascii="Times New Roman" w:hAnsi="Times New Roman" w:eastAsia="FangSong" w:cs="Times New Roman"/>
         </w:rPr>
         <w:t>一句话</w:t>
       </w:r>
@@ -3498,7 +3498,7 @@
       </w:r>
       <w:r>
         <w:rPr>
-          <w:rFonts w:hint="eastAsia" w:ascii="Times New Roman" w:hAnsi="Times New Roman" w:eastAsia="SimSun" w:cs="Times New Roman"/>
+          <w:rFonts w:hint="eastAsia" w:ascii="Times New Roman" w:hAnsi="Times New Roman" w:eastAsia="FangSong" w:cs="Times New Roman"/>
           <w:b/>
           <w:bCs/>
         </w:rPr>
@@ -3514,7 +3514,7 @@
       </w:r>
       <w:r>
         <w:rPr>
-          <w:rFonts w:hint="eastAsia" w:ascii="Times New Roman" w:hAnsi="Times New Roman" w:eastAsia="SimSun" w:cs="Times New Roman"/>
+          <w:rFonts w:hint="eastAsia" w:ascii="Times New Roman" w:hAnsi="Times New Roman" w:eastAsia="FangSong" w:cs="Times New Roman"/>
           <w:b/>
           <w:bCs/>
         </w:rPr>
@@ -3530,7 +3530,7 @@
       </w:r>
       <w:r>
         <w:rPr>
-          <w:rFonts w:hint="eastAsia" w:ascii="Times New Roman" w:hAnsi="Times New Roman" w:eastAsia="SimSun" w:cs="Times New Roman"/>
+          <w:rFonts w:hint="eastAsia" w:ascii="Times New Roman" w:hAnsi="Times New Roman" w:eastAsia="FangSong" w:cs="Times New Roman"/>
           <w:b/>
           <w:bCs/>
         </w:rPr>
@@ -3544,7 +3544,7 @@
       </w:r>
       <w:r>
         <w:rPr>
-          <w:rFonts w:hint="eastAsia" w:ascii="Times New Roman" w:hAnsi="Times New Roman" w:eastAsia="SimSun" w:cs="Times New Roman"/>
+          <w:rFonts w:hint="eastAsia" w:ascii="Times New Roman" w:hAnsi="Times New Roman" w:eastAsia="FangSong" w:cs="Times New Roman"/>
         </w:rPr>
         <w:t>不是</w:t>
       </w:r>
@@ -3556,7 +3556,7 @@
       </w:r>
       <w:r>
         <w:rPr>
-          <w:rFonts w:hint="eastAsia" w:ascii="Times New Roman" w:hAnsi="Times New Roman" w:eastAsia="SimSun" w:cs="Times New Roman"/>
+          <w:rFonts w:hint="eastAsia" w:ascii="Times New Roman" w:hAnsi="Times New Roman" w:eastAsia="FangSong" w:cs="Times New Roman"/>
         </w:rPr>
         <w:t>亲水头互相吸引</w:t>
       </w:r>
@@ -3567,8 +3567,8 @@
         <w:t>”。</w:t>
       </w:r>
     </w:p>
-    <w:bookmarkEnd w:id="19"/>
-    <w:bookmarkStart w:id="20" w:name="胶束的应用增溶与药物包载"/>
+    <w:bookmarkEnd w:id="16"/>
+    <w:bookmarkStart w:id="17" w:name="胶束的应用增溶与药物包载"/>
     <w:p>
       <w:pPr>
         <w:pStyle w:val="Heading3"/>
@@ -3609,7 +3609,7 @@
       </w:pPr>
       <w:r>
         <w:rPr>
-          <w:rFonts w:hint="eastAsia" w:ascii="Times New Roman" w:hAnsi="Times New Roman" w:eastAsia="SimSun" w:cs="Times New Roman"/>
+          <w:rFonts w:hint="eastAsia" w:ascii="Times New Roman" w:hAnsi="Times New Roman" w:eastAsia="FangSong" w:cs="Times New Roman"/>
           <w:b/>
           <w:bCs/>
         </w:rPr>
@@ -3623,7 +3623,7 @@
       </w:r>
       <w:r>
         <w:rPr>
-          <w:rFonts w:hint="eastAsia" w:ascii="Times New Roman" w:hAnsi="Times New Roman" w:eastAsia="SimSun" w:cs="Times New Roman"/>
+          <w:rFonts w:hint="eastAsia" w:ascii="Times New Roman" w:hAnsi="Times New Roman" w:eastAsia="FangSong" w:cs="Times New Roman"/>
         </w:rPr>
         <w:t>胶束内核可溶解疏水物</w:t>
       </w:r>
@@ -3635,7 +3635,7 @@
       </w:r>
       <w:r>
         <w:rPr>
-          <w:rFonts w:hint="eastAsia" w:ascii="Times New Roman" w:hAnsi="Times New Roman" w:eastAsia="SimSun" w:cs="Times New Roman"/>
+          <w:rFonts w:hint="eastAsia" w:ascii="Times New Roman" w:hAnsi="Times New Roman" w:eastAsia="FangSong" w:cs="Times New Roman"/>
         </w:rPr>
         <w:t>油</w:t>
       </w:r>
@@ -3647,7 +3647,7 @@
       </w:r>
       <w:r>
         <w:rPr>
-          <w:rFonts w:hint="eastAsia" w:ascii="Times New Roman" w:hAnsi="Times New Roman" w:eastAsia="SimSun" w:cs="Times New Roman"/>
+          <w:rFonts w:hint="eastAsia" w:ascii="Times New Roman" w:hAnsi="Times New Roman" w:eastAsia="FangSong" w:cs="Times New Roman"/>
         </w:rPr>
         <w:t>药物</w:t>
       </w:r>
@@ -3659,7 +3659,7 @@
       </w:r>
       <w:r>
         <w:rPr>
-          <w:rFonts w:hint="eastAsia" w:ascii="Times New Roman" w:hAnsi="Times New Roman" w:eastAsia="SimSun" w:cs="Times New Roman"/>
+          <w:rFonts w:hint="eastAsia" w:ascii="Times New Roman" w:hAnsi="Times New Roman" w:eastAsia="FangSong" w:cs="Times New Roman"/>
         </w:rPr>
         <w:t>染料</w:t>
       </w:r>
@@ -3677,7 +3677,7 @@
       </w:r>
       <w:r>
         <w:rPr>
-          <w:rFonts w:hint="eastAsia" w:ascii="Times New Roman" w:hAnsi="Times New Roman" w:eastAsia="SimSun" w:cs="Times New Roman"/>
+          <w:rFonts w:hint="eastAsia" w:ascii="Times New Roman" w:hAnsi="Times New Roman" w:eastAsia="FangSong" w:cs="Times New Roman"/>
         </w:rPr>
         <w:t>增溶</w:t>
       </w:r>
@@ -3701,7 +3701,7 @@
       </w:r>
       <w:r>
         <w:rPr>
-          <w:rFonts w:hint="eastAsia" w:ascii="Times New Roman" w:hAnsi="Times New Roman" w:eastAsia="SimSun" w:cs="Times New Roman"/>
+          <w:rFonts w:hint="eastAsia" w:ascii="Times New Roman" w:hAnsi="Times New Roman" w:eastAsia="FangSong" w:cs="Times New Roman"/>
         </w:rPr>
         <w:t>溶解</w:t>
       </w:r>
@@ -3719,7 +3719,7 @@
       </w:r>
       <w:r>
         <w:rPr>
-          <w:rFonts w:hint="eastAsia" w:ascii="Times New Roman" w:hAnsi="Times New Roman" w:eastAsia="SimSun" w:cs="Times New Roman"/>
+          <w:rFonts w:hint="eastAsia" w:ascii="Times New Roman" w:hAnsi="Times New Roman" w:eastAsia="FangSong" w:cs="Times New Roman"/>
         </w:rPr>
         <w:t>是</w:t>
       </w:r>
@@ -3731,7 +3731,7 @@
       </w:r>
       <w:r>
         <w:rPr>
-          <w:rFonts w:hint="eastAsia" w:ascii="Times New Roman" w:hAnsi="Times New Roman" w:eastAsia="SimSun" w:cs="Times New Roman"/>
+          <w:rFonts w:hint="eastAsia" w:ascii="Times New Roman" w:hAnsi="Times New Roman" w:eastAsia="FangSong" w:cs="Times New Roman"/>
         </w:rPr>
         <w:t>藏进胶束内核</w:t>
       </w:r>
@@ -3752,7 +3752,7 @@
       </w:pPr>
       <w:r>
         <w:rPr>
-          <w:rFonts w:hint="eastAsia" w:ascii="Times New Roman" w:hAnsi="Times New Roman" w:eastAsia="SimSun" w:cs="Times New Roman"/>
+          <w:rFonts w:hint="eastAsia" w:ascii="Times New Roman" w:hAnsi="Times New Roman" w:eastAsia="FangSong" w:cs="Times New Roman"/>
           <w:b/>
           <w:bCs/>
         </w:rPr>
@@ -3766,7 +3766,7 @@
       </w:r>
       <w:r>
         <w:rPr>
-          <w:rFonts w:hint="eastAsia" w:ascii="Times New Roman" w:hAnsi="Times New Roman" w:eastAsia="SimSun" w:cs="Times New Roman"/>
+          <w:rFonts w:hint="eastAsia" w:ascii="Times New Roman" w:hAnsi="Times New Roman" w:eastAsia="FangSong" w:cs="Times New Roman"/>
         </w:rPr>
         <w:t>紫杉醇等疏水抗癌药包载进胶束提高水溶性</w:t>
       </w:r>
@@ -3778,7 +3778,7 @@
       </w:r>
       <w:r>
         <w:rPr>
-          <w:rFonts w:hint="eastAsia" w:ascii="Times New Roman" w:hAnsi="Times New Roman" w:eastAsia="SimSun" w:cs="Times New Roman"/>
+          <w:rFonts w:hint="eastAsia" w:ascii="Times New Roman" w:hAnsi="Times New Roman" w:eastAsia="FangSong" w:cs="Times New Roman"/>
         </w:rPr>
         <w:t>题</w:t>
       </w:r>
@@ -3796,7 +3796,7 @@
       </w:r>
       <w:r>
         <w:rPr>
-          <w:rFonts w:hint="eastAsia" w:ascii="Times New Roman" w:hAnsi="Times New Roman" w:eastAsia="SimSun" w:cs="Times New Roman"/>
+          <w:rFonts w:hint="eastAsia" w:ascii="Times New Roman" w:hAnsi="Times New Roman" w:eastAsia="FangSong" w:cs="Times New Roman"/>
         </w:rPr>
         <w:t>胶束包载药物</w:t>
       </w:r>
@@ -3817,7 +3817,7 @@
       </w:pPr>
       <w:r>
         <w:rPr>
-          <w:rFonts w:hint="eastAsia" w:ascii="Times New Roman" w:hAnsi="Times New Roman" w:eastAsia="SimSun" w:cs="Times New Roman"/>
+          <w:rFonts w:hint="eastAsia" w:ascii="Times New Roman" w:hAnsi="Times New Roman" w:eastAsia="FangSong" w:cs="Times New Roman"/>
           <w:b/>
           <w:bCs/>
         </w:rPr>
@@ -3831,7 +3831,7 @@
       </w:r>
       <w:r>
         <w:rPr>
-          <w:rFonts w:hint="eastAsia" w:ascii="Times New Roman" w:hAnsi="Times New Roman" w:eastAsia="SimSun" w:cs="Times New Roman"/>
+          <w:rFonts w:hint="eastAsia" w:ascii="Times New Roman" w:hAnsi="Times New Roman" w:eastAsia="FangSong" w:cs="Times New Roman"/>
         </w:rPr>
         <w:t>洗涤剂把油污</w:t>
       </w:r>
@@ -3843,7 +3843,7 @@
       </w:r>
       <w:r>
         <w:rPr>
-          <w:rFonts w:hint="eastAsia" w:ascii="Times New Roman" w:hAnsi="Times New Roman" w:eastAsia="SimSun" w:cs="Times New Roman"/>
+          <w:rFonts w:hint="eastAsia" w:ascii="Times New Roman" w:hAnsi="Times New Roman" w:eastAsia="FangSong" w:cs="Times New Roman"/>
         </w:rPr>
         <w:t>裹进</w:t>
       </w:r>
@@ -3855,7 +3855,7 @@
       </w:r>
       <w:r>
         <w:rPr>
-          <w:rFonts w:hint="eastAsia" w:ascii="Times New Roman" w:hAnsi="Times New Roman" w:eastAsia="SimSun" w:cs="Times New Roman"/>
+          <w:rFonts w:hint="eastAsia" w:ascii="Times New Roman" w:hAnsi="Times New Roman" w:eastAsia="FangSong" w:cs="Times New Roman"/>
         </w:rPr>
         <w:t>胶束带走</w:t>
       </w:r>
@@ -3876,9 +3876,9 @@
         </w:pict>
       </w:r>
     </w:p>
-    <w:bookmarkEnd w:id="20"/>
-    <w:bookmarkEnd w:id="21"/>
-    <w:bookmarkStart w:id="32" w:name="二胶体分散系"/>
+    <w:bookmarkEnd w:id="17"/>
+    <w:bookmarkEnd w:id="18"/>
+    <w:bookmarkStart w:id="29" w:name="二胶体分散系"/>
     <w:p>
       <w:pPr>
         <w:pStyle w:val="Heading2"/>
@@ -3903,7 +3903,7 @@
         <w:t>胶体分散系</w:t>
       </w:r>
     </w:p>
-    <w:bookmarkStart w:id="22" w:name="分散系分类复习-深化"/>
+    <w:bookmarkStart w:id="19" w:name="分散系分类复习-深化"/>
     <w:p>
       <w:pPr>
         <w:pStyle w:val="Heading3"/>
@@ -4043,7 +4043,7 @@
             </w:pPr>
             <w:r>
               <w:rPr>
-                <w:rFonts w:hint="eastAsia" w:ascii="Times New Roman" w:hAnsi="Times New Roman" w:eastAsia="SimSun" w:cs="Times New Roman"/>
+                <w:rFonts w:hint="eastAsia" w:ascii="Times New Roman" w:hAnsi="Times New Roman" w:eastAsia="FangSong" w:cs="Times New Roman"/>
               </w:rPr>
               <w:t xml:space="preserve">溶液</w:t>
             </w:r>
@@ -4073,7 +4073,7 @@
             </w:pPr>
             <w:r>
               <w:rPr>
-                <w:rFonts w:hint="eastAsia" w:ascii="Times New Roman" w:hAnsi="Times New Roman" w:eastAsia="SimSun" w:cs="Times New Roman"/>
+                <w:rFonts w:hint="eastAsia" w:ascii="Times New Roman" w:hAnsi="Times New Roman" w:eastAsia="FangSong" w:cs="Times New Roman"/>
               </w:rPr>
               <w:t>透明</w:t>
             </w:r>
@@ -4085,7 +4085,7 @@
             </w:r>
             <w:r>
               <w:rPr>
-                <w:rFonts w:hint="eastAsia" w:ascii="Times New Roman" w:hAnsi="Times New Roman" w:eastAsia="SimSun" w:cs="Times New Roman"/>
+                <w:rFonts w:hint="eastAsia" w:ascii="Times New Roman" w:hAnsi="Times New Roman" w:eastAsia="FangSong" w:cs="Times New Roman"/>
               </w:rPr>
               <w:t>热力学稳定</w:t>
             </w:r>
@@ -4106,7 +4106,7 @@
             </w:r>
             <w:r>
               <w:rPr>
-                <w:rFonts w:hint="eastAsia" w:ascii="Times New Roman" w:hAnsi="Times New Roman" w:eastAsia="SimSun" w:cs="Times New Roman"/>
+                <w:rFonts w:hint="eastAsia" w:ascii="Times New Roman" w:hAnsi="Times New Roman" w:eastAsia="FangSong" w:cs="Times New Roman"/>
               </w:rPr>
               <w:t xml:space="preserve">水溶液</w:t>
             </w:r>
@@ -4123,7 +4123,7 @@
             </w:pPr>
             <w:r>
               <w:rPr>
-                <w:rFonts w:hint="eastAsia" w:ascii="Times New Roman" w:hAnsi="Times New Roman" w:eastAsia="SimSun" w:cs="Times New Roman"/>
+                <w:rFonts w:hint="eastAsia" w:ascii="Times New Roman" w:hAnsi="Times New Roman" w:eastAsia="FangSong" w:cs="Times New Roman"/>
               </w:rPr>
               <w:t xml:space="preserve">胶体</w:t>
             </w:r>
@@ -4153,7 +4153,7 @@
             </w:pPr>
             <w:r>
               <w:rPr>
-                <w:rFonts w:hint="eastAsia" w:ascii="Times New Roman" w:hAnsi="Times New Roman" w:eastAsia="SimSun" w:cs="Times New Roman"/>
+                <w:rFonts w:hint="eastAsia" w:ascii="Times New Roman" w:hAnsi="Times New Roman" w:eastAsia="FangSong" w:cs="Times New Roman"/>
               </w:rPr>
               <w:t>透明</w:t>
             </w:r>
@@ -4165,7 +4165,7 @@
             </w:r>
             <w:r>
               <w:rPr>
-                <w:rFonts w:hint="eastAsia" w:ascii="Times New Roman" w:hAnsi="Times New Roman" w:eastAsia="SimSun" w:cs="Times New Roman"/>
+                <w:rFonts w:hint="eastAsia" w:ascii="Times New Roman" w:hAnsi="Times New Roman" w:eastAsia="FangSong" w:cs="Times New Roman"/>
               </w:rPr>
               <w:t>半透明</w:t>
             </w:r>
@@ -4177,7 +4177,7 @@
             </w:r>
             <w:r>
               <w:rPr>
-                <w:rFonts w:hint="eastAsia" w:ascii="Times New Roman" w:hAnsi="Times New Roman" w:eastAsia="SimSun" w:cs="Times New Roman"/>
+                <w:rFonts w:hint="eastAsia" w:ascii="Times New Roman" w:hAnsi="Times New Roman" w:eastAsia="FangSong" w:cs="Times New Roman"/>
                 <w:b/>
                 <w:bCs/>
               </w:rPr>
@@ -4213,7 +4213,7 @@
             </w:r>
             <w:r>
               <w:rPr>
-                <w:rFonts w:hint="eastAsia" w:ascii="Times New Roman" w:hAnsi="Times New Roman" w:eastAsia="SimSun" w:cs="Times New Roman"/>
+                <w:rFonts w:hint="eastAsia" w:ascii="Times New Roman" w:hAnsi="Times New Roman" w:eastAsia="FangSong" w:cs="Times New Roman"/>
               </w:rPr>
               <w:t xml:space="preserve">溶胶</w:t>
             </w:r>
@@ -4230,7 +4230,7 @@
             </w:pPr>
             <w:r>
               <w:rPr>
-                <w:rFonts w:hint="eastAsia" w:ascii="Times New Roman" w:hAnsi="Times New Roman" w:eastAsia="SimSun" w:cs="Times New Roman"/>
+                <w:rFonts w:hint="eastAsia" w:ascii="Times New Roman" w:hAnsi="Times New Roman" w:eastAsia="FangSong" w:cs="Times New Roman"/>
               </w:rPr>
               <w:t xml:space="preserve">浊液</w:t>
             </w:r>
@@ -4260,7 +4260,7 @@
             </w:pPr>
             <w:r>
               <w:rPr>
-                <w:rFonts w:hint="eastAsia" w:ascii="Times New Roman" w:hAnsi="Times New Roman" w:eastAsia="SimSun" w:cs="Times New Roman"/>
+                <w:rFonts w:hint="eastAsia" w:ascii="Times New Roman" w:hAnsi="Times New Roman" w:eastAsia="FangSong" w:cs="Times New Roman"/>
               </w:rPr>
               <w:t>不透明</w:t>
             </w:r>
@@ -4272,7 +4272,7 @@
             </w:r>
             <w:r>
               <w:rPr>
-                <w:rFonts w:hint="eastAsia" w:ascii="Times New Roman" w:hAnsi="Times New Roman" w:eastAsia="SimSun" w:cs="Times New Roman"/>
+                <w:rFonts w:hint="eastAsia" w:ascii="Times New Roman" w:hAnsi="Times New Roman" w:eastAsia="FangSong" w:cs="Times New Roman"/>
               </w:rPr>
               <w:t>不稳定</w:t>
             </w:r>
@@ -4287,7 +4287,7 @@
             </w:pPr>
             <w:r>
               <w:rPr>
-                <w:rFonts w:hint="eastAsia" w:ascii="Times New Roman" w:hAnsi="Times New Roman" w:eastAsia="SimSun" w:cs="Times New Roman"/>
+                <w:rFonts w:hint="eastAsia" w:ascii="Times New Roman" w:hAnsi="Times New Roman" w:eastAsia="FangSong" w:cs="Times New Roman"/>
               </w:rPr>
               <w:t xml:space="preserve">泥浆水</w:t>
             </w:r>
@@ -4302,7 +4302,7 @@
       </w:pPr>
       <w:r>
         <w:rPr>
-          <w:rFonts w:hint="eastAsia" w:ascii="Times New Roman" w:hAnsi="Times New Roman" w:eastAsia="SimSun" w:cs="Times New Roman"/>
+          <w:rFonts w:hint="eastAsia" w:ascii="Times New Roman" w:hAnsi="Times New Roman" w:eastAsia="FangSong" w:cs="Times New Roman"/>
           <w:b/>
           <w:bCs/>
         </w:rPr>
@@ -4318,7 +4318,7 @@
       </w:r>
       <w:r>
         <w:rPr>
-          <w:rFonts w:hint="eastAsia" w:ascii="Times New Roman" w:hAnsi="Times New Roman" w:eastAsia="SimSun" w:cs="Times New Roman"/>
+          <w:rFonts w:hint="eastAsia" w:ascii="Times New Roman" w:hAnsi="Times New Roman" w:eastAsia="FangSong" w:cs="Times New Roman"/>
           <w:b/>
           <w:bCs/>
         </w:rPr>
@@ -4340,7 +4340,7 @@
       </w:r>
       <w:r>
         <w:rPr>
-          <w:rFonts w:hint="eastAsia" w:ascii="Times New Roman" w:hAnsi="Times New Roman" w:eastAsia="SimSun" w:cs="Times New Roman"/>
+          <w:rFonts w:hint="eastAsia" w:ascii="Times New Roman" w:hAnsi="Times New Roman" w:eastAsia="FangSong" w:cs="Times New Roman"/>
         </w:rPr>
         <w:t>动力学稳定</w:t>
       </w:r>
@@ -4352,7 +4352,7 @@
       </w:r>
       <w:r>
         <w:rPr>
-          <w:rFonts w:hint="eastAsia" w:ascii="Times New Roman" w:hAnsi="Times New Roman" w:eastAsia="SimSun" w:cs="Times New Roman"/>
+          <w:rFonts w:hint="eastAsia" w:ascii="Times New Roman" w:hAnsi="Times New Roman" w:eastAsia="FangSong" w:cs="Times New Roman"/>
         </w:rPr>
         <w:t>布朗运动抗沉降</w:t>
       </w:r>
@@ -4370,7 +4370,7 @@
       </w:r>
       <w:r>
         <w:rPr>
-          <w:rFonts w:hint="eastAsia" w:ascii="Times New Roman" w:hAnsi="Times New Roman" w:eastAsia="SimSun" w:cs="Times New Roman"/>
+          <w:rFonts w:hint="eastAsia" w:ascii="Times New Roman" w:hAnsi="Times New Roman" w:eastAsia="FangSong" w:cs="Times New Roman"/>
         </w:rPr>
         <w:t>热力学不稳定</w:t>
       </w:r>
@@ -4382,7 +4382,7 @@
       </w:r>
       <w:r>
         <w:rPr>
-          <w:rFonts w:hint="eastAsia" w:ascii="Times New Roman" w:hAnsi="Times New Roman" w:eastAsia="SimSun" w:cs="Times New Roman"/>
+          <w:rFonts w:hint="eastAsia" w:ascii="Times New Roman" w:hAnsi="Times New Roman" w:eastAsia="FangSong" w:cs="Times New Roman"/>
         </w:rPr>
         <w:t>表面能高</w:t>
       </w:r>
@@ -4394,7 +4394,7 @@
       </w:r>
       <w:r>
         <w:rPr>
-          <w:rFonts w:hint="eastAsia" w:ascii="Times New Roman" w:hAnsi="Times New Roman" w:eastAsia="SimSun" w:cs="Times New Roman"/>
+          <w:rFonts w:hint="eastAsia" w:ascii="Times New Roman" w:hAnsi="Times New Roman" w:eastAsia="FangSong" w:cs="Times New Roman"/>
         </w:rPr>
         <w:t>倾向聚沉</w:t>
       </w:r>
@@ -4405,8 +4405,8 @@
         <w:t>）。</w:t>
       </w:r>
     </w:p>
-    <w:bookmarkEnd w:id="22"/>
-    <w:bookmarkStart w:id="26" w:name="胶团结构与带电"/>
+    <w:bookmarkEnd w:id="19"/>
+    <w:bookmarkStart w:id="23" w:name="胶团结构与带电"/>
     <w:p>
       <w:pPr>
         <w:pStyle w:val="Heading3"/>
@@ -4431,7 +4431,7 @@
       </w:pPr>
       <w:r>
         <w:rPr>
-          <w:rFonts w:hint="eastAsia" w:ascii="Times New Roman" w:hAnsi="Times New Roman" w:eastAsia="SimSun" w:cs="Times New Roman"/>
+          <w:rFonts w:hint="eastAsia" w:ascii="Times New Roman" w:hAnsi="Times New Roman" w:eastAsia="FangSong" w:cs="Times New Roman"/>
         </w:rPr>
         <w:t>胶体粒子带电是它</w:t>
       </w:r>
@@ -4443,7 +4443,7 @@
       </w:r>
       <w:r>
         <w:rPr>
-          <w:rFonts w:hint="eastAsia" w:ascii="Times New Roman" w:hAnsi="Times New Roman" w:eastAsia="SimSun" w:cs="Times New Roman"/>
+          <w:rFonts w:hint="eastAsia" w:ascii="Times New Roman" w:hAnsi="Times New Roman" w:eastAsia="FangSong" w:cs="Times New Roman"/>
         </w:rPr>
         <w:t>稳定</w:t>
       </w:r>
@@ -4455,7 +4455,7 @@
       </w:r>
       <w:r>
         <w:rPr>
-          <w:rFonts w:hint="eastAsia" w:ascii="Times New Roman" w:hAnsi="Times New Roman" w:eastAsia="SimSun" w:cs="Times New Roman"/>
+          <w:rFonts w:hint="eastAsia" w:ascii="Times New Roman" w:hAnsi="Times New Roman" w:eastAsia="FangSong" w:cs="Times New Roman"/>
         </w:rPr>
         <w:t>的关键</w:t>
       </w:r>
@@ -4467,7 +4467,7 @@
       </w:r>
       <w:r>
         <w:rPr>
-          <w:rFonts w:hint="eastAsia" w:ascii="Times New Roman" w:hAnsi="Times New Roman" w:eastAsia="SimSun" w:cs="Times New Roman"/>
+          <w:rFonts w:hint="eastAsia" w:ascii="Times New Roman" w:hAnsi="Times New Roman" w:eastAsia="FangSong" w:cs="Times New Roman"/>
         </w:rPr>
         <w:t>同种电荷互相排斥</w:t>
       </w:r>
@@ -4479,7 +4479,7 @@
       </w:r>
       <w:r>
         <w:rPr>
-          <w:rFonts w:hint="eastAsia" w:ascii="Times New Roman" w:hAnsi="Times New Roman" w:eastAsia="SimSun" w:cs="Times New Roman"/>
+          <w:rFonts w:hint="eastAsia" w:ascii="Times New Roman" w:hAnsi="Times New Roman" w:eastAsia="FangSong" w:cs="Times New Roman"/>
         </w:rPr>
         <w:t>阻止聚沉</w:t>
       </w:r>
@@ -4496,7 +4496,7 @@
       </w:pPr>
       <w:r>
         <w:rPr>
-          <w:rFonts w:hint="eastAsia" w:ascii="Times New Roman" w:hAnsi="Times New Roman" w:eastAsia="SimSun" w:cs="Times New Roman"/>
+          <w:rFonts w:hint="eastAsia" w:ascii="Times New Roman" w:hAnsi="Times New Roman" w:eastAsia="FangSong" w:cs="Times New Roman"/>
           <w:b/>
           <w:bCs/>
         </w:rPr>
@@ -4510,7 +4510,7 @@
       </w:r>
       <w:r>
         <w:rPr>
-          <w:rFonts w:hint="eastAsia" w:ascii="Times New Roman" w:hAnsi="Times New Roman" w:eastAsia="SimSun" w:cs="Times New Roman"/>
+          <w:rFonts w:hint="eastAsia" w:ascii="Times New Roman" w:hAnsi="Times New Roman" w:eastAsia="FangSong" w:cs="Times New Roman"/>
         </w:rPr>
         <w:t>以</w:t>
       </w:r>
@@ -4535,7 +4535,7 @@
       </w:r>
       <w:r>
         <w:rPr>
-          <w:rFonts w:hint="eastAsia" w:ascii="Times New Roman" w:hAnsi="Times New Roman" w:eastAsia="SimSun" w:cs="Times New Roman"/>
+          <w:rFonts w:hint="eastAsia" w:ascii="Times New Roman" w:hAnsi="Times New Roman" w:eastAsia="FangSong" w:cs="Times New Roman"/>
         </w:rPr>
         <w:t>正溶胶为例</w:t>
       </w:r>
@@ -4626,7 +4626,7 @@
       <w:r>
         <w:rPr>
           <w:rStyle w:val="VerbatimChar"/>
-          <w:rFonts w:hint="eastAsia" w:ascii="Times New Roman" w:hAnsi="Times New Roman" w:eastAsia="SimSun" w:cs="Times New Roman"/>
+          <w:rFonts w:hint="eastAsia" w:ascii="Times New Roman" w:hAnsi="Times New Roman" w:eastAsia="FangSong" w:cs="Times New Roman"/>
         </w:rPr>
         <w:t xml:space="preserve">胶核</w:t>
       </w:r>
@@ -4640,7 +4640,7 @@
       <w:r>
         <w:rPr>
           <w:rStyle w:val="VerbatimChar"/>
-          <w:rFonts w:hint="eastAsia" w:ascii="Times New Roman" w:hAnsi="Times New Roman" w:eastAsia="SimSun" w:cs="Times New Roman"/>
+          <w:rFonts w:hint="eastAsia" w:ascii="Times New Roman" w:hAnsi="Times New Roman" w:eastAsia="FangSong" w:cs="Times New Roman"/>
         </w:rPr>
         <w:t xml:space="preserve">电位离子</w:t>
       </w:r>
@@ -4654,7 +4654,7 @@
       <w:r>
         <w:rPr>
           <w:rStyle w:val="VerbatimChar"/>
-          <w:rFonts w:hint="eastAsia" w:ascii="Times New Roman" w:hAnsi="Times New Roman" w:eastAsia="SimSun" w:cs="Times New Roman"/>
+          <w:rFonts w:hint="eastAsia" w:ascii="Times New Roman" w:hAnsi="Times New Roman" w:eastAsia="FangSong" w:cs="Times New Roman"/>
         </w:rPr>
         <w:t>反离子</w:t>
       </w:r>
@@ -4668,7 +4668,7 @@
       <w:r>
         <w:rPr>
           <w:rStyle w:val="VerbatimChar"/>
-          <w:rFonts w:hint="eastAsia" w:ascii="Times New Roman" w:hAnsi="Times New Roman" w:eastAsia="SimSun" w:cs="Times New Roman"/>
+          <w:rFonts w:hint="eastAsia" w:ascii="Times New Roman" w:hAnsi="Times New Roman" w:eastAsia="FangSong" w:cs="Times New Roman"/>
         </w:rPr>
         <w:t>吸附层</w:t>
       </w:r>
@@ -4689,7 +4689,7 @@
       <w:r>
         <w:rPr>
           <w:rStyle w:val="VerbatimChar"/>
-          <w:rFonts w:hint="eastAsia" w:ascii="Times New Roman" w:hAnsi="Times New Roman" w:eastAsia="SimSun" w:cs="Times New Roman"/>
+          <w:rFonts w:hint="eastAsia" w:ascii="Times New Roman" w:hAnsi="Times New Roman" w:eastAsia="FangSong" w:cs="Times New Roman"/>
         </w:rPr>
         <w:t xml:space="preserve">扩散层反离子</w:t>
       </w:r>
@@ -4709,7 +4709,7 @@
       <w:r>
         <w:rPr>
           <w:rStyle w:val="VerbatimChar"/>
-          <w:rFonts w:hint="eastAsia" w:ascii="Times New Roman" w:hAnsi="Times New Roman" w:eastAsia="SimSun" w:cs="Times New Roman"/>
+          <w:rFonts w:hint="eastAsia" w:ascii="Times New Roman" w:hAnsi="Times New Roman" w:eastAsia="FangSong" w:cs="Times New Roman"/>
         </w:rPr>
         <w:t xml:space="preserve">胶粒</w:t>
       </w:r>
@@ -4736,7 +4736,7 @@
       <w:r>
         <w:rPr>
           <w:rStyle w:val="VerbatimChar"/>
-          <w:rFonts w:hint="eastAsia" w:ascii="Times New Roman" w:hAnsi="Times New Roman" w:eastAsia="SimSun" w:cs="Times New Roman"/>
+          <w:rFonts w:hint="eastAsia" w:ascii="Times New Roman" w:hAnsi="Times New Roman" w:eastAsia="FangSong" w:cs="Times New Roman"/>
         </w:rPr>
         <w:t xml:space="preserve">胶团</w:t>
       </w:r>
@@ -4765,18 +4765,18 @@
           <wp:inline>
             <wp:extent cx="3600000" cy="1758567"/>
             <wp:effectExtent b="0" l="0" r="0" t="0"/>
-            <wp:docPr descr="" title="" id="24" name="Picture"/>
+            <wp:docPr descr="" title="" id="21" name="Picture"/>
             <a:graphic>
               <a:graphicData uri="http://schemas.openxmlformats.org/drawingml/2006/picture">
                 <pic:pic>
                   <pic:nvPicPr>
-                    <pic:cNvPr descr="977f7d41bf153374a8eff146aae29570a8cbb834c0fd510380b765dd9b4cd6ea.jpg" id="25" name="Picture"/>
+                    <pic:cNvPr descr="977f7d41bf153374a8eff146aae29570a8cbb834c0fd510380b765dd9b4cd6ea.jpg" id="22" name="Picture"/>
                     <pic:cNvPicPr>
                       <a:picLocks noChangeArrowheads="1" noChangeAspect="1"/>
                     </pic:cNvPicPr>
                   </pic:nvPicPr>
                   <pic:blipFill>
-                    <a:blip r:embed="rId23"/>
+                    <a:blip r:embed="rId20"/>
                     <a:stretch>
                       <a:fillRect/>
                     </a:stretch>
@@ -5073,7 +5073,7 @@
       </w:r>
       <w:r>
         <w:rPr>
-          <w:rFonts w:hint="eastAsia" w:ascii="Times New Roman" w:hAnsi="Times New Roman" w:eastAsia="SimSun" w:cs="Times New Roman"/>
+          <w:rFonts w:hint="eastAsia" w:ascii="Times New Roman" w:hAnsi="Times New Roman" w:eastAsia="FangSong" w:cs="Times New Roman"/>
           <w:b/>
           <w:bCs/>
         </w:rPr>
@@ -5097,7 +5097,7 @@
       </w:r>
       <w:r>
         <w:rPr>
-          <w:rFonts w:hint="eastAsia" w:ascii="Times New Roman" w:hAnsi="Times New Roman" w:eastAsia="SimSun" w:cs="Times New Roman"/>
+          <w:rFonts w:hint="eastAsia" w:ascii="Times New Roman" w:hAnsi="Times New Roman" w:eastAsia="FangSong" w:cs="Times New Roman"/>
           <w:b/>
           <w:bCs/>
         </w:rPr>
@@ -5119,7 +5119,7 @@
       </w:r>
       <w:r>
         <w:rPr>
-          <w:rFonts w:hint="eastAsia" w:ascii="Times New Roman" w:hAnsi="Times New Roman" w:eastAsia="SimSun" w:cs="Times New Roman"/>
+          <w:rFonts w:hint="eastAsia" w:ascii="Times New Roman" w:hAnsi="Times New Roman" w:eastAsia="FangSong" w:cs="Times New Roman"/>
         </w:rPr>
         <w:t>滑动面处的电位</w:t>
       </w:r>
@@ -5131,7 +5131,7 @@
       </w:r>
       <w:r>
         <w:rPr>
-          <w:rFonts w:hint="eastAsia" w:ascii="Times New Roman" w:hAnsi="Times New Roman" w:eastAsia="SimSun" w:cs="Times New Roman"/>
+          <w:rFonts w:hint="eastAsia" w:ascii="Times New Roman" w:hAnsi="Times New Roman" w:eastAsia="FangSong" w:cs="Times New Roman"/>
         </w:rPr>
         <w:t>决定胶粒电泳方向和聚沉难易</w:t>
       </w:r>
@@ -5143,7 +5143,7 @@
       </w:r>
       <w:r>
         <w:rPr>
-          <w:rFonts w:hint="eastAsia" w:ascii="Times New Roman" w:hAnsi="Times New Roman" w:eastAsia="SimSun" w:cs="Times New Roman"/>
+          <w:rFonts w:hint="eastAsia" w:ascii="Times New Roman" w:hAnsi="Times New Roman" w:eastAsia="FangSong" w:cs="Times New Roman"/>
           <w:b/>
           <w:bCs/>
         </w:rPr>
@@ -5157,7 +5157,7 @@
       </w:r>
       <w:r>
         <w:rPr>
-          <w:rFonts w:hint="eastAsia" w:ascii="Times New Roman" w:hAnsi="Times New Roman" w:eastAsia="SimSun" w:cs="Times New Roman"/>
+          <w:rFonts w:hint="eastAsia" w:ascii="Times New Roman" w:hAnsi="Times New Roman" w:eastAsia="FangSong" w:cs="Times New Roman"/>
         </w:rPr>
         <w:t>滑动面在双电层内部</w:t>
       </w:r>
@@ -5169,7 +5169,7 @@
       </w:r>
       <w:r>
         <w:rPr>
-          <w:rFonts w:hint="eastAsia" w:ascii="Times New Roman" w:hAnsi="Times New Roman" w:eastAsia="SimSun" w:cs="Times New Roman"/>
+          <w:rFonts w:hint="eastAsia" w:ascii="Times New Roman" w:hAnsi="Times New Roman" w:eastAsia="FangSong" w:cs="Times New Roman"/>
         </w:rPr>
         <w:t>故</w:t>
       </w:r>
@@ -5187,7 +5187,7 @@
       </w:r>
       <w:r>
         <w:rPr>
-          <w:rFonts w:hint="eastAsia" w:ascii="Times New Roman" w:hAnsi="Times New Roman" w:eastAsia="SimSun" w:cs="Times New Roman"/>
+          <w:rFonts w:hint="eastAsia" w:ascii="Times New Roman" w:hAnsi="Times New Roman" w:eastAsia="FangSong" w:cs="Times New Roman"/>
         </w:rPr>
         <w:t>表面电位</w:t>
       </w:r>
@@ -5198,8 +5198,8 @@
         <w:t>|）。</w:t>
       </w:r>
     </w:p>
-    <w:bookmarkEnd w:id="26"/>
-    <w:bookmarkStart w:id="27" w:name="胶体四大性质"/>
+    <w:bookmarkEnd w:id="23"/>
+    <w:bookmarkStart w:id="24" w:name="胶体四大性质"/>
     <w:p>
       <w:pPr>
         <w:pStyle w:val="Heading3"/>
@@ -5293,7 +5293,7 @@
             </w:pPr>
             <w:r>
               <w:rPr>
-                <w:rFonts w:hint="eastAsia" w:ascii="Times New Roman" w:hAnsi="Times New Roman" w:eastAsia="SimSun" w:cs="Times New Roman"/>
+                <w:rFonts w:hint="eastAsia" w:ascii="Times New Roman" w:hAnsi="Times New Roman" w:eastAsia="FangSong" w:cs="Times New Roman"/>
               </w:rPr>
               <w:t xml:space="preserve">丁达尔效应</w:t>
             </w:r>
@@ -5308,7 +5308,7 @@
             </w:pPr>
             <w:r>
               <w:rPr>
-                <w:rFonts w:hint="eastAsia" w:ascii="Times New Roman" w:hAnsi="Times New Roman" w:eastAsia="SimSun" w:cs="Times New Roman"/>
+                <w:rFonts w:hint="eastAsia" w:ascii="Times New Roman" w:hAnsi="Times New Roman" w:eastAsia="FangSong" w:cs="Times New Roman"/>
               </w:rPr>
               <w:t>胶粒对光的散射</w:t>
             </w:r>
@@ -5329,7 +5329,7 @@
             </w:pPr>
             <w:r>
               <w:rPr>
-                <w:rFonts w:hint="eastAsia" w:ascii="Times New Roman" w:hAnsi="Times New Roman" w:eastAsia="SimSun" w:cs="Times New Roman"/>
+                <w:rFonts w:hint="eastAsia" w:ascii="Times New Roman" w:hAnsi="Times New Roman" w:eastAsia="FangSong" w:cs="Times New Roman"/>
                 <w:b/>
                 <w:bCs/>
               </w:rPr>
@@ -5337,7 +5337,7 @@
             </w:r>
             <w:r>
               <w:rPr>
-                <w:rFonts w:hint="eastAsia" w:ascii="Times New Roman" w:hAnsi="Times New Roman" w:eastAsia="SimSun" w:cs="Times New Roman"/>
+                <w:rFonts w:hint="eastAsia" w:ascii="Times New Roman" w:hAnsi="Times New Roman" w:eastAsia="FangSong" w:cs="Times New Roman"/>
               </w:rPr>
               <w:t xml:space="preserve">的第一手段</w:t>
             </w:r>
@@ -5354,7 +5354,7 @@
             </w:pPr>
             <w:r>
               <w:rPr>
-                <w:rFonts w:hint="eastAsia" w:ascii="Times New Roman" w:hAnsi="Times New Roman" w:eastAsia="SimSun" w:cs="Times New Roman"/>
+                <w:rFonts w:hint="eastAsia" w:ascii="Times New Roman" w:hAnsi="Times New Roman" w:eastAsia="FangSong" w:cs="Times New Roman"/>
               </w:rPr>
               <w:t xml:space="preserve">布朗运动</w:t>
             </w:r>
@@ -5369,7 +5369,7 @@
             </w:pPr>
             <w:r>
               <w:rPr>
-                <w:rFonts w:hint="eastAsia" w:ascii="Times New Roman" w:hAnsi="Times New Roman" w:eastAsia="SimSun" w:cs="Times New Roman"/>
+                <w:rFonts w:hint="eastAsia" w:ascii="Times New Roman" w:hAnsi="Times New Roman" w:eastAsia="FangSong" w:cs="Times New Roman"/>
               </w:rPr>
               <w:t xml:space="preserve">介质分子热运动撞击胶粒</w:t>
             </w:r>
@@ -5384,13 +5384,13 @@
             </w:pPr>
             <w:r>
               <w:rPr>
-                <w:rFonts w:hint="eastAsia" w:ascii="Times New Roman" w:hAnsi="Times New Roman" w:eastAsia="SimSun" w:cs="Times New Roman"/>
+                <w:rFonts w:hint="eastAsia" w:ascii="Times New Roman" w:hAnsi="Times New Roman" w:eastAsia="FangSong" w:cs="Times New Roman"/>
               </w:rPr>
               <w:t xml:space="preserve">胶体</w:t>
             </w:r>
             <w:r>
               <w:rPr>
-                <w:rFonts w:hint="eastAsia" w:ascii="Times New Roman" w:hAnsi="Times New Roman" w:eastAsia="SimSun" w:cs="Times New Roman"/>
+                <w:rFonts w:hint="eastAsia" w:ascii="Times New Roman" w:hAnsi="Times New Roman" w:eastAsia="FangSong" w:cs="Times New Roman"/>
                 <w:b/>
                 <w:bCs/>
               </w:rPr>
@@ -5398,7 +5398,7 @@
             </w:r>
             <w:r>
               <w:rPr>
-                <w:rFonts w:hint="eastAsia" w:ascii="Times New Roman" w:hAnsi="Times New Roman" w:eastAsia="SimSun" w:cs="Times New Roman"/>
+                <w:rFonts w:hint="eastAsia" w:ascii="Times New Roman" w:hAnsi="Times New Roman" w:eastAsia="FangSong" w:cs="Times New Roman"/>
               </w:rPr>
               <w:t xml:space="preserve">的来源</w:t>
             </w:r>
@@ -5415,7 +5415,7 @@
             </w:pPr>
             <w:r>
               <w:rPr>
-                <w:rFonts w:hint="eastAsia" w:ascii="Times New Roman" w:hAnsi="Times New Roman" w:eastAsia="SimSun" w:cs="Times New Roman"/>
+                <w:rFonts w:hint="eastAsia" w:ascii="Times New Roman" w:hAnsi="Times New Roman" w:eastAsia="FangSong" w:cs="Times New Roman"/>
               </w:rPr>
               <w:t xml:space="preserve">电泳</w:t>
             </w:r>
@@ -5430,7 +5430,7 @@
             </w:pPr>
             <w:r>
               <w:rPr>
-                <w:rFonts w:hint="eastAsia" w:ascii="Times New Roman" w:hAnsi="Times New Roman" w:eastAsia="SimSun" w:cs="Times New Roman"/>
+                <w:rFonts w:hint="eastAsia" w:ascii="Times New Roman" w:hAnsi="Times New Roman" w:eastAsia="FangSong" w:cs="Times New Roman"/>
               </w:rPr>
               <w:t xml:space="preserve">带电胶粒在电场中定向移动</w:t>
             </w:r>
@@ -5445,7 +5445,7 @@
             </w:pPr>
             <w:r>
               <w:rPr>
-                <w:rFonts w:hint="eastAsia" w:ascii="Times New Roman" w:hAnsi="Times New Roman" w:eastAsia="SimSun" w:cs="Times New Roman"/>
+                <w:rFonts w:hint="eastAsia" w:ascii="Times New Roman" w:hAnsi="Times New Roman" w:eastAsia="FangSong" w:cs="Times New Roman"/>
               </w:rPr>
               <w:t xml:space="preserve">证明胶体带电</w:t>
             </w:r>
@@ -5457,7 +5457,7 @@
             </w:r>
             <w:r>
               <w:rPr>
-                <w:rFonts w:hint="eastAsia" w:ascii="Times New Roman" w:hAnsi="Times New Roman" w:eastAsia="SimSun" w:cs="Times New Roman"/>
+                <w:rFonts w:hint="eastAsia" w:ascii="Times New Roman" w:hAnsi="Times New Roman" w:eastAsia="FangSong" w:cs="Times New Roman"/>
               </w:rPr>
               <w:t xml:space="preserve">判断电荷符号</w:t>
             </w:r>
@@ -5474,7 +5474,7 @@
             </w:pPr>
             <w:r>
               <w:rPr>
-                <w:rFonts w:hint="eastAsia" w:ascii="Times New Roman" w:hAnsi="Times New Roman" w:eastAsia="SimSun" w:cs="Times New Roman"/>
+                <w:rFonts w:hint="eastAsia" w:ascii="Times New Roman" w:hAnsi="Times New Roman" w:eastAsia="FangSong" w:cs="Times New Roman"/>
               </w:rPr>
               <w:t xml:space="preserve">吸附</w:t>
             </w:r>
@@ -5489,7 +5489,7 @@
             </w:pPr>
             <w:r>
               <w:rPr>
-                <w:rFonts w:hint="eastAsia" w:ascii="Times New Roman" w:hAnsi="Times New Roman" w:eastAsia="SimSun" w:cs="Times New Roman"/>
+                <w:rFonts w:hint="eastAsia" w:ascii="Times New Roman" w:hAnsi="Times New Roman" w:eastAsia="FangSong" w:cs="Times New Roman"/>
               </w:rPr>
               <w:t>胶粒表面积大</w:t>
             </w:r>
@@ -5501,7 +5501,7 @@
             </w:r>
             <w:r>
               <w:rPr>
-                <w:rFonts w:hint="eastAsia" w:ascii="Times New Roman" w:hAnsi="Times New Roman" w:eastAsia="SimSun" w:cs="Times New Roman"/>
+                <w:rFonts w:hint="eastAsia" w:ascii="Times New Roman" w:hAnsi="Times New Roman" w:eastAsia="FangSong" w:cs="Times New Roman"/>
               </w:rPr>
               <w:t>选择吸附</w:t>
             </w:r>
@@ -5516,7 +5516,7 @@
             </w:pPr>
             <w:r>
               <w:rPr>
-                <w:rFonts w:hint="eastAsia" w:ascii="Times New Roman" w:hAnsi="Times New Roman" w:eastAsia="SimSun" w:cs="Times New Roman"/>
+                <w:rFonts w:hint="eastAsia" w:ascii="Times New Roman" w:hAnsi="Times New Roman" w:eastAsia="FangSong" w:cs="Times New Roman"/>
               </w:rPr>
               <w:t>净水</w:t>
             </w:r>
@@ -5541,7 +5541,7 @@
             </w:r>
             <w:r>
               <w:rPr>
-                <w:rFonts w:hint="eastAsia" w:ascii="Times New Roman" w:hAnsi="Times New Roman" w:eastAsia="SimSun" w:cs="Times New Roman"/>
+                <w:rFonts w:hint="eastAsia" w:ascii="Times New Roman" w:hAnsi="Times New Roman" w:eastAsia="FangSong" w:cs="Times New Roman"/>
               </w:rPr>
               <w:t>吸附色素</w:t>
             </w:r>
@@ -5559,7 +5559,7 @@
             </w:r>
             <w:r>
               <w:rPr>
-                <w:rFonts w:hint="eastAsia" w:ascii="Times New Roman" w:hAnsi="Times New Roman" w:eastAsia="SimSun" w:cs="Times New Roman"/>
+                <w:rFonts w:hint="eastAsia" w:ascii="Times New Roman" w:hAnsi="Times New Roman" w:eastAsia="FangSong" w:cs="Times New Roman"/>
               </w:rPr>
               <w:t xml:space="preserve">胶粒带电</w:t>
             </w:r>
@@ -5576,7 +5576,7 @@
             </w:pPr>
             <w:r>
               <w:rPr>
-                <w:rFonts w:hint="eastAsia" w:ascii="Times New Roman" w:hAnsi="Times New Roman" w:eastAsia="SimSun" w:cs="Times New Roman"/>
+                <w:rFonts w:hint="eastAsia" w:ascii="Times New Roman" w:hAnsi="Times New Roman" w:eastAsia="FangSong" w:cs="Times New Roman"/>
               </w:rPr>
               <w:t xml:space="preserve">电渗</w:t>
             </w:r>
@@ -5591,7 +5591,7 @@
             </w:pPr>
             <w:r>
               <w:rPr>
-                <w:rFonts w:hint="eastAsia" w:ascii="Times New Roman" w:hAnsi="Times New Roman" w:eastAsia="SimSun" w:cs="Times New Roman"/>
+                <w:rFonts w:hint="eastAsia" w:ascii="Times New Roman" w:hAnsi="Times New Roman" w:eastAsia="FangSong" w:cs="Times New Roman"/>
               </w:rPr>
               <w:t>液体在电场中通过多孔塞</w:t>
             </w:r>
@@ -5603,7 +5603,7 @@
             </w:r>
             <w:r>
               <w:rPr>
-                <w:rFonts w:hint="eastAsia" w:ascii="Times New Roman" w:hAnsi="Times New Roman" w:eastAsia="SimSun" w:cs="Times New Roman"/>
+                <w:rFonts w:hint="eastAsia" w:ascii="Times New Roman" w:hAnsi="Times New Roman" w:eastAsia="FangSong" w:cs="Times New Roman"/>
               </w:rPr>
               <w:t>毛细管定向移动</w:t>
             </w:r>
@@ -5618,7 +5618,7 @@
             </w:pPr>
             <w:r>
               <w:rPr>
-                <w:rFonts w:hint="eastAsia" w:ascii="Times New Roman" w:hAnsi="Times New Roman" w:eastAsia="SimSun" w:cs="Times New Roman"/>
+                <w:rFonts w:hint="eastAsia" w:ascii="Times New Roman" w:hAnsi="Times New Roman" w:eastAsia="FangSong" w:cs="Times New Roman"/>
               </w:rPr>
               <w:t>与电泳互为逆向</w:t>
             </w:r>
@@ -5630,7 +5630,7 @@
             </w:r>
             <w:r>
               <w:rPr>
-                <w:rFonts w:hint="eastAsia" w:ascii="Times New Roman" w:hAnsi="Times New Roman" w:eastAsia="SimSun" w:cs="Times New Roman"/>
+                <w:rFonts w:hint="eastAsia" w:ascii="Times New Roman" w:hAnsi="Times New Roman" w:eastAsia="FangSong" w:cs="Times New Roman"/>
               </w:rPr>
               <w:t>均证明胶体带电</w:t>
             </w:r>
@@ -5638,8 +5638,8 @@
         </w:tc>
       </w:tr>
     </w:tbl>
-    <w:bookmarkEnd w:id="27"/>
-    <w:bookmarkStart w:id="31" w:name="稳定性与聚沉dlvo-理论-schulze-hardy-规则"/>
+    <w:bookmarkEnd w:id="24"/>
+    <w:bookmarkStart w:id="28" w:name="稳定性与聚沉dlvo-理论-schulze-hardy-规则"/>
     <w:p>
       <w:pPr>
         <w:pStyle w:val="Heading3"/>
@@ -5702,7 +5702,7 @@
       </w:r>
       <w:r>
         <w:rPr>
-          <w:rFonts w:hint="eastAsia" w:ascii="Times New Roman" w:hAnsi="Times New Roman" w:eastAsia="SimSun" w:cs="Times New Roman"/>
+          <w:rFonts w:hint="eastAsia" w:ascii="Times New Roman" w:hAnsi="Times New Roman" w:eastAsia="FangSong" w:cs="Times New Roman"/>
           <w:b/>
           <w:bCs/>
         </w:rPr>
@@ -5716,7 +5716,7 @@
       </w:r>
       <w:r>
         <w:rPr>
-          <w:rFonts w:hint="eastAsia" w:ascii="Times New Roman" w:hAnsi="Times New Roman" w:eastAsia="SimSun" w:cs="Times New Roman"/>
+          <w:rFonts w:hint="eastAsia" w:ascii="Times New Roman" w:hAnsi="Times New Roman" w:eastAsia="FangSong" w:cs="Times New Roman"/>
         </w:rPr>
         <w:t>胶体总势能</w:t>
       </w:r>
@@ -5728,7 +5728,7 @@
       </w:r>
       <w:r>
         <w:rPr>
-          <w:rFonts w:hint="eastAsia" w:ascii="Times New Roman" w:hAnsi="Times New Roman" w:eastAsia="SimSun" w:cs="Times New Roman"/>
+          <w:rFonts w:hint="eastAsia" w:ascii="Times New Roman" w:hAnsi="Times New Roman" w:eastAsia="FangSong" w:cs="Times New Roman"/>
         </w:rPr>
         <w:t xml:space="preserve">引力势能</w:t>
       </w:r>
@@ -5740,7 +5740,7 @@
       </w:r>
       <w:r>
         <w:rPr>
-          <w:rFonts w:hint="eastAsia" w:ascii="Times New Roman" w:hAnsi="Times New Roman" w:eastAsia="SimSun" w:cs="Times New Roman"/>
+          <w:rFonts w:hint="eastAsia" w:ascii="Times New Roman" w:hAnsi="Times New Roman" w:eastAsia="FangSong" w:cs="Times New Roman"/>
         </w:rPr>
         <w:t xml:space="preserve">斥力势能</w:t>
       </w:r>
@@ -5847,7 +5847,7 @@
       </w:r>
       <w:r>
         <w:rPr>
-          <w:rFonts w:hint="eastAsia" w:ascii="Times New Roman" w:hAnsi="Times New Roman" w:eastAsia="SimSun" w:cs="Times New Roman"/>
+          <w:rFonts w:hint="eastAsia" w:ascii="Times New Roman" w:hAnsi="Times New Roman" w:eastAsia="FangSong" w:cs="Times New Roman"/>
         </w:rPr>
         <w:t>引力</w:t>
       </w:r>
@@ -5859,7 +5859,7 @@
       </w:r>
       <w:r>
         <w:rPr>
-          <w:rFonts w:hint="eastAsia" w:ascii="Times New Roman" w:hAnsi="Times New Roman" w:eastAsia="SimSun" w:cs="Times New Roman"/>
+          <w:rFonts w:hint="eastAsia" w:ascii="Times New Roman" w:hAnsi="Times New Roman" w:eastAsia="FangSong" w:cs="Times New Roman"/>
         </w:rPr>
         <w:t>短程</w:t>
       </w:r>
@@ -5871,7 +5871,7 @@
       </w:r>
       <w:r>
         <w:rPr>
-          <w:rFonts w:hint="eastAsia" w:ascii="Times New Roman" w:hAnsi="Times New Roman" w:eastAsia="SimSun" w:cs="Times New Roman"/>
+          <w:rFonts w:hint="eastAsia" w:ascii="Times New Roman" w:hAnsi="Times New Roman" w:eastAsia="FangSong" w:cs="Times New Roman"/>
         </w:rPr>
         <w:t>始终存在</w:t>
       </w:r>
@@ -5912,7 +5912,7 @@
       </w:r>
       <w:r>
         <w:rPr>
-          <w:rFonts w:hint="eastAsia" w:ascii="Times New Roman" w:hAnsi="Times New Roman" w:eastAsia="SimSun" w:cs="Times New Roman"/>
+          <w:rFonts w:hint="eastAsia" w:ascii="Times New Roman" w:hAnsi="Times New Roman" w:eastAsia="FangSong" w:cs="Times New Roman"/>
         </w:rPr>
         <w:t>双电层斥力</w:t>
       </w:r>
@@ -5924,7 +5924,7 @@
       </w:r>
       <w:r>
         <w:rPr>
-          <w:rFonts w:hint="eastAsia" w:ascii="Times New Roman" w:hAnsi="Times New Roman" w:eastAsia="SimSun" w:cs="Times New Roman"/>
+          <w:rFonts w:hint="eastAsia" w:ascii="Times New Roman" w:hAnsi="Times New Roman" w:eastAsia="FangSong" w:cs="Times New Roman"/>
         </w:rPr>
         <w:t>取决于</w:t>
       </w:r>
@@ -5936,7 +5936,7 @@
       </w:r>
       <w:r>
         <w:rPr>
-          <w:rFonts w:hint="eastAsia" w:ascii="Times New Roman" w:hAnsi="Times New Roman" w:eastAsia="SimSun" w:cs="Times New Roman"/>
+          <w:rFonts w:hint="eastAsia" w:ascii="Times New Roman" w:hAnsi="Times New Roman" w:eastAsia="FangSong" w:cs="Times New Roman"/>
         </w:rPr>
         <w:t>电位和离子强度</w:t>
       </w:r>
@@ -5957,7 +5957,7 @@
       </w:pPr>
       <w:r>
         <w:rPr>
-          <w:rFonts w:hint="eastAsia" w:ascii="Times New Roman" w:hAnsi="Times New Roman" w:eastAsia="SimSun" w:cs="Times New Roman"/>
+          <w:rFonts w:hint="eastAsia" w:ascii="Times New Roman" w:hAnsi="Times New Roman" w:eastAsia="FangSong" w:cs="Times New Roman"/>
           <w:b/>
           <w:bCs/>
         </w:rPr>
@@ -6029,13 +6029,13 @@
       </w:r>
       <w:r>
         <w:rPr>
-          <w:rFonts w:hint="eastAsia" w:ascii="Times New Roman" w:hAnsi="Times New Roman" w:eastAsia="SimSun" w:cs="Times New Roman"/>
+          <w:rFonts w:hint="eastAsia" w:ascii="Times New Roman" w:hAnsi="Times New Roman" w:eastAsia="FangSong" w:cs="Times New Roman"/>
         </w:rPr>
         <w:t>存在</w:t>
       </w:r>
       <w:r>
         <w:rPr>
-          <w:rFonts w:hint="eastAsia" w:ascii="Times New Roman" w:hAnsi="Times New Roman" w:eastAsia="SimSun" w:cs="Times New Roman"/>
+          <w:rFonts w:hint="eastAsia" w:ascii="Times New Roman" w:hAnsi="Times New Roman" w:eastAsia="FangSong" w:cs="Times New Roman"/>
           <w:b/>
           <w:bCs/>
         </w:rPr>
@@ -6043,7 +6043,7 @@
       </w:r>
       <w:r>
         <w:rPr>
-          <w:rFonts w:hint="eastAsia" w:ascii="Times New Roman" w:hAnsi="Times New Roman" w:eastAsia="SimSun" w:cs="Times New Roman"/>
+          <w:rFonts w:hint="eastAsia" w:ascii="Times New Roman" w:hAnsi="Times New Roman" w:eastAsia="FangSong" w:cs="Times New Roman"/>
         </w:rPr>
         <w:t>阻止粒子靠近聚沉</w:t>
       </w:r>
@@ -6071,18 +6071,18 @@
           <wp:inline>
             <wp:extent cx="3600000" cy="2092052"/>
             <wp:effectExtent b="0" l="0" r="0" t="0"/>
-            <wp:docPr descr="" title="" id="29" name="Picture"/>
+            <wp:docPr descr="" title="" id="26" name="Picture"/>
             <a:graphic>
               <a:graphicData uri="http://schemas.openxmlformats.org/drawingml/2006/picture">
                 <pic:pic>
                   <pic:nvPicPr>
-                    <pic:cNvPr descr="a3db6dbb675217e4c91998cbc99f7e634402d47cc3b46a361a8d9acc5143420c.jpg" id="30" name="Picture"/>
+                    <pic:cNvPr descr="a3db6dbb675217e4c91998cbc99f7e634402d47cc3b46a361a8d9acc5143420c.jpg" id="27" name="Picture"/>
                     <pic:cNvPicPr>
                       <a:picLocks noChangeArrowheads="1" noChangeAspect="1"/>
                     </pic:cNvPicPr>
                   </pic:nvPicPr>
                   <pic:blipFill>
-                    <a:blip r:embed="rId28"/>
+                    <a:blip r:embed="rId25"/>
                     <a:stretch>
                       <a:fillRect/>
                     </a:stretch>
@@ -6290,7 +6290,7 @@
       </w:r>
       <w:r>
         <w:rPr>
-          <w:rFonts w:hint="eastAsia" w:ascii="Times New Roman" w:hAnsi="Times New Roman" w:eastAsia="SimSun" w:cs="Times New Roman"/>
+          <w:rFonts w:hint="eastAsia" w:ascii="Times New Roman" w:hAnsi="Times New Roman" w:eastAsia="FangSong" w:cs="Times New Roman"/>
           <w:b/>
           <w:bCs/>
         </w:rPr>
@@ -6304,7 +6304,7 @@
       </w:r>
       <w:r>
         <w:rPr>
-          <w:rFonts w:hint="eastAsia" w:ascii="Times New Roman" w:hAnsi="Times New Roman" w:eastAsia="SimSun" w:cs="Times New Roman"/>
+          <w:rFonts w:hint="eastAsia" w:ascii="Times New Roman" w:hAnsi="Times New Roman" w:eastAsia="FangSong" w:cs="Times New Roman"/>
         </w:rPr>
         <w:t>反离子价数越高</w:t>
       </w:r>
@@ -6316,7 +6316,7 @@
       </w:r>
       <w:r>
         <w:rPr>
-          <w:rFonts w:hint="eastAsia" w:ascii="Times New Roman" w:hAnsi="Times New Roman" w:eastAsia="SimSun" w:cs="Times New Roman"/>
+          <w:rFonts w:hint="eastAsia" w:ascii="Times New Roman" w:hAnsi="Times New Roman" w:eastAsia="FangSong" w:cs="Times New Roman"/>
         </w:rPr>
         <w:t>聚沉能力越强</w:t>
       </w:r>
@@ -6477,7 +6477,7 @@
             </w:pPr>
             <w:r>
               <w:rPr>
-                <w:rFonts w:hint="eastAsia" w:ascii="Times New Roman" w:hAnsi="Times New Roman" w:eastAsia="SimSun" w:cs="Times New Roman"/>
+                <w:rFonts w:hint="eastAsia" w:ascii="Times New Roman" w:hAnsi="Times New Roman" w:eastAsia="FangSong" w:cs="Times New Roman"/>
               </w:rPr>
               <w:t xml:space="preserve">约</w:t>
             </w:r>
@@ -6530,7 +6530,7 @@
             </w:pPr>
             <w:r>
               <w:rPr>
-                <w:rFonts w:hint="eastAsia" w:ascii="Times New Roman" w:hAnsi="Times New Roman" w:eastAsia="SimSun" w:cs="Times New Roman"/>
+                <w:rFonts w:hint="eastAsia" w:ascii="Times New Roman" w:hAnsi="Times New Roman" w:eastAsia="FangSong" w:cs="Times New Roman"/>
               </w:rPr>
               <w:t xml:space="preserve">约</w:t>
             </w:r>
@@ -6566,7 +6566,7 @@
       </w:pPr>
       <w:r>
         <w:rPr>
-          <w:rFonts w:hint="eastAsia" w:ascii="Times New Roman" w:hAnsi="Times New Roman" w:eastAsia="SimSun" w:cs="Times New Roman"/>
+          <w:rFonts w:hint="eastAsia" w:ascii="Times New Roman" w:hAnsi="Times New Roman" w:eastAsia="FangSong" w:cs="Times New Roman"/>
         </w:rPr>
         <w:t>注意</w:t>
       </w:r>
@@ -6578,13 +6578,13 @@
       </w:r>
       <w:r>
         <w:rPr>
-          <w:rFonts w:hint="eastAsia" w:ascii="Times New Roman" w:hAnsi="Times New Roman" w:eastAsia="SimSun" w:cs="Times New Roman"/>
+          <w:rFonts w:hint="eastAsia" w:ascii="Times New Roman" w:hAnsi="Times New Roman" w:eastAsia="FangSong" w:cs="Times New Roman"/>
         </w:rPr>
         <w:t>反离子是</w:t>
       </w:r>
       <w:r>
         <w:rPr>
-          <w:rFonts w:hint="eastAsia" w:ascii="Times New Roman" w:hAnsi="Times New Roman" w:eastAsia="SimSun" w:cs="Times New Roman"/>
+          <w:rFonts w:hint="eastAsia" w:ascii="Times New Roman" w:hAnsi="Times New Roman" w:eastAsia="FangSong" w:cs="Times New Roman"/>
           <w:b/>
           <w:bCs/>
         </w:rPr>
@@ -6592,7 +6592,7 @@
       </w:r>
       <w:r>
         <w:rPr>
-          <w:rFonts w:hint="eastAsia" w:ascii="Times New Roman" w:hAnsi="Times New Roman" w:eastAsia="SimSun" w:cs="Times New Roman"/>
+          <w:rFonts w:hint="eastAsia" w:ascii="Times New Roman" w:hAnsi="Times New Roman" w:eastAsia="FangSong" w:cs="Times New Roman"/>
         </w:rPr>
         <w:t>的离子</w:t>
       </w:r>
@@ -6604,7 +6604,7 @@
       </w:r>
       <w:r>
         <w:rPr>
-          <w:rFonts w:hint="eastAsia" w:ascii="Times New Roman" w:hAnsi="Times New Roman" w:eastAsia="SimSun" w:cs="Times New Roman"/>
+          <w:rFonts w:hint="eastAsia" w:ascii="Times New Roman" w:hAnsi="Times New Roman" w:eastAsia="FangSong" w:cs="Times New Roman"/>
         </w:rPr>
         <w:t>正溶胶</w:t>
       </w:r>
@@ -6629,7 +6629,7 @@
       </w:r>
       <w:r>
         <w:rPr>
-          <w:rFonts w:hint="eastAsia" w:ascii="Times New Roman" w:hAnsi="Times New Roman" w:eastAsia="SimSun" w:cs="Times New Roman"/>
+          <w:rFonts w:hint="eastAsia" w:ascii="Times New Roman" w:hAnsi="Times New Roman" w:eastAsia="FangSong" w:cs="Times New Roman"/>
         </w:rPr>
         <w:t>用阴离子聚沉</w:t>
       </w:r>
@@ -6700,7 +6700,7 @@
       </w:r>
       <w:r>
         <w:rPr>
-          <w:rFonts w:hint="eastAsia" w:ascii="Times New Roman" w:hAnsi="Times New Roman" w:eastAsia="SimSun" w:cs="Times New Roman"/>
+          <w:rFonts w:hint="eastAsia" w:ascii="Times New Roman" w:hAnsi="Times New Roman" w:eastAsia="FangSong" w:cs="Times New Roman"/>
         </w:rPr>
         <w:t>负溶胶</w:t>
       </w:r>
@@ -6738,7 +6738,7 @@
       </w:r>
       <w:r>
         <w:rPr>
-          <w:rFonts w:hint="eastAsia" w:ascii="Times New Roman" w:hAnsi="Times New Roman" w:eastAsia="SimSun" w:cs="Times New Roman"/>
+          <w:rFonts w:hint="eastAsia" w:ascii="Times New Roman" w:hAnsi="Times New Roman" w:eastAsia="FangSong" w:cs="Times New Roman"/>
         </w:rPr>
         <w:t>用阳离子</w:t>
       </w:r>
@@ -6794,7 +6794,7 @@
       </w:pPr>
       <w:r>
         <w:rPr>
-          <w:rFonts w:hint="eastAsia" w:ascii="Times New Roman" w:hAnsi="Times New Roman" w:eastAsia="SimSun" w:cs="Times New Roman"/>
+          <w:rFonts w:hint="eastAsia" w:ascii="Times New Roman" w:hAnsi="Times New Roman" w:eastAsia="FangSong" w:cs="Times New Roman"/>
           <w:b/>
           <w:bCs/>
         </w:rPr>
@@ -6808,7 +6808,7 @@
       </w:r>
       <w:r>
         <w:rPr>
-          <w:rFonts w:hint="eastAsia" w:ascii="Times New Roman" w:hAnsi="Times New Roman" w:eastAsia="SimSun" w:cs="Times New Roman"/>
+          <w:rFonts w:hint="eastAsia" w:ascii="Times New Roman" w:hAnsi="Times New Roman" w:eastAsia="FangSong" w:cs="Times New Roman"/>
         </w:rPr>
         <w:t>加电解质</w:t>
       </w:r>
@@ -6820,7 +6820,7 @@
       </w:r>
       <w:r>
         <w:rPr>
-          <w:rFonts w:hint="eastAsia" w:ascii="Times New Roman" w:hAnsi="Times New Roman" w:eastAsia="SimSun" w:cs="Times New Roman"/>
+          <w:rFonts w:hint="eastAsia" w:ascii="Times New Roman" w:hAnsi="Times New Roman" w:eastAsia="FangSong" w:cs="Times New Roman"/>
         </w:rPr>
         <w:t>压缩双电层</w:t>
       </w:r>
@@ -6832,7 +6832,7 @@
       </w:r>
       <w:r>
         <w:rPr>
-          <w:rFonts w:hint="eastAsia" w:ascii="Times New Roman" w:hAnsi="Times New Roman" w:eastAsia="SimSun" w:cs="Times New Roman"/>
+          <w:rFonts w:hint="eastAsia" w:ascii="Times New Roman" w:hAnsi="Times New Roman" w:eastAsia="FangSong" w:cs="Times New Roman"/>
         </w:rPr>
         <w:t>加相反电荷胶体</w:t>
       </w:r>
@@ -6844,7 +6844,7 @@
       </w:r>
       <w:r>
         <w:rPr>
-          <w:rFonts w:hint="eastAsia" w:ascii="Times New Roman" w:hAnsi="Times New Roman" w:eastAsia="SimSun" w:cs="Times New Roman"/>
+          <w:rFonts w:hint="eastAsia" w:ascii="Times New Roman" w:hAnsi="Times New Roman" w:eastAsia="FangSong" w:cs="Times New Roman"/>
         </w:rPr>
         <w:t>电荷中和</w:t>
       </w:r>
@@ -6856,7 +6856,7 @@
       </w:r>
       <w:r>
         <w:rPr>
-          <w:rFonts w:hint="eastAsia" w:ascii="Times New Roman" w:hAnsi="Times New Roman" w:eastAsia="SimSun" w:cs="Times New Roman"/>
+          <w:rFonts w:hint="eastAsia" w:ascii="Times New Roman" w:hAnsi="Times New Roman" w:eastAsia="FangSong" w:cs="Times New Roman"/>
         </w:rPr>
         <w:t>加热</w:t>
       </w:r>
@@ -6868,7 +6868,7 @@
       </w:r>
       <w:r>
         <w:rPr>
-          <w:rFonts w:hint="eastAsia" w:ascii="Times New Roman" w:hAnsi="Times New Roman" w:eastAsia="SimSun" w:cs="Times New Roman"/>
+          <w:rFonts w:hint="eastAsia" w:ascii="Times New Roman" w:hAnsi="Times New Roman" w:eastAsia="FangSong" w:cs="Times New Roman"/>
         </w:rPr>
         <w:t>增碰撞</w:t>
       </w:r>
@@ -6889,9 +6889,9 @@
         </w:pict>
       </w:r>
     </w:p>
-    <w:bookmarkEnd w:id="31"/>
-    <w:bookmarkEnd w:id="32"/>
-    <w:bookmarkStart w:id="39" w:name="三表面物理化学决赛09-前半"/>
+    <w:bookmarkEnd w:id="28"/>
+    <w:bookmarkEnd w:id="29"/>
+    <w:bookmarkStart w:id="33" w:name="三表面物理化学决赛09-前半"/>
     <w:p>
       <w:pPr>
         <w:pStyle w:val="Heading2"/>
@@ -6952,7 +6952,7 @@
         <w:t>）</w:t>
       </w:r>
     </w:p>
-    <w:bookmarkStart w:id="33" w:name="表面张力与表面自由能"/>
+    <w:bookmarkStart w:id="30" w:name="表面张力与表面自由能"/>
     <w:p>
       <w:pPr>
         <w:pStyle w:val="Heading3"/>
@@ -6981,7 +6981,7 @@
       </w:pPr>
       <w:r>
         <w:rPr>
-          <w:rFonts w:hint="eastAsia" w:ascii="Times New Roman" w:hAnsi="Times New Roman" w:eastAsia="SimSun" w:cs="Times New Roman"/>
+          <w:rFonts w:hint="eastAsia" w:ascii="Times New Roman" w:hAnsi="Times New Roman" w:eastAsia="FangSong" w:cs="Times New Roman"/>
         </w:rPr>
         <w:t xml:space="preserve">表面张力</w:t>
       </w:r>
@@ -6999,7 +6999,7 @@
       </w:r>
       <w:r>
         <w:rPr>
-          <w:rFonts w:hint="eastAsia" w:ascii="Times New Roman" w:hAnsi="Times New Roman" w:eastAsia="SimSun" w:cs="Times New Roman"/>
+          <w:rFonts w:hint="eastAsia" w:ascii="Times New Roman" w:hAnsi="Times New Roman" w:eastAsia="FangSong" w:cs="Times New Roman"/>
         </w:rPr>
         <w:t>单位长度上的力</w:t>
       </w:r>
@@ -7011,7 +7011,7 @@
       </w:r>
       <w:r>
         <w:rPr>
-          <w:rFonts w:hint="eastAsia" w:ascii="Times New Roman" w:hAnsi="Times New Roman" w:eastAsia="SimSun" w:cs="Times New Roman"/>
+          <w:rFonts w:hint="eastAsia" w:ascii="Times New Roman" w:hAnsi="Times New Roman" w:eastAsia="FangSong" w:cs="Times New Roman"/>
         </w:rPr>
         <w:t>数值上</w:t>
       </w:r>
@@ -7023,7 +7023,7 @@
       </w:r>
       <w:r>
         <w:rPr>
-          <w:rFonts w:hint="eastAsia" w:ascii="Times New Roman" w:hAnsi="Times New Roman" w:eastAsia="SimSun" w:cs="Times New Roman"/>
+          <w:rFonts w:hint="eastAsia" w:ascii="Times New Roman" w:hAnsi="Times New Roman" w:eastAsia="FangSong" w:cs="Times New Roman"/>
         </w:rPr>
         <w:t>单位面积表面自由能</w:t>
       </w:r>
@@ -7057,7 +7057,7 @@
       </w:pPr>
       <w:r>
         <w:rPr>
-          <w:rFonts w:hint="eastAsia" w:ascii="Times New Roman" w:hAnsi="Times New Roman" w:eastAsia="SimSun" w:cs="Times New Roman"/>
+          <w:rFonts w:hint="eastAsia" w:ascii="Times New Roman" w:hAnsi="Times New Roman" w:eastAsia="FangSong" w:cs="Times New Roman"/>
           <w:b/>
           <w:bCs/>
         </w:rPr>
@@ -7071,7 +7071,7 @@
       </w:r>
       <w:r>
         <w:rPr>
-          <w:rFonts w:hint="eastAsia" w:ascii="Times New Roman" w:hAnsi="Times New Roman" w:eastAsia="SimSun" w:cs="Times New Roman"/>
+          <w:rFonts w:hint="eastAsia" w:ascii="Times New Roman" w:hAnsi="Times New Roman" w:eastAsia="FangSong" w:cs="Times New Roman"/>
         </w:rPr>
         <w:t>液体自动收缩成球形</w:t>
       </w:r>
@@ -7083,7 +7083,7 @@
       </w:r>
       <w:r>
         <w:rPr>
-          <w:rFonts w:hint="eastAsia" w:ascii="Times New Roman" w:hAnsi="Times New Roman" w:eastAsia="SimSun" w:cs="Times New Roman"/>
+          <w:rFonts w:hint="eastAsia" w:ascii="Times New Roman" w:hAnsi="Times New Roman" w:eastAsia="FangSong" w:cs="Times New Roman"/>
         </w:rPr>
         <w:t>比表面积最小</w:t>
       </w:r>
@@ -7095,7 +7095,7 @@
       </w:r>
       <w:r>
         <w:rPr>
-          <w:rFonts w:hint="eastAsia" w:ascii="Times New Roman" w:hAnsi="Times New Roman" w:eastAsia="SimSun" w:cs="Times New Roman"/>
+          <w:rFonts w:hint="eastAsia" w:ascii="Times New Roman" w:hAnsi="Times New Roman" w:eastAsia="FangSong" w:cs="Times New Roman"/>
         </w:rPr>
         <w:t>吸附</w:t>
       </w:r>
@@ -7107,7 +7107,7 @@
       </w:r>
       <w:r>
         <w:rPr>
-          <w:rFonts w:hint="eastAsia" w:ascii="Times New Roman" w:hAnsi="Times New Roman" w:eastAsia="SimSun" w:cs="Times New Roman"/>
+          <w:rFonts w:hint="eastAsia" w:ascii="Times New Roman" w:hAnsi="Times New Roman" w:eastAsia="FangSong" w:cs="Times New Roman"/>
         </w:rPr>
         <w:t>润湿都是体系降低表面自由能的路径</w:t>
       </w:r>
@@ -7130,7 +7130,7 @@
       </w:r>
       <w:r>
         <w:rPr>
-          <w:rFonts w:hint="eastAsia" w:ascii="Times New Roman" w:hAnsi="Times New Roman" w:eastAsia="SimSun" w:cs="Times New Roman"/>
+          <w:rFonts w:hint="eastAsia" w:ascii="Times New Roman" w:hAnsi="Times New Roman" w:eastAsia="FangSong" w:cs="Times New Roman"/>
         </w:rPr>
         <w:t xml:space="preserve">的两个单位</w:t>
       </w:r>
@@ -7142,7 +7142,7 @@
       </w:r>
       <w:r>
         <w:rPr>
-          <w:rFonts w:hint="eastAsia" w:ascii="Times New Roman" w:hAnsi="Times New Roman" w:eastAsia="SimSun" w:cs="Times New Roman"/>
+          <w:rFonts w:hint="eastAsia" w:ascii="Times New Roman" w:hAnsi="Times New Roman" w:eastAsia="FangSong" w:cs="Times New Roman"/>
         </w:rPr>
         <w:t xml:space="preserve">与</w:t>
       </w:r>
@@ -7167,7 +7167,7 @@
       </w:r>
       <w:r>
         <w:rPr>
-          <w:rFonts w:hint="eastAsia" w:ascii="Times New Roman" w:hAnsi="Times New Roman" w:eastAsia="SimSun" w:cs="Times New Roman"/>
+          <w:rFonts w:hint="eastAsia" w:ascii="Times New Roman" w:hAnsi="Times New Roman" w:eastAsia="FangSong" w:cs="Times New Roman"/>
         </w:rPr>
         <w:t>是同一物理量</w:t>
       </w:r>
@@ -7179,7 +7179,7 @@
       </w:r>
       <w:r>
         <w:rPr>
-          <w:rFonts w:hint="eastAsia" w:ascii="Times New Roman" w:hAnsi="Times New Roman" w:eastAsia="SimSun" w:cs="Times New Roman"/>
+          <w:rFonts w:hint="eastAsia" w:ascii="Times New Roman" w:hAnsi="Times New Roman" w:eastAsia="FangSong" w:cs="Times New Roman"/>
         </w:rPr>
         <w:t>换算系数为</w:t>
       </w:r>
@@ -7197,7 +7197,7 @@
       </w:r>
       <w:r>
         <w:rPr>
-          <w:rFonts w:hint="eastAsia" w:ascii="Times New Roman" w:hAnsi="Times New Roman" w:eastAsia="SimSun" w:cs="Times New Roman"/>
+          <w:rFonts w:hint="eastAsia" w:ascii="Times New Roman" w:hAnsi="Times New Roman" w:eastAsia="FangSong" w:cs="Times New Roman"/>
         </w:rPr>
         <w:t>做题时可任选</w:t>
       </w:r>
@@ -7209,7 +7209,7 @@
       </w:r>
       <w:r>
         <w:rPr>
-          <w:rFonts w:hint="eastAsia" w:ascii="Times New Roman" w:hAnsi="Times New Roman" w:eastAsia="SimSun" w:cs="Times New Roman"/>
+          <w:rFonts w:hint="eastAsia" w:ascii="Times New Roman" w:hAnsi="Times New Roman" w:eastAsia="FangSong" w:cs="Times New Roman"/>
         </w:rPr>
         <w:t>心里想的是</w:t>
       </w:r>
@@ -7221,7 +7221,7 @@
       </w:r>
       <w:r>
         <w:rPr>
-          <w:rFonts w:hint="eastAsia" w:ascii="Times New Roman" w:hAnsi="Times New Roman" w:eastAsia="SimSun" w:cs="Times New Roman"/>
+          <w:rFonts w:hint="eastAsia" w:ascii="Times New Roman" w:hAnsi="Times New Roman" w:eastAsia="FangSong" w:cs="Times New Roman"/>
         </w:rPr>
         <w:t>单位面积的</w:t>
       </w:r>
@@ -7233,7 +7233,7 @@
       </w:r>
       <w:r>
         <w:rPr>
-          <w:rFonts w:hint="eastAsia" w:ascii="Times New Roman" w:hAnsi="Times New Roman" w:eastAsia="SimSun" w:cs="Times New Roman"/>
+          <w:rFonts w:hint="eastAsia" w:ascii="Times New Roman" w:hAnsi="Times New Roman" w:eastAsia="FangSong" w:cs="Times New Roman"/>
         </w:rPr>
         <w:t>自由能</w:t>
       </w:r>
@@ -7250,7 +7250,7 @@
       </w:pPr>
       <w:r>
         <w:rPr>
-          <w:rFonts w:hint="eastAsia" w:ascii="Times New Roman" w:hAnsi="Times New Roman" w:eastAsia="SimSun" w:cs="Times New Roman"/>
+          <w:rFonts w:hint="eastAsia" w:ascii="Times New Roman" w:hAnsi="Times New Roman" w:eastAsia="FangSong" w:cs="Times New Roman"/>
           <w:b/>
           <w:bCs/>
         </w:rPr>
@@ -7272,7 +7272,7 @@
       </w:r>
       <w:r>
         <w:rPr>
-          <w:rFonts w:hint="eastAsia" w:ascii="Times New Roman" w:hAnsi="Times New Roman" w:eastAsia="SimSun" w:cs="Times New Roman"/>
+          <w:rFonts w:hint="eastAsia" w:ascii="Times New Roman" w:hAnsi="Times New Roman" w:eastAsia="FangSong" w:cs="Times New Roman"/>
         </w:rPr>
         <w:t>铺展单分子膜会降低表面张力</w:t>
       </w:r>
@@ -7356,7 +7356,7 @@
       </w:r>
       <w:r>
         <w:rPr>
-          <w:rFonts w:hint="eastAsia" w:ascii="Times New Roman" w:hAnsi="Times New Roman" w:eastAsia="SimSun" w:cs="Times New Roman"/>
+          <w:rFonts w:hint="eastAsia" w:ascii="Times New Roman" w:hAnsi="Times New Roman" w:eastAsia="FangSong" w:cs="Times New Roman"/>
         </w:rPr>
         <w:t>为纯溶剂表面张力</w:t>
       </w:r>
@@ -7374,7 +7374,7 @@
       </w:r>
       <w:r>
         <w:rPr>
-          <w:rFonts w:hint="eastAsia" w:ascii="Times New Roman" w:hAnsi="Times New Roman" w:eastAsia="SimSun" w:cs="Times New Roman"/>
+          <w:rFonts w:hint="eastAsia" w:ascii="Times New Roman" w:hAnsi="Times New Roman" w:eastAsia="FangSong" w:cs="Times New Roman"/>
         </w:rPr>
         <w:t>是单分子膜产生的</w:t>
       </w:r>
@@ -7386,7 +7386,7 @@
       </w:r>
       <w:r>
         <w:rPr>
-          <w:rFonts w:hint="eastAsia" w:ascii="Times New Roman" w:hAnsi="Times New Roman" w:eastAsia="SimSun" w:cs="Times New Roman"/>
+          <w:rFonts w:hint="eastAsia" w:ascii="Times New Roman" w:hAnsi="Times New Roman" w:eastAsia="FangSong" w:cs="Times New Roman"/>
         </w:rPr>
         <w:t>二维压力</w:t>
       </w:r>
@@ -7398,7 +7398,7 @@
       </w:r>
       <w:r>
         <w:rPr>
-          <w:rFonts w:hint="eastAsia" w:ascii="Times New Roman" w:hAnsi="Times New Roman" w:eastAsia="SimSun" w:cs="Times New Roman"/>
+          <w:rFonts w:hint="eastAsia" w:ascii="Times New Roman" w:hAnsi="Times New Roman" w:eastAsia="FangSong" w:cs="Times New Roman"/>
         </w:rPr>
         <w:t>可用于</w:t>
       </w:r>
@@ -7410,7 +7410,7 @@
       </w:r>
       <w:r>
         <w:rPr>
-          <w:rFonts w:hint="eastAsia" w:ascii="Times New Roman" w:hAnsi="Times New Roman" w:eastAsia="SimSun" w:cs="Times New Roman"/>
+          <w:rFonts w:hint="eastAsia" w:ascii="Times New Roman" w:hAnsi="Times New Roman" w:eastAsia="FangSong" w:cs="Times New Roman"/>
         </w:rPr>
         <w:t>膜等单分子膜研究</w:t>
       </w:r>
@@ -7422,7 +7422,7 @@
       </w:r>
       <w:r>
         <w:rPr>
-          <w:rFonts w:hint="eastAsia" w:ascii="Times New Roman" w:hAnsi="Times New Roman" w:eastAsia="SimSun" w:cs="Times New Roman"/>
+          <w:rFonts w:hint="eastAsia" w:ascii="Times New Roman" w:hAnsi="Times New Roman" w:eastAsia="FangSong" w:cs="Times New Roman"/>
         </w:rPr>
         <w:t>了解级概念</w:t>
       </w:r>
@@ -7433,8 +7433,8 @@
         <w:t>。</w:t>
       </w:r>
     </w:p>
-    <w:bookmarkEnd w:id="33"/>
-    <w:bookmarkStart w:id="34" w:name="弯曲液面附加压力与-kelvin-方程"/>
+    <w:bookmarkEnd w:id="30"/>
+    <w:bookmarkStart w:id="31" w:name="弯曲液面附加压力与-kelvin-方程"/>
     <w:p>
       <w:pPr>
         <w:pStyle w:val="Heading3"/>
@@ -7487,7 +7487,7 @@
       </w:pPr>
       <w:r>
         <w:rPr>
-          <w:rFonts w:hint="eastAsia" w:ascii="Times New Roman" w:hAnsi="Times New Roman" w:eastAsia="SimSun" w:cs="Times New Roman"/>
+          <w:rFonts w:hint="eastAsia" w:ascii="Times New Roman" w:hAnsi="Times New Roman" w:eastAsia="FangSong" w:cs="Times New Roman"/>
           <w:b/>
           <w:bCs/>
         </w:rPr>
@@ -7550,7 +7550,7 @@
       </w:r>
       <w:r>
         <w:rPr>
-          <w:rFonts w:hint="eastAsia" w:ascii="Times New Roman" w:hAnsi="Times New Roman" w:eastAsia="SimSun" w:cs="Times New Roman"/>
+          <w:rFonts w:hint="eastAsia" w:ascii="Times New Roman" w:hAnsi="Times New Roman" w:eastAsia="FangSong" w:cs="Times New Roman"/>
         </w:rPr>
         <w:t>球形液滴</w:t>
       </w:r>
@@ -7562,7 +7562,7 @@
       </w:r>
       <w:r>
         <w:rPr>
-          <w:rFonts w:hint="eastAsia" w:ascii="Times New Roman" w:hAnsi="Times New Roman" w:eastAsia="SimSun" w:cs="Times New Roman"/>
+          <w:rFonts w:hint="eastAsia" w:ascii="Times New Roman" w:hAnsi="Times New Roman" w:eastAsia="FangSong" w:cs="Times New Roman"/>
         </w:rPr>
         <w:t>气泡</w:t>
       </w:r>
@@ -7574,7 +7574,7 @@
       </w:r>
       <w:r>
         <w:rPr>
-          <w:rFonts w:hint="eastAsia" w:ascii="Times New Roman" w:hAnsi="Times New Roman" w:eastAsia="SimSun" w:cs="Times New Roman"/>
+          <w:rFonts w:hint="eastAsia" w:ascii="Times New Roman" w:hAnsi="Times New Roman" w:eastAsia="FangSong" w:cs="Times New Roman"/>
         </w:rPr>
         <w:t>液滴越小</w:t>
       </w:r>
@@ -7586,7 +7586,7 @@
       </w:r>
       <w:r>
         <w:rPr>
-          <w:rFonts w:hint="eastAsia" w:ascii="Times New Roman" w:hAnsi="Times New Roman" w:eastAsia="SimSun" w:cs="Times New Roman"/>
+          <w:rFonts w:hint="eastAsia" w:ascii="Times New Roman" w:hAnsi="Times New Roman" w:eastAsia="FangSong" w:cs="Times New Roman"/>
         </w:rPr>
         <w:t>附加压力越大</w:t>
       </w:r>
@@ -7615,7 +7615,7 @@
       </w:r>
       <w:r>
         <w:rPr>
-          <w:rFonts w:hint="eastAsia" w:ascii="Times New Roman" w:hAnsi="Times New Roman" w:eastAsia="SimSun" w:cs="Times New Roman"/>
+          <w:rFonts w:hint="eastAsia" w:ascii="Times New Roman" w:hAnsi="Times New Roman" w:eastAsia="FangSong" w:cs="Times New Roman"/>
           <w:b/>
           <w:bCs/>
         </w:rPr>
@@ -7631,7 +7631,7 @@
       </w:r>
       <w:r>
         <w:rPr>
-          <w:rFonts w:hint="eastAsia" w:ascii="Times New Roman" w:hAnsi="Times New Roman" w:eastAsia="SimSun" w:cs="Times New Roman"/>
+          <w:rFonts w:hint="eastAsia" w:ascii="Times New Roman" w:hAnsi="Times New Roman" w:eastAsia="FangSong" w:cs="Times New Roman"/>
           <w:b/>
           <w:bCs/>
         </w:rPr>
@@ -7653,7 +7653,7 @@
       </w:r>
       <w:r>
         <w:rPr>
-          <w:rFonts w:hint="eastAsia" w:ascii="Times New Roman" w:hAnsi="Times New Roman" w:eastAsia="SimSun" w:cs="Times New Roman"/>
+          <w:rFonts w:hint="eastAsia" w:ascii="Times New Roman" w:hAnsi="Times New Roman" w:eastAsia="FangSong" w:cs="Times New Roman"/>
         </w:rPr>
         <w:t>小液滴的饱和蒸气压</w:t>
       </w:r>
@@ -7665,7 +7665,7 @@
       </w:r>
       <w:r>
         <w:rPr>
-          <w:rFonts w:hint="eastAsia" w:ascii="Times New Roman" w:hAnsi="Times New Roman" w:eastAsia="SimSun" w:cs="Times New Roman"/>
+          <w:rFonts w:hint="eastAsia" w:ascii="Times New Roman" w:hAnsi="Times New Roman" w:eastAsia="FangSong" w:cs="Times New Roman"/>
         </w:rPr>
         <w:t>平面液体的饱和蒸气压</w:t>
       </w:r>
@@ -7677,7 +7677,7 @@
       </w:r>
       <w:r>
         <w:rPr>
-          <w:rFonts w:hint="eastAsia" w:ascii="Times New Roman" w:hAnsi="Times New Roman" w:eastAsia="SimSun" w:cs="Times New Roman"/>
+          <w:rFonts w:hint="eastAsia" w:ascii="Times New Roman" w:hAnsi="Times New Roman" w:eastAsia="FangSong" w:cs="Times New Roman"/>
         </w:rPr>
         <w:t>液滴越小越易蒸发</w:t>
       </w:r>
@@ -7698,7 +7698,7 @@
       </w:pPr>
       <w:r>
         <w:rPr>
-          <w:rFonts w:hint="eastAsia" w:ascii="Times New Roman" w:hAnsi="Times New Roman" w:eastAsia="SimSun" w:cs="Times New Roman"/>
+          <w:rFonts w:hint="eastAsia" w:ascii="Times New Roman" w:hAnsi="Times New Roman" w:eastAsia="FangSong" w:cs="Times New Roman"/>
         </w:rPr>
         <w:t>竞赛定性应用</w:t>
       </w:r>
@@ -7710,7 +7710,7 @@
       </w:r>
       <w:r>
         <w:rPr>
-          <w:rFonts w:hint="eastAsia" w:ascii="Times New Roman" w:hAnsi="Times New Roman" w:eastAsia="SimSun" w:cs="Times New Roman"/>
+          <w:rFonts w:hint="eastAsia" w:ascii="Times New Roman" w:hAnsi="Times New Roman" w:eastAsia="FangSong" w:cs="Times New Roman"/>
         </w:rPr>
         <w:t>毛细凝结</w:t>
       </w:r>
@@ -7722,7 +7722,7 @@
       </w:r>
       <w:r>
         <w:rPr>
-          <w:rFonts w:hint="eastAsia" w:ascii="Times New Roman" w:hAnsi="Times New Roman" w:eastAsia="SimSun" w:cs="Times New Roman"/>
+          <w:rFonts w:hint="eastAsia" w:ascii="Times New Roman" w:hAnsi="Times New Roman" w:eastAsia="FangSong" w:cs="Times New Roman"/>
         </w:rPr>
         <w:t>过饱和蒸气</w:t>
       </w:r>
@@ -7734,7 +7734,7 @@
       </w:r>
       <w:r>
         <w:rPr>
-          <w:rFonts w:hint="eastAsia" w:ascii="Times New Roman" w:hAnsi="Times New Roman" w:eastAsia="SimSun" w:cs="Times New Roman"/>
+          <w:rFonts w:hint="eastAsia" w:ascii="Times New Roman" w:hAnsi="Times New Roman" w:eastAsia="FangSong" w:cs="Times New Roman"/>
         </w:rPr>
         <w:t>新相难成核</w:t>
       </w:r>
@@ -7746,7 +7746,7 @@
       </w:r>
       <w:r>
         <w:rPr>
-          <w:rFonts w:hint="eastAsia" w:ascii="Times New Roman" w:hAnsi="Times New Roman" w:eastAsia="SimSun" w:cs="Times New Roman"/>
+          <w:rFonts w:hint="eastAsia" w:ascii="Times New Roman" w:hAnsi="Times New Roman" w:eastAsia="FangSong" w:cs="Times New Roman"/>
         </w:rPr>
         <w:t>亚稳状态</w:t>
       </w:r>
@@ -7757,8 +7757,8 @@
         <w:t>。</w:t>
       </w:r>
     </w:p>
-    <w:bookmarkEnd w:id="34"/>
-    <w:bookmarkStart w:id="38" w:name="润湿与接触角"/>
+    <w:bookmarkEnd w:id="31"/>
+    <w:bookmarkStart w:id="32" w:name="润湿与接触角"/>
     <w:p>
       <w:pPr>
         <w:pStyle w:val="Heading3"/>
@@ -7873,7 +7873,7 @@
             </w:pPr>
             <w:r>
               <w:rPr>
-                <w:rFonts w:hint="eastAsia" w:ascii="Times New Roman" w:hAnsi="Times New Roman" w:eastAsia="SimSun" w:cs="Times New Roman"/>
+                <w:rFonts w:hint="eastAsia" w:ascii="Times New Roman" w:hAnsi="Times New Roman" w:eastAsia="FangSong" w:cs="Times New Roman"/>
               </w:rPr>
               <w:t>润湿</w:t>
             </w:r>
@@ -7885,7 +7885,7 @@
             </w:r>
             <w:r>
               <w:rPr>
-                <w:rFonts w:hint="eastAsia" w:ascii="Times New Roman" w:hAnsi="Times New Roman" w:eastAsia="SimSun" w:cs="Times New Roman"/>
+                <w:rFonts w:hint="eastAsia" w:ascii="Times New Roman" w:hAnsi="Times New Roman" w:eastAsia="FangSong" w:cs="Times New Roman"/>
               </w:rPr>
               <w:t>亲水</w:t>
             </w:r>
@@ -7906,7 +7906,7 @@
             </w:pPr>
             <w:r>
               <w:rPr>
-                <w:rFonts w:hint="eastAsia" w:ascii="Times New Roman" w:hAnsi="Times New Roman" w:eastAsia="SimSun" w:cs="Times New Roman"/>
+                <w:rFonts w:hint="eastAsia" w:ascii="Times New Roman" w:hAnsi="Times New Roman" w:eastAsia="FangSong" w:cs="Times New Roman"/>
               </w:rPr>
               <w:t xml:space="preserve">水在玻璃上铺展</w:t>
             </w:r>
@@ -7938,7 +7938,7 @@
             </w:pPr>
             <w:r>
               <w:rPr>
-                <w:rFonts w:hint="eastAsia" w:ascii="Times New Roman" w:hAnsi="Times New Roman" w:eastAsia="SimSun" w:cs="Times New Roman"/>
+                <w:rFonts w:hint="eastAsia" w:ascii="Times New Roman" w:hAnsi="Times New Roman" w:eastAsia="FangSong" w:cs="Times New Roman"/>
               </w:rPr>
               <w:t xml:space="preserve">完全润湿</w:t>
             </w:r>
@@ -7953,7 +7953,7 @@
             </w:pPr>
             <w:r>
               <w:rPr>
-                <w:rFonts w:hint="eastAsia" w:ascii="Times New Roman" w:hAnsi="Times New Roman" w:eastAsia="SimSun" w:cs="Times New Roman"/>
+                <w:rFonts w:hint="eastAsia" w:ascii="Times New Roman" w:hAnsi="Times New Roman" w:eastAsia="FangSong" w:cs="Times New Roman"/>
               </w:rPr>
               <w:t xml:space="preserve">水在洁净玻璃上成膜</w:t>
             </w:r>
@@ -7985,7 +7985,7 @@
             </w:pPr>
             <w:r>
               <w:rPr>
-                <w:rFonts w:hint="eastAsia" w:ascii="Times New Roman" w:hAnsi="Times New Roman" w:eastAsia="SimSun" w:cs="Times New Roman"/>
+                <w:rFonts w:hint="eastAsia" w:ascii="Times New Roman" w:hAnsi="Times New Roman" w:eastAsia="FangSong" w:cs="Times New Roman"/>
               </w:rPr>
               <w:t>不润湿</w:t>
             </w:r>
@@ -7997,7 +7997,7 @@
             </w:r>
             <w:r>
               <w:rPr>
-                <w:rFonts w:hint="eastAsia" w:ascii="Times New Roman" w:hAnsi="Times New Roman" w:eastAsia="SimSun" w:cs="Times New Roman"/>
+                <w:rFonts w:hint="eastAsia" w:ascii="Times New Roman" w:hAnsi="Times New Roman" w:eastAsia="FangSong" w:cs="Times New Roman"/>
               </w:rPr>
               <w:t>疏水</w:t>
             </w:r>
@@ -8018,7 +8018,7 @@
             </w:pPr>
             <w:r>
               <w:rPr>
-                <w:rFonts w:hint="eastAsia" w:ascii="Times New Roman" w:hAnsi="Times New Roman" w:eastAsia="SimSun" w:cs="Times New Roman"/>
+                <w:rFonts w:hint="eastAsia" w:ascii="Times New Roman" w:hAnsi="Times New Roman" w:eastAsia="FangSong" w:cs="Times New Roman"/>
               </w:rPr>
               <w:t xml:space="preserve">水在石蜡上成珠</w:t>
             </w:r>
@@ -8050,7 +8050,7 @@
             </w:pPr>
             <w:r>
               <w:rPr>
-                <w:rFonts w:hint="eastAsia" w:ascii="Times New Roman" w:hAnsi="Times New Roman" w:eastAsia="SimSun" w:cs="Times New Roman"/>
+                <w:rFonts w:hint="eastAsia" w:ascii="Times New Roman" w:hAnsi="Times New Roman" w:eastAsia="FangSong" w:cs="Times New Roman"/>
               </w:rPr>
               <w:t xml:space="preserve">完全不润湿</w:t>
             </w:r>
@@ -8065,7 +8065,7 @@
             </w:pPr>
             <w:r>
               <w:rPr>
-                <w:rFonts w:hint="eastAsia" w:ascii="Times New Roman" w:hAnsi="Times New Roman" w:eastAsia="SimSun" w:cs="Times New Roman"/>
+                <w:rFonts w:hint="eastAsia" w:ascii="Times New Roman" w:hAnsi="Times New Roman" w:eastAsia="FangSong" w:cs="Times New Roman"/>
               </w:rPr>
               <w:t xml:space="preserve">水银在玻璃上</w:t>
             </w:r>
@@ -8075,270 +8075,240 @@
     </w:tbl>
     <w:p>
       <w:pPr>
-        <w:pStyle w:val="BlockText"/>
-        <w:spacing w:before="160" w:after="80"/>
-        <w:jc w:val="center"/>
+        <w:pStyle w:val="BodyText"/>
+        <w:spacing w:before="120"/>
       </w:pPr>
       <w:r>
         <w:rPr>
-          <w:rFonts w:ascii="Times New Roman" w:hAnsi="Times New Roman" w:eastAsia="FangSong" w:cs="Times New Roman"/>
-          <w:b w:val="0"/>
-          <w:i w:val="0"/>
-          <w:sz w:val="21"/>
-        </w:rPr>
-        <w:drawing>
-          <wp:inline>
-            <wp:extent cx="3240000" cy="3223718"/>
-            <wp:effectExtent b="0" l="0" r="0" t="0"/>
-            <wp:docPr descr="" title="" id="36" name="Picture"/>
-            <a:graphic>
-              <a:graphicData uri="http://schemas.openxmlformats.org/drawingml/2006/picture">
-                <pic:pic>
-                  <pic:nvPicPr>
-                    <pic:cNvPr descr="ff04501b93c7aaea7a6507e5d4f67f1742bb983c1d7f1f31a6ea5ece8af713c1.jpg" id="37" name="Picture"/>
-                    <pic:cNvPicPr>
-                      <a:picLocks noChangeArrowheads="1" noChangeAspect="1"/>
-                    </pic:cNvPicPr>
-                  </pic:nvPicPr>
-                  <pic:blipFill>
-                    <a:blip r:embed="rId35"/>
-                    <a:stretch>
-                      <a:fillRect/>
-                    </a:stretch>
-                  </pic:blipFill>
-                  <pic:spPr bwMode="auto">
-                    <a:xfrm>
-                      <a:off x="0" y="0"/>
-                      <a:ext cx="3240000" cy="3223718"/>
-                    </a:xfrm>
-                    <a:prstGeom prst="rect">
-                      <a:avLst/>
-                    </a:prstGeom>
-                    <a:noFill/>
-                    <a:ln w="9525">
-                      <a:noFill/>
-                      <a:headEnd/>
-                      <a:tailEnd/>
-                    </a:ln>
-                  </pic:spPr>
-                </pic:pic>
-              </a:graphicData>
-            </a:graphic>
-          </wp:inline>
-        </w:drawing>
-      </w:r>
-      <w:r>
-        <w:rPr>
-          <w:rFonts w:ascii="Times New Roman" w:hAnsi="Times New Roman" w:eastAsia="FangSong" w:cs="Times New Roman"/>
-          <w:b w:val="0"/>
-          <w:i w:val="0"/>
-          <w:sz w:val="21"/>
+          <w:rFonts w:hint="eastAsia" w:ascii="Times New Roman" w:hAnsi="Times New Roman" w:eastAsia="FangSong" w:cs="Times New Roman"/>
+        </w:rPr>
+        <w:t xml:space="preserve">润湿三相接触角</w:t>
+      </w:r>
+      <w:r>
+        <w:rPr>
+          <w:rFonts w:ascii="Times New Roman" w:hAnsi="Times New Roman" w:eastAsia="Times New Roman" w:cs="Times New Roman"/>
         </w:rPr>
         <w:t xml:space="preserve"> </w:t>
       </w:r>
       <w:r>
         <w:rPr>
           <w:rFonts w:hint="eastAsia" w:ascii="Times New Roman" w:hAnsi="Times New Roman" w:eastAsia="FangSong" w:cs="Times New Roman"/>
-          <w:b w:val="0"/>
-          <w:i w:val="0"/>
-          <w:iCs/>
-          <w:sz w:val="21"/>
-        </w:rPr>
-        <w:t xml:space="preserve">图</w:t>
-      </w:r>
-      <w:r>
-        <w:rPr>
-          <w:rFonts w:ascii="Times New Roman" w:hAnsi="Times New Roman" w:eastAsia="FangSong" w:cs="Times New Roman"/>
-          <w:b w:val="0"/>
-          <w:i w:val="0"/>
-          <w:iCs/>
-          <w:sz w:val="21"/>
-        </w:rPr>
-        <w:t xml:space="preserve"> 5 </w:t>
-      </w:r>
-      <w:r>
-        <w:rPr>
-          <w:rFonts w:hint="eastAsia" w:ascii="Times New Roman" w:hAnsi="Times New Roman" w:eastAsia="FangSong" w:cs="Times New Roman"/>
-          <w:b w:val="0"/>
-          <w:i w:val="0"/>
-          <w:iCs/>
-          <w:sz w:val="21"/>
-        </w:rPr>
-        <w:t>润湿现象气</w:t>
-      </w:r>
-      <w:r>
-        <w:rPr>
-          <w:rFonts w:hint="eastAsia" w:ascii="Times New Roman" w:hAnsi="Times New Roman" w:eastAsia="FangSong" w:cs="Times New Roman"/>
-          <w:b w:val="0"/>
-          <w:i w:val="0"/>
-          <w:iCs/>
-          <w:sz w:val="21"/>
+        </w:rPr>
+        <w:t>气</w:t>
+      </w:r>
+      <w:r>
+        <w:rPr>
+          <w:rFonts w:hint="eastAsia" w:ascii="Times New Roman" w:hAnsi="Times New Roman" w:eastAsia="Times New Roman" w:cs="Times New Roman"/>
         </w:rPr>
         <w:t>-</w:t>
       </w:r>
       <w:r>
         <w:rPr>
           <w:rFonts w:hint="eastAsia" w:ascii="Times New Roman" w:hAnsi="Times New Roman" w:eastAsia="FangSong" w:cs="Times New Roman"/>
-          <w:b w:val="0"/>
-          <w:i w:val="0"/>
-          <w:iCs/>
-          <w:sz w:val="21"/>
         </w:rPr>
         <w:t>液</w:t>
       </w:r>
       <w:r>
         <w:rPr>
-          <w:rFonts w:hint="eastAsia" w:ascii="Times New Roman" w:hAnsi="Times New Roman" w:eastAsia="FangSong" w:cs="Times New Roman"/>
-          <w:b w:val="0"/>
-          <w:i w:val="0"/>
-          <w:iCs/>
-          <w:sz w:val="21"/>
+          <w:rFonts w:hint="eastAsia" w:ascii="Times New Roman" w:hAnsi="Times New Roman" w:eastAsia="Times New Roman" w:cs="Times New Roman"/>
         </w:rPr>
         <w:t>-</w:t>
       </w:r>
       <w:r>
         <w:rPr>
           <w:rFonts w:hint="eastAsia" w:ascii="Times New Roman" w:hAnsi="Times New Roman" w:eastAsia="FangSong" w:cs="Times New Roman"/>
-          <w:b w:val="0"/>
-          <w:i w:val="0"/>
-          <w:iCs/>
-          <w:sz w:val="21"/>
-        </w:rPr>
-        <w:t>固三相交点及接触角</w:t>
-      </w:r>
-      <w:r>
-        <w:rPr>
-          <w:rFonts w:ascii="Times New Roman" w:hAnsi="Times New Roman" w:eastAsia="FangSong" w:cs="Times New Roman"/>
-          <w:b w:val="0"/>
-          <w:i w:val="0"/>
-          <w:iCs/>
-          <w:sz w:val="21"/>
-        </w:rPr>
-        <w:t xml:space="preserve"> θ</w:t>
-      </w:r>
-      <w:r>
-        <w:rPr>
-          <w:rFonts w:hint="eastAsia" w:ascii="Times New Roman" w:hAnsi="Times New Roman" w:eastAsia="FangSong" w:cs="Times New Roman"/>
-          <w:b w:val="0"/>
-          <w:i w:val="0"/>
-          <w:sz w:val="21"/>
-        </w:rPr>
-        <w:t>：</w:t>
-      </w:r>
-      <w:r>
-        <w:rPr>
-          <w:rFonts w:hint="eastAsia" w:ascii="Times New Roman" w:hAnsi="Times New Roman" w:eastAsia="FangSong" w:cs="Times New Roman"/>
-          <w:b w:val="0"/>
-          <w:i w:val="0"/>
-          <w:sz w:val="21"/>
+        </w:rPr>
+        <w:t>固三相交点处</w:t>
+      </w:r>
+      <w:r>
+        <w:rPr>
+          <w:rFonts w:hint="eastAsia" w:ascii="Times New Roman" w:hAnsi="Times New Roman" w:eastAsia="Times New Roman" w:cs="Times New Roman"/>
+        </w:rPr>
+        <w:t>，</w:t>
+      </w:r>
+      <w:r>
+        <w:rPr>
+          <w:rFonts w:hint="eastAsia" w:ascii="Times New Roman" w:hAnsi="Times New Roman" w:eastAsia="FangSong" w:cs="Times New Roman"/>
+        </w:rPr>
+        <w:t>接触角</w:t>
+      </w:r>
+      <w:r>
+        <w:rPr>
+          <w:rFonts w:ascii="Times New Roman" w:hAnsi="Times New Roman" w:eastAsia="Times New Roman" w:cs="Times New Roman"/>
+        </w:rPr>
+        <w:t xml:space="preserve"> θ </w:t>
+      </w:r>
+      <w:r>
+        <w:rPr>
+          <w:rFonts w:hint="eastAsia" w:ascii="Times New Roman" w:hAnsi="Times New Roman" w:eastAsia="FangSong" w:cs="Times New Roman"/>
+        </w:rPr>
+        <w:t>决定润湿程度</w:t>
+      </w:r>
+      <w:r>
+        <w:rPr>
+          <w:rFonts w:hint="eastAsia" w:ascii="Times New Roman" w:hAnsi="Times New Roman" w:eastAsia="Times New Roman" w:cs="Times New Roman"/>
+        </w:rPr>
+        <w:t>：θ</w:t>
+      </w:r>
+      <w:r>
+        <w:rPr>
+          <w:rFonts w:ascii="Times New Roman" w:hAnsi="Times New Roman" w:eastAsia="Times New Roman" w:cs="Times New Roman"/>
+        </w:rPr>
+        <w:t xml:space="preserve"> &lt; 90° </w:t>
+      </w:r>
+      <w:r>
+        <w:rPr>
+          <w:rFonts w:hint="eastAsia" w:ascii="Times New Roman" w:hAnsi="Times New Roman" w:eastAsia="FangSong" w:cs="Times New Roman"/>
+        </w:rPr>
+        <w:t>铺展润湿</w:t>
+      </w:r>
+      <w:r>
+        <w:rPr>
+          <w:rFonts w:hint="eastAsia" w:ascii="Times New Roman" w:hAnsi="Times New Roman" w:eastAsia="Times New Roman" w:cs="Times New Roman"/>
+        </w:rPr>
+        <w:t>；θ</w:t>
+      </w:r>
+      <w:r>
+        <w:rPr>
+          <w:rFonts w:ascii="Times New Roman" w:hAnsi="Times New Roman" w:eastAsia="Times New Roman" w:cs="Times New Roman"/>
+        </w:rPr>
+        <w:t xml:space="preserve"> &gt; 90° </w:t>
+      </w:r>
+      <w:r>
+        <w:rPr>
+          <w:rFonts w:hint="eastAsia" w:ascii="Times New Roman" w:hAnsi="Times New Roman" w:eastAsia="FangSong" w:cs="Times New Roman"/>
+        </w:rPr>
+        <w:t>不润湿</w:t>
+      </w:r>
+      <w:r>
+        <w:rPr>
+          <w:rFonts w:hint="eastAsia" w:ascii="Times New Roman" w:hAnsi="Times New Roman" w:eastAsia="Times New Roman" w:cs="Times New Roman"/>
+        </w:rPr>
+        <w:t>（</w:t>
+      </w:r>
+      <w:r>
+        <w:rPr>
+          <w:rFonts w:hint="eastAsia" w:ascii="Times New Roman" w:hAnsi="Times New Roman" w:eastAsia="FangSong" w:cs="Times New Roman"/>
+        </w:rPr>
+        <w:t>如水银在玻璃上</w:t>
+      </w:r>
+      <w:r>
+        <w:rPr>
+          <w:rFonts w:ascii="Times New Roman" w:hAnsi="Times New Roman" w:eastAsia="Times New Roman" w:cs="Times New Roman"/>
+        </w:rPr>
+        <w:t xml:space="preserve"> </w:t>
+      </w:r>
+      <w:r>
+        <w:rPr>
+          <w:rFonts w:hint="eastAsia" w:ascii="Times New Roman" w:hAnsi="Times New Roman" w:eastAsia="Times New Roman" w:cs="Times New Roman"/>
+        </w:rPr>
+        <w:t xml:space="preserve">θ≈180°）。Young</w:t>
+      </w:r>
+      <w:r>
+        <w:rPr>
+          <w:rFonts w:ascii="Times New Roman" w:hAnsi="Times New Roman" w:eastAsia="Times New Roman" w:cs="Times New Roman"/>
+        </w:rPr>
+        <w:t xml:space="preserve"> </w:t>
+      </w:r>
+      <w:r>
+        <w:rPr>
+          <w:rFonts w:hint="eastAsia" w:ascii="Times New Roman" w:hAnsi="Times New Roman" w:eastAsia="FangSong" w:cs="Times New Roman"/>
+        </w:rPr>
+        <w:t>方程</w:t>
+      </w:r>
+      <w:r>
+        <w:rPr>
+          <w:rFonts w:hint="eastAsia" w:ascii="Times New Roman" w:hAnsi="Times New Roman" w:eastAsia="Times New Roman" w:cs="Times New Roman"/>
+        </w:rPr>
+        <w:t>：γ_SG</w:t>
+      </w:r>
+      <w:r>
+        <w:rPr>
+          <w:rFonts w:ascii="Times New Roman" w:hAnsi="Times New Roman" w:eastAsia="Times New Roman" w:cs="Times New Roman"/>
+        </w:rPr>
+        <w:t xml:space="preserve"> = γ_SL + γ_LG·cosθ。</w:t>
+      </w:r>
+      <w:r>
+        <w:rPr>
+          <w:rFonts w:ascii="Times New Roman" w:hAnsi="Times New Roman" w:eastAsia="Times New Roman" w:cs="Times New Roman"/>
+        </w:rPr>
+        <w:t xml:space="preserve"> </w:t>
+      </w:r>
+      <w:r>
+        <w:rPr>
+          <w:rFonts w:hint="eastAsia" w:ascii="Times New Roman" w:hAnsi="Times New Roman" w:eastAsia="FangSong" w:cs="Times New Roman"/>
         </w:rPr>
         <w:t>润湿三相接触角示意</w:t>
       </w:r>
       <w:r>
         <w:rPr>
-          <w:rFonts w:hint="eastAsia" w:ascii="Times New Roman" w:hAnsi="Times New Roman" w:eastAsia="FangSong" w:cs="Times New Roman"/>
-          <w:b w:val="0"/>
-          <w:i w:val="0"/>
-          <w:sz w:val="21"/>
+          <w:rFonts w:hint="eastAsia" w:ascii="Times New Roman" w:hAnsi="Times New Roman" w:eastAsia="Times New Roman" w:cs="Times New Roman"/>
         </w:rPr>
         <w:t>——</w:t>
       </w:r>
       <w:r>
         <w:rPr>
           <w:rFonts w:hint="eastAsia" w:ascii="Times New Roman" w:hAnsi="Times New Roman" w:eastAsia="FangSong" w:cs="Times New Roman"/>
-          <w:b w:val="0"/>
-          <w:i w:val="0"/>
-          <w:sz w:val="21"/>
         </w:rPr>
         <w:t>气</w:t>
       </w:r>
       <w:r>
         <w:rPr>
-          <w:rFonts w:hint="eastAsia" w:ascii="Times New Roman" w:hAnsi="Times New Roman" w:eastAsia="FangSong" w:cs="Times New Roman"/>
-          <w:b w:val="0"/>
-          <w:i w:val="0"/>
-          <w:sz w:val="21"/>
+          <w:rFonts w:hint="eastAsia" w:ascii="Times New Roman" w:hAnsi="Times New Roman" w:eastAsia="Times New Roman" w:cs="Times New Roman"/>
         </w:rPr>
         <w:t>-</w:t>
       </w:r>
       <w:r>
         <w:rPr>
           <w:rFonts w:hint="eastAsia" w:ascii="Times New Roman" w:hAnsi="Times New Roman" w:eastAsia="FangSong" w:cs="Times New Roman"/>
-          <w:b w:val="0"/>
-          <w:i w:val="0"/>
-          <w:sz w:val="21"/>
         </w:rPr>
         <w:t>液</w:t>
       </w:r>
       <w:r>
         <w:rPr>
-          <w:rFonts w:hint="eastAsia" w:ascii="Times New Roman" w:hAnsi="Times New Roman" w:eastAsia="FangSong" w:cs="Times New Roman"/>
-          <w:b w:val="0"/>
-          <w:i w:val="0"/>
-          <w:sz w:val="21"/>
+          <w:rFonts w:hint="eastAsia" w:ascii="Times New Roman" w:hAnsi="Times New Roman" w:eastAsia="Times New Roman" w:cs="Times New Roman"/>
         </w:rPr>
         <w:t>-</w:t>
       </w:r>
       <w:r>
         <w:rPr>
           <w:rFonts w:hint="eastAsia" w:ascii="Times New Roman" w:hAnsi="Times New Roman" w:eastAsia="FangSong" w:cs="Times New Roman"/>
-          <w:b w:val="0"/>
-          <w:i w:val="0"/>
-          <w:sz w:val="21"/>
         </w:rPr>
         <w:t>固三相交点</w:t>
       </w:r>
       <w:r>
         <w:rPr>
-          <w:rFonts w:hint="eastAsia" w:ascii="Times New Roman" w:hAnsi="Times New Roman" w:eastAsia="FangSong" w:cs="Times New Roman"/>
-          <w:b w:val="0"/>
-          <w:i w:val="0"/>
-          <w:sz w:val="21"/>
+          <w:rFonts w:hint="eastAsia" w:ascii="Times New Roman" w:hAnsi="Times New Roman" w:eastAsia="Times New Roman" w:cs="Times New Roman"/>
         </w:rPr>
         <w:t>，θ</w:t>
       </w:r>
       <w:r>
         <w:rPr>
-          <w:rFonts w:ascii="Times New Roman" w:hAnsi="Times New Roman" w:eastAsia="FangSong" w:cs="Times New Roman"/>
-          <w:b w:val="0"/>
-          <w:i w:val="0"/>
-          <w:sz w:val="21"/>
+          <w:rFonts w:ascii="Times New Roman" w:hAnsi="Times New Roman" w:eastAsia="Times New Roman" w:cs="Times New Roman"/>
         </w:rPr>
         <w:t xml:space="preserve"> </w:t>
       </w:r>
       <w:r>
         <w:rPr>
           <w:rFonts w:hint="eastAsia" w:ascii="Times New Roman" w:hAnsi="Times New Roman" w:eastAsia="FangSong" w:cs="Times New Roman"/>
-          <w:b w:val="0"/>
-          <w:i w:val="0"/>
-          <w:sz w:val="21"/>
         </w:rPr>
         <w:t>大小决定铺展</w:t>
       </w:r>
       <w:r>
         <w:rPr>
-          <w:rFonts w:hint="eastAsia" w:ascii="Times New Roman" w:hAnsi="Times New Roman" w:eastAsia="FangSong" w:cs="Times New Roman"/>
-          <w:b w:val="0"/>
-          <w:i w:val="0"/>
-          <w:sz w:val="21"/>
+          <w:rFonts w:hint="eastAsia" w:ascii="Times New Roman" w:hAnsi="Times New Roman" w:eastAsia="Times New Roman" w:cs="Times New Roman"/>
         </w:rPr>
         <w:t>/</w:t>
       </w:r>
       <w:r>
         <w:rPr>
           <w:rFonts w:hint="eastAsia" w:ascii="Times New Roman" w:hAnsi="Times New Roman" w:eastAsia="FangSong" w:cs="Times New Roman"/>
-          <w:b w:val="0"/>
-          <w:i w:val="0"/>
-          <w:sz w:val="21"/>
         </w:rPr>
         <w:t>成珠</w:t>
       </w:r>
       <w:r>
         <w:rPr>
-          <w:rFonts w:hint="eastAsia" w:ascii="Times New Roman" w:hAnsi="Times New Roman" w:eastAsia="FangSong" w:cs="Times New Roman"/>
-          <w:b w:val="0"/>
-          <w:i w:val="0"/>
-          <w:sz w:val="21"/>
+          <w:rFonts w:hint="eastAsia" w:ascii="Times New Roman" w:hAnsi="Times New Roman" w:eastAsia="Times New Roman" w:cs="Times New Roman"/>
         </w:rPr>
         <w:t>。</w:t>
       </w:r>
@@ -8353,9 +8323,9 @@
         </w:pict>
       </w:r>
     </w:p>
-    <w:bookmarkEnd w:id="38"/>
-    <w:bookmarkEnd w:id="39"/>
-    <w:bookmarkStart w:id="44" w:name="四吸附与多相催化决赛09-后半"/>
+    <w:bookmarkEnd w:id="32"/>
+    <w:bookmarkEnd w:id="33"/>
+    <w:bookmarkStart w:id="38" w:name="四吸附与多相催化决赛09-后半"/>
     <w:p>
       <w:pPr>
         <w:pStyle w:val="Heading2"/>
@@ -8416,7 +8386,7 @@
         <w:t>）</w:t>
       </w:r>
     </w:p>
-    <w:bookmarkStart w:id="40" w:name="物理吸附-vs-化学吸附"/>
+    <w:bookmarkStart w:id="34" w:name="物理吸附-vs-化学吸附"/>
     <w:p>
       <w:pPr>
         <w:pStyle w:val="Heading3"/>
@@ -8521,7 +8491,7 @@
             </w:pPr>
             <w:r>
               <w:rPr>
-                <w:rFonts w:hint="eastAsia" w:ascii="Times New Roman" w:hAnsi="Times New Roman" w:eastAsia="SimSun" w:cs="Times New Roman"/>
+                <w:rFonts w:hint="eastAsia" w:ascii="Times New Roman" w:hAnsi="Times New Roman" w:eastAsia="FangSong" w:cs="Times New Roman"/>
               </w:rPr>
               <w:t xml:space="preserve">作用力</w:t>
             </w:r>
@@ -8542,7 +8512,7 @@
             </w:r>
             <w:r>
               <w:rPr>
-                <w:rFonts w:hint="eastAsia" w:ascii="Times New Roman" w:hAnsi="Times New Roman" w:eastAsia="SimSun" w:cs="Times New Roman"/>
+                <w:rFonts w:hint="eastAsia" w:ascii="Times New Roman" w:hAnsi="Times New Roman" w:eastAsia="FangSong" w:cs="Times New Roman"/>
               </w:rPr>
               <w:t>力</w:t>
             </w:r>
@@ -8554,7 +8524,7 @@
             </w:r>
             <w:r>
               <w:rPr>
-                <w:rFonts w:hint="eastAsia" w:ascii="Times New Roman" w:hAnsi="Times New Roman" w:eastAsia="SimSun" w:cs="Times New Roman"/>
+                <w:rFonts w:hint="eastAsia" w:ascii="Times New Roman" w:hAnsi="Times New Roman" w:eastAsia="FangSong" w:cs="Times New Roman"/>
               </w:rPr>
               <w:t>弱</w:t>
             </w:r>
@@ -8575,7 +8545,7 @@
             </w:pPr>
             <w:r>
               <w:rPr>
-                <w:rFonts w:hint="eastAsia" w:ascii="Times New Roman" w:hAnsi="Times New Roman" w:eastAsia="SimSun" w:cs="Times New Roman"/>
+                <w:rFonts w:hint="eastAsia" w:ascii="Times New Roman" w:hAnsi="Times New Roman" w:eastAsia="FangSong" w:cs="Times New Roman"/>
               </w:rPr>
               <w:t>化学键</w:t>
             </w:r>
@@ -8587,7 +8557,7 @@
             </w:r>
             <w:r>
               <w:rPr>
-                <w:rFonts w:hint="eastAsia" w:ascii="Times New Roman" w:hAnsi="Times New Roman" w:eastAsia="SimSun" w:cs="Times New Roman"/>
+                <w:rFonts w:hint="eastAsia" w:ascii="Times New Roman" w:hAnsi="Times New Roman" w:eastAsia="FangSong" w:cs="Times New Roman"/>
               </w:rPr>
               <w:t>强</w:t>
             </w:r>
@@ -8610,7 +8580,7 @@
             </w:pPr>
             <w:r>
               <w:rPr>
-                <w:rFonts w:hint="eastAsia" w:ascii="Times New Roman" w:hAnsi="Times New Roman" w:eastAsia="SimSun" w:cs="Times New Roman"/>
+                <w:rFonts w:hint="eastAsia" w:ascii="Times New Roman" w:hAnsi="Times New Roman" w:eastAsia="FangSong" w:cs="Times New Roman"/>
               </w:rPr>
               <w:t xml:space="preserve">吸附热</w:t>
             </w:r>
@@ -8625,7 +8595,7 @@
             </w:pPr>
             <w:r>
               <w:rPr>
-                <w:rFonts w:hint="eastAsia" w:ascii="Times New Roman" w:hAnsi="Times New Roman" w:eastAsia="SimSun" w:cs="Times New Roman"/>
+                <w:rFonts w:hint="eastAsia" w:ascii="Times New Roman" w:hAnsi="Times New Roman" w:eastAsia="FangSong" w:cs="Times New Roman"/>
               </w:rPr>
               <w:t>小</w:t>
             </w:r>
@@ -8658,7 +8628,7 @@
             </w:pPr>
             <w:r>
               <w:rPr>
-                <w:rFonts w:hint="eastAsia" w:ascii="Times New Roman" w:hAnsi="Times New Roman" w:eastAsia="SimSun" w:cs="Times New Roman"/>
+                <w:rFonts w:hint="eastAsia" w:ascii="Times New Roman" w:hAnsi="Times New Roman" w:eastAsia="FangSong" w:cs="Times New Roman"/>
               </w:rPr>
               <w:t>大</w:t>
             </w:r>
@@ -8693,7 +8663,7 @@
             </w:pPr>
             <w:r>
               <w:rPr>
-                <w:rFonts w:hint="eastAsia" w:ascii="Times New Roman" w:hAnsi="Times New Roman" w:eastAsia="SimSun" w:cs="Times New Roman"/>
+                <w:rFonts w:hint="eastAsia" w:ascii="Times New Roman" w:hAnsi="Times New Roman" w:eastAsia="FangSong" w:cs="Times New Roman"/>
               </w:rPr>
               <w:t xml:space="preserve">选择性</w:t>
             </w:r>
@@ -8708,7 +8678,7 @@
             </w:pPr>
             <w:r>
               <w:rPr>
-                <w:rFonts w:hint="eastAsia" w:ascii="Times New Roman" w:hAnsi="Times New Roman" w:eastAsia="SimSun" w:cs="Times New Roman"/>
+                <w:rFonts w:hint="eastAsia" w:ascii="Times New Roman" w:hAnsi="Times New Roman" w:eastAsia="FangSong" w:cs="Times New Roman"/>
               </w:rPr>
               <w:t xml:space="preserve">无</w:t>
             </w:r>
@@ -8723,7 +8693,7 @@
             </w:pPr>
             <w:r>
               <w:rPr>
-                <w:rFonts w:hint="eastAsia" w:ascii="Times New Roman" w:hAnsi="Times New Roman" w:eastAsia="SimSun" w:cs="Times New Roman"/>
+                <w:rFonts w:hint="eastAsia" w:ascii="Times New Roman" w:hAnsi="Times New Roman" w:eastAsia="FangSong" w:cs="Times New Roman"/>
               </w:rPr>
               <w:t>有</w:t>
             </w:r>
@@ -8735,7 +8705,7 @@
             </w:r>
             <w:r>
               <w:rPr>
-                <w:rFonts w:hint="eastAsia" w:ascii="Times New Roman" w:hAnsi="Times New Roman" w:eastAsia="SimSun" w:cs="Times New Roman"/>
+                <w:rFonts w:hint="eastAsia" w:ascii="Times New Roman" w:hAnsi="Times New Roman" w:eastAsia="FangSong" w:cs="Times New Roman"/>
               </w:rPr>
               <w:t>特定气体</w:t>
             </w:r>
@@ -8747,7 +8717,7 @@
             </w:r>
             <w:r>
               <w:rPr>
-                <w:rFonts w:hint="eastAsia" w:ascii="Times New Roman" w:hAnsi="Times New Roman" w:eastAsia="SimSun" w:cs="Times New Roman"/>
+                <w:rFonts w:hint="eastAsia" w:ascii="Times New Roman" w:hAnsi="Times New Roman" w:eastAsia="FangSong" w:cs="Times New Roman"/>
               </w:rPr>
               <w:t>表面</w:t>
             </w:r>
@@ -8770,7 +8740,7 @@
             </w:pPr>
             <w:r>
               <w:rPr>
-                <w:rFonts w:hint="eastAsia" w:ascii="Times New Roman" w:hAnsi="Times New Roman" w:eastAsia="SimSun" w:cs="Times New Roman"/>
+                <w:rFonts w:hint="eastAsia" w:ascii="Times New Roman" w:hAnsi="Times New Roman" w:eastAsia="FangSong" w:cs="Times New Roman"/>
               </w:rPr>
               <w:t xml:space="preserve">可逆性</w:t>
             </w:r>
@@ -8785,7 +8755,7 @@
             </w:pPr>
             <w:r>
               <w:rPr>
-                <w:rFonts w:hint="eastAsia" w:ascii="Times New Roman" w:hAnsi="Times New Roman" w:eastAsia="SimSun" w:cs="Times New Roman"/>
+                <w:rFonts w:hint="eastAsia" w:ascii="Times New Roman" w:hAnsi="Times New Roman" w:eastAsia="FangSong" w:cs="Times New Roman"/>
               </w:rPr>
               <w:t>可逆</w:t>
             </w:r>
@@ -8797,7 +8767,7 @@
             </w:r>
             <w:r>
               <w:rPr>
-                <w:rFonts w:hint="eastAsia" w:ascii="Times New Roman" w:hAnsi="Times New Roman" w:eastAsia="SimSun" w:cs="Times New Roman"/>
+                <w:rFonts w:hint="eastAsia" w:ascii="Times New Roman" w:hAnsi="Times New Roman" w:eastAsia="FangSong" w:cs="Times New Roman"/>
               </w:rPr>
               <w:t>易脱附</w:t>
             </w:r>
@@ -8818,7 +8788,7 @@
             </w:pPr>
             <w:r>
               <w:rPr>
-                <w:rFonts w:hint="eastAsia" w:ascii="Times New Roman" w:hAnsi="Times New Roman" w:eastAsia="SimSun" w:cs="Times New Roman"/>
+                <w:rFonts w:hint="eastAsia" w:ascii="Times New Roman" w:hAnsi="Times New Roman" w:eastAsia="FangSong" w:cs="Times New Roman"/>
               </w:rPr>
               <w:t xml:space="preserve">多不可逆</w:t>
             </w:r>
@@ -8835,7 +8805,7 @@
             </w:pPr>
             <w:r>
               <w:rPr>
-                <w:rFonts w:hint="eastAsia" w:ascii="Times New Roman" w:hAnsi="Times New Roman" w:eastAsia="SimSun" w:cs="Times New Roman"/>
+                <w:rFonts w:hint="eastAsia" w:ascii="Times New Roman" w:hAnsi="Times New Roman" w:eastAsia="FangSong" w:cs="Times New Roman"/>
               </w:rPr>
               <w:t xml:space="preserve">层数</w:t>
             </w:r>
@@ -8850,7 +8820,7 @@
             </w:pPr>
             <w:r>
               <w:rPr>
-                <w:rFonts w:hint="eastAsia" w:ascii="Times New Roman" w:hAnsi="Times New Roman" w:eastAsia="SimSun" w:cs="Times New Roman"/>
+                <w:rFonts w:hint="eastAsia" w:ascii="Times New Roman" w:hAnsi="Times New Roman" w:eastAsia="FangSong" w:cs="Times New Roman"/>
               </w:rPr>
               <w:t xml:space="preserve">可多层</w:t>
             </w:r>
@@ -8865,7 +8835,7 @@
             </w:pPr>
             <w:r>
               <w:rPr>
-                <w:rFonts w:hint="eastAsia" w:ascii="Times New Roman" w:hAnsi="Times New Roman" w:eastAsia="SimSun" w:cs="Times New Roman"/>
+                <w:rFonts w:hint="eastAsia" w:ascii="Times New Roman" w:hAnsi="Times New Roman" w:eastAsia="FangSong" w:cs="Times New Roman"/>
               </w:rPr>
               <w:t xml:space="preserve">单层</w:t>
             </w:r>
@@ -8873,8 +8843,8 @@
         </w:tc>
       </w:tr>
     </w:tbl>
-    <w:bookmarkEnd w:id="40"/>
-    <w:bookmarkStart w:id="41" w:name="langmuir-等温式单层吸附定量"/>
+    <w:bookmarkEnd w:id="34"/>
+    <w:bookmarkStart w:id="35" w:name="langmuir-等温式单层吸附定量"/>
     <w:p>
       <w:pPr>
         <w:pStyle w:val="Heading3"/>
@@ -8978,7 +8948,7 @@
       </w:pPr>
       <w:r>
         <w:rPr>
-          <w:rFonts w:hint="eastAsia" w:ascii="Times New Roman" w:hAnsi="Times New Roman" w:eastAsia="SimSun" w:cs="Times New Roman"/>
+          <w:rFonts w:hint="eastAsia" w:ascii="Times New Roman" w:hAnsi="Times New Roman" w:eastAsia="FangSong" w:cs="Times New Roman"/>
           <w:b/>
           <w:bCs/>
         </w:rPr>
@@ -8992,7 +8962,7 @@
       </w:r>
       <w:r>
         <w:rPr>
-          <w:rFonts w:hint="eastAsia" w:ascii="Times New Roman" w:hAnsi="Times New Roman" w:eastAsia="SimSun" w:cs="Times New Roman"/>
+          <w:rFonts w:hint="eastAsia" w:ascii="Times New Roman" w:hAnsi="Times New Roman" w:eastAsia="FangSong" w:cs="Times New Roman"/>
         </w:rPr>
         <w:t>作图求</w:t>
       </w:r>
@@ -9004,7 +8974,7 @@
       </w:r>
       <w:r>
         <w:rPr>
-          <w:rFonts w:hint="eastAsia" w:ascii="Times New Roman" w:hAnsi="Times New Roman" w:eastAsia="SimSun" w:cs="Times New Roman"/>
+          <w:rFonts w:hint="eastAsia" w:ascii="Times New Roman" w:hAnsi="Times New Roman" w:eastAsia="FangSong" w:cs="Times New Roman"/>
         </w:rPr>
         <w:t xml:space="preserve">和</w:t>
       </w:r>
@@ -9147,7 +9117,7 @@
       </w:r>
       <w:r>
         <w:rPr>
-          <w:rFonts w:hint="eastAsia" w:ascii="Times New Roman" w:hAnsi="Times New Roman" w:eastAsia="SimSun" w:cs="Times New Roman"/>
+          <w:rFonts w:hint="eastAsia" w:ascii="Times New Roman" w:hAnsi="Times New Roman" w:eastAsia="FangSong" w:cs="Times New Roman"/>
         </w:rPr>
         <w:t xml:space="preserve">对</w:t>
       </w:r>
@@ -9170,7 +9140,7 @@
       </w:r>
       <w:r>
         <w:rPr>
-          <w:rFonts w:hint="eastAsia" w:ascii="Times New Roman" w:hAnsi="Times New Roman" w:eastAsia="SimSun" w:cs="Times New Roman"/>
+          <w:rFonts w:hint="eastAsia" w:ascii="Times New Roman" w:hAnsi="Times New Roman" w:eastAsia="FangSong" w:cs="Times New Roman"/>
         </w:rPr>
         <w:t>作图</w:t>
       </w:r>
@@ -9182,7 +9152,7 @@
       </w:r>
       <w:r>
         <w:rPr>
-          <w:rFonts w:hint="eastAsia" w:ascii="Times New Roman" w:hAnsi="Times New Roman" w:eastAsia="SimSun" w:cs="Times New Roman"/>
+          <w:rFonts w:hint="eastAsia" w:ascii="Times New Roman" w:hAnsi="Times New Roman" w:eastAsia="FangSong" w:cs="Times New Roman"/>
         </w:rPr>
         <w:t>斜率</w:t>
       </w:r>
@@ -9229,7 +9199,7 @@
       </w:r>
       <w:r>
         <w:rPr>
-          <w:rFonts w:hint="eastAsia" w:ascii="Times New Roman" w:hAnsi="Times New Roman" w:eastAsia="SimSun" w:cs="Times New Roman"/>
+          <w:rFonts w:hint="eastAsia" w:ascii="Times New Roman" w:hAnsi="Times New Roman" w:eastAsia="FangSong" w:cs="Times New Roman"/>
         </w:rPr>
         <w:t>截距</w:t>
       </w:r>
@@ -9308,7 +9278,7 @@
       </w:pPr>
       <w:r>
         <w:rPr>
-          <w:rFonts w:hint="eastAsia" w:ascii="Times New Roman" w:hAnsi="Times New Roman" w:eastAsia="SimSun" w:cs="Times New Roman"/>
+          <w:rFonts w:hint="eastAsia" w:ascii="Times New Roman" w:hAnsi="Times New Roman" w:eastAsia="FangSong" w:cs="Times New Roman"/>
           <w:b/>
           <w:bCs/>
         </w:rPr>
@@ -9322,7 +9292,7 @@
       </w:r>
       <w:r>
         <w:rPr>
-          <w:rFonts w:hint="eastAsia" w:ascii="Times New Roman" w:hAnsi="Times New Roman" w:eastAsia="SimSun" w:cs="Times New Roman"/>
+          <w:rFonts w:hint="eastAsia" w:ascii="Times New Roman" w:hAnsi="Times New Roman" w:eastAsia="FangSong" w:cs="Times New Roman"/>
         </w:rPr>
         <w:t>单层</w:t>
       </w:r>
@@ -9334,7 +9304,7 @@
       </w:r>
       <w:r>
         <w:rPr>
-          <w:rFonts w:hint="eastAsia" w:ascii="Times New Roman" w:hAnsi="Times New Roman" w:eastAsia="SimSun" w:cs="Times New Roman"/>
+          <w:rFonts w:hint="eastAsia" w:ascii="Times New Roman" w:hAnsi="Times New Roman" w:eastAsia="FangSong" w:cs="Times New Roman"/>
         </w:rPr>
         <w:t>均匀表面</w:t>
       </w:r>
@@ -9346,7 +9316,7 @@
       </w:r>
       <w:r>
         <w:rPr>
-          <w:rFonts w:hint="eastAsia" w:ascii="Times New Roman" w:hAnsi="Times New Roman" w:eastAsia="SimSun" w:cs="Times New Roman"/>
+          <w:rFonts w:hint="eastAsia" w:ascii="Times New Roman" w:hAnsi="Times New Roman" w:eastAsia="FangSong" w:cs="Times New Roman"/>
         </w:rPr>
         <w:t>吸附位等价</w:t>
       </w:r>
@@ -9358,7 +9328,7 @@
       </w:r>
       <w:r>
         <w:rPr>
-          <w:rFonts w:hint="eastAsia" w:ascii="Times New Roman" w:hAnsi="Times New Roman" w:eastAsia="SimSun" w:cs="Times New Roman"/>
+          <w:rFonts w:hint="eastAsia" w:ascii="Times New Roman" w:hAnsi="Times New Roman" w:eastAsia="FangSong" w:cs="Times New Roman"/>
         </w:rPr>
         <w:t>吸附分子间无作用</w:t>
       </w:r>
@@ -9379,7 +9349,7 @@
       </w:pPr>
       <w:r>
         <w:rPr>
-          <w:rFonts w:hint="eastAsia" w:ascii="Times New Roman" w:hAnsi="Times New Roman" w:eastAsia="SimSun" w:cs="Times New Roman"/>
+          <w:rFonts w:hint="eastAsia" w:ascii="Times New Roman" w:hAnsi="Times New Roman" w:eastAsia="FangSong" w:cs="Times New Roman"/>
           <w:b/>
           <w:bCs/>
         </w:rPr>
@@ -9393,7 +9363,7 @@
       </w:r>
       <w:r>
         <w:rPr>
-          <w:rFonts w:hint="eastAsia" w:ascii="Times New Roman" w:hAnsi="Times New Roman" w:eastAsia="SimSun" w:cs="Times New Roman"/>
+          <w:rFonts w:hint="eastAsia" w:ascii="Times New Roman" w:hAnsi="Times New Roman" w:eastAsia="FangSong" w:cs="Times New Roman"/>
         </w:rPr>
         <w:t>先由</w:t>
       </w:r>
@@ -9405,7 +9375,7 @@
       </w:r>
       <w:r>
         <w:rPr>
-          <w:rFonts w:hint="eastAsia" w:ascii="Times New Roman" w:hAnsi="Times New Roman" w:eastAsia="SimSun" w:cs="Times New Roman"/>
+          <w:rFonts w:hint="eastAsia" w:ascii="Times New Roman" w:hAnsi="Times New Roman" w:eastAsia="FangSong" w:cs="Times New Roman"/>
         </w:rPr>
         <w:t xml:space="preserve">求</w:t>
       </w:r>
@@ -9423,7 +9393,7 @@
       </w:r>
       <w:r>
         <w:rPr>
-          <w:rFonts w:hint="eastAsia" w:ascii="Times New Roman" w:hAnsi="Times New Roman" w:eastAsia="SimSun" w:cs="Times New Roman"/>
+          <w:rFonts w:hint="eastAsia" w:ascii="Times New Roman" w:hAnsi="Times New Roman" w:eastAsia="FangSong" w:cs="Times New Roman"/>
         </w:rPr>
         <w:t>热力学接口</w:t>
       </w:r>
@@ -9435,7 +9405,7 @@
       </w:r>
       <w:r>
         <w:rPr>
-          <w:rFonts w:hint="eastAsia" w:ascii="Times New Roman" w:hAnsi="Times New Roman" w:eastAsia="SimSun" w:cs="Times New Roman"/>
+          <w:rFonts w:hint="eastAsia" w:ascii="Times New Roman" w:hAnsi="Times New Roman" w:eastAsia="FangSong" w:cs="Times New Roman"/>
         </w:rPr>
         <w:t>再代入</w:t>
       </w:r>
@@ -9447,7 +9417,7 @@
       </w:r>
       <w:r>
         <w:rPr>
-          <w:rFonts w:hint="eastAsia" w:ascii="Times New Roman" w:hAnsi="Times New Roman" w:eastAsia="SimSun" w:cs="Times New Roman"/>
+          <w:rFonts w:hint="eastAsia" w:ascii="Times New Roman" w:hAnsi="Times New Roman" w:eastAsia="FangSong" w:cs="Times New Roman"/>
         </w:rPr>
         <w:t>求覆盖度</w:t>
       </w:r>
@@ -9459,7 +9429,7 @@
       </w:r>
       <w:r>
         <w:rPr>
-          <w:rFonts w:hint="eastAsia" w:ascii="Times New Roman" w:hAnsi="Times New Roman" w:eastAsia="SimSun" w:cs="Times New Roman"/>
+          <w:rFonts w:hint="eastAsia" w:ascii="Times New Roman" w:hAnsi="Times New Roman" w:eastAsia="FangSong" w:cs="Times New Roman"/>
         </w:rPr>
         <w:t>题</w:t>
       </w:r>
@@ -9471,7 +9441,7 @@
       </w:r>
       <w:r>
         <w:rPr>
-          <w:rFonts w:hint="eastAsia" w:ascii="Times New Roman" w:hAnsi="Times New Roman" w:eastAsia="SimSun" w:cs="Times New Roman"/>
+          <w:rFonts w:hint="eastAsia" w:ascii="Times New Roman" w:hAnsi="Times New Roman" w:eastAsia="FangSong" w:cs="Times New Roman"/>
         </w:rPr>
         <w:t>决</w:t>
       </w:r>
@@ -9483,7 +9453,7 @@
       </w:r>
       <w:r>
         <w:rPr>
-          <w:rFonts w:hint="eastAsia" w:ascii="Times New Roman" w:hAnsi="Times New Roman" w:eastAsia="SimSun" w:cs="Times New Roman"/>
+          <w:rFonts w:hint="eastAsia" w:ascii="Times New Roman" w:hAnsi="Times New Roman" w:eastAsia="FangSong" w:cs="Times New Roman"/>
         </w:rPr>
         <w:t>题</w:t>
       </w:r>
@@ -9501,7 +9471,7 @@
       </w:r>
       <w:r>
         <w:rPr>
-          <w:rFonts w:hint="eastAsia" w:ascii="Times New Roman" w:hAnsi="Times New Roman" w:eastAsia="SimSun" w:cs="Times New Roman"/>
+          <w:rFonts w:hint="eastAsia" w:ascii="Times New Roman" w:hAnsi="Times New Roman" w:eastAsia="FangSong" w:cs="Times New Roman"/>
         </w:rPr>
         <w:t>储氢</w:t>
       </w:r>
@@ -9513,7 +9483,7 @@
       </w:r>
       <w:r>
         <w:rPr>
-          <w:rFonts w:hint="eastAsia" w:ascii="Times New Roman" w:hAnsi="Times New Roman" w:eastAsia="SimSun" w:cs="Times New Roman"/>
+          <w:rFonts w:hint="eastAsia" w:ascii="Times New Roman" w:hAnsi="Times New Roman" w:eastAsia="FangSong" w:cs="Times New Roman"/>
         </w:rPr>
         <w:t>都是这个套路</w:t>
       </w:r>
@@ -9530,7 +9500,7 @@
       </w:pPr>
       <w:r>
         <w:rPr>
-          <w:rFonts w:hint="eastAsia" w:ascii="Times New Roman" w:hAnsi="Times New Roman" w:eastAsia="SimSun" w:cs="Times New Roman"/>
+          <w:rFonts w:hint="eastAsia" w:ascii="Times New Roman" w:hAnsi="Times New Roman" w:eastAsia="FangSong" w:cs="Times New Roman"/>
           <w:b/>
           <w:bCs/>
         </w:rPr>
@@ -9644,7 +9614,7 @@
       </w:r>
       <w:r>
         <w:rPr>
-          <w:rFonts w:hint="eastAsia" w:ascii="Times New Roman" w:hAnsi="Times New Roman" w:eastAsia="SimSun" w:cs="Times New Roman"/>
+          <w:rFonts w:hint="eastAsia" w:ascii="Times New Roman" w:hAnsi="Times New Roman" w:eastAsia="FangSong" w:cs="Times New Roman"/>
         </w:rPr>
         <w:t xml:space="preserve">就是</w:t>
       </w:r>
@@ -9656,7 +9626,7 @@
       </w:r>
       <w:r>
         <w:rPr>
-          <w:rFonts w:hint="eastAsia" w:ascii="Times New Roman" w:hAnsi="Times New Roman" w:eastAsia="SimSun" w:cs="Times New Roman"/>
+          <w:rFonts w:hint="eastAsia" w:ascii="Times New Roman" w:hAnsi="Times New Roman" w:eastAsia="FangSong" w:cs="Times New Roman"/>
         </w:rPr>
         <w:t>化学势</w:t>
       </w:r>
@@ -9668,7 +9638,7 @@
       </w:r>
       <w:r>
         <w:rPr>
-          <w:rFonts w:hint="eastAsia" w:ascii="Times New Roman" w:hAnsi="Times New Roman" w:eastAsia="SimSun" w:cs="Times New Roman"/>
+          <w:rFonts w:hint="eastAsia" w:ascii="Times New Roman" w:hAnsi="Times New Roman" w:eastAsia="FangSong" w:cs="Times New Roman"/>
         </w:rPr>
         <w:t>平衡的转接头在吸附上的应用</w:t>
       </w:r>
@@ -9679,8 +9649,8 @@
         <w:t>。</w:t>
       </w:r>
     </w:p>
-    <w:bookmarkEnd w:id="41"/>
-    <w:bookmarkStart w:id="42" w:name="bet-多层吸附与比表面积"/>
+    <w:bookmarkEnd w:id="35"/>
+    <w:bookmarkStart w:id="36" w:name="bet-多层吸附与比表面积"/>
     <w:p>
       <w:pPr>
         <w:pStyle w:val="Heading3"/>
@@ -9889,13 +9859,13 @@
       </w:pPr>
       <w:r>
         <w:rPr>
-          <w:rFonts w:hint="eastAsia" w:ascii="Times New Roman" w:hAnsi="Times New Roman" w:eastAsia="SimSun" w:cs="Times New Roman"/>
+          <w:rFonts w:hint="eastAsia" w:ascii="Times New Roman" w:hAnsi="Times New Roman" w:eastAsia="FangSong" w:cs="Times New Roman"/>
         </w:rPr>
         <w:t xml:space="preserve">适用于</w:t>
       </w:r>
       <w:r>
         <w:rPr>
-          <w:rFonts w:hint="eastAsia" w:ascii="Times New Roman" w:hAnsi="Times New Roman" w:eastAsia="SimSun" w:cs="Times New Roman"/>
+          <w:rFonts w:hint="eastAsia" w:ascii="Times New Roman" w:hAnsi="Times New Roman" w:eastAsia="FangSong" w:cs="Times New Roman"/>
           <w:b/>
           <w:bCs/>
         </w:rPr>
@@ -9909,7 +9879,7 @@
       </w:r>
       <w:r>
         <w:rPr>
-          <w:rFonts w:hint="eastAsia" w:ascii="Times New Roman" w:hAnsi="Times New Roman" w:eastAsia="SimSun" w:cs="Times New Roman"/>
+          <w:rFonts w:hint="eastAsia" w:ascii="Times New Roman" w:hAnsi="Times New Roman" w:eastAsia="FangSong" w:cs="Times New Roman"/>
         </w:rPr>
         <w:t>用于测定固体比表面积</w:t>
       </w:r>
@@ -9921,7 +9891,7 @@
       </w:r>
       <w:r>
         <w:rPr>
-          <w:rFonts w:hint="eastAsia" w:ascii="Times New Roman" w:hAnsi="Times New Roman" w:eastAsia="SimSun" w:cs="Times New Roman"/>
+          <w:rFonts w:hint="eastAsia" w:ascii="Times New Roman" w:hAnsi="Times New Roman" w:eastAsia="FangSong" w:cs="Times New Roman"/>
         </w:rPr>
         <w:t>相对压力</w:t>
       </w:r>
@@ -9962,7 +9932,7 @@
       </w:r>
       <w:r>
         <w:rPr>
-          <w:rFonts w:hint="eastAsia" w:ascii="Times New Roman" w:hAnsi="Times New Roman" w:eastAsia="SimSun" w:cs="Times New Roman"/>
+          <w:rFonts w:hint="eastAsia" w:ascii="Times New Roman" w:hAnsi="Times New Roman" w:eastAsia="FangSong" w:cs="Times New Roman"/>
         </w:rPr>
         <w:t xml:space="preserve">取</w:t>
       </w:r>
@@ -9974,7 +9944,7 @@
       </w:r>
       <w:r>
         <w:rPr>
-          <w:rFonts w:hint="eastAsia" w:ascii="Times New Roman" w:hAnsi="Times New Roman" w:eastAsia="SimSun" w:cs="Times New Roman"/>
+          <w:rFonts w:hint="eastAsia" w:ascii="Times New Roman" w:hAnsi="Times New Roman" w:eastAsia="FangSong" w:cs="Times New Roman"/>
         </w:rPr>
         <w:t>线性段</w:t>
       </w:r>
@@ -9995,7 +9965,7 @@
       </w:pPr>
       <w:r>
         <w:rPr>
-          <w:rFonts w:hint="eastAsia" w:ascii="Times New Roman" w:hAnsi="Times New Roman" w:eastAsia="SimSun" w:cs="Times New Roman"/>
+          <w:rFonts w:hint="eastAsia" w:ascii="Times New Roman" w:hAnsi="Times New Roman" w:eastAsia="FangSong" w:cs="Times New Roman"/>
         </w:rPr>
         <w:t>记忆点</w:t>
       </w:r>
@@ -10015,7 +9985,7 @@
       </w:r>
       <w:r>
         <w:rPr>
-          <w:rFonts w:hint="eastAsia" w:ascii="Times New Roman" w:hAnsi="Times New Roman" w:eastAsia="SimSun" w:cs="Times New Roman"/>
+          <w:rFonts w:hint="eastAsia" w:ascii="Times New Roman" w:hAnsi="Times New Roman" w:eastAsia="FangSong" w:cs="Times New Roman"/>
           <w:b/>
           <w:bCs/>
         </w:rPr>
@@ -10039,7 +10009,7 @@
       </w:r>
       <w:r>
         <w:rPr>
-          <w:rFonts w:hint="eastAsia" w:ascii="Times New Roman" w:hAnsi="Times New Roman" w:eastAsia="SimSun" w:cs="Times New Roman"/>
+          <w:rFonts w:hint="eastAsia" w:ascii="Times New Roman" w:hAnsi="Times New Roman" w:eastAsia="FangSong" w:cs="Times New Roman"/>
           <w:b/>
           <w:bCs/>
         </w:rPr>
@@ -10053,7 +10023,7 @@
       </w:r>
       <w:r>
         <w:rPr>
-          <w:rFonts w:hint="eastAsia" w:ascii="Times New Roman" w:hAnsi="Times New Roman" w:eastAsia="SimSun" w:cs="Times New Roman"/>
+          <w:rFonts w:hint="eastAsia" w:ascii="Times New Roman" w:hAnsi="Times New Roman" w:eastAsia="FangSong" w:cs="Times New Roman"/>
         </w:rPr>
         <w:t>测比表面积用</w:t>
       </w:r>
@@ -10064,8 +10034,8 @@
         <w:t xml:space="preserve"> BET。</w:t>
       </w:r>
     </w:p>
-    <w:bookmarkEnd w:id="42"/>
-    <w:bookmarkStart w:id="43" w:name="多相催化机理lher"/>
+    <w:bookmarkEnd w:id="36"/>
+    <w:bookmarkStart w:id="37" w:name="多相催化机理lher"/>
     <w:p>
       <w:pPr>
         <w:pStyle w:val="Heading3"/>
@@ -10108,7 +10078,7 @@
       </w:r>
       <w:r>
         <w:rPr>
-          <w:rFonts w:hint="eastAsia" w:ascii="Times New Roman" w:hAnsi="Times New Roman" w:eastAsia="SimSun" w:cs="Times New Roman"/>
+          <w:rFonts w:hint="eastAsia" w:ascii="Times New Roman" w:hAnsi="Times New Roman" w:eastAsia="FangSong" w:cs="Times New Roman"/>
           <w:b/>
           <w:bCs/>
         </w:rPr>
@@ -10122,7 +10092,7 @@
       </w:r>
       <w:r>
         <w:rPr>
-          <w:rFonts w:hint="eastAsia" w:ascii="Times New Roman" w:hAnsi="Times New Roman" w:eastAsia="SimSun" w:cs="Times New Roman"/>
+          <w:rFonts w:hint="eastAsia" w:ascii="Times New Roman" w:hAnsi="Times New Roman" w:eastAsia="FangSong" w:cs="Times New Roman"/>
         </w:rPr>
         <w:t>两种反应物都先吸附在表面</w:t>
       </w:r>
@@ -10134,7 +10104,7 @@
       </w:r>
       <w:r>
         <w:rPr>
-          <w:rFonts w:hint="eastAsia" w:ascii="Times New Roman" w:hAnsi="Times New Roman" w:eastAsia="SimSun" w:cs="Times New Roman"/>
+          <w:rFonts w:hint="eastAsia" w:ascii="Times New Roman" w:hAnsi="Times New Roman" w:eastAsia="FangSong" w:cs="Times New Roman"/>
         </w:rPr>
         <w:t>再在表面反应</w:t>
       </w:r>
@@ -10146,7 +10116,7 @@
       </w:r>
       <w:r>
         <w:rPr>
-          <w:rFonts w:hint="eastAsia" w:ascii="Times New Roman" w:hAnsi="Times New Roman" w:eastAsia="SimSun" w:cs="Times New Roman"/>
+          <w:rFonts w:hint="eastAsia" w:ascii="Times New Roman" w:hAnsi="Times New Roman" w:eastAsia="FangSong" w:cs="Times New Roman"/>
         </w:rPr>
         <w:t>速率与两种覆盖度乘积成正比</w:t>
       </w:r>
@@ -10175,7 +10145,7 @@
       </w:r>
       <w:r>
         <w:rPr>
-          <w:rFonts w:hint="eastAsia" w:ascii="Times New Roman" w:hAnsi="Times New Roman" w:eastAsia="SimSun" w:cs="Times New Roman"/>
+          <w:rFonts w:hint="eastAsia" w:ascii="Times New Roman" w:hAnsi="Times New Roman" w:eastAsia="FangSong" w:cs="Times New Roman"/>
           <w:b/>
           <w:bCs/>
         </w:rPr>
@@ -10189,7 +10159,7 @@
       </w:r>
       <w:r>
         <w:rPr>
-          <w:rFonts w:hint="eastAsia" w:ascii="Times New Roman" w:hAnsi="Times New Roman" w:eastAsia="SimSun" w:cs="Times New Roman"/>
+          <w:rFonts w:hint="eastAsia" w:ascii="Times New Roman" w:hAnsi="Times New Roman" w:eastAsia="FangSong" w:cs="Times New Roman"/>
         </w:rPr>
         <w:t>一种反应物吸附</w:t>
       </w:r>
@@ -10201,7 +10171,7 @@
       </w:r>
       <w:r>
         <w:rPr>
-          <w:rFonts w:hint="eastAsia" w:ascii="Times New Roman" w:hAnsi="Times New Roman" w:eastAsia="SimSun" w:cs="Times New Roman"/>
+          <w:rFonts w:hint="eastAsia" w:ascii="Times New Roman" w:hAnsi="Times New Roman" w:eastAsia="FangSong" w:cs="Times New Roman"/>
         </w:rPr>
         <w:t>另一种从气相直接碰撞反应</w:t>
       </w:r>
@@ -10222,7 +10192,7 @@
       </w:pPr>
       <w:r>
         <w:rPr>
-          <w:rFonts w:hint="eastAsia" w:ascii="Times New Roman" w:hAnsi="Times New Roman" w:eastAsia="SimSun" w:cs="Times New Roman"/>
+          <w:rFonts w:hint="eastAsia" w:ascii="Times New Roman" w:hAnsi="Times New Roman" w:eastAsia="FangSong" w:cs="Times New Roman"/>
         </w:rPr>
         <w:t>竞赛定性</w:t>
       </w:r>
@@ -10234,7 +10204,7 @@
       </w:r>
       <w:r>
         <w:rPr>
-          <w:rFonts w:hint="eastAsia" w:ascii="Times New Roman" w:hAnsi="Times New Roman" w:eastAsia="SimSun" w:cs="Times New Roman"/>
+          <w:rFonts w:hint="eastAsia" w:ascii="Times New Roman" w:hAnsi="Times New Roman" w:eastAsia="FangSong" w:cs="Times New Roman"/>
         </w:rPr>
         <w:t>能判断</w:t>
       </w:r>
@@ -10246,7 +10216,7 @@
       </w:r>
       <w:r>
         <w:rPr>
-          <w:rFonts w:hint="eastAsia" w:ascii="Times New Roman" w:hAnsi="Times New Roman" w:eastAsia="SimSun" w:cs="Times New Roman"/>
+          <w:rFonts w:hint="eastAsia" w:ascii="Times New Roman" w:hAnsi="Times New Roman" w:eastAsia="FangSong" w:cs="Times New Roman"/>
         </w:rPr>
         <w:t>吸附后反应</w:t>
       </w:r>
@@ -10270,7 +10240,7 @@
       </w:r>
       <w:r>
         <w:rPr>
-          <w:rFonts w:hint="eastAsia" w:ascii="Times New Roman" w:hAnsi="Times New Roman" w:eastAsia="SimSun" w:cs="Times New Roman"/>
+          <w:rFonts w:hint="eastAsia" w:ascii="Times New Roman" w:hAnsi="Times New Roman" w:eastAsia="FangSong" w:cs="Times New Roman"/>
         </w:rPr>
         <w:t>气相亲核碰撞</w:t>
       </w:r>
@@ -10288,7 +10258,7 @@
       </w:r>
       <w:r>
         <w:rPr>
-          <w:rFonts w:hint="eastAsia" w:ascii="Times New Roman" w:hAnsi="Times New Roman" w:eastAsia="SimSun" w:cs="Times New Roman"/>
+          <w:rFonts w:hint="eastAsia" w:ascii="Times New Roman" w:hAnsi="Times New Roman" w:eastAsia="FangSong" w:cs="Times New Roman"/>
         </w:rPr>
         <w:t>能写</w:t>
       </w:r>
@@ -10300,7 +10270,7 @@
       </w:r>
       <w:r>
         <w:rPr>
-          <w:rFonts w:hint="eastAsia" w:ascii="Times New Roman" w:hAnsi="Times New Roman" w:eastAsia="SimSun" w:cs="Times New Roman"/>
+          <w:rFonts w:hint="eastAsia" w:ascii="Times New Roman" w:hAnsi="Times New Roman" w:eastAsia="FangSong" w:cs="Times New Roman"/>
         </w:rPr>
         <w:t>覆盖度代入速率式</w:t>
       </w:r>
@@ -10321,9 +10291,9 @@
         </w:pict>
       </w:r>
     </w:p>
-    <w:bookmarkEnd w:id="43"/>
-    <w:bookmarkEnd w:id="44"/>
-    <w:bookmarkStart w:id="50" w:name="五决赛真题案例"/>
+    <w:bookmarkEnd w:id="37"/>
+    <w:bookmarkEnd w:id="38"/>
+    <w:bookmarkStart w:id="44" w:name="五决赛真题案例"/>
     <w:p>
       <w:pPr>
         <w:pStyle w:val="Heading2"/>
@@ -10348,7 +10318,7 @@
         <w:t>决赛真题案例</w:t>
       </w:r>
     </w:p>
-    <w:bookmarkStart w:id="45" w:name="案例一胶束形成的热力学题-027决-5-27届决赛"/>
+    <w:bookmarkStart w:id="39" w:name="案例一胶束形成的热力学题-027决-5-27届决赛"/>
     <w:p>
       <w:pPr>
         <w:pStyle w:val="Heading3"/>
@@ -10439,7 +10409,7 @@
       </w:pPr>
       <w:r>
         <w:rPr>
-          <w:rFonts w:hint="eastAsia" w:ascii="Times New Roman" w:hAnsi="Times New Roman" w:eastAsia="SimSun" w:cs="Times New Roman"/>
+          <w:rFonts w:hint="eastAsia" w:ascii="Times New Roman" w:hAnsi="Times New Roman" w:eastAsia="FangSong" w:cs="Times New Roman"/>
           <w:b/>
           <w:bCs/>
         </w:rPr>
@@ -10453,7 +10423,7 @@
       </w:r>
       <w:r>
         <w:rPr>
-          <w:rFonts w:hint="eastAsia" w:ascii="Times New Roman" w:hAnsi="Times New Roman" w:eastAsia="SimSun" w:cs="Times New Roman"/>
+          <w:rFonts w:hint="eastAsia" w:ascii="Times New Roman" w:hAnsi="Times New Roman" w:eastAsia="FangSong" w:cs="Times New Roman"/>
         </w:rPr>
         <w:t>脂肪酸钠</w:t>
       </w:r>
@@ -10465,7 +10435,7 @@
       </w:r>
       <w:r>
         <w:rPr>
-          <w:rFonts w:hint="eastAsia" w:ascii="Times New Roman" w:hAnsi="Times New Roman" w:eastAsia="SimSun" w:cs="Times New Roman"/>
+          <w:rFonts w:hint="eastAsia" w:ascii="Times New Roman" w:hAnsi="Times New Roman" w:eastAsia="FangSong" w:cs="Times New Roman"/>
         </w:rPr>
         <w:t>如</w:t>
       </w:r>
@@ -10483,7 +10453,7 @@
       </w:r>
       <w:r>
         <w:rPr>
-          <w:rFonts w:hint="eastAsia" w:ascii="Times New Roman" w:hAnsi="Times New Roman" w:eastAsia="SimSun" w:cs="Times New Roman"/>
+          <w:rFonts w:hint="eastAsia" w:ascii="Times New Roman" w:hAnsi="Times New Roman" w:eastAsia="FangSong" w:cs="Times New Roman"/>
         </w:rPr>
         <w:t>在水中形成缔合胶体</w:t>
       </w:r>
@@ -10501,7 +10471,7 @@
       </w:r>
       <w:r>
         <w:rPr>
-          <w:rFonts w:hint="eastAsia" w:ascii="Times New Roman" w:hAnsi="Times New Roman" w:eastAsia="SimSun" w:cs="Times New Roman"/>
+          <w:rFonts w:hint="eastAsia" w:ascii="Times New Roman" w:hAnsi="Times New Roman" w:eastAsia="FangSong" w:cs="Times New Roman"/>
         </w:rPr>
         <w:t>提出胶束形成早期理论</w:t>
       </w:r>
@@ -10513,7 +10483,7 @@
       </w:r>
       <w:r>
         <w:rPr>
-          <w:rFonts w:hint="eastAsia" w:ascii="Times New Roman" w:hAnsi="Times New Roman" w:eastAsia="SimSun" w:cs="Times New Roman"/>
+          <w:rFonts w:hint="eastAsia" w:ascii="Times New Roman" w:hAnsi="Times New Roman" w:eastAsia="FangSong" w:cs="Times New Roman"/>
         </w:rPr>
         <w:t>考</w:t>
       </w:r>
@@ -10525,7 +10495,7 @@
       </w:r>
       <w:r>
         <w:rPr>
-          <w:rFonts w:hint="eastAsia" w:ascii="Times New Roman" w:hAnsi="Times New Roman" w:eastAsia="SimSun" w:cs="Times New Roman"/>
+          <w:rFonts w:hint="eastAsia" w:ascii="Times New Roman" w:hAnsi="Times New Roman" w:eastAsia="FangSong" w:cs="Times New Roman"/>
         </w:rPr>
         <w:t>胶束形成的热力学驱动力</w:t>
       </w:r>
@@ -10537,7 +10507,7 @@
       </w:r>
       <w:r>
         <w:rPr>
-          <w:rFonts w:hint="eastAsia" w:ascii="Times New Roman" w:hAnsi="Times New Roman" w:eastAsia="SimSun" w:cs="Times New Roman"/>
+          <w:rFonts w:hint="eastAsia" w:ascii="Times New Roman" w:hAnsi="Times New Roman" w:eastAsia="FangSong" w:cs="Times New Roman"/>
         </w:rPr>
         <w:t>胶束结构模型</w:t>
       </w:r>
@@ -10549,7 +10519,7 @@
       </w:r>
       <w:r>
         <w:rPr>
-          <w:rFonts w:hint="eastAsia" w:ascii="Times New Roman" w:hAnsi="Times New Roman" w:eastAsia="SimSun" w:cs="Times New Roman"/>
+          <w:rFonts w:hint="eastAsia" w:ascii="Times New Roman" w:hAnsi="Times New Roman" w:eastAsia="FangSong" w:cs="Times New Roman"/>
         </w:rPr>
         <w:t>依数性测粒子数</w:t>
       </w:r>
@@ -10566,7 +10536,7 @@
       </w:pPr>
       <w:r>
         <w:rPr>
-          <w:rFonts w:hint="eastAsia" w:ascii="Times New Roman" w:hAnsi="Times New Roman" w:eastAsia="SimSun" w:cs="Times New Roman"/>
+          <w:rFonts w:hint="eastAsia" w:ascii="Times New Roman" w:hAnsi="Times New Roman" w:eastAsia="FangSong" w:cs="Times New Roman"/>
           <w:b/>
           <w:bCs/>
         </w:rPr>
@@ -10598,7 +10568,7 @@
       </w:r>
       <w:r>
         <w:rPr>
-          <w:rFonts w:hint="eastAsia" w:ascii="Times New Roman" w:hAnsi="Times New Roman" w:eastAsia="SimSun" w:cs="Times New Roman"/>
+          <w:rFonts w:hint="eastAsia" w:ascii="Times New Roman" w:hAnsi="Times New Roman" w:eastAsia="FangSong" w:cs="Times New Roman"/>
           <w:b/>
           <w:bCs/>
         </w:rPr>
@@ -10612,7 +10582,7 @@
       </w:r>
       <w:r>
         <w:rPr>
-          <w:rFonts w:hint="eastAsia" w:ascii="Times New Roman" w:hAnsi="Times New Roman" w:eastAsia="SimSun" w:cs="Times New Roman"/>
+          <w:rFonts w:hint="eastAsia" w:ascii="Times New Roman" w:hAnsi="Times New Roman" w:eastAsia="FangSong" w:cs="Times New Roman"/>
         </w:rPr>
         <w:t>疏水水合的水分子在胶束形成后恢复自由</w:t>
       </w:r>
@@ -10642,7 +10612,7 @@
       </w:r>
       <w:r>
         <w:rPr>
-          <w:rFonts w:hint="eastAsia" w:ascii="Times New Roman" w:hAnsi="Times New Roman" w:eastAsia="SimSun" w:cs="Times New Roman"/>
+          <w:rFonts w:hint="eastAsia" w:ascii="Times New Roman" w:hAnsi="Times New Roman" w:eastAsia="FangSong" w:cs="Times New Roman"/>
           <w:b/>
           <w:bCs/>
         </w:rPr>
@@ -10656,7 +10626,7 @@
       </w:r>
       <w:r>
         <w:rPr>
-          <w:rFonts w:hint="eastAsia" w:ascii="Times New Roman" w:hAnsi="Times New Roman" w:eastAsia="SimSun" w:cs="Times New Roman"/>
+          <w:rFonts w:hint="eastAsia" w:ascii="Times New Roman" w:hAnsi="Times New Roman" w:eastAsia="FangSong" w:cs="Times New Roman"/>
         </w:rPr>
         <w:t>疏水尾向内</w:t>
       </w:r>
@@ -10668,7 +10638,7 @@
       </w:r>
       <w:r>
         <w:rPr>
-          <w:rFonts w:hint="eastAsia" w:ascii="Times New Roman" w:hAnsi="Times New Roman" w:eastAsia="SimSun" w:cs="Times New Roman"/>
+          <w:rFonts w:hint="eastAsia" w:ascii="Times New Roman" w:hAnsi="Times New Roman" w:eastAsia="FangSong" w:cs="Times New Roman"/>
         </w:rPr>
         <w:t>亲水头向外</w:t>
       </w:r>
@@ -10698,7 +10668,7 @@
       </w:r>
       <w:r>
         <w:rPr>
-          <w:rFonts w:hint="eastAsia" w:ascii="Times New Roman" w:hAnsi="Times New Roman" w:eastAsia="SimSun" w:cs="Times New Roman"/>
+          <w:rFonts w:hint="eastAsia" w:ascii="Times New Roman" w:hAnsi="Times New Roman" w:eastAsia="FangSong" w:cs="Times New Roman"/>
           <w:b/>
           <w:bCs/>
         </w:rPr>
@@ -10718,7 +10688,7 @@
       </w:r>
       <w:r>
         <w:rPr>
-          <w:rFonts w:hint="eastAsia" w:ascii="Times New Roman" w:hAnsi="Times New Roman" w:eastAsia="SimSun" w:cs="Times New Roman"/>
+          <w:rFonts w:hint="eastAsia" w:ascii="Times New Roman" w:hAnsi="Times New Roman" w:eastAsia="FangSong" w:cs="Times New Roman"/>
         </w:rPr>
         <w:t xml:space="preserve">以下粒子数</w:t>
       </w:r>
@@ -10730,7 +10700,7 @@
       </w:r>
       <w:r>
         <w:rPr>
-          <w:rFonts w:hint="eastAsia" w:ascii="Times New Roman" w:hAnsi="Times New Roman" w:eastAsia="SimSun" w:cs="Times New Roman"/>
+          <w:rFonts w:hint="eastAsia" w:ascii="Times New Roman" w:hAnsi="Times New Roman" w:eastAsia="FangSong" w:cs="Times New Roman"/>
         </w:rPr>
         <w:t>单体数</w:t>
       </w:r>
@@ -10748,7 +10718,7 @@
       </w:r>
       <w:r>
         <w:rPr>
-          <w:rFonts w:hint="eastAsia" w:ascii="Times New Roman" w:hAnsi="Times New Roman" w:eastAsia="SimSun" w:cs="Times New Roman"/>
+          <w:rFonts w:hint="eastAsia" w:ascii="Times New Roman" w:hAnsi="Times New Roman" w:eastAsia="FangSong" w:cs="Times New Roman"/>
         </w:rPr>
         <w:t>以上粒子数骤降</w:t>
       </w:r>
@@ -10760,7 +10730,7 @@
       </w:r>
       <w:r>
         <w:rPr>
-          <w:rFonts w:hint="eastAsia" w:ascii="Times New Roman" w:hAnsi="Times New Roman" w:eastAsia="SimSun" w:cs="Times New Roman"/>
+          <w:rFonts w:hint="eastAsia" w:ascii="Times New Roman" w:hAnsi="Times New Roman" w:eastAsia="FangSong" w:cs="Times New Roman"/>
         </w:rPr>
         <w:t>聚集成胶束</w:t>
       </w:r>
@@ -10772,7 +10742,7 @@
       </w:r>
       <w:r>
         <w:rPr>
-          <w:rFonts w:hint="eastAsia" w:ascii="Times New Roman" w:hAnsi="Times New Roman" w:eastAsia="SimSun" w:cs="Times New Roman"/>
+          <w:rFonts w:hint="eastAsia" w:ascii="Times New Roman" w:hAnsi="Times New Roman" w:eastAsia="FangSong" w:cs="Times New Roman"/>
         </w:rPr>
         <w:t>渗透压</w:t>
       </w:r>
@@ -10784,7 +10754,7 @@
       </w:r>
       <w:r>
         <w:rPr>
-          <w:rFonts w:hint="eastAsia" w:ascii="Times New Roman" w:hAnsi="Times New Roman" w:eastAsia="SimSun" w:cs="Times New Roman"/>
+          <w:rFonts w:hint="eastAsia" w:ascii="Times New Roman" w:hAnsi="Times New Roman" w:eastAsia="FangSong" w:cs="Times New Roman"/>
         </w:rPr>
         <w:t>凝固点降低可检测</w:t>
       </w:r>
@@ -10795,8 +10765,8 @@
         <w:t>。</w:t>
       </w:r>
     </w:p>
-    <w:bookmarkEnd w:id="45"/>
-    <w:bookmarkStart w:id="49" w:name="案例二langmuir-吸附-异相催化题-029决-6-29届决赛"/>
+    <w:bookmarkEnd w:id="39"/>
+    <w:bookmarkStart w:id="43" w:name="案例二langmuir-吸附-异相催化题-029决-6-29届决赛"/>
     <w:p>
       <w:pPr>
         <w:pStyle w:val="Heading3"/>
@@ -10905,7 +10875,7 @@
       </w:pPr>
       <w:r>
         <w:rPr>
-          <w:rFonts w:hint="eastAsia" w:ascii="Times New Roman" w:hAnsi="Times New Roman" w:eastAsia="SimSun" w:cs="Times New Roman"/>
+          <w:rFonts w:hint="eastAsia" w:ascii="Times New Roman" w:hAnsi="Times New Roman" w:eastAsia="FangSong" w:cs="Times New Roman"/>
           <w:b/>
           <w:bCs/>
         </w:rPr>
@@ -10919,7 +10889,7 @@
       </w:r>
       <w:r>
         <w:rPr>
-          <w:rFonts w:hint="eastAsia" w:ascii="Times New Roman" w:hAnsi="Times New Roman" w:eastAsia="SimSun" w:cs="Times New Roman"/>
+          <w:rFonts w:hint="eastAsia" w:ascii="Times New Roman" w:hAnsi="Times New Roman" w:eastAsia="FangSong" w:cs="Times New Roman"/>
         </w:rPr>
         <w:t>异相催化反应</w:t>
       </w:r>
@@ -10931,7 +10901,7 @@
       </w:r>
       <w:r>
         <w:rPr>
-          <w:rFonts w:hint="eastAsia" w:ascii="Times New Roman" w:hAnsi="Times New Roman" w:eastAsia="SimSun" w:cs="Times New Roman"/>
+          <w:rFonts w:hint="eastAsia" w:ascii="Times New Roman" w:hAnsi="Times New Roman" w:eastAsia="FangSong" w:cs="Times New Roman"/>
         </w:rPr>
         <w:t>用</w:t>
       </w:r>
@@ -10943,7 +10913,7 @@
       </w:r>
       <w:r>
         <w:rPr>
-          <w:rFonts w:hint="eastAsia" w:ascii="Times New Roman" w:hAnsi="Times New Roman" w:eastAsia="SimSun" w:cs="Times New Roman"/>
+          <w:rFonts w:hint="eastAsia" w:ascii="Times New Roman" w:hAnsi="Times New Roman" w:eastAsia="FangSong" w:cs="Times New Roman"/>
         </w:rPr>
         <w:t xml:space="preserve">吸附等温式</w:t>
       </w:r>
@@ -11046,7 +11016,7 @@
       </w:r>
       <w:r>
         <w:rPr>
-          <w:rFonts w:hint="eastAsia" w:ascii="Times New Roman" w:hAnsi="Times New Roman" w:eastAsia="SimSun" w:cs="Times New Roman"/>
+          <w:rFonts w:hint="eastAsia" w:ascii="Times New Roman" w:hAnsi="Times New Roman" w:eastAsia="FangSong" w:cs="Times New Roman"/>
         </w:rPr>
         <w:t>建模</w:t>
       </w:r>
@@ -11058,7 +11028,7 @@
       </w:r>
       <w:r>
         <w:rPr>
-          <w:rFonts w:hint="eastAsia" w:ascii="Times New Roman" w:hAnsi="Times New Roman" w:eastAsia="SimSun" w:cs="Times New Roman"/>
+          <w:rFonts w:hint="eastAsia" w:ascii="Times New Roman" w:hAnsi="Times New Roman" w:eastAsia="FangSong" w:cs="Times New Roman"/>
         </w:rPr>
         <w:t>从高压</w:t>
       </w:r>
@@ -11070,7 +11040,7 @@
       </w:r>
       <w:r>
         <w:rPr>
-          <w:rFonts w:hint="eastAsia" w:ascii="Times New Roman" w:hAnsi="Times New Roman" w:eastAsia="SimSun" w:cs="Times New Roman"/>
+          <w:rFonts w:hint="eastAsia" w:ascii="Times New Roman" w:hAnsi="Times New Roman" w:eastAsia="FangSong" w:cs="Times New Roman"/>
         </w:rPr>
         <w:t>低压极限求参数</w:t>
       </w:r>
@@ -11087,7 +11057,7 @@
       </w:pPr>
       <w:r>
         <w:rPr>
-          <w:rFonts w:hint="eastAsia" w:ascii="Times New Roman" w:hAnsi="Times New Roman" w:eastAsia="SimSun" w:cs="Times New Roman"/>
+          <w:rFonts w:hint="eastAsia" w:ascii="Times New Roman" w:hAnsi="Times New Roman" w:eastAsia="FangSong" w:cs="Times New Roman"/>
           <w:b/>
           <w:bCs/>
         </w:rPr>
@@ -11119,7 +11089,7 @@
       </w:r>
       <w:r>
         <w:rPr>
-          <w:rFonts w:hint="eastAsia" w:ascii="Times New Roman" w:hAnsi="Times New Roman" w:eastAsia="SimSun" w:cs="Times New Roman"/>
+          <w:rFonts w:hint="eastAsia" w:ascii="Times New Roman" w:hAnsi="Times New Roman" w:eastAsia="FangSong" w:cs="Times New Roman"/>
           <w:b/>
           <w:bCs/>
         </w:rPr>
@@ -11191,7 +11161,7 @@
       </w:r>
       <w:r>
         <w:rPr>
-          <w:rFonts w:hint="eastAsia" w:ascii="Times New Roman" w:hAnsi="Times New Roman" w:eastAsia="SimSun" w:cs="Times New Roman"/>
+          <w:rFonts w:hint="eastAsia" w:ascii="Times New Roman" w:hAnsi="Times New Roman" w:eastAsia="FangSong" w:cs="Times New Roman"/>
         </w:rPr>
         <w:t>线性区</w:t>
       </w:r>
@@ -11221,7 +11191,7 @@
       </w:r>
       <w:r>
         <w:rPr>
-          <w:rFonts w:hint="eastAsia" w:ascii="Times New Roman" w:hAnsi="Times New Roman" w:eastAsia="SimSun" w:cs="Times New Roman"/>
+          <w:rFonts w:hint="eastAsia" w:ascii="Times New Roman" w:hAnsi="Times New Roman" w:eastAsia="FangSong" w:cs="Times New Roman"/>
           <w:b/>
           <w:bCs/>
         </w:rPr>
@@ -11290,7 +11260,7 @@
       </w:r>
       <w:r>
         <w:rPr>
-          <w:rFonts w:hint="eastAsia" w:ascii="Times New Roman" w:hAnsi="Times New Roman" w:eastAsia="SimSun" w:cs="Times New Roman"/>
+          <w:rFonts w:hint="eastAsia" w:ascii="Times New Roman" w:hAnsi="Times New Roman" w:eastAsia="FangSong" w:cs="Times New Roman"/>
         </w:rPr>
         <w:t>饱和</w:t>
       </w:r>
@@ -11320,7 +11290,7 @@
       </w:r>
       <w:r>
         <w:rPr>
-          <w:rFonts w:hint="eastAsia" w:ascii="Times New Roman" w:hAnsi="Times New Roman" w:eastAsia="SimSun" w:cs="Times New Roman"/>
+          <w:rFonts w:hint="eastAsia" w:ascii="Times New Roman" w:hAnsi="Times New Roman" w:eastAsia="FangSong" w:cs="Times New Roman"/>
           <w:b/>
           <w:bCs/>
         </w:rPr>
@@ -11334,7 +11304,7 @@
       </w:r>
       <w:r>
         <w:rPr>
-          <w:rFonts w:hint="eastAsia" w:ascii="Times New Roman" w:hAnsi="Times New Roman" w:eastAsia="SimSun" w:cs="Times New Roman"/>
+          <w:rFonts w:hint="eastAsia" w:ascii="Times New Roman" w:hAnsi="Times New Roman" w:eastAsia="FangSong" w:cs="Times New Roman"/>
         </w:rPr>
         <w:t>若表面反应是决速步</w:t>
       </w:r>
@@ -11404,7 +11374,7 @@
       </w:r>
       <w:r>
         <w:rPr>
-          <w:rFonts w:hint="eastAsia" w:ascii="Times New Roman" w:hAnsi="Times New Roman" w:eastAsia="SimSun" w:cs="Times New Roman"/>
+          <w:rFonts w:hint="eastAsia" w:ascii="Times New Roman" w:hAnsi="Times New Roman" w:eastAsia="FangSong" w:cs="Times New Roman"/>
         </w:rPr>
         <w:t>型</w:t>
       </w:r>
@@ -11416,7 +11386,7 @@
       </w:r>
       <w:r>
         <w:rPr>
-          <w:rFonts w:hint="eastAsia" w:ascii="Times New Roman" w:hAnsi="Times New Roman" w:eastAsia="SimSun" w:cs="Times New Roman"/>
+          <w:rFonts w:hint="eastAsia" w:ascii="Times New Roman" w:hAnsi="Times New Roman" w:eastAsia="FangSong" w:cs="Times New Roman"/>
         </w:rPr>
         <w:t>或</w:t>
       </w:r>
@@ -11486,7 +11456,7 @@
       </w:r>
       <w:r>
         <w:rPr>
-          <w:rFonts w:hint="eastAsia" w:ascii="Times New Roman" w:hAnsi="Times New Roman" w:eastAsia="SimSun" w:cs="Times New Roman"/>
+          <w:rFonts w:hint="eastAsia" w:ascii="Times New Roman" w:hAnsi="Times New Roman" w:eastAsia="FangSong" w:cs="Times New Roman"/>
         </w:rPr>
         <w:t>型</w:t>
       </w:r>
@@ -11514,18 +11484,18 @@
           <wp:inline>
             <wp:extent cx="3600000" cy="2572056"/>
             <wp:effectExtent b="0" l="0" r="0" t="0"/>
-            <wp:docPr descr="" title="" id="47" name="Picture"/>
+            <wp:docPr descr="" title="" id="41" name="Picture"/>
             <a:graphic>
               <a:graphicData uri="http://schemas.openxmlformats.org/drawingml/2006/picture">
                 <pic:pic>
                   <pic:nvPicPr>
-                    <pic:cNvPr descr="59ffd47110740896f7634284898c77ac0ad84cee091b53b1a53846458ef49d7f.png" id="48" name="Picture"/>
+                    <pic:cNvPr descr="59ffd47110740896f7634284898c77ac0ad84cee091b53b1a53846458ef49d7f.png" id="42" name="Picture"/>
                     <pic:cNvPicPr>
                       <a:picLocks noChangeArrowheads="1" noChangeAspect="1"/>
                     </pic:cNvPicPr>
                   </pic:nvPicPr>
                   <pic:blipFill>
-                    <a:blip r:embed="rId46"/>
+                    <a:blip r:embed="rId40"/>
                     <a:stretch>
                       <a:fillRect/>
                     </a:stretch>
@@ -11747,9 +11717,9 @@
         </w:pict>
       </w:r>
     </w:p>
-    <w:bookmarkEnd w:id="49"/>
-    <w:bookmarkEnd w:id="50"/>
-    <w:bookmarkStart w:id="51" w:name="本讲速查"/>
+    <w:bookmarkEnd w:id="43"/>
+    <w:bookmarkEnd w:id="44"/>
+    <w:bookmarkStart w:id="45" w:name="本讲速查"/>
     <w:p>
       <w:pPr>
         <w:pStyle w:val="Heading2"/>
@@ -11850,7 +11820,7 @@
             </w:pPr>
             <w:r>
               <w:rPr>
-                <w:rFonts w:hint="eastAsia" w:ascii="Times New Roman" w:hAnsi="Times New Roman" w:eastAsia="SimSun" w:cs="Times New Roman"/>
+                <w:rFonts w:hint="eastAsia" w:ascii="Times New Roman" w:hAnsi="Times New Roman" w:eastAsia="FangSong" w:cs="Times New Roman"/>
               </w:rPr>
               <w:t xml:space="preserve">胶体</w:t>
             </w:r>
@@ -11880,7 +11850,7 @@
             </w:pPr>
             <w:r>
               <w:rPr>
-                <w:rFonts w:hint="eastAsia" w:ascii="Times New Roman" w:hAnsi="Times New Roman" w:eastAsia="SimSun" w:cs="Times New Roman"/>
+                <w:rFonts w:hint="eastAsia" w:ascii="Times New Roman" w:hAnsi="Times New Roman" w:eastAsia="FangSong" w:cs="Times New Roman"/>
               </w:rPr>
               <w:t>亚稳定</w:t>
             </w:r>
@@ -11892,7 +11862,7 @@
             </w:r>
             <w:r>
               <w:rPr>
-                <w:rFonts w:hint="eastAsia" w:ascii="Times New Roman" w:hAnsi="Times New Roman" w:eastAsia="SimSun" w:cs="Times New Roman"/>
+                <w:rFonts w:hint="eastAsia" w:ascii="Times New Roman" w:hAnsi="Times New Roman" w:eastAsia="FangSong" w:cs="Times New Roman"/>
               </w:rPr>
               <w:t>动力稳定</w:t>
             </w:r>
@@ -11904,7 +11874,7 @@
             </w:r>
             <w:r>
               <w:rPr>
-                <w:rFonts w:hint="eastAsia" w:ascii="Times New Roman" w:hAnsi="Times New Roman" w:eastAsia="SimSun" w:cs="Times New Roman"/>
+                <w:rFonts w:hint="eastAsia" w:ascii="Times New Roman" w:hAnsi="Times New Roman" w:eastAsia="FangSong" w:cs="Times New Roman"/>
               </w:rPr>
               <w:t xml:space="preserve">热力学不稳定</w:t>
             </w:r>
@@ -11936,7 +11906,7 @@
             </w:pPr>
             <w:r>
               <w:rPr>
-                <w:rFonts w:hint="eastAsia" w:ascii="Times New Roman" w:hAnsi="Times New Roman" w:eastAsia="SimSun" w:cs="Times New Roman"/>
+                <w:rFonts w:hint="eastAsia" w:ascii="Times New Roman" w:hAnsi="Times New Roman" w:eastAsia="FangSong" w:cs="Times New Roman"/>
               </w:rPr>
               <w:t xml:space="preserve">胶束形成起点</w:t>
             </w:r>
@@ -11951,7 +11921,7 @@
             </w:pPr>
             <w:r>
               <w:rPr>
-                <w:rFonts w:hint="eastAsia" w:ascii="Times New Roman" w:hAnsi="Times New Roman" w:eastAsia="SimSun" w:cs="Times New Roman"/>
+                <w:rFonts w:hint="eastAsia" w:ascii="Times New Roman" w:hAnsi="Times New Roman" w:eastAsia="FangSong" w:cs="Times New Roman"/>
               </w:rPr>
               <w:t xml:space="preserve">不是溶解度极限</w:t>
             </w:r>
@@ -11968,7 +11938,7 @@
             </w:pPr>
             <w:r>
               <w:rPr>
-                <w:rFonts w:hint="eastAsia" w:ascii="Times New Roman" w:hAnsi="Times New Roman" w:eastAsia="SimSun" w:cs="Times New Roman"/>
+                <w:rFonts w:hint="eastAsia" w:ascii="Times New Roman" w:hAnsi="Times New Roman" w:eastAsia="FangSong" w:cs="Times New Roman"/>
               </w:rPr>
               <w:t xml:space="preserve">胶束驱动</w:t>
             </w:r>
@@ -11995,7 +11965,7 @@
             </w:r>
             <w:r>
               <w:rPr>
-                <w:rFonts w:hint="eastAsia" w:ascii="Times New Roman" w:hAnsi="Times New Roman" w:eastAsia="SimSun" w:cs="Times New Roman"/>
+                <w:rFonts w:hint="eastAsia" w:ascii="Times New Roman" w:hAnsi="Times New Roman" w:eastAsia="FangSong" w:cs="Times New Roman"/>
               </w:rPr>
               <w:t>疏水效应</w:t>
             </w:r>
@@ -12016,7 +11986,7 @@
             </w:pPr>
             <w:r>
               <w:rPr>
-                <w:rFonts w:hint="eastAsia" w:ascii="Times New Roman" w:hAnsi="Times New Roman" w:eastAsia="SimSun" w:cs="Times New Roman"/>
+                <w:rFonts w:hint="eastAsia" w:ascii="Times New Roman" w:hAnsi="Times New Roman" w:eastAsia="FangSong" w:cs="Times New Roman"/>
               </w:rPr>
               <w:t>熵驱动</w:t>
             </w:r>
@@ -12028,7 +11998,7 @@
             </w:r>
             <w:r>
               <w:rPr>
-                <w:rFonts w:hint="eastAsia" w:ascii="Times New Roman" w:hAnsi="Times New Roman" w:eastAsia="SimSun" w:cs="Times New Roman"/>
+                <w:rFonts w:hint="eastAsia" w:ascii="Times New Roman" w:hAnsi="Times New Roman" w:eastAsia="FangSong" w:cs="Times New Roman"/>
               </w:rPr>
               <w:t>不是焓</w:t>
             </w:r>
@@ -12051,7 +12021,7 @@
             </w:r>
             <w:r>
               <w:rPr>
-                <w:rFonts w:hint="eastAsia" w:ascii="Times New Roman" w:hAnsi="Times New Roman" w:eastAsia="SimSun" w:cs="Times New Roman"/>
+                <w:rFonts w:hint="eastAsia" w:ascii="Times New Roman" w:hAnsi="Times New Roman" w:eastAsia="FangSong" w:cs="Times New Roman"/>
               </w:rPr>
               <w:t xml:space="preserve">电位</w:t>
             </w:r>
@@ -12066,7 +12036,7 @@
             </w:pPr>
             <w:r>
               <w:rPr>
-                <w:rFonts w:hint="eastAsia" w:ascii="Times New Roman" w:hAnsi="Times New Roman" w:eastAsia="SimSun" w:cs="Times New Roman"/>
+                <w:rFonts w:hint="eastAsia" w:ascii="Times New Roman" w:hAnsi="Times New Roman" w:eastAsia="FangSong" w:cs="Times New Roman"/>
               </w:rPr>
               <w:t xml:space="preserve">滑动面处电位</w:t>
             </w:r>
@@ -12172,7 +12142,7 @@
             </w:pPr>
             <w:r>
               <w:rPr>
-                <w:rFonts w:hint="eastAsia" w:ascii="Times New Roman" w:hAnsi="Times New Roman" w:eastAsia="SimSun" w:cs="Times New Roman"/>
+                <w:rFonts w:hint="eastAsia" w:ascii="Times New Roman" w:hAnsi="Times New Roman" w:eastAsia="FangSong" w:cs="Times New Roman"/>
               </w:rPr>
               <w:t xml:space="preserve">势垒决定稳定</w:t>
             </w:r>
@@ -12219,7 +12189,7 @@
             </w:pPr>
             <w:r>
               <w:rPr>
-                <w:rFonts w:hint="eastAsia" w:ascii="Times New Roman" w:hAnsi="Times New Roman" w:eastAsia="SimSun" w:cs="Times New Roman"/>
+                <w:rFonts w:hint="eastAsia" w:ascii="Times New Roman" w:hAnsi="Times New Roman" w:eastAsia="FangSong" w:cs="Times New Roman"/>
               </w:rPr>
               <w:t xml:space="preserve">反离子价数</w:t>
             </w:r>
@@ -12242,7 +12212,7 @@
             </w:pPr>
             <w:r>
               <w:rPr>
-                <w:rFonts w:hint="eastAsia" w:ascii="Times New Roman" w:hAnsi="Times New Roman" w:eastAsia="SimSun" w:cs="Times New Roman"/>
+                <w:rFonts w:hint="eastAsia" w:ascii="Times New Roman" w:hAnsi="Times New Roman" w:eastAsia="FangSong" w:cs="Times New Roman"/>
               </w:rPr>
               <w:t xml:space="preserve">表面张力</w:t>
             </w:r>
@@ -12279,7 +12249,7 @@
             </w:pPr>
             <w:r>
               <w:rPr>
-                <w:rFonts w:hint="eastAsia" w:ascii="Times New Roman" w:hAnsi="Times New Roman" w:eastAsia="SimSun" w:cs="Times New Roman"/>
+                <w:rFonts w:hint="eastAsia" w:ascii="Times New Roman" w:hAnsi="Times New Roman" w:eastAsia="FangSong" w:cs="Times New Roman"/>
               </w:rPr>
               <w:t xml:space="preserve">降低表面能的驱动</w:t>
             </w:r>
@@ -12311,7 +12281,7 @@
             </w:pPr>
             <w:r>
               <w:rPr>
-                <w:rFonts w:hint="eastAsia" w:ascii="Times New Roman" w:hAnsi="Times New Roman" w:eastAsia="SimSun" w:cs="Times New Roman"/>
+                <w:rFonts w:hint="eastAsia" w:ascii="Times New Roman" w:hAnsi="Times New Roman" w:eastAsia="FangSong" w:cs="Times New Roman"/>
               </w:rPr>
               <w:t xml:space="preserve">小液滴蒸气压高</w:t>
             </w:r>
@@ -12326,7 +12296,7 @@
             </w:pPr>
             <w:r>
               <w:rPr>
-                <w:rFonts w:hint="eastAsia" w:ascii="Times New Roman" w:hAnsi="Times New Roman" w:eastAsia="SimSun" w:cs="Times New Roman"/>
+                <w:rFonts w:hint="eastAsia" w:ascii="Times New Roman" w:hAnsi="Times New Roman" w:eastAsia="FangSong" w:cs="Times New Roman"/>
               </w:rPr>
               <w:t>毛细凝结</w:t>
             </w:r>
@@ -12338,7 +12308,7 @@
             </w:r>
             <w:r>
               <w:rPr>
-                <w:rFonts w:hint="eastAsia" w:ascii="Times New Roman" w:hAnsi="Times New Roman" w:eastAsia="SimSun" w:cs="Times New Roman"/>
+                <w:rFonts w:hint="eastAsia" w:ascii="Times New Roman" w:hAnsi="Times New Roman" w:eastAsia="FangSong" w:cs="Times New Roman"/>
               </w:rPr>
               <w:t>亚稳</w:t>
             </w:r>
@@ -12355,7 +12325,7 @@
             </w:pPr>
             <w:r>
               <w:rPr>
-                <w:rFonts w:hint="eastAsia" w:ascii="Times New Roman" w:hAnsi="Times New Roman" w:eastAsia="SimSun" w:cs="Times New Roman"/>
+                <w:rFonts w:hint="eastAsia" w:ascii="Times New Roman" w:hAnsi="Times New Roman" w:eastAsia="FangSong" w:cs="Times New Roman"/>
               </w:rPr>
               <w:t xml:space="preserve">润湿</w:t>
             </w:r>
@@ -12376,7 +12346,7 @@
             </w:r>
             <w:r>
               <w:rPr>
-                <w:rFonts w:hint="eastAsia" w:ascii="Times New Roman" w:hAnsi="Times New Roman" w:eastAsia="SimSun" w:cs="Times New Roman"/>
+                <w:rFonts w:hint="eastAsia" w:ascii="Times New Roman" w:hAnsi="Times New Roman" w:eastAsia="FangSong" w:cs="Times New Roman"/>
               </w:rPr>
               <w:t xml:space="preserve">润湿</w:t>
             </w:r>
@@ -12391,7 +12361,7 @@
             </w:pPr>
             <w:r>
               <w:rPr>
-                <w:rFonts w:hint="eastAsia" w:ascii="Times New Roman" w:hAnsi="Times New Roman" w:eastAsia="SimSun" w:cs="Times New Roman"/>
+                <w:rFonts w:hint="eastAsia" w:ascii="Times New Roman" w:hAnsi="Times New Roman" w:eastAsia="FangSong" w:cs="Times New Roman"/>
               </w:rPr>
               <w:t xml:space="preserve">接触角判断</w:t>
             </w:r>
@@ -12479,7 +12449,7 @@
             </w:pPr>
             <w:r>
               <w:rPr>
-                <w:rFonts w:hint="eastAsia" w:ascii="Times New Roman" w:hAnsi="Times New Roman" w:eastAsia="SimSun" w:cs="Times New Roman"/>
+                <w:rFonts w:hint="eastAsia" w:ascii="Times New Roman" w:hAnsi="Times New Roman" w:eastAsia="FangSong" w:cs="Times New Roman"/>
               </w:rPr>
               <w:t>单层</w:t>
             </w:r>
@@ -12491,7 +12461,7 @@
             </w:r>
             <w:r>
               <w:rPr>
-                <w:rFonts w:hint="eastAsia" w:ascii="Times New Roman" w:hAnsi="Times New Roman" w:eastAsia="SimSun" w:cs="Times New Roman"/>
+                <w:rFonts w:hint="eastAsia" w:ascii="Times New Roman" w:hAnsi="Times New Roman" w:eastAsia="FangSong" w:cs="Times New Roman"/>
               </w:rPr>
               <w:t>均匀</w:t>
             </w:r>
@@ -12503,7 +12473,7 @@
             </w:r>
             <w:r>
               <w:rPr>
-                <w:rFonts w:hint="eastAsia" w:ascii="Times New Roman" w:hAnsi="Times New Roman" w:eastAsia="SimSun" w:cs="Times New Roman"/>
+                <w:rFonts w:hint="eastAsia" w:ascii="Times New Roman" w:hAnsi="Times New Roman" w:eastAsia="FangSong" w:cs="Times New Roman"/>
               </w:rPr>
               <w:t>无作用</w:t>
             </w:r>
@@ -12535,7 +12505,7 @@
             </w:pPr>
             <w:r>
               <w:rPr>
-                <w:rFonts w:hint="eastAsia" w:ascii="Times New Roman" w:hAnsi="Times New Roman" w:eastAsia="SimSun" w:cs="Times New Roman"/>
+                <w:rFonts w:hint="eastAsia" w:ascii="Times New Roman" w:hAnsi="Times New Roman" w:eastAsia="FangSong" w:cs="Times New Roman"/>
               </w:rPr>
               <w:t xml:space="preserve">多层</w:t>
             </w:r>
@@ -12550,7 +12520,7 @@
             </w:pPr>
             <w:r>
               <w:rPr>
-                <w:rFonts w:hint="eastAsia" w:ascii="Times New Roman" w:hAnsi="Times New Roman" w:eastAsia="SimSun" w:cs="Times New Roman"/>
+                <w:rFonts w:hint="eastAsia" w:ascii="Times New Roman" w:hAnsi="Times New Roman" w:eastAsia="FangSong" w:cs="Times New Roman"/>
               </w:rPr>
               <w:t xml:space="preserve">测比表面积</w:t>
             </w:r>
@@ -12582,7 +12552,7 @@
             </w:pPr>
             <w:r>
               <w:rPr>
-                <w:rFonts w:hint="eastAsia" w:ascii="Times New Roman" w:hAnsi="Times New Roman" w:eastAsia="SimSun" w:cs="Times New Roman"/>
+                <w:rFonts w:hint="eastAsia" w:ascii="Times New Roman" w:hAnsi="Times New Roman" w:eastAsia="FangSong" w:cs="Times New Roman"/>
               </w:rPr>
               <w:t xml:space="preserve">双吸附</w:t>
             </w:r>
@@ -12594,7 +12564,7 @@
             </w:r>
             <w:r>
               <w:rPr>
-                <w:rFonts w:hint="eastAsia" w:ascii="Times New Roman" w:hAnsi="Times New Roman" w:eastAsia="SimSun" w:cs="Times New Roman"/>
+                <w:rFonts w:hint="eastAsia" w:ascii="Times New Roman" w:hAnsi="Times New Roman" w:eastAsia="FangSong" w:cs="Times New Roman"/>
               </w:rPr>
               <w:t xml:space="preserve">单吸附</w:t>
             </w:r>
@@ -12609,7 +12579,7 @@
             </w:pPr>
             <w:r>
               <w:rPr>
-                <w:rFonts w:hint="eastAsia" w:ascii="Times New Roman" w:hAnsi="Times New Roman" w:eastAsia="SimSun" w:cs="Times New Roman"/>
+                <w:rFonts w:hint="eastAsia" w:ascii="Times New Roman" w:hAnsi="Times New Roman" w:eastAsia="FangSong" w:cs="Times New Roman"/>
               </w:rPr>
               <w:t xml:space="preserve">决速步速率式</w:t>
             </w:r>
@@ -12627,8 +12597,8 @@
         </w:pict>
       </w:r>
     </w:p>
-    <w:bookmarkEnd w:id="51"/>
-    <w:bookmarkStart w:id="52" w:name="小结"/>
+    <w:bookmarkEnd w:id="45"/>
+    <w:bookmarkStart w:id="46" w:name="小结"/>
     <w:p>
       <w:pPr>
         <w:pStyle w:val="Heading2"/>
@@ -12651,7 +12621,7 @@
       </w:pPr>
       <w:r>
         <w:rPr>
-          <w:rFonts w:hint="eastAsia" w:ascii="Times New Roman" w:hAnsi="Times New Roman" w:eastAsia="SimSun" w:cs="Times New Roman"/>
+          <w:rFonts w:hint="eastAsia" w:ascii="Times New Roman" w:hAnsi="Times New Roman" w:eastAsia="FangSong" w:cs="Times New Roman"/>
           <w:b/>
           <w:bCs/>
         </w:rPr>
@@ -12665,7 +12635,7 @@
       </w:r>
       <w:r>
         <w:rPr>
-          <w:rFonts w:hint="eastAsia" w:ascii="Times New Roman" w:hAnsi="Times New Roman" w:eastAsia="SimSun" w:cs="Times New Roman"/>
+          <w:rFonts w:hint="eastAsia" w:ascii="Times New Roman" w:hAnsi="Times New Roman" w:eastAsia="FangSong" w:cs="Times New Roman"/>
         </w:rPr>
         <w:t>亚稳定分散系</w:t>
       </w:r>
@@ -12677,7 +12647,7 @@
       </w:r>
       <w:r>
         <w:rPr>
-          <w:rFonts w:hint="eastAsia" w:ascii="Times New Roman" w:hAnsi="Times New Roman" w:eastAsia="SimSun" w:cs="Times New Roman"/>
+          <w:rFonts w:hint="eastAsia" w:ascii="Times New Roman" w:hAnsi="Times New Roman" w:eastAsia="FangSong" w:cs="Times New Roman"/>
         </w:rPr>
         <w:t>稳定性由</w:t>
       </w:r>
@@ -12689,7 +12659,7 @@
       </w:r>
       <w:r>
         <w:rPr>
-          <w:rFonts w:hint="eastAsia" w:ascii="Times New Roman" w:hAnsi="Times New Roman" w:eastAsia="SimSun" w:cs="Times New Roman"/>
+          <w:rFonts w:hint="eastAsia" w:ascii="Times New Roman" w:hAnsi="Times New Roman" w:eastAsia="FangSong" w:cs="Times New Roman"/>
         </w:rPr>
         <w:t>势垒决定</w:t>
       </w:r>
@@ -12701,7 +12671,7 @@
       </w:r>
       <w:r>
         <w:rPr>
-          <w:rFonts w:hint="eastAsia" w:ascii="Times New Roman" w:hAnsi="Times New Roman" w:eastAsia="SimSun" w:cs="Times New Roman"/>
+          <w:rFonts w:hint="eastAsia" w:ascii="Times New Roman" w:hAnsi="Times New Roman" w:eastAsia="FangSong" w:cs="Times New Roman"/>
         </w:rPr>
         <w:t>聚沉服从</w:t>
       </w:r>
@@ -12728,7 +12698,7 @@
       </w:pPr>
       <w:r>
         <w:rPr>
-          <w:rFonts w:hint="eastAsia" w:ascii="Times New Roman" w:hAnsi="Times New Roman" w:eastAsia="SimSun" w:cs="Times New Roman"/>
+          <w:rFonts w:hint="eastAsia" w:ascii="Times New Roman" w:hAnsi="Times New Roman" w:eastAsia="FangSong" w:cs="Times New Roman"/>
           <w:b/>
           <w:bCs/>
         </w:rPr>
@@ -12748,7 +12718,7 @@
       </w:r>
       <w:r>
         <w:rPr>
-          <w:rFonts w:hint="eastAsia" w:ascii="Times New Roman" w:hAnsi="Times New Roman" w:eastAsia="SimSun" w:cs="Times New Roman"/>
+          <w:rFonts w:hint="eastAsia" w:ascii="Times New Roman" w:hAnsi="Times New Roman" w:eastAsia="FangSong" w:cs="Times New Roman"/>
         </w:rPr>
         <w:t>以上自组装成胶束</w:t>
       </w:r>
@@ -12760,7 +12730,7 @@
       </w:r>
       <w:r>
         <w:rPr>
-          <w:rFonts w:hint="eastAsia" w:ascii="Times New Roman" w:hAnsi="Times New Roman" w:eastAsia="SimSun" w:cs="Times New Roman"/>
+          <w:rFonts w:hint="eastAsia" w:ascii="Times New Roman" w:hAnsi="Times New Roman" w:eastAsia="FangSong" w:cs="Times New Roman"/>
           <w:b/>
           <w:bCs/>
         </w:rPr>
@@ -12774,7 +12744,7 @@
       </w:r>
       <w:r>
         <w:rPr>
-          <w:rFonts w:hint="eastAsia" w:ascii="Times New Roman" w:hAnsi="Times New Roman" w:eastAsia="SimSun" w:cs="Times New Roman"/>
+          <w:rFonts w:hint="eastAsia" w:ascii="Times New Roman" w:hAnsi="Times New Roman" w:eastAsia="FangSong" w:cs="Times New Roman"/>
         </w:rPr>
         <w:t>用于增溶</w:t>
       </w:r>
@@ -12786,7 +12756,7 @@
       </w:r>
       <w:r>
         <w:rPr>
-          <w:rFonts w:hint="eastAsia" w:ascii="Times New Roman" w:hAnsi="Times New Roman" w:eastAsia="SimSun" w:cs="Times New Roman"/>
+          <w:rFonts w:hint="eastAsia" w:ascii="Times New Roman" w:hAnsi="Times New Roman" w:eastAsia="FangSong" w:cs="Times New Roman"/>
         </w:rPr>
         <w:t>载药</w:t>
       </w:r>
@@ -12807,7 +12777,7 @@
       </w:pPr>
       <w:r>
         <w:rPr>
-          <w:rFonts w:hint="eastAsia" w:ascii="Times New Roman" w:hAnsi="Times New Roman" w:eastAsia="SimSun" w:cs="Times New Roman"/>
+          <w:rFonts w:hint="eastAsia" w:ascii="Times New Roman" w:hAnsi="Times New Roman" w:eastAsia="FangSong" w:cs="Times New Roman"/>
           <w:b/>
           <w:bCs/>
         </w:rPr>
@@ -12821,13 +12791,13 @@
       </w:r>
       <w:r>
         <w:rPr>
-          <w:rFonts w:hint="eastAsia" w:ascii="Times New Roman" w:hAnsi="Times New Roman" w:eastAsia="SimSun" w:cs="Times New Roman"/>
+          <w:rFonts w:hint="eastAsia" w:ascii="Times New Roman" w:hAnsi="Times New Roman" w:eastAsia="FangSong" w:cs="Times New Roman"/>
         </w:rPr>
         <w:t>一切表面现象是</w:t>
       </w:r>
       <w:r>
         <w:rPr>
-          <w:rFonts w:hint="eastAsia" w:ascii="Times New Roman" w:hAnsi="Times New Roman" w:eastAsia="SimSun" w:cs="Times New Roman"/>
+          <w:rFonts w:hint="eastAsia" w:ascii="Times New Roman" w:hAnsi="Times New Roman" w:eastAsia="FangSong" w:cs="Times New Roman"/>
           <w:b/>
           <w:bCs/>
         </w:rPr>
@@ -12835,7 +12805,7 @@
       </w:r>
       <w:r>
         <w:rPr>
-          <w:rFonts w:hint="eastAsia" w:ascii="Times New Roman" w:hAnsi="Times New Roman" w:eastAsia="SimSun" w:cs="Times New Roman"/>
+          <w:rFonts w:hint="eastAsia" w:ascii="Times New Roman" w:hAnsi="Times New Roman" w:eastAsia="FangSong" w:cs="Times New Roman"/>
         </w:rPr>
         <w:t>的驱动</w:t>
       </w:r>
@@ -12847,7 +12817,7 @@
       </w:r>
       <w:r>
         <w:rPr>
-          <w:rFonts w:hint="eastAsia" w:ascii="Times New Roman" w:hAnsi="Times New Roman" w:eastAsia="SimSun" w:cs="Times New Roman"/>
+          <w:rFonts w:hint="eastAsia" w:ascii="Times New Roman" w:hAnsi="Times New Roman" w:eastAsia="FangSong" w:cs="Times New Roman"/>
         </w:rPr>
         <w:t>收缩</w:t>
       </w:r>
@@ -12859,7 +12829,7 @@
       </w:r>
       <w:r>
         <w:rPr>
-          <w:rFonts w:hint="eastAsia" w:ascii="Times New Roman" w:hAnsi="Times New Roman" w:eastAsia="SimSun" w:cs="Times New Roman"/>
+          <w:rFonts w:hint="eastAsia" w:ascii="Times New Roman" w:hAnsi="Times New Roman" w:eastAsia="FangSong" w:cs="Times New Roman"/>
         </w:rPr>
         <w:t>吸附</w:t>
       </w:r>
@@ -12871,7 +12841,7 @@
       </w:r>
       <w:r>
         <w:rPr>
-          <w:rFonts w:hint="eastAsia" w:ascii="Times New Roman" w:hAnsi="Times New Roman" w:eastAsia="SimSun" w:cs="Times New Roman"/>
+          <w:rFonts w:hint="eastAsia" w:ascii="Times New Roman" w:hAnsi="Times New Roman" w:eastAsia="FangSong" w:cs="Times New Roman"/>
         </w:rPr>
         <w:t>润湿</w:t>
       </w:r>
@@ -12892,7 +12862,7 @@
       </w:pPr>
       <w:r>
         <w:rPr>
-          <w:rFonts w:hint="eastAsia" w:ascii="Times New Roman" w:hAnsi="Times New Roman" w:eastAsia="SimSun" w:cs="Times New Roman"/>
+          <w:rFonts w:hint="eastAsia" w:ascii="Times New Roman" w:hAnsi="Times New Roman" w:eastAsia="FangSong" w:cs="Times New Roman"/>
           <w:b/>
           <w:bCs/>
         </w:rPr>
@@ -12912,7 +12882,7 @@
       </w:r>
       <w:r>
         <w:rPr>
-          <w:rFonts w:hint="eastAsia" w:ascii="Times New Roman" w:hAnsi="Times New Roman" w:eastAsia="SimSun" w:cs="Times New Roman"/>
+          <w:rFonts w:hint="eastAsia" w:ascii="Times New Roman" w:hAnsi="Times New Roman" w:eastAsia="FangSong" w:cs="Times New Roman"/>
         </w:rPr>
         <w:t>单层定量</w:t>
       </w:r>
@@ -12930,7 +12900,7 @@
       </w:r>
       <w:r>
         <w:rPr>
-          <w:rFonts w:hint="eastAsia" w:ascii="Times New Roman" w:hAnsi="Times New Roman" w:eastAsia="SimSun" w:cs="Times New Roman"/>
+          <w:rFonts w:hint="eastAsia" w:ascii="Times New Roman" w:hAnsi="Times New Roman" w:eastAsia="FangSong" w:cs="Times New Roman"/>
         </w:rPr>
         <w:t>多层测面积</w:t>
       </w:r>
@@ -12942,7 +12912,7 @@
       </w:r>
       <w:r>
         <w:rPr>
-          <w:rFonts w:hint="eastAsia" w:ascii="Times New Roman" w:hAnsi="Times New Roman" w:eastAsia="SimSun" w:cs="Times New Roman"/>
+          <w:rFonts w:hint="eastAsia" w:ascii="Times New Roman" w:hAnsi="Times New Roman" w:eastAsia="FangSong" w:cs="Times New Roman"/>
         </w:rPr>
         <w:t>物理</w:t>
       </w:r>
@@ -12954,7 +12924,7 @@
       </w:r>
       <w:r>
         <w:rPr>
-          <w:rFonts w:hint="eastAsia" w:ascii="Times New Roman" w:hAnsi="Times New Roman" w:eastAsia="SimSun" w:cs="Times New Roman"/>
+          <w:rFonts w:hint="eastAsia" w:ascii="Times New Roman" w:hAnsi="Times New Roman" w:eastAsia="FangSong" w:cs="Times New Roman"/>
         </w:rPr>
         <w:t>化学吸附区分</w:t>
       </w:r>
@@ -12975,7 +12945,7 @@
       </w:pPr>
       <w:r>
         <w:rPr>
-          <w:rFonts w:hint="eastAsia" w:ascii="Times New Roman" w:hAnsi="Times New Roman" w:eastAsia="SimSun" w:cs="Times New Roman"/>
+          <w:rFonts w:hint="eastAsia" w:ascii="Times New Roman" w:hAnsi="Times New Roman" w:eastAsia="FangSong" w:cs="Times New Roman"/>
           <w:b/>
           <w:bCs/>
         </w:rPr>
@@ -12989,7 +12959,7 @@
       </w:r>
       <w:r>
         <w:rPr>
-          <w:rFonts w:hint="eastAsia" w:ascii="Times New Roman" w:hAnsi="Times New Roman" w:eastAsia="SimSun" w:cs="Times New Roman"/>
+          <w:rFonts w:hint="eastAsia" w:ascii="Times New Roman" w:hAnsi="Times New Roman" w:eastAsia="FangSong" w:cs="Times New Roman"/>
         </w:rPr>
         <w:t>双吸附</w:t>
       </w:r>
@@ -13013,7 +12983,7 @@
       </w:r>
       <w:r>
         <w:rPr>
-          <w:rFonts w:hint="eastAsia" w:ascii="Times New Roman" w:hAnsi="Times New Roman" w:eastAsia="SimSun" w:cs="Times New Roman"/>
+          <w:rFonts w:hint="eastAsia" w:ascii="Times New Roman" w:hAnsi="Times New Roman" w:eastAsia="FangSong" w:cs="Times New Roman"/>
         </w:rPr>
         <w:t>单吸附碰撞</w:t>
       </w:r>
@@ -13030,7 +13000,7 @@
       </w:pPr>
       <w:r>
         <w:rPr>
-          <w:rFonts w:hint="eastAsia" w:ascii="Times New Roman" w:hAnsi="Times New Roman" w:eastAsia="SimSun" w:cs="Times New Roman"/>
+          <w:rFonts w:hint="eastAsia" w:ascii="Times New Roman" w:hAnsi="Times New Roman" w:eastAsia="FangSong" w:cs="Times New Roman"/>
           <w:b/>
           <w:bCs/>
         </w:rPr>
@@ -13044,7 +13014,7 @@
       </w:r>
       <w:r>
         <w:rPr>
-          <w:rFonts w:hint="eastAsia" w:ascii="Times New Roman" w:hAnsi="Times New Roman" w:eastAsia="SimSun" w:cs="Times New Roman"/>
+          <w:rFonts w:hint="eastAsia" w:ascii="Times New Roman" w:hAnsi="Times New Roman" w:eastAsia="FangSong" w:cs="Times New Roman"/>
         </w:rPr>
         <w:t>胶体稳定靠</w:t>
       </w:r>
@@ -13056,7 +13026,7 @@
       </w:r>
       <w:r>
         <w:rPr>
-          <w:rFonts w:hint="eastAsia" w:ascii="Times New Roman" w:hAnsi="Times New Roman" w:eastAsia="SimSun" w:cs="Times New Roman"/>
+          <w:rFonts w:hint="eastAsia" w:ascii="Times New Roman" w:hAnsi="Times New Roman" w:eastAsia="FangSong" w:cs="Times New Roman"/>
         </w:rPr>
         <w:t>带电</w:t>
       </w:r>
@@ -13068,7 +13038,7 @@
       </w:r>
       <w:r>
         <w:rPr>
-          <w:rFonts w:hint="eastAsia" w:ascii="Times New Roman" w:hAnsi="Times New Roman" w:eastAsia="SimSun" w:cs="Times New Roman"/>
+          <w:rFonts w:hint="eastAsia" w:ascii="Times New Roman" w:hAnsi="Times New Roman" w:eastAsia="FangSong" w:cs="Times New Roman"/>
         </w:rPr>
         <w:t>布朗</w:t>
       </w:r>
@@ -13080,7 +13050,7 @@
       </w:r>
       <w:r>
         <w:rPr>
-          <w:rFonts w:hint="eastAsia" w:ascii="Times New Roman" w:hAnsi="Times New Roman" w:eastAsia="SimSun" w:cs="Times New Roman"/>
+          <w:rFonts w:hint="eastAsia" w:ascii="Times New Roman" w:hAnsi="Times New Roman" w:eastAsia="FangSong" w:cs="Times New Roman"/>
         </w:rPr>
         <w:t>动力</w:t>
       </w:r>
@@ -13092,7 +13062,7 @@
       </w:r>
       <w:r>
         <w:rPr>
-          <w:rFonts w:hint="eastAsia" w:ascii="Times New Roman" w:hAnsi="Times New Roman" w:eastAsia="SimSun" w:cs="Times New Roman"/>
+          <w:rFonts w:hint="eastAsia" w:ascii="Times New Roman" w:hAnsi="Times New Roman" w:eastAsia="FangSong" w:cs="Times New Roman"/>
         </w:rPr>
         <w:t>聚沉靠</w:t>
       </w:r>
@@ -13104,7 +13074,7 @@
       </w:r>
       <w:r>
         <w:rPr>
-          <w:rFonts w:hint="eastAsia" w:ascii="Times New Roman" w:hAnsi="Times New Roman" w:eastAsia="SimSun" w:cs="Times New Roman"/>
+          <w:rFonts w:hint="eastAsia" w:ascii="Times New Roman" w:hAnsi="Times New Roman" w:eastAsia="FangSong" w:cs="Times New Roman"/>
         </w:rPr>
         <w:t>破势垒</w:t>
       </w:r>
@@ -13116,7 +13086,7 @@
       </w:r>
       <w:r>
         <w:rPr>
-          <w:rFonts w:hint="eastAsia" w:ascii="Times New Roman" w:hAnsi="Times New Roman" w:eastAsia="SimSun" w:cs="Times New Roman"/>
+          <w:rFonts w:hint="eastAsia" w:ascii="Times New Roman" w:hAnsi="Times New Roman" w:eastAsia="FangSong" w:cs="Times New Roman"/>
         </w:rPr>
         <w:t>表面靠</w:t>
       </w:r>
@@ -13128,7 +13098,7 @@
       </w:r>
       <w:r>
         <w:rPr>
-          <w:rFonts w:hint="eastAsia" w:ascii="Times New Roman" w:hAnsi="Times New Roman" w:eastAsia="SimSun" w:cs="Times New Roman"/>
+          <w:rFonts w:hint="eastAsia" w:ascii="Times New Roman" w:hAnsi="Times New Roman" w:eastAsia="FangSong" w:cs="Times New Roman"/>
         </w:rPr>
         <w:t>降能</w:t>
       </w:r>
@@ -13140,7 +13110,7 @@
       </w:r>
       <w:r>
         <w:rPr>
-          <w:rFonts w:hint="eastAsia" w:ascii="Times New Roman" w:hAnsi="Times New Roman" w:eastAsia="SimSun" w:cs="Times New Roman"/>
+          <w:rFonts w:hint="eastAsia" w:ascii="Times New Roman" w:hAnsi="Times New Roman" w:eastAsia="FangSong" w:cs="Times New Roman"/>
         </w:rPr>
         <w:t>吸附靠</w:t>
       </w:r>
@@ -13161,8 +13131,8 @@
         </w:pict>
       </w:r>
     </w:p>
-    <w:bookmarkEnd w:id="52"/>
-    <w:bookmarkStart w:id="56" w:name="核心公式速查"/>
+    <w:bookmarkEnd w:id="46"/>
+    <w:bookmarkStart w:id="50" w:name="核心公式速查"/>
     <w:p>
       <w:pPr>
         <w:pStyle w:val="Heading2"/>
@@ -13181,7 +13151,7 @@
       </w:pPr>
       <w:r>
         <w:rPr>
-          <w:rFonts w:hint="eastAsia" w:ascii="Times New Roman" w:hAnsi="Times New Roman" w:eastAsia="SimSun" w:cs="Times New Roman"/>
+          <w:rFonts w:hint="eastAsia" w:ascii="Times New Roman" w:hAnsi="Times New Roman" w:eastAsia="FangSong" w:cs="Times New Roman"/>
         </w:rPr>
         <w:t>考前一张纸</w:t>
       </w:r>
@@ -13193,7 +13163,7 @@
       </w:r>
       <w:r>
         <w:rPr>
-          <w:rFonts w:hint="eastAsia" w:ascii="Times New Roman" w:hAnsi="Times New Roman" w:eastAsia="SimSun" w:cs="Times New Roman"/>
+          <w:rFonts w:hint="eastAsia" w:ascii="Times New Roman" w:hAnsi="Times New Roman" w:eastAsia="FangSong" w:cs="Times New Roman"/>
         </w:rPr>
         <w:t>按模块查公式与判据</w:t>
       </w:r>
@@ -13204,7 +13174,7 @@
         <w:t>。</w:t>
       </w:r>
     </w:p>
-    <w:bookmarkStart w:id="53" w:name="胶体稳定与聚沉"/>
+    <w:bookmarkStart w:id="47" w:name="胶体稳定与聚沉"/>
     <w:p>
       <w:pPr>
         <w:pStyle w:val="Heading3"/>
@@ -13320,7 +13290,7 @@
             </w:pPr>
             <w:r>
               <w:rPr>
-                <w:rFonts w:hint="eastAsia" w:ascii="Times New Roman" w:hAnsi="Times New Roman" w:eastAsia="SimSun" w:cs="Times New Roman"/>
+                <w:rFonts w:hint="eastAsia" w:ascii="Times New Roman" w:hAnsi="Times New Roman" w:eastAsia="FangSong" w:cs="Times New Roman"/>
               </w:rPr>
               <w:t xml:space="preserve">胶体是亚稳定</w:t>
             </w:r>
@@ -13335,7 +13305,7 @@
             </w:pPr>
             <w:r>
               <w:rPr>
-                <w:rFonts w:hint="eastAsia" w:ascii="Times New Roman" w:hAnsi="Times New Roman" w:eastAsia="SimSun" w:cs="Times New Roman"/>
+                <w:rFonts w:hint="eastAsia" w:ascii="Times New Roman" w:hAnsi="Times New Roman" w:eastAsia="FangSong" w:cs="Times New Roman"/>
               </w:rPr>
               <w:t xml:space="preserve">动力稳定</w:t>
             </w:r>
@@ -13347,7 +13317,7 @@
             </w:r>
             <w:r>
               <w:rPr>
-                <w:rFonts w:hint="eastAsia" w:ascii="Times New Roman" w:hAnsi="Times New Roman" w:eastAsia="SimSun" w:cs="Times New Roman"/>
+                <w:rFonts w:hint="eastAsia" w:ascii="Times New Roman" w:hAnsi="Times New Roman" w:eastAsia="FangSong" w:cs="Times New Roman"/>
               </w:rPr>
               <w:t xml:space="preserve">热力学不稳定</w:t>
             </w:r>
@@ -13368,7 +13338,7 @@
             </w:r>
             <w:r>
               <w:rPr>
-                <w:rFonts w:hint="eastAsia" w:ascii="Times New Roman" w:hAnsi="Times New Roman" w:eastAsia="SimSun" w:cs="Times New Roman"/>
+                <w:rFonts w:hint="eastAsia" w:ascii="Times New Roman" w:hAnsi="Times New Roman" w:eastAsia="FangSong" w:cs="Times New Roman"/>
               </w:rPr>
               <w:t>胶体</w:t>
             </w:r>
@@ -13380,7 +13350,7 @@
             </w:r>
             <w:r>
               <w:rPr>
-                <w:rFonts w:hint="eastAsia" w:ascii="Times New Roman" w:hAnsi="Times New Roman" w:eastAsia="SimSun" w:cs="Times New Roman"/>
+                <w:rFonts w:hint="eastAsia" w:ascii="Times New Roman" w:hAnsi="Times New Roman" w:eastAsia="FangSong" w:cs="Times New Roman"/>
               </w:rPr>
               <w:t>热力学稳定</w:t>
             </w:r>
@@ -13392,7 +13362,7 @@
             </w:r>
             <w:r>
               <w:rPr>
-                <w:rFonts w:hint="eastAsia" w:ascii="Times New Roman" w:hAnsi="Times New Roman" w:eastAsia="SimSun" w:cs="Times New Roman"/>
+                <w:rFonts w:hint="eastAsia" w:ascii="Times New Roman" w:hAnsi="Times New Roman" w:eastAsia="FangSong" w:cs="Times New Roman"/>
               </w:rPr>
               <w:t>是错的</w:t>
             </w:r>
@@ -13474,7 +13444,7 @@
             </w:pPr>
             <w:r>
               <w:rPr>
-                <w:rFonts w:hint="eastAsia" w:ascii="Times New Roman" w:hAnsi="Times New Roman" w:eastAsia="SimSun" w:cs="Times New Roman"/>
+                <w:rFonts w:hint="eastAsia" w:ascii="Times New Roman" w:hAnsi="Times New Roman" w:eastAsia="FangSong" w:cs="Times New Roman"/>
               </w:rPr>
               <w:t xml:space="preserve">势垒决定稳定</w:t>
             </w:r>
@@ -13495,7 +13465,7 @@
             </w:r>
             <w:r>
               <w:rPr>
-                <w:rFonts w:hint="eastAsia" w:ascii="Times New Roman" w:hAnsi="Times New Roman" w:eastAsia="SimSun" w:cs="Times New Roman"/>
+                <w:rFonts w:hint="eastAsia" w:ascii="Times New Roman" w:hAnsi="Times New Roman" w:eastAsia="FangSong" w:cs="Times New Roman"/>
               </w:rPr>
               <w:t>电位是滑动面处电位</w:t>
             </w:r>
@@ -13513,7 +13483,7 @@
             </w:r>
             <w:r>
               <w:rPr>
-                <w:rFonts w:hint="eastAsia" w:ascii="Times New Roman" w:hAnsi="Times New Roman" w:eastAsia="SimSun" w:cs="Times New Roman"/>
+                <w:rFonts w:hint="eastAsia" w:ascii="Times New Roman" w:hAnsi="Times New Roman" w:eastAsia="FangSong" w:cs="Times New Roman"/>
               </w:rPr>
               <w:t xml:space="preserve">易聚沉</w:t>
             </w:r>
@@ -13536,7 +13506,7 @@
             </w:r>
             <w:r>
               <w:rPr>
-                <w:rFonts w:hint="eastAsia" w:ascii="Times New Roman" w:hAnsi="Times New Roman" w:eastAsia="SimSun" w:cs="Times New Roman"/>
+                <w:rFonts w:hint="eastAsia" w:ascii="Times New Roman" w:hAnsi="Times New Roman" w:eastAsia="FangSong" w:cs="Times New Roman"/>
               </w:rPr>
               <w:t xml:space="preserve">看反离子</w:t>
             </w:r>
@@ -13551,7 +13521,7 @@
             </w:pPr>
             <w:r>
               <w:rPr>
-                <w:rFonts w:hint="eastAsia" w:ascii="Times New Roman" w:hAnsi="Times New Roman" w:eastAsia="SimSun" w:cs="Times New Roman"/>
+                <w:rFonts w:hint="eastAsia" w:ascii="Times New Roman" w:hAnsi="Times New Roman" w:eastAsia="FangSong" w:cs="Times New Roman"/>
               </w:rPr>
               <w:t xml:space="preserve">价数</w:t>
             </w:r>
@@ -13563,7 +13533,7 @@
             </w:r>
             <w:r>
               <w:rPr>
-                <w:rFonts w:hint="eastAsia" w:ascii="Times New Roman" w:hAnsi="Times New Roman" w:eastAsia="SimSun" w:cs="Times New Roman"/>
+                <w:rFonts w:hint="eastAsia" w:ascii="Times New Roman" w:hAnsi="Times New Roman" w:eastAsia="FangSong" w:cs="Times New Roman"/>
               </w:rPr>
               <w:t xml:space="preserve">聚沉值</w:t>
             </w:r>
@@ -13590,7 +13560,7 @@
             </w:r>
             <w:r>
               <w:rPr>
-                <w:rFonts w:hint="eastAsia" w:ascii="Times New Roman" w:hAnsi="Times New Roman" w:eastAsia="SimSun" w:cs="Times New Roman"/>
+                <w:rFonts w:hint="eastAsia" w:ascii="Times New Roman" w:hAnsi="Times New Roman" w:eastAsia="FangSong" w:cs="Times New Roman"/>
               </w:rPr>
               <w:t>看同号离子</w:t>
             </w:r>
@@ -13602,7 +13572,7 @@
             </w:r>
             <w:r>
               <w:rPr>
-                <w:rFonts w:hint="eastAsia" w:ascii="Times New Roman" w:hAnsi="Times New Roman" w:eastAsia="SimSun" w:cs="Times New Roman"/>
+                <w:rFonts w:hint="eastAsia" w:ascii="Times New Roman" w:hAnsi="Times New Roman" w:eastAsia="FangSong" w:cs="Times New Roman"/>
               </w:rPr>
               <w:t>是错的</w:t>
             </w:r>
@@ -13619,7 +13589,7 @@
             </w:pPr>
             <w:r>
               <w:rPr>
-                <w:rFonts w:hint="eastAsia" w:ascii="Times New Roman" w:hAnsi="Times New Roman" w:eastAsia="SimSun" w:cs="Times New Roman"/>
+                <w:rFonts w:hint="eastAsia" w:ascii="Times New Roman" w:hAnsi="Times New Roman" w:eastAsia="FangSong" w:cs="Times New Roman"/>
               </w:rPr>
               <w:t xml:space="preserve">聚沉</w:t>
             </w:r>
@@ -13631,7 +13601,7 @@
             </w:r>
             <w:r>
               <w:rPr>
-                <w:rFonts w:hint="eastAsia" w:ascii="Times New Roman" w:hAnsi="Times New Roman" w:eastAsia="SimSun" w:cs="Times New Roman"/>
+                <w:rFonts w:hint="eastAsia" w:ascii="Times New Roman" w:hAnsi="Times New Roman" w:eastAsia="FangSong" w:cs="Times New Roman"/>
               </w:rPr>
               <w:t xml:space="preserve">絮凝</w:t>
             </w:r>
@@ -13646,7 +13616,7 @@
             </w:pPr>
             <w:r>
               <w:rPr>
-                <w:rFonts w:hint="eastAsia" w:ascii="Times New Roman" w:hAnsi="Times New Roman" w:eastAsia="SimSun" w:cs="Times New Roman"/>
+                <w:rFonts w:hint="eastAsia" w:ascii="Times New Roman" w:hAnsi="Times New Roman" w:eastAsia="FangSong" w:cs="Times New Roman"/>
               </w:rPr>
               <w:t>聚沉不可逆</w:t>
             </w:r>
@@ -13658,7 +13628,7 @@
             </w:r>
             <w:r>
               <w:rPr>
-                <w:rFonts w:hint="eastAsia" w:ascii="Times New Roman" w:hAnsi="Times New Roman" w:eastAsia="SimSun" w:cs="Times New Roman"/>
+                <w:rFonts w:hint="eastAsia" w:ascii="Times New Roman" w:hAnsi="Times New Roman" w:eastAsia="FangSong" w:cs="Times New Roman"/>
               </w:rPr>
               <w:t>絮凝可逆</w:t>
             </w:r>
@@ -13670,7 +13640,7 @@
             </w:r>
             <w:r>
               <w:rPr>
-                <w:rFonts w:hint="eastAsia" w:ascii="Times New Roman" w:hAnsi="Times New Roman" w:eastAsia="SimSun" w:cs="Times New Roman"/>
+                <w:rFonts w:hint="eastAsia" w:ascii="Times New Roman" w:hAnsi="Times New Roman" w:eastAsia="FangSong" w:cs="Times New Roman"/>
               </w:rPr>
               <w:t>搅拌可分散</w:t>
             </w:r>
@@ -13697,7 +13667,7 @@
             </w:r>
             <w:r>
               <w:rPr>
-                <w:rFonts w:hint="eastAsia" w:ascii="Times New Roman" w:hAnsi="Times New Roman" w:eastAsia="SimSun" w:cs="Times New Roman"/>
+                <w:rFonts w:hint="eastAsia" w:ascii="Times New Roman" w:hAnsi="Times New Roman" w:eastAsia="FangSong" w:cs="Times New Roman"/>
               </w:rPr>
               <w:t>聚沉</w:t>
             </w:r>
@@ -13709,7 +13679,7 @@
             </w:r>
             <w:r>
               <w:rPr>
-                <w:rFonts w:hint="eastAsia" w:ascii="Times New Roman" w:hAnsi="Times New Roman" w:eastAsia="SimSun" w:cs="Times New Roman"/>
+                <w:rFonts w:hint="eastAsia" w:ascii="Times New Roman" w:hAnsi="Times New Roman" w:eastAsia="FangSong" w:cs="Times New Roman"/>
               </w:rPr>
               <w:t>絮凝</w:t>
             </w:r>
@@ -13721,7 +13691,7 @@
             </w:r>
             <w:r>
               <w:rPr>
-                <w:rFonts w:hint="eastAsia" w:ascii="Times New Roman" w:hAnsi="Times New Roman" w:eastAsia="SimSun" w:cs="Times New Roman"/>
+                <w:rFonts w:hint="eastAsia" w:ascii="Times New Roman" w:hAnsi="Times New Roman" w:eastAsia="FangSong" w:cs="Times New Roman"/>
               </w:rPr>
               <w:t>是错的</w:t>
             </w:r>
@@ -13729,8 +13699,8 @@
         </w:tc>
       </w:tr>
     </w:tbl>
-    <w:bookmarkEnd w:id="53"/>
-    <w:bookmarkStart w:id="54" w:name="胶束与两亲性"/>
+    <w:bookmarkEnd w:id="47"/>
+    <w:bookmarkStart w:id="48" w:name="胶束与两亲性"/>
     <w:p>
       <w:pPr>
         <w:pStyle w:val="Heading3"/>
@@ -13837,7 +13807,7 @@
             </w:r>
             <w:r>
               <w:rPr>
-                <w:rFonts w:hint="eastAsia" w:ascii="Times New Roman" w:hAnsi="Times New Roman" w:eastAsia="SimSun" w:cs="Times New Roman"/>
+                <w:rFonts w:hint="eastAsia" w:ascii="Times New Roman" w:hAnsi="Times New Roman" w:eastAsia="FangSong" w:cs="Times New Roman"/>
               </w:rPr>
               <w:t xml:space="preserve">胶束形成起点</w:t>
             </w:r>
@@ -13852,7 +13822,7 @@
             </w:pPr>
             <w:r>
               <w:rPr>
-                <w:rFonts w:hint="eastAsia" w:ascii="Times New Roman" w:hAnsi="Times New Roman" w:eastAsia="SimSun" w:cs="Times New Roman"/>
+                <w:rFonts w:hint="eastAsia" w:ascii="Times New Roman" w:hAnsi="Times New Roman" w:eastAsia="FangSong" w:cs="Times New Roman"/>
               </w:rPr>
               <w:t xml:space="preserve">不是溶解度极限</w:t>
             </w:r>
@@ -13873,7 +13843,7 @@
             </w:r>
             <w:r>
               <w:rPr>
-                <w:rFonts w:hint="eastAsia" w:ascii="Times New Roman" w:hAnsi="Times New Roman" w:eastAsia="SimSun" w:cs="Times New Roman"/>
+                <w:rFonts w:hint="eastAsia" w:ascii="Times New Roman" w:hAnsi="Times New Roman" w:eastAsia="FangSong" w:cs="Times New Roman"/>
               </w:rPr>
               <w:t>溶解度极限</w:t>
             </w:r>
@@ -13885,7 +13855,7 @@
             </w:r>
             <w:r>
               <w:rPr>
-                <w:rFonts w:hint="eastAsia" w:ascii="Times New Roman" w:hAnsi="Times New Roman" w:eastAsia="SimSun" w:cs="Times New Roman"/>
+                <w:rFonts w:hint="eastAsia" w:ascii="Times New Roman" w:hAnsi="Times New Roman" w:eastAsia="FangSong" w:cs="Times New Roman"/>
               </w:rPr>
               <w:t>是错的</w:t>
             </w:r>
@@ -13902,7 +13872,7 @@
             </w:pPr>
             <w:r>
               <w:rPr>
-                <w:rFonts w:hint="eastAsia" w:ascii="Times New Roman" w:hAnsi="Times New Roman" w:eastAsia="SimSun" w:cs="Times New Roman"/>
+                <w:rFonts w:hint="eastAsia" w:ascii="Times New Roman" w:hAnsi="Times New Roman" w:eastAsia="FangSong" w:cs="Times New Roman"/>
               </w:rPr>
               <w:t xml:space="preserve">胶束熵驱动</w:t>
             </w:r>
@@ -13917,7 +13887,7 @@
             </w:pPr>
             <w:r>
               <w:rPr>
-                <w:rFonts w:hint="eastAsia" w:ascii="Times New Roman" w:hAnsi="Times New Roman" w:eastAsia="SimSun" w:cs="Times New Roman"/>
+                <w:rFonts w:hint="eastAsia" w:ascii="Times New Roman" w:hAnsi="Times New Roman" w:eastAsia="FangSong" w:cs="Times New Roman"/>
               </w:rPr>
               <w:t>疏水效应</w:t>
             </w:r>
@@ -13950,7 +13920,7 @@
             </w:r>
             <w:r>
               <w:rPr>
-                <w:rFonts w:hint="eastAsia" w:ascii="Times New Roman" w:hAnsi="Times New Roman" w:eastAsia="SimSun" w:cs="Times New Roman"/>
+                <w:rFonts w:hint="eastAsia" w:ascii="Times New Roman" w:hAnsi="Times New Roman" w:eastAsia="FangSong" w:cs="Times New Roman"/>
               </w:rPr>
               <w:t>亲水头互吸驱动</w:t>
             </w:r>
@@ -13962,7 +13932,7 @@
             </w:r>
             <w:r>
               <w:rPr>
-                <w:rFonts w:hint="eastAsia" w:ascii="Times New Roman" w:hAnsi="Times New Roman" w:eastAsia="SimSun" w:cs="Times New Roman"/>
+                <w:rFonts w:hint="eastAsia" w:ascii="Times New Roman" w:hAnsi="Times New Roman" w:eastAsia="FangSong" w:cs="Times New Roman"/>
               </w:rPr>
               <w:t>是错的</w:t>
             </w:r>
@@ -13970,8 +13940,8 @@
         </w:tc>
       </w:tr>
     </w:tbl>
-    <w:bookmarkEnd w:id="54"/>
-    <w:bookmarkStart w:id="55" w:name="表面与吸附"/>
+    <w:bookmarkEnd w:id="48"/>
+    <w:bookmarkStart w:id="49" w:name="表面与吸附"/>
     <w:p>
       <w:pPr>
         <w:pStyle w:val="Heading3"/>
@@ -14087,7 +14057,7 @@
             </w:pPr>
             <w:r>
               <w:rPr>
-                <w:rFonts w:hint="eastAsia" w:ascii="Times New Roman" w:hAnsi="Times New Roman" w:eastAsia="SimSun" w:cs="Times New Roman"/>
+                <w:rFonts w:hint="eastAsia" w:ascii="Times New Roman" w:hAnsi="Times New Roman" w:eastAsia="FangSong" w:cs="Times New Roman"/>
               </w:rPr>
               <w:t xml:space="preserve">表面张力</w:t>
             </w:r>
@@ -14115,7 +14085,7 @@
             </w:pPr>
             <w:r>
               <w:rPr>
-                <w:rFonts w:hint="eastAsia" w:ascii="Times New Roman" w:hAnsi="Times New Roman" w:eastAsia="SimSun" w:cs="Times New Roman"/>
+                <w:rFonts w:hint="eastAsia" w:ascii="Times New Roman" w:hAnsi="Times New Roman" w:eastAsia="FangSong" w:cs="Times New Roman"/>
               </w:rPr>
               <w:t xml:space="preserve">降低表面能的驱动</w:t>
             </w:r>
@@ -14136,7 +14106,7 @@
             </w:r>
             <w:r>
               <w:rPr>
-                <w:rFonts w:hint="eastAsia" w:ascii="Times New Roman" w:hAnsi="Times New Roman" w:eastAsia="SimSun" w:cs="Times New Roman"/>
+                <w:rFonts w:hint="eastAsia" w:ascii="Times New Roman" w:hAnsi="Times New Roman" w:eastAsia="FangSong" w:cs="Times New Roman"/>
               </w:rPr>
               <w:t>单位只有</w:t>
             </w:r>
@@ -14154,7 +14124,7 @@
             </w:r>
             <w:r>
               <w:rPr>
-                <w:rFonts w:hint="eastAsia" w:ascii="Times New Roman" w:hAnsi="Times New Roman" w:eastAsia="SimSun" w:cs="Times New Roman"/>
+                <w:rFonts w:hint="eastAsia" w:ascii="Times New Roman" w:hAnsi="Times New Roman" w:eastAsia="FangSong" w:cs="Times New Roman"/>
               </w:rPr>
               <w:t>是错的</w:t>
             </w:r>
@@ -14177,7 +14147,7 @@
             </w:r>
             <w:r>
               <w:rPr>
-                <w:rFonts w:hint="eastAsia" w:ascii="Times New Roman" w:hAnsi="Times New Roman" w:eastAsia="SimSun" w:cs="Times New Roman"/>
+                <w:rFonts w:hint="eastAsia" w:ascii="Times New Roman" w:hAnsi="Times New Roman" w:eastAsia="FangSong" w:cs="Times New Roman"/>
               </w:rPr>
               <w:t>小液滴蒸气压高</w:t>
             </w:r>
@@ -14192,7 +14162,7 @@
             </w:pPr>
             <w:r>
               <w:rPr>
-                <w:rFonts w:hint="eastAsia" w:ascii="Times New Roman" w:hAnsi="Times New Roman" w:eastAsia="SimSun" w:cs="Times New Roman"/>
+                <w:rFonts w:hint="eastAsia" w:ascii="Times New Roman" w:hAnsi="Times New Roman" w:eastAsia="FangSong" w:cs="Times New Roman"/>
               </w:rPr>
               <w:t>毛细凝结</w:t>
             </w:r>
@@ -14204,7 +14174,7 @@
             </w:r>
             <w:r>
               <w:rPr>
-                <w:rFonts w:hint="eastAsia" w:ascii="Times New Roman" w:hAnsi="Times New Roman" w:eastAsia="SimSun" w:cs="Times New Roman"/>
+                <w:rFonts w:hint="eastAsia" w:ascii="Times New Roman" w:hAnsi="Times New Roman" w:eastAsia="FangSong" w:cs="Times New Roman"/>
               </w:rPr>
               <w:t>亚稳</w:t>
             </w:r>
@@ -14225,7 +14195,7 @@
             </w:r>
             <w:r>
               <w:rPr>
-                <w:rFonts w:hint="eastAsia" w:ascii="Times New Roman" w:hAnsi="Times New Roman" w:eastAsia="SimSun" w:cs="Times New Roman"/>
+                <w:rFonts w:hint="eastAsia" w:ascii="Times New Roman" w:hAnsi="Times New Roman" w:eastAsia="FangSong" w:cs="Times New Roman"/>
               </w:rPr>
               <w:t>小液滴蒸气压低</w:t>
             </w:r>
@@ -14237,7 +14207,7 @@
             </w:r>
             <w:r>
               <w:rPr>
-                <w:rFonts w:hint="eastAsia" w:ascii="Times New Roman" w:hAnsi="Times New Roman" w:eastAsia="SimSun" w:cs="Times New Roman"/>
+                <w:rFonts w:hint="eastAsia" w:ascii="Times New Roman" w:hAnsi="Times New Roman" w:eastAsia="FangSong" w:cs="Times New Roman"/>
               </w:rPr>
               <w:t>是错的</w:t>
             </w:r>
@@ -14310,7 +14280,7 @@
             </w:pPr>
             <w:r>
               <w:rPr>
-                <w:rFonts w:hint="eastAsia" w:ascii="Times New Roman" w:hAnsi="Times New Roman" w:eastAsia="SimSun" w:cs="Times New Roman"/>
+                <w:rFonts w:hint="eastAsia" w:ascii="Times New Roman" w:hAnsi="Times New Roman" w:eastAsia="FangSong" w:cs="Times New Roman"/>
               </w:rPr>
               <w:t xml:space="preserve">单层</w:t>
             </w:r>
@@ -14322,7 +14292,7 @@
             </w:r>
             <w:r>
               <w:rPr>
-                <w:rFonts w:hint="eastAsia" w:ascii="Times New Roman" w:hAnsi="Times New Roman" w:eastAsia="SimSun" w:cs="Times New Roman"/>
+                <w:rFonts w:hint="eastAsia" w:ascii="Times New Roman" w:hAnsi="Times New Roman" w:eastAsia="FangSong" w:cs="Times New Roman"/>
               </w:rPr>
               <w:t xml:space="preserve">均匀</w:t>
             </w:r>
@@ -14334,7 +14304,7 @@
             </w:r>
             <w:r>
               <w:rPr>
-                <w:rFonts w:hint="eastAsia" w:ascii="Times New Roman" w:hAnsi="Times New Roman" w:eastAsia="SimSun" w:cs="Times New Roman"/>
+                <w:rFonts w:hint="eastAsia" w:ascii="Times New Roman" w:hAnsi="Times New Roman" w:eastAsia="FangSong" w:cs="Times New Roman"/>
               </w:rPr>
               <w:t xml:space="preserve">无相互作用</w:t>
             </w:r>
@@ -14349,7 +14319,7 @@
             </w:pPr>
             <w:r>
               <w:rPr>
-                <w:rFonts w:hint="eastAsia" w:ascii="Times New Roman" w:hAnsi="Times New Roman" w:eastAsia="SimSun" w:cs="Times New Roman"/>
+                <w:rFonts w:hint="eastAsia" w:ascii="Times New Roman" w:hAnsi="Times New Roman" w:eastAsia="FangSong" w:cs="Times New Roman"/>
               </w:rPr>
               <w:t xml:space="preserve">用于多层吸附是错的</w:t>
             </w:r>
@@ -14381,7 +14351,7 @@
             </w:pPr>
             <w:r>
               <w:rPr>
-                <w:rFonts w:hint="eastAsia" w:ascii="Times New Roman" w:hAnsi="Times New Roman" w:eastAsia="SimSun" w:cs="Times New Roman"/>
+                <w:rFonts w:hint="eastAsia" w:ascii="Times New Roman" w:hAnsi="Times New Roman" w:eastAsia="FangSong" w:cs="Times New Roman"/>
               </w:rPr>
               <w:t>多层吸附</w:t>
             </w:r>
@@ -14393,7 +14363,7 @@
             </w:r>
             <w:r>
               <w:rPr>
-                <w:rFonts w:hint="eastAsia" w:ascii="Times New Roman" w:hAnsi="Times New Roman" w:eastAsia="SimSun" w:cs="Times New Roman"/>
+                <w:rFonts w:hint="eastAsia" w:ascii="Times New Roman" w:hAnsi="Times New Roman" w:eastAsia="FangSong" w:cs="Times New Roman"/>
               </w:rPr>
               <w:t>测比表面积</w:t>
             </w:r>
@@ -14414,7 +14384,7 @@
             </w:r>
             <w:r>
               <w:rPr>
-                <w:rFonts w:hint="eastAsia" w:ascii="Times New Roman" w:hAnsi="Times New Roman" w:eastAsia="SimSun" w:cs="Times New Roman"/>
+                <w:rFonts w:hint="eastAsia" w:ascii="Times New Roman" w:hAnsi="Times New Roman" w:eastAsia="FangSong" w:cs="Times New Roman"/>
               </w:rPr>
               <w:t>测单层</w:t>
             </w:r>
@@ -14426,7 +14396,7 @@
             </w:r>
             <w:r>
               <w:rPr>
-                <w:rFonts w:hint="eastAsia" w:ascii="Times New Roman" w:hAnsi="Times New Roman" w:eastAsia="SimSun" w:cs="Times New Roman"/>
+                <w:rFonts w:hint="eastAsia" w:ascii="Times New Roman" w:hAnsi="Times New Roman" w:eastAsia="FangSong" w:cs="Times New Roman"/>
               </w:rPr>
               <w:t>是错的</w:t>
             </w:r>
@@ -14443,7 +14413,7 @@
             </w:pPr>
             <w:r>
               <w:rPr>
-                <w:rFonts w:hint="eastAsia" w:ascii="Times New Roman" w:hAnsi="Times New Roman" w:eastAsia="SimSun" w:cs="Times New Roman"/>
+                <w:rFonts w:hint="eastAsia" w:ascii="Times New Roman" w:hAnsi="Times New Roman" w:eastAsia="FangSong" w:cs="Times New Roman"/>
               </w:rPr>
               <w:t xml:space="preserve">物理</w:t>
             </w:r>
@@ -14455,7 +14425,7 @@
             </w:r>
             <w:r>
               <w:rPr>
-                <w:rFonts w:hint="eastAsia" w:ascii="Times New Roman" w:hAnsi="Times New Roman" w:eastAsia="SimSun" w:cs="Times New Roman"/>
+                <w:rFonts w:hint="eastAsia" w:ascii="Times New Roman" w:hAnsi="Times New Roman" w:eastAsia="FangSong" w:cs="Times New Roman"/>
               </w:rPr>
               <w:t xml:space="preserve">化学吸附</w:t>
             </w:r>
@@ -14470,7 +14440,7 @@
             </w:pPr>
             <w:r>
               <w:rPr>
-                <w:rFonts w:hint="eastAsia" w:ascii="Times New Roman" w:hAnsi="Times New Roman" w:eastAsia="SimSun" w:cs="Times New Roman"/>
+                <w:rFonts w:hint="eastAsia" w:ascii="Times New Roman" w:hAnsi="Times New Roman" w:eastAsia="FangSong" w:cs="Times New Roman"/>
               </w:rPr>
               <w:t>物理弱</w:t>
             </w:r>
@@ -14482,7 +14452,7 @@
             </w:r>
             <w:r>
               <w:rPr>
-                <w:rFonts w:hint="eastAsia" w:ascii="Times New Roman" w:hAnsi="Times New Roman" w:eastAsia="SimSun" w:cs="Times New Roman"/>
+                <w:rFonts w:hint="eastAsia" w:ascii="Times New Roman" w:hAnsi="Times New Roman" w:eastAsia="FangSong" w:cs="Times New Roman"/>
               </w:rPr>
               <w:t>无选择</w:t>
             </w:r>
@@ -14494,7 +14464,7 @@
             </w:r>
             <w:r>
               <w:rPr>
-                <w:rFonts w:hint="eastAsia" w:ascii="Times New Roman" w:hAnsi="Times New Roman" w:eastAsia="SimSun" w:cs="Times New Roman"/>
+                <w:rFonts w:hint="eastAsia" w:ascii="Times New Roman" w:hAnsi="Times New Roman" w:eastAsia="FangSong" w:cs="Times New Roman"/>
               </w:rPr>
               <w:t>可逆</w:t>
             </w:r>
@@ -14506,7 +14476,7 @@
             </w:r>
             <w:r>
               <w:rPr>
-                <w:rFonts w:hint="eastAsia" w:ascii="Times New Roman" w:hAnsi="Times New Roman" w:eastAsia="SimSun" w:cs="Times New Roman"/>
+                <w:rFonts w:hint="eastAsia" w:ascii="Times New Roman" w:hAnsi="Times New Roman" w:eastAsia="FangSong" w:cs="Times New Roman"/>
               </w:rPr>
               <w:t>化学强</w:t>
             </w:r>
@@ -14518,7 +14488,7 @@
             </w:r>
             <w:r>
               <w:rPr>
-                <w:rFonts w:hint="eastAsia" w:ascii="Times New Roman" w:hAnsi="Times New Roman" w:eastAsia="SimSun" w:cs="Times New Roman"/>
+                <w:rFonts w:hint="eastAsia" w:ascii="Times New Roman" w:hAnsi="Times New Roman" w:eastAsia="FangSong" w:cs="Times New Roman"/>
               </w:rPr>
               <w:t>有选择</w:t>
             </w:r>
@@ -14530,7 +14500,7 @@
             </w:r>
             <w:r>
               <w:rPr>
-                <w:rFonts w:hint="eastAsia" w:ascii="Times New Roman" w:hAnsi="Times New Roman" w:eastAsia="SimSun" w:cs="Times New Roman"/>
+                <w:rFonts w:hint="eastAsia" w:ascii="Times New Roman" w:hAnsi="Times New Roman" w:eastAsia="FangSong" w:cs="Times New Roman"/>
               </w:rPr>
               <w:t>多不可逆</w:t>
             </w:r>
@@ -14545,7 +14515,7 @@
             </w:pPr>
             <w:r>
               <w:rPr>
-                <w:rFonts w:hint="eastAsia" w:ascii="Times New Roman" w:hAnsi="Times New Roman" w:eastAsia="SimSun" w:cs="Times New Roman"/>
+                <w:rFonts w:hint="eastAsia" w:ascii="Times New Roman" w:hAnsi="Times New Roman" w:eastAsia="FangSong" w:cs="Times New Roman"/>
               </w:rPr>
               <w:t xml:space="preserve">混淆是高频错</w:t>
             </w:r>
@@ -14583,7 +14553,7 @@
             </w:r>
             <w:r>
               <w:rPr>
-                <w:rFonts w:hint="eastAsia" w:ascii="Times New Roman" w:hAnsi="Times New Roman" w:eastAsia="SimSun" w:cs="Times New Roman"/>
+                <w:rFonts w:hint="eastAsia" w:ascii="Times New Roman" w:hAnsi="Times New Roman" w:eastAsia="FangSong" w:cs="Times New Roman"/>
               </w:rPr>
               <w:t>双吸附表面反应</w:t>
             </w:r>
@@ -14601,7 +14571,7 @@
             </w:r>
             <w:r>
               <w:rPr>
-                <w:rFonts w:hint="eastAsia" w:ascii="Times New Roman" w:hAnsi="Times New Roman" w:eastAsia="SimSun" w:cs="Times New Roman"/>
+                <w:rFonts w:hint="eastAsia" w:ascii="Times New Roman" w:hAnsi="Times New Roman" w:eastAsia="FangSong" w:cs="Times New Roman"/>
               </w:rPr>
               <w:t>单吸附</w:t>
             </w:r>
@@ -14613,7 +14583,7 @@
             </w:r>
             <w:r>
               <w:rPr>
-                <w:rFonts w:hint="eastAsia" w:ascii="Times New Roman" w:hAnsi="Times New Roman" w:eastAsia="SimSun" w:cs="Times New Roman"/>
+                <w:rFonts w:hint="eastAsia" w:ascii="Times New Roman" w:hAnsi="Times New Roman" w:eastAsia="FangSong" w:cs="Times New Roman"/>
               </w:rPr>
               <w:t>气相碰撞</w:t>
             </w:r>
@@ -14628,7 +14598,7 @@
             </w:pPr>
             <w:r>
               <w:rPr>
-                <w:rFonts w:hint="eastAsia" w:ascii="Times New Roman" w:hAnsi="Times New Roman" w:eastAsia="SimSun" w:cs="Times New Roman"/>
+                <w:rFonts w:hint="eastAsia" w:ascii="Times New Roman" w:hAnsi="Times New Roman" w:eastAsia="FangSong" w:cs="Times New Roman"/>
               </w:rPr>
               <w:t xml:space="preserve">不分是错的</w:t>
             </w:r>
@@ -14646,9 +14616,9 @@
         </w:pict>
       </w:r>
     </w:p>
-    <w:bookmarkEnd w:id="55"/>
-    <w:bookmarkEnd w:id="56"/>
-    <w:bookmarkStart w:id="60" w:name="三级练习15-题"/>
+    <w:bookmarkEnd w:id="49"/>
+    <w:bookmarkEnd w:id="50"/>
+    <w:bookmarkStart w:id="54" w:name="三级练习15-题"/>
     <w:p>
       <w:pPr>
         <w:pStyle w:val="Heading2"/>
@@ -14685,7 +14655,7 @@
         <w:t>）</w:t>
       </w:r>
     </w:p>
-    <w:bookmarkStart w:id="57" w:name="基础巩固5-题"/>
+    <w:bookmarkStart w:id="51" w:name="基础巩固5-题"/>
     <w:p>
       <w:pPr>
         <w:pStyle w:val="Heading3"/>
@@ -14732,7 +14702,7 @@
       </w:pPr>
       <w:r>
         <w:rPr>
-          <w:rFonts w:hint="eastAsia" w:ascii="Times New Roman" w:hAnsi="Times New Roman" w:eastAsia="SimSun" w:cs="Times New Roman"/>
+          <w:rFonts w:hint="eastAsia" w:ascii="Times New Roman" w:hAnsi="Times New Roman" w:eastAsia="FangSong" w:cs="Times New Roman"/>
         </w:rPr>
         <w:t xml:space="preserve">用光束照射</w:t>
       </w:r>
@@ -14757,7 +14727,7 @@
       </w:r>
       <w:r>
         <w:rPr>
-          <w:rFonts w:hint="eastAsia" w:ascii="Times New Roman" w:hAnsi="Times New Roman" w:eastAsia="SimSun" w:cs="Times New Roman"/>
+          <w:rFonts w:hint="eastAsia" w:ascii="Times New Roman" w:hAnsi="Times New Roman" w:eastAsia="FangSong" w:cs="Times New Roman"/>
         </w:rPr>
         <w:t xml:space="preserve">溶胶和</w:t>
       </w:r>
@@ -14769,7 +14739,7 @@
       </w:r>
       <w:r>
         <w:rPr>
-          <w:rFonts w:hint="eastAsia" w:ascii="Times New Roman" w:hAnsi="Times New Roman" w:eastAsia="SimSun" w:cs="Times New Roman"/>
+          <w:rFonts w:hint="eastAsia" w:ascii="Times New Roman" w:hAnsi="Times New Roman" w:eastAsia="FangSong" w:cs="Times New Roman"/>
         </w:rPr>
         <w:t>溶液</w:t>
       </w:r>
@@ -14781,7 +14751,7 @@
       </w:r>
       <w:r>
         <w:rPr>
-          <w:rFonts w:hint="eastAsia" w:ascii="Times New Roman" w:hAnsi="Times New Roman" w:eastAsia="SimSun" w:cs="Times New Roman"/>
+          <w:rFonts w:hint="eastAsia" w:ascii="Times New Roman" w:hAnsi="Times New Roman" w:eastAsia="FangSong" w:cs="Times New Roman"/>
         </w:rPr>
         <w:t>哪种产生可见光路</w:t>
       </w:r>
@@ -14793,7 +14763,7 @@
       </w:r>
       <w:r>
         <w:rPr>
-          <w:rFonts w:hint="eastAsia" w:ascii="Times New Roman" w:hAnsi="Times New Roman" w:eastAsia="SimSun" w:cs="Times New Roman"/>
+          <w:rFonts w:hint="eastAsia" w:ascii="Times New Roman" w:hAnsi="Times New Roman" w:eastAsia="FangSong" w:cs="Times New Roman"/>
         </w:rPr>
         <w:t>解释原因</w:t>
       </w:r>
@@ -14814,7 +14784,7 @@
       </w:pPr>
       <w:r>
         <w:rPr>
-          <w:rFonts w:hint="eastAsia" w:ascii="Times New Roman" w:hAnsi="Times New Roman" w:eastAsia="SimSun" w:cs="Times New Roman"/>
+          <w:rFonts w:hint="eastAsia" w:ascii="Times New Roman" w:hAnsi="Times New Roman" w:eastAsia="FangSong" w:cs="Times New Roman"/>
         </w:rPr>
         <w:t xml:space="preserve">写出</w:t>
       </w:r>
@@ -14839,7 +14809,7 @@
       </w:r>
       <w:r>
         <w:rPr>
-          <w:rFonts w:hint="eastAsia" w:ascii="Times New Roman" w:hAnsi="Times New Roman" w:eastAsia="SimSun" w:cs="Times New Roman"/>
+          <w:rFonts w:hint="eastAsia" w:ascii="Times New Roman" w:hAnsi="Times New Roman" w:eastAsia="FangSong" w:cs="Times New Roman"/>
         </w:rPr>
         <w:t>胶团的胶团结构式</w:t>
       </w:r>
@@ -14851,7 +14821,7 @@
       </w:r>
       <w:r>
         <w:rPr>
-          <w:rFonts w:hint="eastAsia" w:ascii="Times New Roman" w:hAnsi="Times New Roman" w:eastAsia="SimSun" w:cs="Times New Roman"/>
+          <w:rFonts w:hint="eastAsia" w:ascii="Times New Roman" w:hAnsi="Times New Roman" w:eastAsia="FangSong" w:cs="Times New Roman"/>
         </w:rPr>
         <w:t>并指出胶粒带电符号与电泳方向</w:t>
       </w:r>
@@ -14872,7 +14842,7 @@
       </w:pPr>
       <w:r>
         <w:rPr>
-          <w:rFonts w:hint="eastAsia" w:ascii="Times New Roman" w:hAnsi="Times New Roman" w:eastAsia="SimSun" w:cs="Times New Roman"/>
+          <w:rFonts w:hint="eastAsia" w:ascii="Times New Roman" w:hAnsi="Times New Roman" w:eastAsia="FangSong" w:cs="Times New Roman"/>
         </w:rPr>
         <w:t xml:space="preserve">比较</w:t>
       </w:r>
@@ -14910,7 +14880,7 @@
       </w:r>
       <w:r>
         <w:rPr>
-          <w:rFonts w:hint="eastAsia" w:ascii="Times New Roman" w:hAnsi="Times New Roman" w:eastAsia="SimSun" w:cs="Times New Roman"/>
+          <w:rFonts w:hint="eastAsia" w:ascii="Times New Roman" w:hAnsi="Times New Roman" w:eastAsia="FangSong" w:cs="Times New Roman"/>
         </w:rPr>
         <w:t xml:space="preserve">对</w:t>
       </w:r>
@@ -14935,7 +14905,7 @@
       </w:r>
       <w:r>
         <w:rPr>
-          <w:rFonts w:hint="eastAsia" w:ascii="Times New Roman" w:hAnsi="Times New Roman" w:eastAsia="SimSun" w:cs="Times New Roman"/>
+          <w:rFonts w:hint="eastAsia" w:ascii="Times New Roman" w:hAnsi="Times New Roman" w:eastAsia="FangSong" w:cs="Times New Roman"/>
         </w:rPr>
         <w:t>正溶胶的聚沉能力</w:t>
       </w:r>
@@ -14947,7 +14917,7 @@
       </w:r>
       <w:r>
         <w:rPr>
-          <w:rFonts w:hint="eastAsia" w:ascii="Times New Roman" w:hAnsi="Times New Roman" w:eastAsia="SimSun" w:cs="Times New Roman"/>
+          <w:rFonts w:hint="eastAsia" w:ascii="Times New Roman" w:hAnsi="Times New Roman" w:eastAsia="FangSong" w:cs="Times New Roman"/>
         </w:rPr>
         <w:t>并给出相对比值</w:t>
       </w:r>
@@ -14968,7 +14938,7 @@
       </w:pPr>
       <w:r>
         <w:rPr>
-          <w:rFonts w:hint="eastAsia" w:ascii="Times New Roman" w:hAnsi="Times New Roman" w:eastAsia="SimSun" w:cs="Times New Roman"/>
+          <w:rFonts w:hint="eastAsia" w:ascii="Times New Roman" w:hAnsi="Times New Roman" w:eastAsia="FangSong" w:cs="Times New Roman"/>
         </w:rPr>
         <w:t xml:space="preserve">已知某气体在</w:t>
       </w:r>
@@ -14980,7 +14950,7 @@
       </w:r>
       <w:r>
         <w:rPr>
-          <w:rFonts w:hint="eastAsia" w:ascii="Times New Roman" w:hAnsi="Times New Roman" w:eastAsia="SimSun" w:cs="Times New Roman"/>
+          <w:rFonts w:hint="eastAsia" w:ascii="Times New Roman" w:hAnsi="Times New Roman" w:eastAsia="FangSong" w:cs="Times New Roman"/>
         </w:rPr>
         <w:t xml:space="preserve">下</w:t>
       </w:r>
@@ -14992,7 +14962,7 @@
       </w:r>
       <w:r>
         <w:rPr>
-          <w:rFonts w:hint="eastAsia" w:ascii="Times New Roman" w:hAnsi="Times New Roman" w:eastAsia="SimSun" w:cs="Times New Roman"/>
+          <w:rFonts w:hint="eastAsia" w:ascii="Times New Roman" w:hAnsi="Times New Roman" w:eastAsia="FangSong" w:cs="Times New Roman"/>
         </w:rPr>
         <w:t>吸附</w:t>
       </w:r>
@@ -15030,7 +15000,7 @@
       </w:r>
       <w:r>
         <w:rPr>
-          <w:rFonts w:hint="eastAsia" w:ascii="Times New Roman" w:hAnsi="Times New Roman" w:eastAsia="SimSun" w:cs="Times New Roman"/>
+          <w:rFonts w:hint="eastAsia" w:ascii="Times New Roman" w:hAnsi="Times New Roman" w:eastAsia="FangSong" w:cs="Times New Roman"/>
         </w:rPr>
         <w:t xml:space="preserve">时</w:t>
       </w:r>
@@ -15070,7 +15040,7 @@
       </w:r>
       <w:r>
         <w:rPr>
-          <w:rFonts w:hint="eastAsia" w:ascii="Times New Roman" w:hAnsi="Times New Roman" w:eastAsia="SimSun" w:cs="Times New Roman"/>
+          <w:rFonts w:hint="eastAsia" w:ascii="Times New Roman" w:hAnsi="Times New Roman" w:eastAsia="FangSong" w:cs="Times New Roman"/>
         </w:rPr>
         <w:t>求</w:t>
       </w:r>
@@ -15102,7 +15072,7 @@
       </w:pPr>
       <w:r>
         <w:rPr>
-          <w:rFonts w:hint="eastAsia" w:ascii="Times New Roman" w:hAnsi="Times New Roman" w:eastAsia="SimSun" w:cs="Times New Roman"/>
+          <w:rFonts w:hint="eastAsia" w:ascii="Times New Roman" w:hAnsi="Times New Roman" w:eastAsia="FangSong" w:cs="Times New Roman"/>
         </w:rPr>
         <w:t>判断</w:t>
       </w:r>
@@ -15114,7 +15084,7 @@
       </w:r>
       <w:r>
         <w:rPr>
-          <w:rFonts w:hint="eastAsia" w:ascii="Times New Roman" w:hAnsi="Times New Roman" w:eastAsia="SimSun" w:cs="Times New Roman"/>
+          <w:rFonts w:hint="eastAsia" w:ascii="Times New Roman" w:hAnsi="Times New Roman" w:eastAsia="FangSong" w:cs="Times New Roman"/>
         </w:rPr>
         <w:t>水在石蜡表面</w:t>
       </w:r>
@@ -15126,7 +15096,7 @@
       </w:r>
       <w:r>
         <w:rPr>
-          <w:rFonts w:hint="eastAsia" w:ascii="Times New Roman" w:hAnsi="Times New Roman" w:eastAsia="SimSun" w:cs="Times New Roman"/>
+          <w:rFonts w:hint="eastAsia" w:ascii="Times New Roman" w:hAnsi="Times New Roman" w:eastAsia="FangSong" w:cs="Times New Roman"/>
         </w:rPr>
         <w:t>是润湿还是不润湿</w:t>
       </w:r>
@@ -15138,7 +15108,7 @@
       </w:r>
       <w:r>
         <w:rPr>
-          <w:rFonts w:hint="eastAsia" w:ascii="Times New Roman" w:hAnsi="Times New Roman" w:eastAsia="SimSun" w:cs="Times New Roman"/>
+          <w:rFonts w:hint="eastAsia" w:ascii="Times New Roman" w:hAnsi="Times New Roman" w:eastAsia="FangSong" w:cs="Times New Roman"/>
         </w:rPr>
         <w:t>接触角说明什么</w:t>
       </w:r>
@@ -15149,8 +15119,8 @@
         <w:t>？</w:t>
       </w:r>
     </w:p>
-    <w:bookmarkEnd w:id="57"/>
-    <w:bookmarkStart w:id="58" w:name="竞赛入门5-题"/>
+    <w:bookmarkEnd w:id="51"/>
+    <w:bookmarkStart w:id="52" w:name="竞赛入门5-题"/>
     <w:p>
       <w:pPr>
         <w:pStyle w:val="Heading3"/>
@@ -15197,7 +15167,7 @@
       </w:pPr>
       <w:r>
         <w:rPr>
-          <w:rFonts w:hint="eastAsia" w:ascii="Times New Roman" w:hAnsi="Times New Roman" w:eastAsia="SimSun" w:cs="Times New Roman"/>
+          <w:rFonts w:hint="eastAsia" w:ascii="Times New Roman" w:hAnsi="Times New Roman" w:eastAsia="FangSong" w:cs="Times New Roman"/>
         </w:rPr>
         <w:t xml:space="preserve">为什么</w:t>
       </w:r>
@@ -15209,13 +15179,13 @@
       </w:r>
       <w:r>
         <w:rPr>
-          <w:rFonts w:hint="eastAsia" w:ascii="Times New Roman" w:hAnsi="Times New Roman" w:eastAsia="SimSun" w:cs="Times New Roman"/>
+          <w:rFonts w:hint="eastAsia" w:ascii="Times New Roman" w:hAnsi="Times New Roman" w:eastAsia="FangSong" w:cs="Times New Roman"/>
         </w:rPr>
         <w:t xml:space="preserve">以上溶液的渗透压随浓度增加</w:t>
       </w:r>
       <w:r>
         <w:rPr>
-          <w:rFonts w:hint="eastAsia" w:ascii="Times New Roman" w:hAnsi="Times New Roman" w:eastAsia="SimSun" w:cs="Times New Roman"/>
+          <w:rFonts w:hint="eastAsia" w:ascii="Times New Roman" w:hAnsi="Times New Roman" w:eastAsia="FangSong" w:cs="Times New Roman"/>
           <w:b/>
           <w:bCs/>
         </w:rPr>
@@ -15229,7 +15199,7 @@
       </w:r>
       <w:r>
         <w:rPr>
-          <w:rFonts w:hint="eastAsia" w:ascii="Times New Roman" w:hAnsi="Times New Roman" w:eastAsia="SimSun" w:cs="Times New Roman"/>
+          <w:rFonts w:hint="eastAsia" w:ascii="Times New Roman" w:hAnsi="Times New Roman" w:eastAsia="FangSong" w:cs="Times New Roman"/>
         </w:rPr>
         <w:t>提示</w:t>
       </w:r>
@@ -15241,7 +15211,7 @@
       </w:r>
       <w:r>
         <w:rPr>
-          <w:rFonts w:hint="eastAsia" w:ascii="Times New Roman" w:hAnsi="Times New Roman" w:eastAsia="SimSun" w:cs="Times New Roman"/>
+          <w:rFonts w:hint="eastAsia" w:ascii="Times New Roman" w:hAnsi="Times New Roman" w:eastAsia="FangSong" w:cs="Times New Roman"/>
         </w:rPr>
         <w:t>粒子数</w:t>
       </w:r>
@@ -15268,7 +15238,7 @@
       </w:r>
       <w:r>
         <w:rPr>
-          <w:rFonts w:hint="eastAsia" w:ascii="Times New Roman" w:hAnsi="Times New Roman" w:eastAsia="SimSun" w:cs="Times New Roman"/>
+          <w:rFonts w:hint="eastAsia" w:ascii="Times New Roman" w:hAnsi="Times New Roman" w:eastAsia="FangSong" w:cs="Times New Roman"/>
         </w:rPr>
         <w:t xml:space="preserve">的</w:t>
       </w:r>
@@ -15286,7 +15256,7 @@
       </w:r>
       <w:r>
         <w:rPr>
-          <w:rFonts w:hint="eastAsia" w:ascii="Times New Roman" w:hAnsi="Times New Roman" w:eastAsia="SimSun" w:cs="Times New Roman"/>
+          <w:rFonts w:hint="eastAsia" w:ascii="Times New Roman" w:hAnsi="Times New Roman" w:eastAsia="FangSong" w:cs="Times New Roman"/>
         </w:rPr>
         <w:t>解释</w:t>
       </w:r>
@@ -15298,7 +15268,7 @@
       </w:r>
       <w:r>
         <w:rPr>
-          <w:rFonts w:hint="eastAsia" w:ascii="Times New Roman" w:hAnsi="Times New Roman" w:eastAsia="SimSun" w:cs="Times New Roman"/>
+          <w:rFonts w:hint="eastAsia" w:ascii="Times New Roman" w:hAnsi="Times New Roman" w:eastAsia="FangSong" w:cs="Times New Roman"/>
         </w:rPr>
         <w:t>低于</w:t>
       </w:r>
@@ -15310,7 +15280,7 @@
       </w:r>
       <w:r>
         <w:rPr>
-          <w:rFonts w:hint="eastAsia" w:ascii="Times New Roman" w:hAnsi="Times New Roman" w:eastAsia="SimSun" w:cs="Times New Roman"/>
+          <w:rFonts w:hint="eastAsia" w:ascii="Times New Roman" w:hAnsi="Times New Roman" w:eastAsia="FangSong" w:cs="Times New Roman"/>
         </w:rPr>
         <w:t>高于</w:t>
       </w:r>
@@ -15322,7 +15292,7 @@
       </w:r>
       <w:r>
         <w:rPr>
-          <w:rFonts w:hint="eastAsia" w:ascii="Times New Roman" w:hAnsi="Times New Roman" w:eastAsia="SimSun" w:cs="Times New Roman"/>
+          <w:rFonts w:hint="eastAsia" w:ascii="Times New Roman" w:hAnsi="Times New Roman" w:eastAsia="FangSong" w:cs="Times New Roman"/>
         </w:rPr>
         <w:t>时界面张力如何变化</w:t>
       </w:r>
@@ -15334,7 +15304,7 @@
       </w:r>
       <w:r>
         <w:rPr>
-          <w:rFonts w:hint="eastAsia" w:ascii="Times New Roman" w:hAnsi="Times New Roman" w:eastAsia="SimSun" w:cs="Times New Roman"/>
+          <w:rFonts w:hint="eastAsia" w:ascii="Times New Roman" w:hAnsi="Times New Roman" w:eastAsia="FangSong" w:cs="Times New Roman"/>
         </w:rPr>
         <w:t>为什么</w:t>
       </w:r>
@@ -15355,7 +15325,7 @@
       </w:pPr>
       <w:r>
         <w:rPr>
-          <w:rFonts w:hint="eastAsia" w:ascii="Times New Roman" w:hAnsi="Times New Roman" w:eastAsia="SimSun" w:cs="Times New Roman"/>
+          <w:rFonts w:hint="eastAsia" w:ascii="Times New Roman" w:hAnsi="Times New Roman" w:eastAsia="FangSong" w:cs="Times New Roman"/>
         </w:rPr>
         <w:t xml:space="preserve">某</w:t>
       </w:r>
@@ -15367,7 +15337,7 @@
       </w:r>
       <w:r>
         <w:rPr>
-          <w:rFonts w:hint="eastAsia" w:ascii="Times New Roman" w:hAnsi="Times New Roman" w:eastAsia="SimSun" w:cs="Times New Roman"/>
+          <w:rFonts w:hint="eastAsia" w:ascii="Times New Roman" w:hAnsi="Times New Roman" w:eastAsia="FangSong" w:cs="Times New Roman"/>
         </w:rPr>
         <w:t>吸附数据</w:t>
       </w:r>
@@ -15426,7 +15396,7 @@
       </w:r>
       <w:r>
         <w:rPr>
-          <w:rFonts w:hint="eastAsia" w:ascii="Times New Roman" w:hAnsi="Times New Roman" w:eastAsia="SimSun" w:cs="Times New Roman"/>
+          <w:rFonts w:hint="eastAsia" w:ascii="Times New Roman" w:hAnsi="Times New Roman" w:eastAsia="FangSong" w:cs="Times New Roman"/>
         </w:rPr>
         <w:t>用线性化求</w:t>
       </w:r>
@@ -15458,7 +15428,7 @@
       </w:r>
       <w:r>
         <w:rPr>
-          <w:rFonts w:hint="eastAsia" w:ascii="Times New Roman" w:hAnsi="Times New Roman" w:eastAsia="SimSun" w:cs="Times New Roman"/>
+          <w:rFonts w:hint="eastAsia" w:ascii="Times New Roman" w:hAnsi="Times New Roman" w:eastAsia="FangSong" w:cs="Times New Roman"/>
         </w:rPr>
         <w:t xml:space="preserve">和</w:t>
       </w:r>
@@ -15490,7 +15460,7 @@
       </w:pPr>
       <w:r>
         <w:rPr>
-          <w:rFonts w:hint="eastAsia" w:ascii="Times New Roman" w:hAnsi="Times New Roman" w:eastAsia="SimSun" w:cs="Times New Roman"/>
+          <w:rFonts w:hint="eastAsia" w:ascii="Times New Roman" w:hAnsi="Times New Roman" w:eastAsia="FangSong" w:cs="Times New Roman"/>
         </w:rPr>
         <w:t xml:space="preserve">异相催化</w:t>
       </w:r>
@@ -15508,7 +15478,7 @@
       </w:r>
       <w:r>
         <w:rPr>
-          <w:rFonts w:hint="eastAsia" w:ascii="Times New Roman" w:hAnsi="Times New Roman" w:eastAsia="SimSun" w:cs="Times New Roman"/>
+          <w:rFonts w:hint="eastAsia" w:ascii="Times New Roman" w:hAnsi="Times New Roman" w:eastAsia="FangSong" w:cs="Times New Roman"/>
         </w:rPr>
         <w:t>机理为</w:t>
       </w:r>
@@ -15526,7 +15496,7 @@
       </w:r>
       <w:r>
         <w:rPr>
-          <w:rFonts w:hint="eastAsia" w:ascii="Times New Roman" w:hAnsi="Times New Roman" w:eastAsia="SimSun" w:cs="Times New Roman"/>
+          <w:rFonts w:hint="eastAsia" w:ascii="Times New Roman" w:hAnsi="Times New Roman" w:eastAsia="FangSong" w:cs="Times New Roman"/>
         </w:rPr>
         <w:t>双吸附表面反应</w:t>
       </w:r>
@@ -15538,7 +15508,7 @@
       </w:r>
       <w:r>
         <w:rPr>
-          <w:rFonts w:hint="eastAsia" w:ascii="Times New Roman" w:hAnsi="Times New Roman" w:eastAsia="SimSun" w:cs="Times New Roman"/>
+          <w:rFonts w:hint="eastAsia" w:ascii="Times New Roman" w:hAnsi="Times New Roman" w:eastAsia="FangSong" w:cs="Times New Roman"/>
         </w:rPr>
         <w:t>写出速率式</w:t>
       </w:r>
@@ -15550,7 +15520,7 @@
       </w:r>
       <w:r>
         <w:rPr>
-          <w:rFonts w:hint="eastAsia" w:ascii="Times New Roman" w:hAnsi="Times New Roman" w:eastAsia="SimSun" w:cs="Times New Roman"/>
+          <w:rFonts w:hint="eastAsia" w:ascii="Times New Roman" w:hAnsi="Times New Roman" w:eastAsia="FangSong" w:cs="Times New Roman"/>
         </w:rPr>
         <w:t>说明低压下对</w:t>
       </w:r>
@@ -15562,7 +15532,7 @@
       </w:r>
       <w:r>
         <w:rPr>
-          <w:rFonts w:hint="eastAsia" w:ascii="Times New Roman" w:hAnsi="Times New Roman" w:eastAsia="SimSun" w:cs="Times New Roman"/>
+          <w:rFonts w:hint="eastAsia" w:ascii="Times New Roman" w:hAnsi="Times New Roman" w:eastAsia="FangSong" w:cs="Times New Roman"/>
         </w:rPr>
         <w:t xml:space="preserve">和</w:t>
       </w:r>
@@ -15574,7 +15544,7 @@
       </w:r>
       <w:r>
         <w:rPr>
-          <w:rFonts w:hint="eastAsia" w:ascii="Times New Roman" w:hAnsi="Times New Roman" w:eastAsia="SimSun" w:cs="Times New Roman"/>
+          <w:rFonts w:hint="eastAsia" w:ascii="Times New Roman" w:hAnsi="Times New Roman" w:eastAsia="FangSong" w:cs="Times New Roman"/>
         </w:rPr>
         <w:t>的级数</w:t>
       </w:r>
@@ -15595,7 +15565,7 @@
       </w:pPr>
       <w:r>
         <w:rPr>
-          <w:rFonts w:hint="eastAsia" w:ascii="Times New Roman" w:hAnsi="Times New Roman" w:eastAsia="SimSun" w:cs="Times New Roman"/>
+          <w:rFonts w:hint="eastAsia" w:ascii="Times New Roman" w:hAnsi="Times New Roman" w:eastAsia="FangSong" w:cs="Times New Roman"/>
         </w:rPr>
         <w:t>反渗透</w:t>
       </w:r>
@@ -15607,7 +15577,7 @@
       </w:r>
       <w:r>
         <w:rPr>
-          <w:rFonts w:hint="eastAsia" w:ascii="Times New Roman" w:hAnsi="Times New Roman" w:eastAsia="SimSun" w:cs="Times New Roman"/>
+          <w:rFonts w:hint="eastAsia" w:ascii="Times New Roman" w:hAnsi="Times New Roman" w:eastAsia="FangSong" w:cs="Times New Roman"/>
         </w:rPr>
         <w:t>净水</w:t>
       </w:r>
@@ -15632,7 +15602,7 @@
       </w:r>
       <w:r>
         <w:rPr>
-          <w:rFonts w:hint="eastAsia" w:ascii="Times New Roman" w:hAnsi="Times New Roman" w:eastAsia="SimSun" w:cs="Times New Roman"/>
+          <w:rFonts w:hint="eastAsia" w:ascii="Times New Roman" w:hAnsi="Times New Roman" w:eastAsia="FangSong" w:cs="Times New Roman"/>
         </w:rPr>
         <w:t>胶体如何除去水中色素</w:t>
       </w:r>
@@ -15644,7 +15614,7 @@
       </w:r>
       <w:r>
         <w:rPr>
-          <w:rFonts w:hint="eastAsia" w:ascii="Times New Roman" w:hAnsi="Times New Roman" w:eastAsia="SimSun" w:cs="Times New Roman"/>
+          <w:rFonts w:hint="eastAsia" w:ascii="Times New Roman" w:hAnsi="Times New Roman" w:eastAsia="FangSong" w:cs="Times New Roman"/>
         </w:rPr>
         <w:t>用</w:t>
       </w:r>
@@ -15656,7 +15626,7 @@
       </w:r>
       <w:r>
         <w:rPr>
-          <w:rFonts w:hint="eastAsia" w:ascii="Times New Roman" w:hAnsi="Times New Roman" w:eastAsia="SimSun" w:cs="Times New Roman"/>
+          <w:rFonts w:hint="eastAsia" w:ascii="Times New Roman" w:hAnsi="Times New Roman" w:eastAsia="FangSong" w:cs="Times New Roman"/>
         </w:rPr>
         <w:t>吸附</w:t>
       </w:r>
@@ -15668,7 +15638,7 @@
       </w:r>
       <w:r>
         <w:rPr>
-          <w:rFonts w:hint="eastAsia" w:ascii="Times New Roman" w:hAnsi="Times New Roman" w:eastAsia="SimSun" w:cs="Times New Roman"/>
+          <w:rFonts w:hint="eastAsia" w:ascii="Times New Roman" w:hAnsi="Times New Roman" w:eastAsia="FangSong" w:cs="Times New Roman"/>
         </w:rPr>
         <w:t>原理解释</w:t>
       </w:r>
@@ -15679,8 +15649,8 @@
         <w:t>。</w:t>
       </w:r>
     </w:p>
-    <w:bookmarkEnd w:id="58"/>
-    <w:bookmarkStart w:id="59" w:name="真题挑战5-题"/>
+    <w:bookmarkEnd w:id="52"/>
+    <w:bookmarkStart w:id="53" w:name="真题挑战5-题"/>
     <w:p>
       <w:pPr>
         <w:pStyle w:val="Heading3"/>
@@ -15735,7 +15705,7 @@
       </w:r>
       <w:r>
         <w:rPr>
-          <w:rFonts w:hint="eastAsia" w:ascii="Times New Roman" w:hAnsi="Times New Roman" w:eastAsia="SimSun" w:cs="Times New Roman"/>
+          <w:rFonts w:hint="eastAsia" w:ascii="Times New Roman" w:hAnsi="Times New Roman" w:eastAsia="FangSong" w:cs="Times New Roman"/>
           <w:b/>
           <w:bCs/>
         </w:rPr>
@@ -15751,7 +15721,7 @@
       </w:r>
       <w:r>
         <w:rPr>
-          <w:rFonts w:hint="eastAsia" w:ascii="Times New Roman" w:hAnsi="Times New Roman" w:eastAsia="SimSun" w:cs="Times New Roman"/>
+          <w:rFonts w:hint="eastAsia" w:ascii="Times New Roman" w:hAnsi="Times New Roman" w:eastAsia="FangSong" w:cs="Times New Roman"/>
           <w:b/>
           <w:bCs/>
         </w:rPr>
@@ -15765,7 +15735,7 @@
       </w:r>
       <w:r>
         <w:rPr>
-          <w:rFonts w:hint="eastAsia" w:ascii="Times New Roman" w:hAnsi="Times New Roman" w:eastAsia="SimSun" w:cs="Times New Roman"/>
+          <w:rFonts w:hint="eastAsia" w:ascii="Times New Roman" w:hAnsi="Times New Roman" w:eastAsia="FangSong" w:cs="Times New Roman"/>
         </w:rPr>
         <w:t>题</w:t>
       </w:r>
@@ -15777,7 +15747,7 @@
       </w:r>
       <w:r>
         <w:rPr>
-          <w:rFonts w:hint="eastAsia" w:ascii="Times New Roman" w:hAnsi="Times New Roman" w:eastAsia="SimSun" w:cs="Times New Roman"/>
+          <w:rFonts w:hint="eastAsia" w:ascii="Times New Roman" w:hAnsi="Times New Roman" w:eastAsia="FangSong" w:cs="Times New Roman"/>
         </w:rPr>
         <w:t>决</w:t>
       </w:r>
@@ -15789,7 +15759,7 @@
       </w:r>
       <w:r>
         <w:rPr>
-          <w:rFonts w:hint="eastAsia" w:ascii="Times New Roman" w:hAnsi="Times New Roman" w:eastAsia="SimSun" w:cs="Times New Roman"/>
+          <w:rFonts w:hint="eastAsia" w:ascii="Times New Roman" w:hAnsi="Times New Roman" w:eastAsia="FangSong" w:cs="Times New Roman"/>
         </w:rPr>
         <w:t>胶体化学</w:t>
       </w:r>
@@ -15801,7 +15771,7 @@
       </w:r>
       <w:r>
         <w:rPr>
-          <w:rFonts w:hint="eastAsia" w:ascii="Times New Roman" w:hAnsi="Times New Roman" w:eastAsia="SimSun" w:cs="Times New Roman"/>
+          <w:rFonts w:hint="eastAsia" w:ascii="Times New Roman" w:hAnsi="Times New Roman" w:eastAsia="FangSong" w:cs="Times New Roman"/>
         </w:rPr>
         <w:t>说明胶束形成的热力学驱动力</w:t>
       </w:r>
@@ -15813,7 +15783,7 @@
       </w:r>
       <w:r>
         <w:rPr>
-          <w:rFonts w:hint="eastAsia" w:ascii="Times New Roman" w:hAnsi="Times New Roman" w:eastAsia="SimSun" w:cs="Times New Roman"/>
+          <w:rFonts w:hint="eastAsia" w:ascii="Times New Roman" w:hAnsi="Times New Roman" w:eastAsia="FangSong" w:cs="Times New Roman"/>
         </w:rPr>
         <w:t>并用依数性解释</w:t>
       </w:r>
@@ -15825,7 +15795,7 @@
       </w:r>
       <w:r>
         <w:rPr>
-          <w:rFonts w:hint="eastAsia" w:ascii="Times New Roman" w:hAnsi="Times New Roman" w:eastAsia="SimSun" w:cs="Times New Roman"/>
+          <w:rFonts w:hint="eastAsia" w:ascii="Times New Roman" w:hAnsi="Times New Roman" w:eastAsia="FangSong" w:cs="Times New Roman"/>
         </w:rPr>
         <w:t>前后粒子数变化</w:t>
       </w:r>
@@ -15854,7 +15824,7 @@
       </w:r>
       <w:r>
         <w:rPr>
-          <w:rFonts w:hint="eastAsia" w:ascii="Times New Roman" w:hAnsi="Times New Roman" w:eastAsia="SimSun" w:cs="Times New Roman"/>
+          <w:rFonts w:hint="eastAsia" w:ascii="Times New Roman" w:hAnsi="Times New Roman" w:eastAsia="FangSong" w:cs="Times New Roman"/>
           <w:b/>
           <w:bCs/>
         </w:rPr>
@@ -15870,7 +15840,7 @@
       </w:r>
       <w:r>
         <w:rPr>
-          <w:rFonts w:hint="eastAsia" w:ascii="Times New Roman" w:hAnsi="Times New Roman" w:eastAsia="SimSun" w:cs="Times New Roman"/>
+          <w:rFonts w:hint="eastAsia" w:ascii="Times New Roman" w:hAnsi="Times New Roman" w:eastAsia="FangSong" w:cs="Times New Roman"/>
           <w:b/>
           <w:bCs/>
         </w:rPr>
@@ -15884,7 +15854,7 @@
       </w:r>
       <w:r>
         <w:rPr>
-          <w:rFonts w:hint="eastAsia" w:ascii="Times New Roman" w:hAnsi="Times New Roman" w:eastAsia="SimSun" w:cs="Times New Roman"/>
+          <w:rFonts w:hint="eastAsia" w:ascii="Times New Roman" w:hAnsi="Times New Roman" w:eastAsia="FangSong" w:cs="Times New Roman"/>
         </w:rPr>
         <w:t>题</w:t>
       </w:r>
@@ -15896,7 +15866,7 @@
       </w:r>
       <w:r>
         <w:rPr>
-          <w:rFonts w:hint="eastAsia" w:ascii="Times New Roman" w:hAnsi="Times New Roman" w:eastAsia="SimSun" w:cs="Times New Roman"/>
+          <w:rFonts w:hint="eastAsia" w:ascii="Times New Roman" w:hAnsi="Times New Roman" w:eastAsia="FangSong" w:cs="Times New Roman"/>
         </w:rPr>
         <w:t>决</w:t>
       </w:r>
@@ -15908,7 +15878,7 @@
       </w:r>
       <w:r>
         <w:rPr>
-          <w:rFonts w:hint="eastAsia" w:ascii="Times New Roman" w:hAnsi="Times New Roman" w:eastAsia="SimSun" w:cs="Times New Roman"/>
+          <w:rFonts w:hint="eastAsia" w:ascii="Times New Roman" w:hAnsi="Times New Roman" w:eastAsia="FangSong" w:cs="Times New Roman"/>
         </w:rPr>
         <w:t>异相催化动力学</w:t>
       </w:r>
@@ -15920,7 +15890,7 @@
       </w:r>
       <w:r>
         <w:rPr>
-          <w:rFonts w:hint="eastAsia" w:ascii="Times New Roman" w:hAnsi="Times New Roman" w:eastAsia="SimSun" w:cs="Times New Roman"/>
+          <w:rFonts w:hint="eastAsia" w:ascii="Times New Roman" w:hAnsi="Times New Roman" w:eastAsia="FangSong" w:cs="Times New Roman"/>
         </w:rPr>
         <w:t>用</w:t>
       </w:r>
@@ -15932,7 +15902,7 @@
       </w:r>
       <w:r>
         <w:rPr>
-          <w:rFonts w:hint="eastAsia" w:ascii="Times New Roman" w:hAnsi="Times New Roman" w:eastAsia="SimSun" w:cs="Times New Roman"/>
+          <w:rFonts w:hint="eastAsia" w:ascii="Times New Roman" w:hAnsi="Times New Roman" w:eastAsia="FangSong" w:cs="Times New Roman"/>
         </w:rPr>
         <w:t>等温式建模</w:t>
       </w:r>
@@ -15944,7 +15914,7 @@
       </w:r>
       <w:r>
         <w:rPr>
-          <w:rFonts w:hint="eastAsia" w:ascii="Times New Roman" w:hAnsi="Times New Roman" w:eastAsia="SimSun" w:cs="Times New Roman"/>
+          <w:rFonts w:hint="eastAsia" w:ascii="Times New Roman" w:hAnsi="Times New Roman" w:eastAsia="FangSong" w:cs="Times New Roman"/>
         </w:rPr>
         <w:t>从低压</w:t>
       </w:r>
@@ -15956,7 +15926,7 @@
       </w:r>
       <w:r>
         <w:rPr>
-          <w:rFonts w:hint="eastAsia" w:ascii="Times New Roman" w:hAnsi="Times New Roman" w:eastAsia="SimSun" w:cs="Times New Roman"/>
+          <w:rFonts w:hint="eastAsia" w:ascii="Times New Roman" w:hAnsi="Times New Roman" w:eastAsia="FangSong" w:cs="Times New Roman"/>
         </w:rPr>
         <w:t>高压极限求吸附参数与速率式</w:t>
       </w:r>
@@ -15985,7 +15955,7 @@
       </w:r>
       <w:r>
         <w:rPr>
-          <w:rFonts w:hint="eastAsia" w:ascii="Times New Roman" w:hAnsi="Times New Roman" w:eastAsia="SimSun" w:cs="Times New Roman"/>
+          <w:rFonts w:hint="eastAsia" w:ascii="Times New Roman" w:hAnsi="Times New Roman" w:eastAsia="FangSong" w:cs="Times New Roman"/>
           <w:b/>
           <w:bCs/>
         </w:rPr>
@@ -16001,7 +15971,7 @@
       </w:r>
       <w:r>
         <w:rPr>
-          <w:rFonts w:hint="eastAsia" w:ascii="Times New Roman" w:hAnsi="Times New Roman" w:eastAsia="SimSun" w:cs="Times New Roman"/>
+          <w:rFonts w:hint="eastAsia" w:ascii="Times New Roman" w:hAnsi="Times New Roman" w:eastAsia="FangSong" w:cs="Times New Roman"/>
           <w:b/>
           <w:bCs/>
         </w:rPr>
@@ -16015,7 +15985,7 @@
       </w:r>
       <w:r>
         <w:rPr>
-          <w:rFonts w:hint="eastAsia" w:ascii="Times New Roman" w:hAnsi="Times New Roman" w:eastAsia="SimSun" w:cs="Times New Roman"/>
+          <w:rFonts w:hint="eastAsia" w:ascii="Times New Roman" w:hAnsi="Times New Roman" w:eastAsia="FangSong" w:cs="Times New Roman"/>
         </w:rPr>
         <w:t>题</w:t>
       </w:r>
@@ -16023,13 +15993,13 @@
         <w:rPr>
           <w:rFonts w:hint="eastAsia" w:ascii="Times New Roman" w:hAnsi="Times New Roman" w:eastAsia="Times New Roman" w:cs="Times New Roman"/>
         </w:rPr>
-        <w:t>-031-7-3-</w:t>
-      </w:r>
-      <w:r>
-        <w:rPr>
-          <w:rFonts w:hint="eastAsia" w:ascii="Times New Roman" w:hAnsi="Times New Roman" w:eastAsia="SimSun" w:cs="Times New Roman"/>
-        </w:rPr>
-        <w:t>胶束包载药物</w:t>
+        <w:t>-031-7-</w:t>
+      </w:r>
+      <w:r>
+        <w:rPr>
+          <w:rFonts w:hint="eastAsia" w:ascii="Times New Roman" w:hAnsi="Times New Roman" w:eastAsia="FangSong" w:cs="Times New Roman"/>
+        </w:rPr>
+        <w:t>嵌段共聚物单体推断</w:t>
       </w:r>
       <w:r>
         <w:rPr>
@@ -16039,7 +16009,7 @@
       </w:r>
       <w:r>
         <w:rPr>
-          <w:rFonts w:hint="eastAsia" w:ascii="Times New Roman" w:hAnsi="Times New Roman" w:eastAsia="SimSun" w:cs="Times New Roman"/>
+          <w:rFonts w:hint="eastAsia" w:ascii="Times New Roman" w:hAnsi="Times New Roman" w:eastAsia="FangSong" w:cs="Times New Roman"/>
         </w:rPr>
         <w:t>说明胶束如何增溶疏水药物</w:t>
       </w:r>
@@ -16051,7 +16021,7 @@
       </w:r>
       <w:r>
         <w:rPr>
-          <w:rFonts w:hint="eastAsia" w:ascii="Times New Roman" w:hAnsi="Times New Roman" w:eastAsia="SimSun" w:cs="Times New Roman"/>
+          <w:rFonts w:hint="eastAsia" w:ascii="Times New Roman" w:hAnsi="Times New Roman" w:eastAsia="FangSong" w:cs="Times New Roman"/>
         </w:rPr>
         <w:t>紫杉醇</w:t>
       </w:r>
@@ -16063,7 +16033,7 @@
       </w:r>
       <w:r>
         <w:rPr>
-          <w:rFonts w:hint="eastAsia" w:ascii="Times New Roman" w:hAnsi="Times New Roman" w:eastAsia="SimSun" w:cs="Times New Roman"/>
+          <w:rFonts w:hint="eastAsia" w:ascii="Times New Roman" w:hAnsi="Times New Roman" w:eastAsia="FangSong" w:cs="Times New Roman"/>
         </w:rPr>
         <w:t>解释</w:t>
       </w:r>
@@ -16075,7 +16045,7 @@
       </w:r>
       <w:r>
         <w:rPr>
-          <w:rFonts w:hint="eastAsia" w:ascii="Times New Roman" w:hAnsi="Times New Roman" w:eastAsia="SimSun" w:cs="Times New Roman"/>
+          <w:rFonts w:hint="eastAsia" w:ascii="Times New Roman" w:hAnsi="Times New Roman" w:eastAsia="FangSong" w:cs="Times New Roman"/>
         </w:rPr>
         <w:t>藏进内核</w:t>
       </w:r>
@@ -16096,7 +16066,7 @@
       </w:pPr>
       <w:r>
         <w:rPr>
-          <w:rFonts w:hint="eastAsia" w:ascii="Times New Roman" w:hAnsi="Times New Roman" w:eastAsia="SimSun" w:cs="Times New Roman"/>
+          <w:rFonts w:hint="eastAsia" w:ascii="Times New Roman" w:hAnsi="Times New Roman" w:eastAsia="FangSong" w:cs="Times New Roman"/>
           <w:b/>
           <w:bCs/>
         </w:rPr>
@@ -16110,7 +16080,7 @@
       </w:r>
       <w:r>
         <w:rPr>
-          <w:rFonts w:hint="eastAsia" w:ascii="Times New Roman" w:hAnsi="Times New Roman" w:eastAsia="SimSun" w:cs="Times New Roman"/>
+          <w:rFonts w:hint="eastAsia" w:ascii="Times New Roman" w:hAnsi="Times New Roman" w:eastAsia="FangSong" w:cs="Times New Roman"/>
         </w:rPr>
         <w:t>题</w:t>
       </w:r>
@@ -16122,7 +16092,7 @@
       </w:r>
       <w:r>
         <w:rPr>
-          <w:rFonts w:hint="eastAsia" w:ascii="Times New Roman" w:hAnsi="Times New Roman" w:eastAsia="SimSun" w:cs="Times New Roman"/>
+          <w:rFonts w:hint="eastAsia" w:ascii="Times New Roman" w:hAnsi="Times New Roman" w:eastAsia="FangSong" w:cs="Times New Roman"/>
         </w:rPr>
         <w:t>上海中学</w:t>
       </w:r>
@@ -16134,7 +16104,7 @@
       </w:r>
       <w:r>
         <w:rPr>
-          <w:rFonts w:hint="eastAsia" w:ascii="Times New Roman" w:hAnsi="Times New Roman" w:eastAsia="SimSun" w:cs="Times New Roman"/>
+          <w:rFonts w:hint="eastAsia" w:ascii="Times New Roman" w:hAnsi="Times New Roman" w:eastAsia="FangSong" w:cs="Times New Roman"/>
         </w:rPr>
         <w:t>溶液和胶体</w:t>
       </w:r>
@@ -16146,7 +16116,7 @@
       </w:r>
       <w:r>
         <w:rPr>
-          <w:rFonts w:hint="eastAsia" w:ascii="Times New Roman" w:hAnsi="Times New Roman" w:eastAsia="SimSun" w:cs="Times New Roman"/>
+          <w:rFonts w:hint="eastAsia" w:ascii="Times New Roman" w:hAnsi="Times New Roman" w:eastAsia="FangSong" w:cs="Times New Roman"/>
         </w:rPr>
         <w:t>习题</w:t>
       </w:r>
@@ -16158,7 +16128,7 @@
       </w:r>
       <w:r>
         <w:rPr>
-          <w:rFonts w:hint="eastAsia" w:ascii="Times New Roman" w:hAnsi="Times New Roman" w:eastAsia="SimSun" w:cs="Times New Roman"/>
+          <w:rFonts w:hint="eastAsia" w:ascii="Times New Roman" w:hAnsi="Times New Roman" w:eastAsia="FangSong" w:cs="Times New Roman"/>
         </w:rPr>
         <w:t>纳米</w:t>
       </w:r>
@@ -16196,7 +16166,7 @@
       </w:r>
       <w:r>
         <w:rPr>
-          <w:rFonts w:hint="eastAsia" w:ascii="Times New Roman" w:hAnsi="Times New Roman" w:eastAsia="SimSun" w:cs="Times New Roman"/>
+          <w:rFonts w:hint="eastAsia" w:ascii="Times New Roman" w:hAnsi="Times New Roman" w:eastAsia="FangSong" w:cs="Times New Roman"/>
         </w:rPr>
         <w:t>胶体制备中</w:t>
       </w:r>
@@ -16208,7 +16178,7 @@
       </w:r>
       <w:r>
         <w:rPr>
-          <w:rFonts w:hint="eastAsia" w:ascii="Times New Roman" w:hAnsi="Times New Roman" w:eastAsia="SimSun" w:cs="Times New Roman"/>
+          <w:rFonts w:hint="eastAsia" w:ascii="Times New Roman" w:hAnsi="Times New Roman" w:eastAsia="FangSong" w:cs="Times New Roman"/>
         </w:rPr>
         <w:t>促进成核</w:t>
       </w:r>
@@ -16220,7 +16190,7 @@
       </w:r>
       <w:r>
         <w:rPr>
-          <w:rFonts w:hint="eastAsia" w:ascii="Times New Roman" w:hAnsi="Times New Roman" w:eastAsia="SimSun" w:cs="Times New Roman"/>
+          <w:rFonts w:hint="eastAsia" w:ascii="Times New Roman" w:hAnsi="Times New Roman" w:eastAsia="FangSong" w:cs="Times New Roman"/>
         </w:rPr>
         <w:t>控制生长</w:t>
       </w:r>
@@ -16232,7 +16202,7 @@
       </w:r>
       <w:r>
         <w:rPr>
-          <w:rFonts w:hint="eastAsia" w:ascii="Times New Roman" w:hAnsi="Times New Roman" w:eastAsia="SimSun" w:cs="Times New Roman"/>
+          <w:rFonts w:hint="eastAsia" w:ascii="Times New Roman" w:hAnsi="Times New Roman" w:eastAsia="FangSong" w:cs="Times New Roman"/>
         </w:rPr>
         <w:t>的含义</w:t>
       </w:r>
@@ -16253,7 +16223,7 @@
       </w:pPr>
       <w:r>
         <w:rPr>
-          <w:rFonts w:hint="eastAsia" w:ascii="Times New Roman" w:hAnsi="Times New Roman" w:eastAsia="SimSun" w:cs="Times New Roman"/>
+          <w:rFonts w:hint="eastAsia" w:ascii="Times New Roman" w:hAnsi="Times New Roman" w:eastAsia="FangSong" w:cs="Times New Roman"/>
           <w:b/>
           <w:bCs/>
         </w:rPr>
@@ -16267,7 +16237,7 @@
       </w:r>
       <w:r>
         <w:rPr>
-          <w:rFonts w:hint="eastAsia" w:ascii="Times New Roman" w:hAnsi="Times New Roman" w:eastAsia="SimSun" w:cs="Times New Roman"/>
+          <w:rFonts w:hint="eastAsia" w:ascii="Times New Roman" w:hAnsi="Times New Roman" w:eastAsia="FangSong" w:cs="Times New Roman"/>
         </w:rPr>
         <w:t>某溶胶</w:t>
       </w:r>
@@ -16279,7 +16249,7 @@
       </w:r>
       <w:r>
         <w:rPr>
-          <w:rFonts w:hint="eastAsia" w:ascii="Times New Roman" w:hAnsi="Times New Roman" w:eastAsia="SimSun" w:cs="Times New Roman"/>
+          <w:rFonts w:hint="eastAsia" w:ascii="Times New Roman" w:hAnsi="Times New Roman" w:eastAsia="FangSong" w:cs="Times New Roman"/>
         </w:rPr>
         <w:t xml:space="preserve">电位</w:t>
       </w:r>
@@ -16297,7 +16267,7 @@
       </w:r>
       <w:r>
         <w:rPr>
-          <w:rFonts w:hint="eastAsia" w:ascii="Times New Roman" w:hAnsi="Times New Roman" w:eastAsia="SimSun" w:cs="Times New Roman"/>
+          <w:rFonts w:hint="eastAsia" w:ascii="Times New Roman" w:hAnsi="Times New Roman" w:eastAsia="FangSong" w:cs="Times New Roman"/>
         </w:rPr>
         <w:t>加</w:t>
       </w:r>
@@ -16309,7 +16279,7 @@
       </w:r>
       <w:r>
         <w:rPr>
-          <w:rFonts w:hint="eastAsia" w:ascii="Times New Roman" w:hAnsi="Times New Roman" w:eastAsia="SimSun" w:cs="Times New Roman"/>
+          <w:rFonts w:hint="eastAsia" w:ascii="Times New Roman" w:hAnsi="Times New Roman" w:eastAsia="FangSong" w:cs="Times New Roman"/>
         </w:rPr>
         <w:t xml:space="preserve">后降至</w:t>
       </w:r>
@@ -16321,7 +16291,7 @@
       </w:r>
       <w:r>
         <w:rPr>
-          <w:rFonts w:hint="eastAsia" w:ascii="Times New Roman" w:hAnsi="Times New Roman" w:eastAsia="SimSun" w:cs="Times New Roman"/>
+          <w:rFonts w:hint="eastAsia" w:ascii="Times New Roman" w:hAnsi="Times New Roman" w:eastAsia="FangSong" w:cs="Times New Roman"/>
         </w:rPr>
         <w:t>开始聚沉</w:t>
       </w:r>
@@ -16333,7 +16303,7 @@
       </w:r>
       <w:r>
         <w:rPr>
-          <w:rFonts w:hint="eastAsia" w:ascii="Times New Roman" w:hAnsi="Times New Roman" w:eastAsia="SimSun" w:cs="Times New Roman"/>
+          <w:rFonts w:hint="eastAsia" w:ascii="Times New Roman" w:hAnsi="Times New Roman" w:eastAsia="FangSong" w:cs="Times New Roman"/>
         </w:rPr>
         <w:t>用</w:t>
       </w:r>
@@ -16345,7 +16315,7 @@
       </w:r>
       <w:r>
         <w:rPr>
-          <w:rFonts w:hint="eastAsia" w:ascii="Times New Roman" w:hAnsi="Times New Roman" w:eastAsia="SimSun" w:cs="Times New Roman"/>
+          <w:rFonts w:hint="eastAsia" w:ascii="Times New Roman" w:hAnsi="Times New Roman" w:eastAsia="FangSong" w:cs="Times New Roman"/>
         </w:rPr>
         <w:t>解释全过程</w:t>
       </w:r>
@@ -16366,9 +16336,9 @@
         </w:pict>
       </w:r>
     </w:p>
-    <w:bookmarkEnd w:id="59"/>
-    <w:bookmarkEnd w:id="60"/>
-    <w:bookmarkStart w:id="61" w:name="延伸阅读"/>
+    <w:bookmarkEnd w:id="53"/>
+    <w:bookmarkEnd w:id="54"/>
+    <w:bookmarkStart w:id="55" w:name="延伸阅读"/>
     <w:p>
       <w:pPr>
         <w:pStyle w:val="Heading2"/>
@@ -16397,7 +16367,7 @@
       </w:r>
       <w:r>
         <w:rPr>
-          <w:rFonts w:hint="eastAsia" w:ascii="Times New Roman" w:hAnsi="Times New Roman" w:eastAsia="SimSun" w:cs="Times New Roman"/>
+          <w:rFonts w:hint="eastAsia" w:ascii="Times New Roman" w:hAnsi="Times New Roman" w:eastAsia="FangSong" w:cs="Times New Roman"/>
         </w:rPr>
         <w:t>专题与题型</w:t>
       </w:r>
@@ -16409,7 +16379,7 @@
       </w:r>
       <w:r>
         <w:rPr>
-          <w:rFonts w:hint="eastAsia" w:ascii="Times New Roman" w:hAnsi="Times New Roman" w:eastAsia="SimSun" w:cs="Times New Roman"/>
+          <w:rFonts w:hint="eastAsia" w:ascii="Times New Roman" w:hAnsi="Times New Roman" w:eastAsia="FangSong" w:cs="Times New Roman"/>
         </w:rPr>
         <w:t>专题</w:t>
       </w:r>
@@ -16421,7 +16391,7 @@
       </w:r>
       <w:r>
         <w:rPr>
-          <w:rFonts w:hint="eastAsia" w:ascii="Times New Roman" w:hAnsi="Times New Roman" w:eastAsia="SimSun" w:cs="Times New Roman"/>
+          <w:rFonts w:hint="eastAsia" w:ascii="Times New Roman" w:hAnsi="Times New Roman" w:eastAsia="FangSong" w:cs="Times New Roman"/>
         </w:rPr>
         <w:t>专题</w:t>
       </w:r>
@@ -16433,7 +16403,7 @@
       </w:r>
       <w:r>
         <w:rPr>
-          <w:rFonts w:hint="eastAsia" w:ascii="Times New Roman" w:hAnsi="Times New Roman" w:eastAsia="SimSun" w:cs="Times New Roman"/>
+          <w:rFonts w:hint="eastAsia" w:ascii="Times New Roman" w:hAnsi="Times New Roman" w:eastAsia="FangSong" w:cs="Times New Roman"/>
         </w:rPr>
         <w:t>胶体与表面化学</w:t>
       </w:r>
@@ -16445,7 +16415,7 @@
       </w:r>
       <w:r>
         <w:rPr>
-          <w:rFonts w:hint="eastAsia" w:ascii="Times New Roman" w:hAnsi="Times New Roman" w:eastAsia="SimSun" w:cs="Times New Roman"/>
+          <w:rFonts w:hint="eastAsia" w:ascii="Times New Roman" w:hAnsi="Times New Roman" w:eastAsia="FangSong" w:cs="Times New Roman"/>
         </w:rPr>
         <w:t>对应专题页</w:t>
       </w:r>
@@ -16457,7 +16427,7 @@
       </w:r>
       <w:r>
         <w:rPr>
-          <w:rFonts w:hint="eastAsia" w:ascii="Times New Roman" w:hAnsi="Times New Roman" w:eastAsia="SimSun" w:cs="Times New Roman"/>
+          <w:rFonts w:hint="eastAsia" w:ascii="Times New Roman" w:hAnsi="Times New Roman" w:eastAsia="FangSong" w:cs="Times New Roman"/>
         </w:rPr>
         <w:t>核心结论</w:t>
       </w:r>
@@ -16469,7 +16439,7 @@
       </w:r>
       <w:r>
         <w:rPr>
-          <w:rFonts w:hint="eastAsia" w:ascii="Times New Roman" w:hAnsi="Times New Roman" w:eastAsia="SimSun" w:cs="Times New Roman"/>
+          <w:rFonts w:hint="eastAsia" w:ascii="Times New Roman" w:hAnsi="Times New Roman" w:eastAsia="FangSong" w:cs="Times New Roman"/>
         </w:rPr>
         <w:t>决策路径</w:t>
       </w:r>
@@ -16481,7 +16451,7 @@
       </w:r>
       <w:r>
         <w:rPr>
-          <w:rFonts w:hint="eastAsia" w:ascii="Times New Roman" w:hAnsi="Times New Roman" w:eastAsia="SimSun" w:cs="Times New Roman"/>
+          <w:rFonts w:hint="eastAsia" w:ascii="Times New Roman" w:hAnsi="Times New Roman" w:eastAsia="FangSong" w:cs="Times New Roman"/>
         </w:rPr>
         <w:t>对比表格</w:t>
       </w:r>
@@ -16508,7 +16478,7 @@
       </w:r>
       <w:r>
         <w:rPr>
-          <w:rFonts w:hint="eastAsia" w:ascii="Times New Roman" w:hAnsi="Times New Roman" w:eastAsia="SimSun" w:cs="Times New Roman"/>
+          <w:rFonts w:hint="eastAsia" w:ascii="Times New Roman" w:hAnsi="Times New Roman" w:eastAsia="FangSong" w:cs="Times New Roman"/>
         </w:rPr>
         <w:t>课件</w:t>
       </w:r>
@@ -16520,7 +16490,7 @@
       </w:r>
       <w:r>
         <w:rPr>
-          <w:rFonts w:hint="eastAsia" w:ascii="Times New Roman" w:hAnsi="Times New Roman" w:eastAsia="SimSun" w:cs="Times New Roman"/>
+          <w:rFonts w:hint="eastAsia" w:ascii="Times New Roman" w:hAnsi="Times New Roman" w:eastAsia="FangSong" w:cs="Times New Roman"/>
         </w:rPr>
         <w:t>学生讲义</w:t>
       </w:r>
@@ -16532,7 +16502,7 @@
       </w:r>
       <w:r>
         <w:rPr>
-          <w:rFonts w:hint="eastAsia" w:ascii="Times New Roman" w:hAnsi="Times New Roman" w:eastAsia="SimSun" w:cs="Times New Roman"/>
+          <w:rFonts w:hint="eastAsia" w:ascii="Times New Roman" w:hAnsi="Times New Roman" w:eastAsia="FangSong" w:cs="Times New Roman"/>
         </w:rPr>
         <w:t>溶液与相图</w:t>
       </w:r>
@@ -16544,7 +16514,7 @@
       </w:r>
       <w:r>
         <w:rPr>
-          <w:rFonts w:hint="eastAsia" w:ascii="Times New Roman" w:hAnsi="Times New Roman" w:eastAsia="SimSun" w:cs="Times New Roman"/>
+          <w:rFonts w:hint="eastAsia" w:ascii="Times New Roman" w:hAnsi="Times New Roman" w:eastAsia="FangSong" w:cs="Times New Roman"/>
         </w:rPr>
         <w:t>超级充实版</w:t>
       </w:r>
@@ -16556,7 +16526,7 @@
       </w:r>
       <w:r>
         <w:rPr>
-          <w:rFonts w:hint="eastAsia" w:ascii="Times New Roman" w:hAnsi="Times New Roman" w:eastAsia="SimSun" w:cs="Times New Roman"/>
+          <w:rFonts w:hint="eastAsia" w:ascii="Times New Roman" w:hAnsi="Times New Roman" w:eastAsia="FangSong" w:cs="Times New Roman"/>
         </w:rPr>
         <w:t>自学完整</w:t>
       </w:r>
@@ -16574,7 +16544,7 @@
       </w:r>
       <w:r>
         <w:rPr>
-          <w:rFonts w:hint="eastAsia" w:ascii="Times New Roman" w:hAnsi="Times New Roman" w:eastAsia="SimSun" w:cs="Times New Roman"/>
+          <w:rFonts w:hint="eastAsia" w:ascii="Times New Roman" w:hAnsi="Times New Roman" w:eastAsia="FangSong" w:cs="Times New Roman"/>
         </w:rPr>
         <w:t>第一轮依数性</w:t>
       </w:r>
@@ -16586,7 +16556,7 @@
       </w:r>
       <w:r>
         <w:rPr>
-          <w:rFonts w:hint="eastAsia" w:ascii="Times New Roman" w:hAnsi="Times New Roman" w:eastAsia="SimSun" w:cs="Times New Roman"/>
+          <w:rFonts w:hint="eastAsia" w:ascii="Times New Roman" w:hAnsi="Times New Roman" w:eastAsia="FangSong" w:cs="Times New Roman"/>
         </w:rPr>
         <w:t>胶体概念前置</w:t>
       </w:r>
@@ -16607,7 +16577,7 @@
       </w:r>
       <w:r>
         <w:rPr>
-          <w:rFonts w:hint="eastAsia" w:ascii="Times New Roman" w:hAnsi="Times New Roman" w:eastAsia="SimSun" w:cs="Times New Roman"/>
+          <w:rFonts w:hint="eastAsia" w:ascii="Times New Roman" w:hAnsi="Times New Roman" w:eastAsia="FangSong" w:cs="Times New Roman"/>
         </w:rPr>
         <w:t>课件</w:t>
       </w:r>
@@ -16619,7 +16589,7 @@
       </w:r>
       <w:r>
         <w:rPr>
-          <w:rFonts w:hint="eastAsia" w:ascii="Times New Roman" w:hAnsi="Times New Roman" w:eastAsia="SimSun" w:cs="Times New Roman"/>
+          <w:rFonts w:hint="eastAsia" w:ascii="Times New Roman" w:hAnsi="Times New Roman" w:eastAsia="FangSong" w:cs="Times New Roman"/>
         </w:rPr>
         <w:t>学生讲义</w:t>
       </w:r>
@@ -16631,7 +16601,7 @@
       </w:r>
       <w:r>
         <w:rPr>
-          <w:rFonts w:hint="eastAsia" w:ascii="Times New Roman" w:hAnsi="Times New Roman" w:eastAsia="SimSun" w:cs="Times New Roman"/>
+          <w:rFonts w:hint="eastAsia" w:ascii="Times New Roman" w:hAnsi="Times New Roman" w:eastAsia="FangSong" w:cs="Times New Roman"/>
         </w:rPr>
         <w:t>物化综合计算</w:t>
       </w:r>
@@ -16643,7 +16613,7 @@
       </w:r>
       <w:r>
         <w:rPr>
-          <w:rFonts w:hint="eastAsia" w:ascii="Times New Roman" w:hAnsi="Times New Roman" w:eastAsia="SimSun" w:cs="Times New Roman"/>
+          <w:rFonts w:hint="eastAsia" w:ascii="Times New Roman" w:hAnsi="Times New Roman" w:eastAsia="FangSong" w:cs="Times New Roman"/>
         </w:rPr>
         <w:t>超级充实版</w:t>
       </w:r>
@@ -16655,7 +16625,7 @@
       </w:r>
       <w:r>
         <w:rPr>
-          <w:rFonts w:hint="eastAsia" w:ascii="Times New Roman" w:hAnsi="Times New Roman" w:eastAsia="SimSun" w:cs="Times New Roman"/>
+          <w:rFonts w:hint="eastAsia" w:ascii="Times New Roman" w:hAnsi="Times New Roman" w:eastAsia="FangSong" w:cs="Times New Roman"/>
         </w:rPr>
         <w:t>自学完整</w:t>
       </w:r>
@@ -16673,7 +16643,7 @@
       </w:r>
       <w:r>
         <w:rPr>
-          <w:rFonts w:hint="eastAsia" w:ascii="Times New Roman" w:hAnsi="Times New Roman" w:eastAsia="SimSun" w:cs="Times New Roman"/>
+          <w:rFonts w:hint="eastAsia" w:ascii="Times New Roman" w:hAnsi="Times New Roman" w:eastAsia="FangSong" w:cs="Times New Roman"/>
         </w:rPr>
         <w:t>物化线姊妹讲义</w:t>
       </w:r>
@@ -16685,7 +16655,7 @@
       </w:r>
       <w:r>
         <w:rPr>
-          <w:rFonts w:hint="eastAsia" w:ascii="Times New Roman" w:hAnsi="Times New Roman" w:eastAsia="SimSun" w:cs="Times New Roman"/>
+          <w:rFonts w:hint="eastAsia" w:ascii="Times New Roman" w:hAnsi="Times New Roman" w:eastAsia="FangSong" w:cs="Times New Roman"/>
         </w:rPr>
         <w:t>吸附</w:t>
       </w:r>
@@ -16697,7 +16667,7 @@
       </w:r>
       <w:r>
         <w:rPr>
-          <w:rFonts w:hint="eastAsia" w:ascii="Times New Roman" w:hAnsi="Times New Roman" w:eastAsia="SimSun" w:cs="Times New Roman"/>
+          <w:rFonts w:hint="eastAsia" w:ascii="Times New Roman" w:hAnsi="Times New Roman" w:eastAsia="FangSong" w:cs="Times New Roman"/>
         </w:rPr>
         <w:t xml:space="preserve">的热力学接口</w:t>
       </w:r>
@@ -16730,7 +16700,7 @@
       </w:r>
       <w:r>
         <w:rPr>
-          <w:rFonts w:hint="eastAsia" w:ascii="Times New Roman" w:hAnsi="Times New Roman" w:eastAsia="SimSun" w:cs="Times New Roman"/>
+          <w:rFonts w:hint="eastAsia" w:ascii="Times New Roman" w:hAnsi="Times New Roman" w:eastAsia="FangSong" w:cs="Times New Roman"/>
         </w:rPr>
         <w:t>资料提炼</w:t>
       </w:r>
@@ -16742,7 +16712,7 @@
       </w:r>
       <w:r>
         <w:rPr>
-          <w:rFonts w:hint="eastAsia" w:ascii="Times New Roman" w:hAnsi="Times New Roman" w:eastAsia="SimSun" w:cs="Times New Roman"/>
+          <w:rFonts w:hint="eastAsia" w:ascii="Times New Roman" w:hAnsi="Times New Roman" w:eastAsia="FangSong" w:cs="Times New Roman"/>
         </w:rPr>
         <w:t>书籍提炼</w:t>
       </w:r>
@@ -16754,7 +16724,7 @@
       </w:r>
       <w:r>
         <w:rPr>
-          <w:rFonts w:hint="eastAsia" w:ascii="Times New Roman" w:hAnsi="Times New Roman" w:eastAsia="SimSun" w:cs="Times New Roman"/>
+          <w:rFonts w:hint="eastAsia" w:ascii="Times New Roman" w:hAnsi="Times New Roman" w:eastAsia="FangSong" w:cs="Times New Roman"/>
         </w:rPr>
         <w:t>提炼</w:t>
       </w:r>
@@ -16766,7 +16736,7 @@
       </w:r>
       <w:r>
         <w:rPr>
-          <w:rFonts w:hint="eastAsia" w:ascii="Times New Roman" w:hAnsi="Times New Roman" w:eastAsia="SimSun" w:cs="Times New Roman"/>
+          <w:rFonts w:hint="eastAsia" w:ascii="Times New Roman" w:hAnsi="Times New Roman" w:eastAsia="FangSong" w:cs="Times New Roman"/>
         </w:rPr>
         <w:t>物理化学</w:t>
       </w:r>
@@ -16778,7 +16748,7 @@
       </w:r>
       <w:r>
         <w:rPr>
-          <w:rFonts w:hint="eastAsia" w:ascii="Times New Roman" w:hAnsi="Times New Roman" w:eastAsia="SimSun" w:cs="Times New Roman"/>
+          <w:rFonts w:hint="eastAsia" w:ascii="Times New Roman" w:hAnsi="Times New Roman" w:eastAsia="FangSong" w:cs="Times New Roman"/>
         </w:rPr>
         <w:t>主题</w:t>
       </w:r>
@@ -16790,7 +16760,7 @@
       </w:r>
       <w:r>
         <w:rPr>
-          <w:rFonts w:hint="eastAsia" w:ascii="Times New Roman" w:hAnsi="Times New Roman" w:eastAsia="SimSun" w:cs="Times New Roman"/>
+          <w:rFonts w:hint="eastAsia" w:ascii="Times New Roman" w:hAnsi="Times New Roman" w:eastAsia="FangSong" w:cs="Times New Roman"/>
         </w:rPr>
         <w:t>统计热力学与分子相互作用</w:t>
       </w:r>
@@ -16802,7 +16772,7 @@
       </w:r>
       <w:r>
         <w:rPr>
-          <w:rFonts w:hint="eastAsia" w:ascii="Times New Roman" w:hAnsi="Times New Roman" w:eastAsia="SimSun" w:cs="Times New Roman"/>
+          <w:rFonts w:hint="eastAsia" w:ascii="Times New Roman" w:hAnsi="Times New Roman" w:eastAsia="FangSong" w:cs="Times New Roman"/>
         </w:rPr>
         <w:t>表面张力</w:t>
       </w:r>
@@ -16814,7 +16784,7 @@
       </w:r>
       <w:r>
         <w:rPr>
-          <w:rFonts w:hint="eastAsia" w:ascii="Times New Roman" w:hAnsi="Times New Roman" w:eastAsia="SimSun" w:cs="Times New Roman"/>
+          <w:rFonts w:hint="eastAsia" w:ascii="Times New Roman" w:hAnsi="Times New Roman" w:eastAsia="FangSong" w:cs="Times New Roman"/>
         </w:rPr>
         <w:t>胶束</w:t>
       </w:r>
@@ -16832,7 +16802,7 @@
       </w:r>
       <w:r>
         <w:rPr>
-          <w:rFonts w:hint="eastAsia" w:ascii="Times New Roman" w:hAnsi="Times New Roman" w:eastAsia="SimSun" w:cs="Times New Roman"/>
+          <w:rFonts w:hint="eastAsia" w:ascii="Times New Roman" w:hAnsi="Times New Roman" w:eastAsia="FangSong" w:cs="Times New Roman"/>
         </w:rPr>
         <w:t xml:space="preserve">深化</w:t>
       </w:r>
@@ -16853,7 +16823,7 @@
       </w:r>
       <w:r>
         <w:rPr>
-          <w:rFonts w:hint="eastAsia" w:ascii="Times New Roman" w:hAnsi="Times New Roman" w:eastAsia="SimSun" w:cs="Times New Roman"/>
+          <w:rFonts w:hint="eastAsia" w:ascii="Times New Roman" w:hAnsi="Times New Roman" w:eastAsia="FangSong" w:cs="Times New Roman"/>
         </w:rPr>
         <w:t>资料提炼</w:t>
       </w:r>
@@ -16865,7 +16835,7 @@
       </w:r>
       <w:r>
         <w:rPr>
-          <w:rFonts w:hint="eastAsia" w:ascii="Times New Roman" w:hAnsi="Times New Roman" w:eastAsia="SimSun" w:cs="Times New Roman"/>
+          <w:rFonts w:hint="eastAsia" w:ascii="Times New Roman" w:hAnsi="Times New Roman" w:eastAsia="FangSong" w:cs="Times New Roman"/>
         </w:rPr>
         <w:t>书籍提炼</w:t>
       </w:r>
@@ -16877,7 +16847,7 @@
       </w:r>
       <w:r>
         <w:rPr>
-          <w:rFonts w:hint="eastAsia" w:ascii="Times New Roman" w:hAnsi="Times New Roman" w:eastAsia="SimSun" w:cs="Times New Roman"/>
+          <w:rFonts w:hint="eastAsia" w:ascii="Times New Roman" w:hAnsi="Times New Roman" w:eastAsia="FangSong" w:cs="Times New Roman"/>
         </w:rPr>
         <w:t>提炼</w:t>
       </w:r>
@@ -16889,7 +16859,7 @@
       </w:r>
       <w:r>
         <w:rPr>
-          <w:rFonts w:hint="eastAsia" w:ascii="Times New Roman" w:hAnsi="Times New Roman" w:eastAsia="SimSun" w:cs="Times New Roman"/>
+          <w:rFonts w:hint="eastAsia" w:ascii="Times New Roman" w:hAnsi="Times New Roman" w:eastAsia="FangSong" w:cs="Times New Roman"/>
         </w:rPr>
         <w:t>物理化学</w:t>
       </w:r>
@@ -16901,7 +16871,7 @@
       </w:r>
       <w:r>
         <w:rPr>
-          <w:rFonts w:hint="eastAsia" w:ascii="Times New Roman" w:hAnsi="Times New Roman" w:eastAsia="SimSun" w:cs="Times New Roman"/>
+          <w:rFonts w:hint="eastAsia" w:ascii="Times New Roman" w:hAnsi="Times New Roman" w:eastAsia="FangSong" w:cs="Times New Roman"/>
         </w:rPr>
         <w:t>主题</w:t>
       </w:r>
@@ -16913,7 +16883,7 @@
       </w:r>
       <w:r>
         <w:rPr>
-          <w:rFonts w:hint="eastAsia" w:ascii="Times New Roman" w:hAnsi="Times New Roman" w:eastAsia="SimSun" w:cs="Times New Roman"/>
+          <w:rFonts w:hint="eastAsia" w:ascii="Times New Roman" w:hAnsi="Times New Roman" w:eastAsia="FangSong" w:cs="Times New Roman"/>
         </w:rPr>
         <w:t>动力学与表面过程</w:t>
       </w:r>
@@ -16925,7 +16895,7 @@
       </w:r>
       <w:r>
         <w:rPr>
-          <w:rFonts w:hint="eastAsia" w:ascii="Times New Roman" w:hAnsi="Times New Roman" w:eastAsia="SimSun" w:cs="Times New Roman"/>
+          <w:rFonts w:hint="eastAsia" w:ascii="Times New Roman" w:hAnsi="Times New Roman" w:eastAsia="FangSong" w:cs="Times New Roman"/>
         </w:rPr>
         <w:t>吸附</w:t>
       </w:r>
@@ -16937,7 +16907,7 @@
       </w:r>
       <w:r>
         <w:rPr>
-          <w:rFonts w:hint="eastAsia" w:ascii="Times New Roman" w:hAnsi="Times New Roman" w:eastAsia="SimSun" w:cs="Times New Roman"/>
+          <w:rFonts w:hint="eastAsia" w:ascii="Times New Roman" w:hAnsi="Times New Roman" w:eastAsia="FangSong" w:cs="Times New Roman"/>
         </w:rPr>
         <w:t>多相催化</w:t>
       </w:r>
@@ -16958,7 +16928,7 @@
       </w:r>
       <w:r>
         <w:rPr>
-          <w:rFonts w:hint="eastAsia" w:ascii="Times New Roman" w:hAnsi="Times New Roman" w:eastAsia="SimSun" w:cs="Times New Roman"/>
+          <w:rFonts w:hint="eastAsia" w:ascii="Times New Roman" w:hAnsi="Times New Roman" w:eastAsia="FangSong" w:cs="Times New Roman"/>
         </w:rPr>
         <w:t>题库</w:t>
       </w:r>
@@ -16970,7 +16940,7 @@
       </w:r>
       <w:r>
         <w:rPr>
-          <w:rFonts w:hint="eastAsia" w:ascii="Times New Roman" w:hAnsi="Times New Roman" w:eastAsia="SimSun" w:cs="Times New Roman"/>
+          <w:rFonts w:hint="eastAsia" w:ascii="Times New Roman" w:hAnsi="Times New Roman" w:eastAsia="FangSong" w:cs="Times New Roman"/>
         </w:rPr>
         <w:t>真题</w:t>
       </w:r>
@@ -16982,7 +16952,7 @@
       </w:r>
       <w:r>
         <w:rPr>
-          <w:rFonts w:hint="eastAsia" w:ascii="Times New Roman" w:hAnsi="Times New Roman" w:eastAsia="SimSun" w:cs="Times New Roman"/>
+          <w:rFonts w:hint="eastAsia" w:ascii="Times New Roman" w:hAnsi="Times New Roman" w:eastAsia="FangSong" w:cs="Times New Roman"/>
         </w:rPr>
         <w:t>第</w:t>
       </w:r>
@@ -16994,7 +16964,7 @@
       </w:r>
       <w:r>
         <w:rPr>
-          <w:rFonts w:hint="eastAsia" w:ascii="Times New Roman" w:hAnsi="Times New Roman" w:eastAsia="SimSun" w:cs="Times New Roman"/>
+          <w:rFonts w:hint="eastAsia" w:ascii="Times New Roman" w:hAnsi="Times New Roman" w:eastAsia="FangSong" w:cs="Times New Roman"/>
         </w:rPr>
         <w:t>届决赛</w:t>
       </w:r>
@@ -17006,7 +16976,7 @@
       </w:r>
       <w:r>
         <w:rPr>
-          <w:rFonts w:hint="eastAsia" w:ascii="Times New Roman" w:hAnsi="Times New Roman" w:eastAsia="SimSun" w:cs="Times New Roman"/>
+          <w:rFonts w:hint="eastAsia" w:ascii="Times New Roman" w:hAnsi="Times New Roman" w:eastAsia="FangSong" w:cs="Times New Roman"/>
         </w:rPr>
         <w:t>理论</w:t>
       </w:r>
@@ -17018,7 +16988,7 @@
       </w:r>
       <w:r>
         <w:rPr>
-          <w:rFonts w:hint="eastAsia" w:ascii="Times New Roman" w:hAnsi="Times New Roman" w:eastAsia="SimSun" w:cs="Times New Roman"/>
+          <w:rFonts w:hint="eastAsia" w:ascii="Times New Roman" w:hAnsi="Times New Roman" w:eastAsia="FangSong" w:cs="Times New Roman"/>
         </w:rPr>
         <w:t>题</w:t>
       </w:r>
@@ -17030,7 +17000,7 @@
       </w:r>
       <w:r>
         <w:rPr>
-          <w:rFonts w:hint="eastAsia" w:ascii="Times New Roman" w:hAnsi="Times New Roman" w:eastAsia="SimSun" w:cs="Times New Roman"/>
+          <w:rFonts w:hint="eastAsia" w:ascii="Times New Roman" w:hAnsi="Times New Roman" w:eastAsia="FangSong" w:cs="Times New Roman"/>
         </w:rPr>
         <w:t>决</w:t>
       </w:r>
@@ -17042,7 +17012,7 @@
       </w:r>
       <w:r>
         <w:rPr>
-          <w:rFonts w:hint="eastAsia" w:ascii="Times New Roman" w:hAnsi="Times New Roman" w:eastAsia="SimSun" w:cs="Times New Roman"/>
+          <w:rFonts w:hint="eastAsia" w:ascii="Times New Roman" w:hAnsi="Times New Roman" w:eastAsia="FangSong" w:cs="Times New Roman"/>
         </w:rPr>
         <w:t>胶体化学</w:t>
       </w:r>
@@ -17060,7 +17030,7 @@
       </w:r>
       <w:r>
         <w:rPr>
-          <w:rFonts w:hint="eastAsia" w:ascii="Times New Roman" w:hAnsi="Times New Roman" w:eastAsia="SimSun" w:cs="Times New Roman"/>
+          <w:rFonts w:hint="eastAsia" w:ascii="Times New Roman" w:hAnsi="Times New Roman" w:eastAsia="FangSong" w:cs="Times New Roman"/>
         </w:rPr>
         <w:t xml:space="preserve">胶束热力学真题</w:t>
       </w:r>
@@ -17081,7 +17051,7 @@
       </w:r>
       <w:r>
         <w:rPr>
-          <w:rFonts w:hint="eastAsia" w:ascii="Times New Roman" w:hAnsi="Times New Roman" w:eastAsia="SimSun" w:cs="Times New Roman"/>
+          <w:rFonts w:hint="eastAsia" w:ascii="Times New Roman" w:hAnsi="Times New Roman" w:eastAsia="FangSong" w:cs="Times New Roman"/>
         </w:rPr>
         <w:t>题库</w:t>
       </w:r>
@@ -17093,7 +17063,7 @@
       </w:r>
       <w:r>
         <w:rPr>
-          <w:rFonts w:hint="eastAsia" w:ascii="Times New Roman" w:hAnsi="Times New Roman" w:eastAsia="SimSun" w:cs="Times New Roman"/>
+          <w:rFonts w:hint="eastAsia" w:ascii="Times New Roman" w:hAnsi="Times New Roman" w:eastAsia="FangSong" w:cs="Times New Roman"/>
         </w:rPr>
         <w:t>真题</w:t>
       </w:r>
@@ -17105,7 +17075,7 @@
       </w:r>
       <w:r>
         <w:rPr>
-          <w:rFonts w:hint="eastAsia" w:ascii="Times New Roman" w:hAnsi="Times New Roman" w:eastAsia="SimSun" w:cs="Times New Roman"/>
+          <w:rFonts w:hint="eastAsia" w:ascii="Times New Roman" w:hAnsi="Times New Roman" w:eastAsia="FangSong" w:cs="Times New Roman"/>
         </w:rPr>
         <w:t>第</w:t>
       </w:r>
@@ -17117,7 +17087,7 @@
       </w:r>
       <w:r>
         <w:rPr>
-          <w:rFonts w:hint="eastAsia" w:ascii="Times New Roman" w:hAnsi="Times New Roman" w:eastAsia="SimSun" w:cs="Times New Roman"/>
+          <w:rFonts w:hint="eastAsia" w:ascii="Times New Roman" w:hAnsi="Times New Roman" w:eastAsia="FangSong" w:cs="Times New Roman"/>
         </w:rPr>
         <w:t>届决赛</w:t>
       </w:r>
@@ -17129,7 +17099,7 @@
       </w:r>
       <w:r>
         <w:rPr>
-          <w:rFonts w:hint="eastAsia" w:ascii="Times New Roman" w:hAnsi="Times New Roman" w:eastAsia="SimSun" w:cs="Times New Roman"/>
+          <w:rFonts w:hint="eastAsia" w:ascii="Times New Roman" w:hAnsi="Times New Roman" w:eastAsia="FangSong" w:cs="Times New Roman"/>
         </w:rPr>
         <w:t>理论</w:t>
       </w:r>
@@ -17141,7 +17111,7 @@
       </w:r>
       <w:r>
         <w:rPr>
-          <w:rFonts w:hint="eastAsia" w:ascii="Times New Roman" w:hAnsi="Times New Roman" w:eastAsia="SimSun" w:cs="Times New Roman"/>
+          <w:rFonts w:hint="eastAsia" w:ascii="Times New Roman" w:hAnsi="Times New Roman" w:eastAsia="FangSong" w:cs="Times New Roman"/>
         </w:rPr>
         <w:t>题</w:t>
       </w:r>
@@ -17153,7 +17123,7 @@
       </w:r>
       <w:r>
         <w:rPr>
-          <w:rFonts w:hint="eastAsia" w:ascii="Times New Roman" w:hAnsi="Times New Roman" w:eastAsia="SimSun" w:cs="Times New Roman"/>
+          <w:rFonts w:hint="eastAsia" w:ascii="Times New Roman" w:hAnsi="Times New Roman" w:eastAsia="FangSong" w:cs="Times New Roman"/>
         </w:rPr>
         <w:t>决</w:t>
       </w:r>
@@ -17165,7 +17135,7 @@
       </w:r>
       <w:r>
         <w:rPr>
-          <w:rFonts w:hint="eastAsia" w:ascii="Times New Roman" w:hAnsi="Times New Roman" w:eastAsia="SimSun" w:cs="Times New Roman"/>
+          <w:rFonts w:hint="eastAsia" w:ascii="Times New Roman" w:hAnsi="Times New Roman" w:eastAsia="FangSong" w:cs="Times New Roman"/>
         </w:rPr>
         <w:t>异相催化动力学</w:t>
       </w:r>
@@ -17177,7 +17147,7 @@
       </w:r>
       <w:r>
         <w:rPr>
-          <w:rFonts w:hint="eastAsia" w:ascii="Times New Roman" w:hAnsi="Times New Roman" w:eastAsia="SimSun" w:cs="Times New Roman"/>
+          <w:rFonts w:hint="eastAsia" w:ascii="Times New Roman" w:hAnsi="Times New Roman" w:eastAsia="FangSong" w:cs="Times New Roman"/>
         </w:rPr>
         <w:t xml:space="preserve">催化真题</w:t>
       </w:r>
@@ -17192,8 +17162,8 @@
         </w:pict>
       </w:r>
     </w:p>
-    <w:bookmarkEnd w:id="61"/>
-    <w:bookmarkEnd w:id="62"/>
+    <w:bookmarkEnd w:id="55"/>
+    <w:bookmarkEnd w:id="56"/>
     <w:sectPr>
       <w:footerReference w:type="default" r:id="rId9"/>
       <w:footnotePr>
@@ -17854,7 +17824,7 @@
     <ns0:name ns0:val="Normal"/>
     <ns0:qFormat/>
     <ns0:rPr>
-      <ns0:rFonts ns0:ascii="Times New Roman" ns0:cs="Times New Roman" ns0:eastAsia="SimSun" ns0:hAnsi="Times New Roman"/>
+      <ns0:rFonts ns0:ascii="Times New Roman" ns0:cs="Times New Roman" ns0:eastAsia="FangSong" ns0:hAnsi="Times New Roman"/>
       <ns0:b ns0:val="0"/>
       <ns0:sz ns0:val="23"/>
     </ns0:rPr>
@@ -17868,7 +17838,7 @@
       <ns0:spacing ns0:after="180" ns0:before="180"/>
     </ns0:pPr>
     <ns0:rPr>
-      <ns0:rFonts ns0:ascii="Times New Roman" ns0:hAnsi="Times New Roman" ns0:eastAsia="SimSun" ns0:cs="Times New Roman"/>
+      <ns0:rFonts ns0:ascii="Times New Roman" ns0:hAnsi="Times New Roman" ns0:eastAsia="FangSong" ns0:cs="Times New Roman"/>
     </ns0:rPr>
   </ns0:style>
   <ns0:style ns0:customStyle="1" ns0:styleId="FirstParagraph" ns0:type="paragraph">
@@ -17877,7 +17847,7 @@
     <ns0:next ns0:val="BodyText"/>
     <ns0:qFormat/>
     <ns0:rPr>
-      <ns0:rFonts ns0:ascii="Times New Roman" ns0:hAnsi="Times New Roman" ns0:eastAsia="SimSun" ns0:cs="Times New Roman"/>
+      <ns0:rFonts ns0:ascii="Times New Roman" ns0:hAnsi="Times New Roman" ns0:eastAsia="FangSong" ns0:cs="Times New Roman"/>
     </ns0:rPr>
   </ns0:style>
   <ns0:style ns0:customStyle="1" ns0:styleId="Compact" ns0:type="paragraph">
@@ -17888,7 +17858,7 @@
       <ns0:spacing ns0:after="36" ns0:before="36"/>
     </ns0:pPr>
     <ns0:rPr>
-      <ns0:rFonts ns0:ascii="Times New Roman" ns0:hAnsi="Times New Roman" ns0:eastAsia="SimSun" ns0:cs="Times New Roman"/>
+      <ns0:rFonts ns0:ascii="Times New Roman" ns0:hAnsi="Times New Roman" ns0:eastAsia="FangSong" ns0:cs="Times New Roman"/>
     </ns0:rPr>
   </ns0:style>
   <ns0:style ns0:styleId="Title" ns0:type="paragraph">
@@ -17919,7 +17889,7 @@
     <ns0:uiPriority ns0:val="10"/>
     <ns0:rsid ns0:val="00A10FD9"/>
     <ns0:rPr>
-      <ns0:rFonts ns0:ascii="Times New Roman" ns0:hAnsi="Times New Roman" ns0:eastAsia="SimSun" ns0:cs="Times New Roman"/>
+      <ns0:rFonts ns0:ascii="Times New Roman" ns0:hAnsi="Times New Roman" ns0:eastAsia="FangSong" ns0:cs="Times New Roman"/>
       <ns0:sz ns0:val="56"/>
       <ns0:szCs ns0:val="56"/>
     </ns0:rPr>
@@ -17938,7 +17908,7 @@
       </ns0:numPr>
     </ns0:pPr>
     <ns0:rPr>
-      <ns0:rFonts ns0:ascii="Times New Roman" ns0:cs="Times New Roman" ns0:eastAsia="SimSun" ns0:hAnsi="Times New Roman"/>
+      <ns0:rFonts ns0:ascii="Times New Roman" ns0:cs="Times New Roman" ns0:eastAsia="SimHei" ns0:hAnsi="Times New Roman"/>
       <ns0:b ns0:val="0"/>
       <ns0:color ns0:val="5B6975"/>
       <ns0:sz ns0:val="24"/>
@@ -17952,7 +17922,7 @@
     <ns0:uiPriority ns0:val="11"/>
     <ns0:rsid ns0:val="00A10FD9"/>
     <ns0:rPr>
-      <ns0:rFonts ns0:ascii="Times New Roman" ns0:hAnsi="Times New Roman" ns0:eastAsia="SimSun" ns0:cs="Times New Roman"/>
+      <ns0:rFonts ns0:ascii="Times New Roman" ns0:hAnsi="Times New Roman" ns0:eastAsia="FangSong" ns0:cs="Times New Roman"/>
       <ns0:color ns0:themeColor="text1" ns0:themeTint="A6" ns0:val="595959"/>
       <ns0:sz ns0:val="28"/>
       <ns0:szCs ns0:val="28"/>
@@ -17968,7 +17938,7 @@
       <ns0:keepLines/>
     </ns0:pPr>
     <ns0:rPr>
-      <ns0:rFonts ns0:ascii="Times New Roman" ns0:hAnsi="Times New Roman" ns0:eastAsia="SimSun" ns0:cs="Times New Roman"/>
+      <ns0:rFonts ns0:ascii="Times New Roman" ns0:hAnsi="Times New Roman" ns0:eastAsia="FangSong" ns0:cs="Times New Roman"/>
       <ns0:sz ns0:val="24"/>
       <ns0:szCs ns0:val="24"/>
     </ns0:rPr>
@@ -17983,7 +17953,7 @@
       <ns0:keepLines/>
     </ns0:pPr>
     <ns0:rPr>
-      <ns0:rFonts ns0:ascii="Times New Roman" ns0:hAnsi="Times New Roman" ns0:eastAsia="SimSun" ns0:cs="Times New Roman"/>
+      <ns0:rFonts ns0:ascii="Times New Roman" ns0:hAnsi="Times New Roman" ns0:eastAsia="FangSong" ns0:cs="Times New Roman"/>
       <ns0:sz ns0:val="24"/>
       <ns0:szCs ns0:val="24"/>
     </ns0:rPr>
@@ -18000,7 +17970,7 @@
       <ns0:jc ns0:val="center"/>
     </ns0:pPr>
     <ns0:rPr>
-      <ns0:rFonts ns0:ascii="Times New Roman" ns0:hAnsi="Times New Roman" ns0:eastAsia="SimSun" ns0:cs="Times New Roman"/>
+      <ns0:rFonts ns0:ascii="Times New Roman" ns0:hAnsi="Times New Roman" ns0:eastAsia="FangSong" ns0:cs="Times New Roman"/>
       <ns0:b/>
       <ns0:sz ns0:val="20"/>
       <ns0:szCs ns0:val="20"/>
@@ -18017,7 +17987,7 @@
       <ns0:spacing ns0:after="300" ns0:before="100"/>
     </ns0:pPr>
     <ns0:rPr>
-      <ns0:rFonts ns0:ascii="Times New Roman" ns0:hAnsi="Times New Roman" ns0:eastAsia="SimSun" ns0:cs="Times New Roman"/>
+      <ns0:rFonts ns0:ascii="Times New Roman" ns0:hAnsi="Times New Roman" ns0:eastAsia="FangSong" ns0:cs="Times New Roman"/>
       <ns0:sz ns0:val="20"/>
       <ns0:szCs ns0:val="20"/>
     </ns0:rPr>
@@ -18029,7 +17999,7 @@
     <ns0:qFormat/>
     <ns0:pPr/>
     <ns0:rPr>
-      <ns0:rFonts ns0:ascii="Times New Roman" ns0:hAnsi="Times New Roman" ns0:eastAsia="SimSun" ns0:cs="Times New Roman"/>
+      <ns0:rFonts ns0:ascii="Times New Roman" ns0:hAnsi="Times New Roman" ns0:eastAsia="FangSong" ns0:cs="Times New Roman"/>
     </ns0:rPr>
   </ns0:style>
   <ns0:style ns0:styleId="Heading1" ns0:type="paragraph">
@@ -18365,7 +18335,7 @@
       <ns0:ind ns0:firstLine="0" ns0:left="480" ns0:right="480"/>
     </ns0:pPr>
     <ns0:rPr>
-      <ns0:rFonts ns0:ascii="Times New Roman" ns0:hAnsi="Times New Roman" ns0:eastAsia="SimSun" ns0:cs="Times New Roman"/>
+      <ns0:rFonts ns0:ascii="Times New Roman" ns0:hAnsi="Times New Roman" ns0:eastAsia="FangSong" ns0:cs="Times New Roman"/>
     </ns0:rPr>
   </ns0:style>
   <ns0:style ns0:styleId="FootnoteText" ns0:type="paragraph">
@@ -18376,7 +18346,7 @@
     <ns0:unhideWhenUsed/>
     <ns0:qFormat/>
     <ns0:rPr>
-      <ns0:rFonts ns0:ascii="Times New Roman" ns0:hAnsi="Times New Roman" ns0:eastAsia="SimSun" ns0:cs="Times New Roman"/>
+      <ns0:rFonts ns0:ascii="Times New Roman" ns0:hAnsi="Times New Roman" ns0:eastAsia="FangSong" ns0:cs="Times New Roman"/>
     </ns0:rPr>
   </ns0:style>
   <ns0:style ns0:styleId="FootnoteBlockText" ns0:type="paragraph">
@@ -18391,7 +18361,7 @@
       <ns0:ind ns0:firstLine="0" ns0:left="480" ns0:right="480"/>
     </ns0:pPr>
     <ns0:rPr>
-      <ns0:rFonts ns0:ascii="Times New Roman" ns0:hAnsi="Times New Roman" ns0:eastAsia="SimSun" ns0:cs="Times New Roman"/>
+      <ns0:rFonts ns0:ascii="Times New Roman" ns0:hAnsi="Times New Roman" ns0:eastAsia="FangSong" ns0:cs="Times New Roman"/>
     </ns0:rPr>
   </ns0:style>
   <ns0:style ns0:default="1" ns0:styleId="DefaultParagraphFont" ns0:type="character">
@@ -18399,7 +18369,7 @@
     <ns0:semiHidden/>
     <ns0:unhideWhenUsed/>
     <ns0:rPr>
-      <ns0:rFonts ns0:ascii="Times New Roman" ns0:hAnsi="Times New Roman" ns0:eastAsia="SimSun" ns0:cs="Times New Roman"/>
+      <ns0:rFonts ns0:ascii="Times New Roman" ns0:hAnsi="Times New Roman" ns0:eastAsia="FangSong" ns0:cs="Times New Roman"/>
     </ns0:rPr>
   </ns0:style>
   <ns0:style ns0:default="1" ns0:styleId="Table" ns0:type="table">
@@ -18409,7 +18379,7 @@
     <ns0:unhideWhenUsed/>
     <ns0:qFormat/>
     <ns0:rPr>
-      <ns0:rFonts ns0:ascii="Times New Roman" ns0:hAnsi="Times New Roman" ns0:eastAsia="SimSun" ns0:cs="Times New Roman"/>
+      <ns0:rFonts ns0:ascii="Times New Roman" ns0:hAnsi="Times New Roman" ns0:eastAsia="FangSong" ns0:cs="Times New Roman"/>
     </ns0:rPr>
     <ns0:tblPr>
       <ns0:tblInd ns0:type="dxa" ns0:w="0"/>
@@ -18439,7 +18409,7 @@
       <ns0:spacing ns0:after="0"/>
     </ns0:pPr>
     <ns0:rPr>
-      <ns0:rFonts ns0:ascii="Times New Roman" ns0:hAnsi="Times New Roman" ns0:eastAsia="SimSun" ns0:cs="Times New Roman"/>
+      <ns0:rFonts ns0:ascii="Times New Roman" ns0:hAnsi="Times New Roman" ns0:eastAsia="FangSong" ns0:cs="Times New Roman"/>
       <ns0:b/>
     </ns0:rPr>
   </ns0:style>
@@ -18447,7 +18417,7 @@
     <ns0:name ns0:val="Definition"/>
     <ns0:basedOn ns0:val="Normal"/>
     <ns0:rPr>
-      <ns0:rFonts ns0:ascii="Times New Roman" ns0:hAnsi="Times New Roman" ns0:eastAsia="SimSun" ns0:cs="Times New Roman"/>
+      <ns0:rFonts ns0:ascii="Times New Roman" ns0:hAnsi="Times New Roman" ns0:eastAsia="FangSong" ns0:cs="Times New Roman"/>
     </ns0:rPr>
   </ns0:style>
   <ns0:style ns0:styleId="Caption" ns0:type="paragraph">
@@ -18471,21 +18441,21 @@
       <ns0:keepNext/>
     </ns0:pPr>
     <ns0:rPr>
-      <ns0:rFonts ns0:ascii="Times New Roman" ns0:hAnsi="Times New Roman" ns0:eastAsia="SimSun" ns0:cs="Times New Roman"/>
+      <ns0:rFonts ns0:ascii="Times New Roman" ns0:hAnsi="Times New Roman" ns0:eastAsia="FangSong" ns0:cs="Times New Roman"/>
     </ns0:rPr>
   </ns0:style>
   <ns0:style ns0:customStyle="1" ns0:styleId="ImageCaption" ns0:type="paragraph">
     <ns0:name ns0:val="Image Caption"/>
     <ns0:basedOn ns0:val="Caption"/>
     <ns0:rPr>
-      <ns0:rFonts ns0:ascii="Times New Roman" ns0:hAnsi="Times New Roman" ns0:eastAsia="SimSun" ns0:cs="Times New Roman"/>
+      <ns0:rFonts ns0:ascii="Times New Roman" ns0:hAnsi="Times New Roman" ns0:eastAsia="FangSong" ns0:cs="Times New Roman"/>
     </ns0:rPr>
   </ns0:style>
   <ns0:style ns0:customStyle="1" ns0:styleId="Figure" ns0:type="paragraph">
     <ns0:name ns0:val="Figure"/>
     <ns0:basedOn ns0:val="Normal"/>
     <ns0:rPr>
-      <ns0:rFonts ns0:ascii="Times New Roman" ns0:hAnsi="Times New Roman" ns0:eastAsia="SimSun" ns0:cs="Times New Roman"/>
+      <ns0:rFonts ns0:ascii="Times New Roman" ns0:hAnsi="Times New Roman" ns0:eastAsia="FangSong" ns0:cs="Times New Roman"/>
     </ns0:rPr>
   </ns0:style>
   <ns0:style ns0:customStyle="1" ns0:styleId="CaptionedFigure" ns0:type="paragraph">
@@ -18495,7 +18465,7 @@
       <ns0:keepNext/>
     </ns0:pPr>
     <ns0:rPr>
-      <ns0:rFonts ns0:ascii="Times New Roman" ns0:hAnsi="Times New Roman" ns0:eastAsia="SimSun" ns0:cs="Times New Roman"/>
+      <ns0:rFonts ns0:ascii="Times New Roman" ns0:hAnsi="Times New Roman" ns0:eastAsia="FangSong" ns0:cs="Times New Roman"/>
     </ns0:rPr>
   </ns0:style>
   <ns0:style ns0:customStyle="1" ns0:styleId="BodyTextChar" ns0:type="character">
@@ -18503,14 +18473,14 @@
     <ns0:basedOn ns0:val="DefaultParagraphFont"/>
     <ns0:link ns0:val="BodyText"/>
     <ns0:rPr>
-      <ns0:rFonts ns0:ascii="Times New Roman" ns0:hAnsi="Times New Roman" ns0:eastAsia="SimSun" ns0:cs="Times New Roman"/>
+      <ns0:rFonts ns0:ascii="Times New Roman" ns0:hAnsi="Times New Roman" ns0:eastAsia="FangSong" ns0:cs="Times New Roman"/>
     </ns0:rPr>
   </ns0:style>
   <ns0:style ns0:customStyle="1" ns0:styleId="VerbatimChar" ns0:type="character">
     <ns0:name ns0:val="Verbatim Char"/>
     <ns0:basedOn ns0:val="BodyTextChar"/>
     <ns0:rPr>
-      <ns0:rFonts ns0:ascii="Times New Roman" ns0:cs="Times New Roman" ns0:eastAsia="SimSun" ns0:hAnsi="Times New Roman"/>
+      <ns0:rFonts ns0:ascii="Times New Roman" ns0:cs="Times New Roman" ns0:eastAsia="FangSong" ns0:hAnsi="Times New Roman"/>
       <ns0:b ns0:val="0"/>
       <ns0:sz ns0:val="20"/>
     </ns0:rPr>
@@ -18519,14 +18489,14 @@
     <ns0:name ns0:val="Section Number"/>
     <ns0:basedOn ns0:val="BodyTextChar"/>
     <ns0:rPr>
-      <ns0:rFonts ns0:ascii="Times New Roman" ns0:hAnsi="Times New Roman" ns0:eastAsia="SimSun" ns0:cs="Times New Roman"/>
+      <ns0:rFonts ns0:ascii="Times New Roman" ns0:hAnsi="Times New Roman" ns0:eastAsia="FangSong" ns0:cs="Times New Roman"/>
     </ns0:rPr>
   </ns0:style>
   <ns0:style ns0:styleId="FootnoteReference" ns0:type="character">
     <ns0:name ns0:val="Footnote Reference"/>
     <ns0:basedOn ns0:val="BodyTextChar"/>
     <ns0:rPr>
-      <ns0:rFonts ns0:ascii="Times New Roman" ns0:hAnsi="Times New Roman" ns0:eastAsia="SimSun" ns0:cs="Times New Roman"/>
+      <ns0:rFonts ns0:ascii="Times New Roman" ns0:hAnsi="Times New Roman" ns0:eastAsia="FangSong" ns0:cs="Times New Roman"/>
       <ns0:vertAlign ns0:val="superscript"/>
     </ns0:rPr>
   </ns0:style>
@@ -18534,7 +18504,7 @@
     <ns0:name ns0:val="Hyperlink"/>
     <ns0:basedOn ns0:val="BodyTextChar"/>
     <ns0:rPr>
-      <ns0:rFonts ns0:ascii="Times New Roman" ns0:hAnsi="Times New Roman" ns0:eastAsia="SimSun" ns0:cs="Times New Roman"/>
+      <ns0:rFonts ns0:ascii="Times New Roman" ns0:hAnsi="Times New Roman" ns0:eastAsia="FangSong" ns0:cs="Times New Roman"/>
       <ns0:color ns0:themeColor="accent1" ns0:val="4F81BD"/>
     </ns0:rPr>
   </ns0:style>
@@ -18561,7 +18531,7 @@
     <w:basedOn w:val="BodyText"/>
     <w:qFormat/>
     <ns0:rPr>
-      <w:rFonts ns0:ascii="Times New Roman" ns0:hAnsi="Times New Roman" ns0:eastAsia="SimSun" ns0:cs="Times New Roman"/>
+      <w:rFonts ns0:ascii="Times New Roman" ns0:hAnsi="Times New Roman" ns0:eastAsia="FangSong" ns0:cs="Times New Roman"/>
     </ns0:rPr>
   </w:style>
   <w:style w:type="paragraph" w:customStyle="1" w:styleId="SourceCode">
@@ -18572,14 +18542,14 @@
       <w:wordWrap w:val="off"/>
     </w:pPr>
     <ns0:rPr>
-      <w:rFonts ns0:ascii="Times New Roman" ns0:hAnsi="Times New Roman" ns0:eastAsia="SimSun" ns0:cs="Times New Roman"/>
+      <w:rFonts ns0:ascii="Times New Roman" ns0:hAnsi="Times New Roman" ns0:eastAsia="FangSong" ns0:cs="Times New Roman"/>
     </ns0:rPr>
   </w:style>
   <w:style w:type="character" w:customStyle="1" w:styleId="KeywordTok">
     <w:name w:val="KeywordTok"/>
     <w:basedOn w:val="VerbatimChar"/>
     <w:rPr>
-      <w:rFonts w:ascii="Times New Roman" w:hAnsi="Times New Roman" w:eastAsia="SimSun" w:cs="Times New Roman"/>
+      <w:rFonts w:ascii="Times New Roman" w:hAnsi="Times New Roman" w:eastAsia="FangSong" w:cs="Times New Roman"/>
       <w:b/>
       <w:color w:val="007020"/>
     </w:rPr>
@@ -18588,7 +18558,7 @@
     <w:name w:val="DataTypeTok"/>
     <w:basedOn w:val="VerbatimChar"/>
     <w:rPr>
-      <w:rFonts w:ascii="Times New Roman" w:hAnsi="Times New Roman" w:eastAsia="SimSun" w:cs="Times New Roman"/>
+      <w:rFonts w:ascii="Times New Roman" w:hAnsi="Times New Roman" w:eastAsia="FangSong" w:cs="Times New Roman"/>
       <w:color w:val="902000"/>
     </w:rPr>
   </w:style>
@@ -18596,7 +18566,7 @@
     <w:name w:val="DecValTok"/>
     <w:basedOn w:val="VerbatimChar"/>
     <w:rPr>
-      <w:rFonts w:ascii="Times New Roman" w:hAnsi="Times New Roman" w:eastAsia="SimSun" w:cs="Times New Roman"/>
+      <w:rFonts w:ascii="Times New Roman" w:hAnsi="Times New Roman" w:eastAsia="FangSong" w:cs="Times New Roman"/>
       <w:color w:val="40a070"/>
     </w:rPr>
   </w:style>
@@ -18604,7 +18574,7 @@
     <w:name w:val="BaseNTok"/>
     <w:basedOn w:val="VerbatimChar"/>
     <w:rPr>
-      <w:rFonts w:ascii="Times New Roman" w:hAnsi="Times New Roman" w:eastAsia="SimSun" w:cs="Times New Roman"/>
+      <w:rFonts w:ascii="Times New Roman" w:hAnsi="Times New Roman" w:eastAsia="FangSong" w:cs="Times New Roman"/>
       <w:color w:val="40a070"/>
     </w:rPr>
   </w:style>
@@ -18612,7 +18582,7 @@
     <w:name w:val="FloatTok"/>
     <w:basedOn w:val="VerbatimChar"/>
     <w:rPr>
-      <w:rFonts w:ascii="Times New Roman" w:hAnsi="Times New Roman" w:eastAsia="SimSun" w:cs="Times New Roman"/>
+      <w:rFonts w:ascii="Times New Roman" w:hAnsi="Times New Roman" w:eastAsia="FangSong" w:cs="Times New Roman"/>
       <w:color w:val="40a070"/>
     </w:rPr>
   </w:style>
@@ -18620,7 +18590,7 @@
     <w:name w:val="ConstantTok"/>
     <w:basedOn w:val="VerbatimChar"/>
     <w:rPr>
-      <w:rFonts w:ascii="Times New Roman" w:hAnsi="Times New Roman" w:eastAsia="SimSun" w:cs="Times New Roman"/>
+      <w:rFonts w:ascii="Times New Roman" w:hAnsi="Times New Roman" w:eastAsia="FangSong" w:cs="Times New Roman"/>
       <w:color w:val="880000"/>
     </w:rPr>
   </w:style>
@@ -18628,7 +18598,7 @@
     <w:name w:val="CharTok"/>
     <w:basedOn w:val="VerbatimChar"/>
     <w:rPr>
-      <w:rFonts w:ascii="Times New Roman" w:hAnsi="Times New Roman" w:eastAsia="SimSun" w:cs="Times New Roman"/>
+      <w:rFonts w:ascii="Times New Roman" w:hAnsi="Times New Roman" w:eastAsia="FangSong" w:cs="Times New Roman"/>
       <w:color w:val="4070a0"/>
     </w:rPr>
   </w:style>
@@ -18636,7 +18606,7 @@
     <w:name w:val="SpecialCharTok"/>
     <w:basedOn w:val="VerbatimChar"/>
     <w:rPr>
-      <w:rFonts w:ascii="Times New Roman" w:hAnsi="Times New Roman" w:eastAsia="SimSun" w:cs="Times New Roman"/>
+      <w:rFonts w:ascii="Times New Roman" w:hAnsi="Times New Roman" w:eastAsia="FangSong" w:cs="Times New Roman"/>
       <w:color w:val="4070a0"/>
     </w:rPr>
   </w:style>
@@ -18644,7 +18614,7 @@
     <w:name w:val="StringTok"/>
     <w:basedOn w:val="VerbatimChar"/>
     <w:rPr>
-      <w:rFonts w:ascii="Times New Roman" w:hAnsi="Times New Roman" w:eastAsia="SimSun" w:cs="Times New Roman"/>
+      <w:rFonts w:ascii="Times New Roman" w:hAnsi="Times New Roman" w:eastAsia="FangSong" w:cs="Times New Roman"/>
       <w:color w:val="4070a0"/>
     </w:rPr>
   </w:style>
@@ -18652,7 +18622,7 @@
     <w:name w:val="VerbatimStringTok"/>
     <w:basedOn w:val="VerbatimChar"/>
     <w:rPr>
-      <w:rFonts w:ascii="Times New Roman" w:hAnsi="Times New Roman" w:eastAsia="SimSun" w:cs="Times New Roman"/>
+      <w:rFonts w:ascii="Times New Roman" w:hAnsi="Times New Roman" w:eastAsia="FangSong" w:cs="Times New Roman"/>
       <w:color w:val="4070a0"/>
     </w:rPr>
   </w:style>
@@ -18660,7 +18630,7 @@
     <w:name w:val="SpecialStringTok"/>
     <w:basedOn w:val="VerbatimChar"/>
     <w:rPr>
-      <w:rFonts w:ascii="Times New Roman" w:hAnsi="Times New Roman" w:eastAsia="SimSun" w:cs="Times New Roman"/>
+      <w:rFonts w:ascii="Times New Roman" w:hAnsi="Times New Roman" w:eastAsia="FangSong" w:cs="Times New Roman"/>
       <w:color w:val="bb6688"/>
     </w:rPr>
   </w:style>
@@ -18668,7 +18638,7 @@
     <w:name w:val="ImportTok"/>
     <w:basedOn w:val="VerbatimChar"/>
     <w:rPr>
-      <w:rFonts w:ascii="Times New Roman" w:hAnsi="Times New Roman" w:eastAsia="SimSun" w:cs="Times New Roman"/>
+      <w:rFonts w:ascii="Times New Roman" w:hAnsi="Times New Roman" w:eastAsia="FangSong" w:cs="Times New Roman"/>
       <w:b/>
       <w:color w:val="008000"/>
     </w:rPr>
@@ -18677,7 +18647,7 @@
     <w:name w:val="CommentTok"/>
     <w:basedOn w:val="VerbatimChar"/>
     <w:rPr>
-      <w:rFonts w:ascii="Times New Roman" w:hAnsi="Times New Roman" w:eastAsia="SimSun" w:cs="Times New Roman"/>
+      <w:rFonts w:ascii="Times New Roman" w:hAnsi="Times New Roman" w:eastAsia="FangSong" w:cs="Times New Roman"/>
       <w:i/>
       <w:color w:val="60a0b0"/>
     </w:rPr>
@@ -18686,7 +18656,7 @@
     <w:name w:val="DocumentationTok"/>
     <w:basedOn w:val="VerbatimChar"/>
     <w:rPr>
-      <w:rFonts w:ascii="Times New Roman" w:hAnsi="Times New Roman" w:eastAsia="SimSun" w:cs="Times New Roman"/>
+      <w:rFonts w:ascii="Times New Roman" w:hAnsi="Times New Roman" w:eastAsia="FangSong" w:cs="Times New Roman"/>
       <w:i/>
       <w:color w:val="ba2121"/>
     </w:rPr>
@@ -18695,7 +18665,7 @@
     <w:name w:val="AnnotationTok"/>
     <w:basedOn w:val="VerbatimChar"/>
     <w:rPr>
-      <w:rFonts w:ascii="Times New Roman" w:hAnsi="Times New Roman" w:eastAsia="SimSun" w:cs="Times New Roman"/>
+      <w:rFonts w:ascii="Times New Roman" w:hAnsi="Times New Roman" w:eastAsia="FangSong" w:cs="Times New Roman"/>
       <w:b/>
       <w:i/>
       <w:color w:val="60a0b0"/>
@@ -18705,7 +18675,7 @@
     <w:name w:val="CommentVarTok"/>
     <w:basedOn w:val="VerbatimChar"/>
     <w:rPr>
-      <w:rFonts w:ascii="Times New Roman" w:hAnsi="Times New Roman" w:eastAsia="SimSun" w:cs="Times New Roman"/>
+      <w:rFonts w:ascii="Times New Roman" w:hAnsi="Times New Roman" w:eastAsia="FangSong" w:cs="Times New Roman"/>
       <w:b/>
       <w:i/>
       <w:color w:val="60a0b0"/>
@@ -18715,7 +18685,7 @@
     <w:name w:val="OtherTok"/>
     <w:basedOn w:val="VerbatimChar"/>
     <w:rPr>
-      <w:rFonts w:ascii="Times New Roman" w:hAnsi="Times New Roman" w:eastAsia="SimSun" w:cs="Times New Roman"/>
+      <w:rFonts w:ascii="Times New Roman" w:hAnsi="Times New Roman" w:eastAsia="FangSong" w:cs="Times New Roman"/>
       <w:color w:val="007020"/>
     </w:rPr>
   </w:style>
@@ -18723,7 +18693,7 @@
     <w:name w:val="FunctionTok"/>
     <w:basedOn w:val="VerbatimChar"/>
     <w:rPr>
-      <w:rFonts w:ascii="Times New Roman" w:hAnsi="Times New Roman" w:eastAsia="SimSun" w:cs="Times New Roman"/>
+      <w:rFonts w:ascii="Times New Roman" w:hAnsi="Times New Roman" w:eastAsia="FangSong" w:cs="Times New Roman"/>
       <w:color w:val="06287e"/>
     </w:rPr>
   </w:style>
@@ -18731,7 +18701,7 @@
     <w:name w:val="VariableTok"/>
     <w:basedOn w:val="VerbatimChar"/>
     <w:rPr>
-      <w:rFonts w:ascii="Times New Roman" w:hAnsi="Times New Roman" w:eastAsia="SimSun" w:cs="Times New Roman"/>
+      <w:rFonts w:ascii="Times New Roman" w:hAnsi="Times New Roman" w:eastAsia="FangSong" w:cs="Times New Roman"/>
       <w:color w:val="19177c"/>
     </w:rPr>
   </w:style>
@@ -18739,7 +18709,7 @@
     <w:name w:val="ControlFlowTok"/>
     <w:basedOn w:val="VerbatimChar"/>
     <w:rPr>
-      <w:rFonts w:ascii="Times New Roman" w:hAnsi="Times New Roman" w:eastAsia="SimSun" w:cs="Times New Roman"/>
+      <w:rFonts w:ascii="Times New Roman" w:hAnsi="Times New Roman" w:eastAsia="FangSong" w:cs="Times New Roman"/>
       <w:b/>
       <w:color w:val="007020"/>
     </w:rPr>
@@ -18748,7 +18718,7 @@
     <w:name w:val="OperatorTok"/>
     <w:basedOn w:val="VerbatimChar"/>
     <w:rPr>
-      <w:rFonts w:ascii="Times New Roman" w:hAnsi="Times New Roman" w:eastAsia="SimSun" w:cs="Times New Roman"/>
+      <w:rFonts w:ascii="Times New Roman" w:hAnsi="Times New Roman" w:eastAsia="FangSong" w:cs="Times New Roman"/>
       <w:color w:val="666666"/>
     </w:rPr>
   </w:style>
@@ -18756,7 +18726,7 @@
     <w:name w:val="BuiltInTok"/>
     <w:basedOn w:val="VerbatimChar"/>
     <w:rPr>
-      <w:rFonts w:ascii="Times New Roman" w:hAnsi="Times New Roman" w:eastAsia="SimSun" w:cs="Times New Roman"/>
+      <w:rFonts w:ascii="Times New Roman" w:hAnsi="Times New Roman" w:eastAsia="FangSong" w:cs="Times New Roman"/>
       <w:color w:val="008000"/>
     </w:rPr>
   </w:style>
@@ -18764,14 +18734,14 @@
     <w:name w:val="ExtensionTok"/>
     <w:basedOn w:val="VerbatimChar"/>
     <w:rPr>
-      <w:rFonts w:ascii="Times New Roman" w:hAnsi="Times New Roman" w:eastAsia="SimSun" w:cs="Times New Roman"/>
+      <w:rFonts w:ascii="Times New Roman" w:hAnsi="Times New Roman" w:eastAsia="FangSong" w:cs="Times New Roman"/>
     </w:rPr>
   </w:style>
   <w:style w:type="character" w:customStyle="1" w:styleId="PreprocessorTok">
     <w:name w:val="PreprocessorTok"/>
     <w:basedOn w:val="VerbatimChar"/>
     <w:rPr>
-      <w:rFonts w:ascii="Times New Roman" w:hAnsi="Times New Roman" w:eastAsia="SimSun" w:cs="Times New Roman"/>
+      <w:rFonts w:ascii="Times New Roman" w:hAnsi="Times New Roman" w:eastAsia="FangSong" w:cs="Times New Roman"/>
       <w:color w:val="bc7a00"/>
     </w:rPr>
   </w:style>
@@ -18779,7 +18749,7 @@
     <w:name w:val="AttributeTok"/>
     <w:basedOn w:val="VerbatimChar"/>
     <w:rPr>
-      <w:rFonts w:ascii="Times New Roman" w:hAnsi="Times New Roman" w:eastAsia="SimSun" w:cs="Times New Roman"/>
+      <w:rFonts w:ascii="Times New Roman" w:hAnsi="Times New Roman" w:eastAsia="FangSong" w:cs="Times New Roman"/>
       <w:color w:val="7d9029"/>
     </w:rPr>
   </w:style>
@@ -18787,14 +18757,14 @@
     <w:name w:val="RegionMarkerTok"/>
     <w:basedOn w:val="VerbatimChar"/>
     <w:rPr>
-      <w:rFonts w:ascii="Times New Roman" w:hAnsi="Times New Roman" w:eastAsia="SimSun" w:cs="Times New Roman"/>
+      <w:rFonts w:ascii="Times New Roman" w:hAnsi="Times New Roman" w:eastAsia="FangSong" w:cs="Times New Roman"/>
     </w:rPr>
   </w:style>
   <w:style w:type="character" w:customStyle="1" w:styleId="InformationTok">
     <w:name w:val="InformationTok"/>
     <w:basedOn w:val="VerbatimChar"/>
     <w:rPr>
-      <w:rFonts w:ascii="Times New Roman" w:hAnsi="Times New Roman" w:eastAsia="SimSun" w:cs="Times New Roman"/>
+      <w:rFonts w:ascii="Times New Roman" w:hAnsi="Times New Roman" w:eastAsia="FangSong" w:cs="Times New Roman"/>
       <w:b/>
       <w:i/>
       <w:color w:val="60a0b0"/>
@@ -18804,7 +18774,7 @@
     <w:name w:val="WarningTok"/>
     <w:basedOn w:val="VerbatimChar"/>
     <w:rPr>
-      <w:rFonts w:ascii="Times New Roman" w:hAnsi="Times New Roman" w:eastAsia="SimSun" w:cs="Times New Roman"/>
+      <w:rFonts w:ascii="Times New Roman" w:hAnsi="Times New Roman" w:eastAsia="FangSong" w:cs="Times New Roman"/>
       <w:b/>
       <w:i/>
       <w:color w:val="60a0b0"/>
@@ -18814,7 +18784,7 @@
     <w:name w:val="AlertTok"/>
     <w:basedOn w:val="VerbatimChar"/>
     <w:rPr>
-      <w:rFonts w:ascii="Times New Roman" w:hAnsi="Times New Roman" w:eastAsia="SimSun" w:cs="Times New Roman"/>
+      <w:rFonts w:ascii="Times New Roman" w:hAnsi="Times New Roman" w:eastAsia="FangSong" w:cs="Times New Roman"/>
       <w:b/>
       <w:color w:val="ff0000"/>
     </w:rPr>
@@ -18823,7 +18793,7 @@
     <w:name w:val="ErrorTok"/>
     <w:basedOn w:val="VerbatimChar"/>
     <w:rPr>
-      <w:rFonts w:ascii="Times New Roman" w:hAnsi="Times New Roman" w:eastAsia="SimSun" w:cs="Times New Roman"/>
+      <w:rFonts w:ascii="Times New Roman" w:hAnsi="Times New Roman" w:eastAsia="FangSong" w:cs="Times New Roman"/>
       <w:b/>
       <w:color w:val="ff0000"/>
     </w:rPr>
@@ -18832,7 +18802,7 @@
     <w:name w:val="NormalTok"/>
     <w:basedOn w:val="VerbatimChar"/>
     <w:rPr>
-      <w:rFonts w:ascii="Times New Roman" w:hAnsi="Times New Roman" w:eastAsia="SimSun" w:cs="Times New Roman"/>
+      <w:rFonts w:ascii="Times New Roman" w:hAnsi="Times New Roman" w:eastAsia="FangSong" w:cs="Times New Roman"/>
     </w:rPr>
   </w:style>
 </ns0:styles>

--- a/00-首页/学生讲义Word/胶体与表面物理化学-超级充实版（自学完整）.docx
+++ b/00-首页/学生讲义Word/胶体与表面物理化学-超级充实版（自学完整）.docx
@@ -16088,7 +16088,7 @@
         <w:rPr>
           <w:rFonts w:hint="eastAsia" w:ascii="Times New Roman" w:hAnsi="Times New Roman" w:eastAsia="Times New Roman" w:cs="Times New Roman"/>
         </w:rPr>
-        <w:t>-053-10-</w:t>
+        <w:t>-053-</w:t>
       </w:r>
       <w:r>
         <w:rPr>
